--- a/ema-regulation-ai/Dual_Pathway_Affective_Process_Tracing_manuscript.docx
+++ b/ema-regulation-ai/Dual_Pathway_Affective_Process_Tracing_manuscript.docx
@@ -128,7 +128,7 @@
           <w:szCs w:val="18"/>
           <w:color w:val="000000"/>
         </w:rPr>
-        <w:t xml:space="preserve">—This paper proposes a Dual-Pathway Affective Process Tracing (DP-APT) architecture as the assessment engine for auditable psychological evaluation of emotion regulation in daily life, replacing opaque trait scoring with a transparent and inspectable framework. The motivation stems from a practical difficulty in clinical and research psychology: ecological momentary assessment now yields dense records of how people actually regulate their emotions, yet the models that summarise those records into regulation profiles give the clinician no account of which moments produced a given conclusion. Our methodology integrates two parallel encoding streams. A Temporal Affect Graph Network encodes the sequence of momentary reports as a banded temporal graph in which nodes are episodes, edges express short-range dependence between them, and a gated propagation mechanism carries affective context across neighbouring moments. In parallel, a Regulatory Process Ontology Parser translates the process model of emotion regulation, expressed as a directed acyclic ontology over five strategy families and their superordinate classes, into differentiable concept vectors by graph attention over interpretable node descriptors. The two are coupled by a concept-conditioned fusion whose score for each family decomposes exactly into the contributions of the individual moments, so that every score arrives with the moments that justify it. Because the corpus is simulated, the strategy actually deployed at each prompt is known, and that evidence trail can be checked rather than merely asserted. On a psychologically calibrated corpus of 420 participants, each contributing up to 84 momentary reports over fourteen days, DP-APT attains an AUC-ROC of 0.925 against 0.937 for the strongest sequence baseline, and its trail reaches an alignment of 0.646 where chance is 0.200 and a supervised probe of the same features reaches 0.904 — the best of any model evaluated. The principal finding is negative and general: across models, and within one model as its attention is sparsified, the established faithfulness criteria and the correctness of the explanation move in opposite directions. Explanations that are faithful to the model are therefore not thereby correct about the person, and the significance of this work lies in showing that the difference can be measured and that it is large.</w:t>
+        <w:t xml:space="preserve">—This paper proposes a Dual-Pathway Affective Process Tracing (DP-APT) architecture as the assessment engine for auditable psychological evaluation of emotion regulation in daily life, replacing opaque trait scoring with a transparent and inspectable framework. The motivation is practical: ecological momentary assessment now yields dense records of how people regulate their emotions, yet the models that summarise them into regulation profiles give the clinician no account of which moments produced a given conclusion. Our methodology integrates two encoding streams. A Temporal Affect Graph Network encodes the momentary reports as a banded temporal graph whose nodes are episodes and whose gated propagation carries affective context across neighbouring moments. In parallel, a Regulatory Process Ontology Parser translates the process model of emotion regulation into differentiable concept vectors by graph attention over interpretable node descriptors. A concept-conditioned fusion couples the two, and its score for each family decomposes exactly into per-episode contributions, so that every score arrives with the moments that justify it. Because the corpus is simulated, the strategy deployed at each prompt is known and the trail can be checked rather than asserted. On 420 simulated participants contributing up to 84 reports over fourteen days, DP-APT attains an AUC-ROC of 0.925 against 0.937 for the strongest sequence baseline, and its trail matches what the person actually did at 0.646, against 0.200 at chance and 0.904 for a supervised probe — the best of any comparison model. The principal finding is negative and general: the established faithfulness criteria carry almost no information about whether an explanation is correct. Across models their rank correlation is near zero and the extremes invert, and within one model, sparsifying its attention raises comprehensiveness monotonically while buying nothing in alignment. Explanations faithful to a model are not thereby correct about the person, and this work shows that the difference can be measured.</w:t>
       </w:r>
     </w:p>
     <w:p>
@@ -508,7 +508,7 @@
         <w:rPr>
           <w:color w:val="000000"/>
         </w:rPr>
-        <w:t xml:space="preserve">Our third contribution follows from applying that measure, and it is a warning rather than a claim of success. Faithfulness and correctness come apart, in two places. Across models, the architecture with the strongest erasure scores has almost the weakest alignment, while post-hoc attributions on an unconstrained encoder, which the erasure tests rate poorly, point at the right moments far more often. Within a single model, sparsifying its attention — the standard way to make an attention explanation legible — improves the erasure scores monotonically while alignment with what the person actually did declines. Faithfulness certifies that a model used the evidence it points at, not that the evidence is right, and the two can be pushed apart by ordinary tuning. To the best of our knowledge, this is the first work to combine a temporal graph encoder with a symbolic parser of the process model of emotion regulation for the explicit purpose of auditing psychological assessments, and the first to validate the resulting evidence trail against episode-level regulatory ground truth.</w:t>
+        <w:t xml:space="preserve">Our third contribution follows from applying that measure, and it is a warning rather than a claim of success. Faithfulness and correctness come apart, in two places. Across models, the architecture with the strongest erasure scores has the weakest alignment, while post-hoc attributions on an unconstrained encoder, which the erasure tests rate poorly, point at the right moments far more often; across the models we evaluate the rank correlation between the two criteria is −0.10. Within a single model, sparsifying its attention — the standard way to make an attention explanation legible — raises comprehensiveness monotonically and buys nothing at all in alignment with what the person actually did. Faithfulness certifies that a model used the evidence it points at, not that the evidence is right, and the two can be pushed apart by ordinary tuning. To the best of our knowledge, this is the first work to combine a temporal graph encoder with a symbolic parser of the process model of emotion regulation for the explicit purpose of auditing psychological assessments, and the first to validate the resulting evidence trail against episode-level regulatory ground truth.</w:t>
       </w:r>
     </w:p>
     <w:p>
@@ -1706,35 +1706,31 @@
         <m:r>
           <m:t xml:space="preserve"> </m:t>
         </m:r>
-        <m:r>
-          <m:rPr>
-            <m:sty m:val="p"/>
-          </m:rPr>
-          <m:t xml:space="preserve">[</m:t>
-        </m:r>
-        <m:r>
-          <m:rPr>
-            <m:sty m:val="p"/>
-          </m:rPr>
-          <m:t xml:space="preserve">0</m:t>
-        </m:r>
-        <m:r>
-          <m:t xml:space="preserve">,</m:t>
-        </m:r>
-        <m:r>
-          <m:rPr>
-            <m:sty m:val="p"/>
-          </m:rPr>
-          <m:t xml:space="preserve">1</m:t>
-        </m:r>
         <m:sSup>
           <m:e>
-            <m:r>
-              <m:rPr>
-                <m:sty m:val="p"/>
-              </m:rPr>
-              <m:t xml:space="preserve">]</m:t>
-            </m:r>
+            <m:d>
+              <m:dPr>
+                <m:begChr m:val="["/>
+                <m:endChr m:val="]"/>
+              </m:dPr>
+              <m:e>
+                <m:r>
+                  <m:rPr>
+                    <m:sty m:val="p"/>
+                  </m:rPr>
+                  <m:t xml:space="preserve">0</m:t>
+                </m:r>
+                <m:r>
+                  <m:t xml:space="preserve">,</m:t>
+                </m:r>
+                <m:r>
+                  <m:rPr>
+                    <m:sty m:val="p"/>
+                  </m:rPr>
+                  <m:t xml:space="preserve">1</m:t>
+                </m:r>
+              </m:e>
+            </m:d>
           </m:e>
           <m:sup>
             <m:r>
@@ -2314,6 +2310,61 @@
           <w:color w:val="000000"/>
         </w:rPr>
         <w:t xml:space="preserve">Figure 1. The assessment pipeline in which the proposed engine is deployed. Momentary self-reports and context channels enter the engine, which returns both a regulation profile and the episode-level evidence trail that a clinician audits.</w:t>
+      </w:r>
+    </w:p>
+    <w:p>
+      <w:pPr>
+        <w:pStyle w:val="style0"/>
+        <w:spacing w:before="120" w:after="40"/>
+        <w:jc w:val="center"/>
+        <w:keepNext/>
+      </w:pPr>
+      <w:r>
+        <w:rPr/>
+        <w:drawing>
+          <wp:inline distT="0" distB="0" distL="0" distR="0">
+            <wp:extent cx="3096000" cy="2192171"/>
+            <wp:docPr id="2" name="Picture 2"/>
+            <a:graphic>
+              <a:graphicData uri="http://schemas.openxmlformats.org/drawingml/2006/picture">
+                <pic:pic>
+                  <pic:nvPicPr>
+                    <pic:cNvPr id="2" name="figure2_architecture.png"/>
+                    <pic:cNvPicPr/>
+                  </pic:nvPicPr>
+                  <pic:blipFill>
+                    <a:blip r:embed="rIdImg2"/>
+                    <a:stretch>
+                      <a:fillRect/>
+                    </a:stretch>
+                  </pic:blipFill>
+                  <pic:spPr>
+                    <a:xfrm>
+                      <a:off x="0" y="0"/>
+                      <a:ext cx="3096000" cy="2192171"/>
+                    </a:xfrm>
+                    <a:prstGeom prst="rect">
+                      <a:avLst/>
+                    </a:prstGeom>
+                  </pic:spPr>
+                </pic:pic>
+              </a:graphicData>
+            </a:graphic>
+          </wp:inline>
+        </w:drawing>
+      </w:r>
+    </w:p>
+    <w:p>
+      <w:pPr>
+        <w:pStyle w:val="style0"/>
+        <w:spacing w:before="40" w:after="160"/>
+        <w:jc w:val="center"/>
+      </w:pPr>
+      <w:r>
+        <w:rPr>
+          <w:color w:val="000000"/>
+        </w:rPr>
+        <w:t xml:space="preserve">Figure 2. Internal architecture of the Dual-Pathway Affective Process Tracing engine.</w:t>
       </w:r>
     </w:p>
     <w:p>
@@ -4276,7 +4327,7 @@
         <w:rPr>
           <w:color w:val="000000"/>
         </w:rPr>
-        <w:t xml:space="preserve">. Because superordinate nodes are neighbours of the families beneath them, a family’s concept vector absorbs information from its class, which is how the hierarchy of the process model enters the model as an inductive prior. The residual term is not cosmetic. The ontology is small and densely connected — every family lies within two hops of every other through the classes above it — so repeated neighbourhood averaging pushes the leaves together. Averaged over three initialisations, plain averaging leaves the closest pair of concept vectors at an absolute cosine similarity of 1.00, which is two families the detector cannot tell apart; the skip connection brings that down to 0.89. It does not change the average similarity between the five vectors, which stays near 0.66 either way and reflects the fact that the descriptors place all five families in one six-dimensional space; what it prevents is the outright merging of the closest pair. The concept vectors of the five leaves, </w:t>
+        <w:t xml:space="preserve">. Because superordinate nodes are neighbours of the families beneath them, a family’s concept vector absorbs information from its class, which is how the hierarchy of the process model enters the model as an inductive prior. The residual term is not cosmetic. The ontology is small and densely connected — every family lies within two hops of every other through the classes above it — so repeated neighbourhood averaging pushes the leaves together. Averaged over three initialisations, plain averaging leaves the closest pair of concept vectors at an absolute cosine similarity of 0.997, which is two families the detector cannot tell apart; the skip connection brings that down to 0.890. It does not change the average similarity between the five vectors (0.66 with the skip connection, 0.65 without), which reflects the fact that the descriptors place all five families in one six-dimensional space; what it prevents is the outright merging of the closest pair. The concept vectors of the five leaves, </w:t>
       </w:r>
       <m:oMath>
         <m:sSub>
@@ -6948,7 +6999,7 @@
         <w:rPr>
           <w:color w:val="000000"/>
         </w:rPr>
-        <w:t xml:space="preserve"> are the head’s projections of the concept vector and the episode state. Because an explanation that spreads its weight thinly over sixty episodes is not usable by a clinician, this variant admits the regularisation that is usually applied to it, a penalty on the entropy of the attention (16)</w:t>
+        <w:t xml:space="preserve"> are the head’s projections of the concept vector and the episode state. Because an explanation that spreads its weight thinly over the 71.7 answered prompts of an average protocol is not usable by a clinician, this variant admits the regularisation that is usually applied to it, a penalty on the entropy of the attention (16)</w:t>
       </w:r>
     </w:p>
     <w:p>
@@ -7204,61 +7255,6 @@
     <w:p>
       <w:pPr>
         <w:pStyle w:val="style0"/>
-        <w:spacing w:before="120" w:after="40"/>
-        <w:jc w:val="center"/>
-        <w:keepNext/>
-      </w:pPr>
-      <w:r>
-        <w:rPr/>
-        <w:drawing>
-          <wp:inline distT="0" distB="0" distL="0" distR="0">
-            <wp:extent cx="3096000" cy="2331391"/>
-            <wp:docPr id="2" name="Picture 2"/>
-            <a:graphic>
-              <a:graphicData uri="http://schemas.openxmlformats.org/drawingml/2006/picture">
-                <pic:pic>
-                  <pic:nvPicPr>
-                    <pic:cNvPr id="2" name="figure2_architecture.png"/>
-                    <pic:cNvPicPr/>
-                  </pic:nvPicPr>
-                  <pic:blipFill>
-                    <a:blip r:embed="rIdImg2"/>
-                    <a:stretch>
-                      <a:fillRect/>
-                    </a:stretch>
-                  </pic:blipFill>
-                  <pic:spPr>
-                    <a:xfrm>
-                      <a:off x="0" y="0"/>
-                      <a:ext cx="3096000" cy="2331391"/>
-                    </a:xfrm>
-                    <a:prstGeom prst="rect">
-                      <a:avLst/>
-                    </a:prstGeom>
-                  </pic:spPr>
-                </pic:pic>
-              </a:graphicData>
-            </a:graphic>
-          </wp:inline>
-        </w:drawing>
-      </w:r>
-    </w:p>
-    <w:p>
-      <w:pPr>
-        <w:pStyle w:val="style0"/>
-        <w:spacing w:before="40" w:after="160"/>
-        <w:jc w:val="center"/>
-      </w:pPr>
-      <w:r>
-        <w:rPr>
-          <w:color w:val="000000"/>
-        </w:rPr>
-        <w:t xml:space="preserve">Figure 2. Internal architecture of the Dual-Pathway Affective Process Tracing engine.</w:t>
-      </w:r>
-    </w:p>
-    <w:p>
-      <w:pPr>
-        <w:pStyle w:val="style0"/>
         <w:keepNext/>
         <w:numPr>
           <w:ilvl w:val="0"/>
@@ -7318,7 +7314,7 @@
         <w:rPr>
           <w:color w:val="000000"/>
         </w:rPr>
-        <w:t xml:space="preserve">The corpus comprises 420 simulated participants, each prompted six times a day for fourteen days, giving 84 scheduled prompts per person. Prompt compliance is set to 85 per cent, the level typically achieved in signal-contingent designs, so sequences are of unequal length and average 71.7 answered prompts (range 62–81). Each answered prompt yields 17 features: momentary negative and positive affect, arousal, stressor intensity, an appraisal of how controllable the situation is, social presence and location, time of day and day in protocol, regulatory effort, perceived regulatory success, response latency, and four regulation items with deliberately ambiguous cross-loadings on the five families, as momentary self-reports of regulation are in practice.</w:t>
+        <w:t xml:space="preserve">The corpus comprises 420 simulated participants, each prompted six times a day for fourteen days, giving 84 scheduled prompts per person. Prompt compliance is set to 85.3 per cent, the level typically achieved in signal-contingent designs, so sequences are of unequal length and average 71.7 answered prompts (range 62–81). Each answered prompt yields 17 features: momentary negative and positive affect, arousal, stressor intensity, an appraisal of how controllable the situation is, social presence and location, time of day and day in protocol, regulatory effort, perceived regulatory success, response latency, and four regulation items with deliberately ambiguous cross-loadings on the five families, as momentary self-reports of regulation are in practice.</w:t>
       </w:r>
     </w:p>
     <w:p>
@@ -7702,9 +7698,18 @@
         <w:rPr>
           <w:color w:val="000000"/>
         </w:rPr>
-        <w:t xml:space="preserve">All models are implemented on a reverse-mode automatic differentiation engine written for this study on top of numpy, whose operations are verified against central finite differences to a maximum relative deviation below </w:t>
+        <w:t xml:space="preserve">All models are implemented on a reverse-mode automatic differentiation engine written for this study on top of numpy, whose operations are verified against central finite differences over 23 tests, the largest relative deviation being 3.5 </w:t>
       </w:r>
       <m:oMath>
+        <m:r>
+          <m:rPr>
+            <m:sty m:val="p"/>
+          </m:rPr>
+          <m:t xml:space="preserve">×</m:t>
+        </m:r>
+        <m:r>
+          <m:t xml:space="preserve"> </m:t>
+        </m:r>
         <m:sSup>
           <m:e>
             <m:r>
@@ -7722,7 +7727,7 @@
               <m:rPr>
                 <m:sty m:val="p"/>
               </m:rPr>
-              <m:t xml:space="preserve">6</m:t>
+              <m:t xml:space="preserve">8</m:t>
             </m:r>
           </m:sup>
         </m:sSup>
@@ -7743,7 +7748,7 @@
         <w:rPr>
           <w:color w:val="000000"/>
         </w:rPr>
-        <w:t xml:space="preserve"> with a batch of 48 participants for at most 90 epochs, with early stopping on the validation objective and a patience of twenty epochs; the learning rate of every model, including the baselines, is selected on the validation split so that the comparison is not confounded by tuning. Every reported figure is the mean over 3 random initialisations, with the standard deviation in parentheses.</w:t>
+        <w:t xml:space="preserve"> with a batch of 48 participants for at most 90 epochs, with early stopping on the validation objective and a patience of twenty epochs; the learning rate of every model, including the baselines, is selected on the validation split so that the comparison is not confounded by tuning. Every reported performance figure is the mean over 3 random initialisations, with the standard deviation across those initialisations in parentheses; the correlations of Table 4 are computed once, on the scores of the run with the lowest validation cross-entropy.</w:t>
       </w:r>
     </w:p>
     <w:p>
@@ -7808,7 +7813,7 @@
         <w:rPr>
           <w:color w:val="000000"/>
         </w:rPr>
-        <w:t xml:space="preserve">Table 1 reports the per-family average AUC-ROC and AUC-PR on the held-out test participants. DP-APT attains an AUC-ROC of 0.925 and an AUC-PR of 0.940. The strongest baseline is the gated recurrent encoder, at 0.937 and 0.951, so the proposed model is 0.012 AUC-ROC points behind it. We report the shortfall rather than obscuring it. It is the price of a read-out constrained to decompose into per-episode terms, and the constraint is what the rest of the paper is about. Against the interpretable comparison model, the attentive diagnostic architecture, DP-APT is ahead by 0.108 AUC-ROC points, indicating that the symbolic pathway contributes accuracy as well as structure.</w:t>
+        <w:t xml:space="preserve">Table 1 reports the per-family average AUC-ROC and AUC-PR on the held-out test participants. DP-APT attains an AUC-ROC of 0.925 and an AUC-PR of 0.940. The strongest baseline is the gated recurrent encoder, at 0.937 and 0.951, so the proposed model is 0.012 AUC-ROC points behind it, a difference of about one standard deviation across seeds (0.012) and therefore one we cannot distinguish from zero at three initialisations. Two things are worth noting before any of it is interpreted. The aggregated logistic regression, the least expressive model in the comparison, reaches 0.925, which is the proposed model’s accuracy to three decimals: on this corpus a fortnight of momentary reports is summarised almost as well by person-level means and standard deviations as by any sequence model, and accuracy is therefore not where the architectures differ. Against the interpretable comparison model, the attentive diagnostic architecture, DP-APT is ahead by 0.108 AUC-ROC points. That comparison confounds several differences at once — the concept-bottleneck baseline has neither the graph encoder nor the unnormalised detector — so the ablation study below separates them rather than crediting the gap to any one component.</w:t>
       </w:r>
     </w:p>
     <w:p>
@@ -8519,7 +8524,7 @@
         <w:rPr>
           <w:color w:val="000000"/>
         </w:rPr>
-        <w:t xml:space="preserve">Table 2 reports the two ERASER faithfulness criteria and justification alignment for every model that can produce an episode-level explanation. The alignment column is bounded on both sides: a random explanation scores 0.200, and a supervised probe of the same features scores 0.904. DP-APT reaches 0.646, that is 3.23 times chance and 63.4 per cent of the way from chance to the ceiling, the highest of any model evaluated. Its comprehensiveness is 0.172 and its sufficiency 0.456.</w:t>
+        <w:t xml:space="preserve">Table 2 reports the two ERASER faithfulness criteria and justification alignment for every model that can produce an episode-level explanation. The alignment column is bounded on both sides: a random explanation scores 0.200, and a supervised probe of the same features scores 0.904. DP-APT reaches 0.646, that is 3.23 times chance and 63.4 per cent of the way from chance to the ceiling, the highest of any comparison model. Its comprehensiveness is 0.172 and its sufficiency 0.456.</w:t>
       </w:r>
     </w:p>
     <w:p>
@@ -8531,7 +8536,7 @@
         <w:rPr>
           <w:color w:val="000000"/>
         </w:rPr>
-        <w:t xml:space="preserve">The interesting structure in Table 2 is not the winner but the ordering. The attentive diagnostic model has the strongest comprehensiveness in the table (0.221) and nearly the weakest alignment (0.287). The integrated-gradient explanations of the gated recurrent encoder have the weakest comprehensiveness (0.096) and an alignment of 0.523, well above the interpretable architecture that beats it on faithfulness. Across the models in the table the two criteria are not merely uncorrelated; they run in opposite directions. An explanation can point firmly at episodes the model depends on and still be pointing at the wrong episodes, and it can point at the right episodes while the model does not depend on them much.</w:t>
+        <w:t xml:space="preserve">The interesting structure in Table 2 is not the winner but the ordering. Among the comparison models the attentive diagnostic architecture has the strongest comprehensiveness (0.221) together with the weakest alignment (0.287), while the integrated-gradient explanations of the gated recurrent encoder have the weakest comprehensiveness (0.096) and an alignment of 0.523, well above the interpretable architecture that beats it on faithfulness. Across the models in the table the rank correlation between comprehensiveness and alignment is −0.10 (p = .873), so the two criteria carry essentially no information about each other, and at the extremes they invert. An explanation can point firmly at episodes the model depends on and still be pointing at the wrong episodes, and it can point at the right episodes while the model does not depend on them much.</w:t>
       </w:r>
     </w:p>
     <w:p>
@@ -8543,7 +8548,7 @@
         <w:rPr>
           <w:color w:val="000000"/>
         </w:rPr>
-        <w:t xml:space="preserve">The row for the attention variant of our own model makes the point without changing the encoder, the data or the training objective. Read through its attention distribution, that model attains a comprehensiveness of 0.189 — it passes the erasure test — while its alignment is 0.221, against a chance level of 0.200. The heat map a clinician would be shown is, on this corpus, close to uninformative about which moments the person actually spent regulating in the named way, and no faithfulness measure reveals that.</w:t>
+        <w:t xml:space="preserve">The row for the attention variant of our own model makes the point without changing the encoder, the data or the training objective. Read entirely through its attention distribution — erasure scores and alignment alike — that model attains a comprehensiveness of 0.154, which places it in the middle of the table and above two of the four comparison explanations, while its alignment is 0.221 against a chance level of 0.200. The heat map a clinician would be shown is, on this corpus, close to uninformative about which moments the person actually spent regulating in the named way, and no faithfulness measure reveals that.</w:t>
       </w:r>
     </w:p>
     <w:p>
@@ -9044,7 +9049,7 @@
                 <w:szCs w:val="18"/>
                 <w:color w:val="000000"/>
               </w:rPr>
-              <w:t xml:space="preserve">Attentive diagnostic model (attention) </w:t>
+              <w:t xml:space="preserve">Attentive diagnostic model (score decomposition) </w:t>
             </w:r>
             <w:r>
               <w:rPr>
@@ -9304,7 +9309,7 @@
                 <w:szCs w:val="18"/>
                 <w:color w:val="000000"/>
               </w:rPr>
-              <w:t xml:space="preserve">0.189 (0.025)</w:t>
+              <w:t xml:space="preserve">0.154 (0.026)</w:t>
             </w:r>
           </w:p>
         </w:tc>
@@ -9330,7 +9335,7 @@
                 <w:szCs w:val="18"/>
                 <w:color w:val="000000"/>
               </w:rPr>
-              <w:t xml:space="preserve">0.383 (0.030)</w:t>
+              <w:t xml:space="preserve">0.297 (0.017)</w:t>
             </w:r>
           </w:p>
         </w:tc>
@@ -10051,7 +10056,7 @@
                 <w:szCs w:val="18"/>
                 <w:color w:val="000000"/>
               </w:rPr>
-              <w:t xml:space="preserve">0.925</w:t>
+              <w:t xml:space="preserve">0.925 (0.008)</w:t>
             </w:r>
           </w:p>
         </w:tc>
@@ -10077,7 +10082,7 @@
                 <w:szCs w:val="18"/>
                 <w:color w:val="000000"/>
               </w:rPr>
-              <w:t xml:space="preserve">0.464</w:t>
+              <w:t xml:space="preserve">0.464 (0.005)</w:t>
             </w:r>
           </w:p>
         </w:tc>
@@ -10103,7 +10108,7 @@
                 <w:szCs w:val="18"/>
                 <w:color w:val="000000"/>
               </w:rPr>
-              <w:t xml:space="preserve">0.674</w:t>
+              <w:t xml:space="preserve">0.674 (0.052)</w:t>
             </w:r>
           </w:p>
         </w:tc>
@@ -10160,7 +10165,7 @@
                 <w:szCs w:val="18"/>
                 <w:color w:val="000000"/>
               </w:rPr>
-              <w:t xml:space="preserve">0.945</w:t>
+              <w:t xml:space="preserve">0.945 (0.003)</w:t>
             </w:r>
           </w:p>
         </w:tc>
@@ -10186,7 +10191,7 @@
                 <w:szCs w:val="18"/>
                 <w:color w:val="000000"/>
               </w:rPr>
-              <w:t xml:space="preserve">0.479</w:t>
+              <w:t xml:space="preserve">0.479 (0.004)</w:t>
             </w:r>
           </w:p>
         </w:tc>
@@ -10212,7 +10217,7 @@
                 <w:szCs w:val="18"/>
                 <w:color w:val="000000"/>
               </w:rPr>
-              <w:t xml:space="preserve">0.629</w:t>
+              <w:t xml:space="preserve">0.629 (0.000)</w:t>
             </w:r>
           </w:p>
         </w:tc>
@@ -10269,7 +10274,7 @@
                 <w:szCs w:val="18"/>
                 <w:color w:val="000000"/>
               </w:rPr>
-              <w:t xml:space="preserve">0.907</w:t>
+              <w:t xml:space="preserve">0.907 (0.015)</w:t>
             </w:r>
           </w:p>
         </w:tc>
@@ -10295,7 +10300,7 @@
                 <w:szCs w:val="18"/>
                 <w:color w:val="000000"/>
               </w:rPr>
-              <w:t xml:space="preserve">0.415</w:t>
+              <w:t xml:space="preserve">0.415 (0.022)</w:t>
             </w:r>
           </w:p>
         </w:tc>
@@ -10321,7 +10326,7 @@
                 <w:szCs w:val="18"/>
                 <w:color w:val="000000"/>
               </w:rPr>
-              <w:t xml:space="preserve">0.451</w:t>
+              <w:t xml:space="preserve">0.451 (0.022)</w:t>
             </w:r>
           </w:p>
         </w:tc>
@@ -10378,7 +10383,7 @@
                 <w:szCs w:val="18"/>
                 <w:color w:val="000000"/>
               </w:rPr>
-              <w:t xml:space="preserve">0.832</w:t>
+              <w:t xml:space="preserve">0.832 (0.045)</w:t>
             </w:r>
           </w:p>
         </w:tc>
@@ -10404,7 +10409,7 @@
                 <w:szCs w:val="18"/>
                 <w:color w:val="000000"/>
               </w:rPr>
-              <w:t xml:space="preserve">0.383</w:t>
+              <w:t xml:space="preserve">0.383 (0.030)</w:t>
             </w:r>
           </w:p>
         </w:tc>
@@ -10430,7 +10435,7 @@
                 <w:szCs w:val="18"/>
                 <w:color w:val="000000"/>
               </w:rPr>
-              <w:t xml:space="preserve">0.300</w:t>
+              <w:t xml:space="preserve">0.300 (0.028)</w:t>
             </w:r>
           </w:p>
         </w:tc>
@@ -10489,7 +10494,7 @@
                 <w:szCs w:val="18"/>
                 <w:color w:val="000000"/>
               </w:rPr>
-              <w:t xml:space="preserve">0.925</w:t>
+              <w:t xml:space="preserve">0.925 (0.008)</w:t>
             </w:r>
           </w:p>
         </w:tc>
@@ -10516,7 +10521,7 @@
                 <w:szCs w:val="18"/>
                 <w:color w:val="000000"/>
               </w:rPr>
-              <w:t xml:space="preserve">0.456</w:t>
+              <w:t xml:space="preserve">0.456 (0.015)</w:t>
             </w:r>
           </w:p>
         </w:tc>
@@ -10543,7 +10548,7 @@
                 <w:szCs w:val="18"/>
                 <w:color w:val="000000"/>
               </w:rPr>
-              <w:t xml:space="preserve">0.646</w:t>
+              <w:t xml:space="preserve">0.646 (0.017)</w:t>
             </w:r>
           </w:p>
         </w:tc>
@@ -10582,7 +10587,7 @@
         <w:rPr>
           <w:color w:val="000000"/>
         </w:rPr>
-        <w:t xml:space="preserve">The last row is the one that does most work. Normalising the concept–episode coupling over episodes, which is what turns it into an attention distribution and is what the interpretability literature would recommend, costs 0.093 AUC-ROC points and halves the alignment of the resulting evidence trail, from 0.646 to 0.300. Validation cross-entropy selects against it by a wide margin (0.581 against 0.288), which is how the architecture reported here came to be the one without it. The reason is that a softmax over episodes discards magnitude and keeps only relative ranking within a person: it cannot say that a family was never expressed, only which moments expressed it least badly, and it is obliged to place its mass somewhere even when nothing in the protocol warrants it.</w:t>
+        <w:t xml:space="preserve">The last row is the one that does most work. Normalising the concept–episode coupling over episodes, which is what turns it into an attention distribution and is what the interpretability literature would recommend, costs 0.093 AUC-ROC points and takes the alignment of the resulting evidence trail from 0.646 down to 0.300, which is closer to the chance level of 0.200 than to the value it replaces. Validation cross-entropy selects against it by a wide margin (0.581 against 0.288), which is how the architecture reported here came to be the one without it. The reason is that a softmax over episodes discards magnitude and keeps only relative ranking within a person: it cannot say that a family was never expressed, only which moments expressed it least badly, and it is obliged to place its mass somewhere even when nothing in the protocol warrants it.</w:t>
       </w:r>
     </w:p>
     <w:p>
@@ -11182,7 +11187,7 @@
         <w:rPr>
           <w:color w:val="000000"/>
         </w:rPr>
-        <w:t xml:space="preserve">, and they do not move together. Comprehensiveness rises steadily, from 0.189 at </w:t>
+        <w:t xml:space="preserve">, and they do not move together. Comprehensiveness rises steadily and monotonically, from 0.189 at </w:t>
       </w:r>
       <m:oMath>
         <m:r>
@@ -11240,7 +11245,7 @@
         <w:rPr>
           <w:color w:val="000000"/>
         </w:rPr>
-        <w:t xml:space="preserve">: pressing the attention toward a few episodes does make those episodes carry more of the prediction, exactly as the ERASER criteria are designed to detect. Over the same range accuracy falls from 0.832 to 0.751, and alignment falls from 0.300 to 0.282.</w:t>
+        <w:t xml:space="preserve">: pressing the attention toward a few episodes does make those episodes carry more of the prediction, exactly as the ERASER criteria are designed to detect. Accuracy falls over the same range, from 0.832 to 0.751, well beyond the seed-to-seed spread. Alignment does neither: it starts at 0.300, ends at 0.282, and moves non-monotonically in between by amounts comparable to the standard deviation across initialisations (0.040 at the largest weight). We therefore do not claim that sparsification degrades the correctness of the trail; we claim the weaker and better supported thing, that it does not improve it at any setting.</w:t>
       </w:r>
     </w:p>
     <w:p>
@@ -11252,7 +11257,7 @@
         <w:rPr>
           <w:color w:val="000000"/>
         </w:rPr>
-        <w:t xml:space="preserve">A practitioner tuning </w:t>
+        <w:t xml:space="preserve">That is enough for the argument. A practitioner tuning </w:t>
       </w:r>
       <m:oMath>
         <m:r>
@@ -11263,7 +11268,7 @@
         <w:rPr>
           <w:color w:val="000000"/>
         </w:rPr>
-        <w:t xml:space="preserve"> upward would watch the standard faithfulness measure improve and would conclude that the explanations were getting better, while the share of highlighted moments that the person really spent regulating in the named way was going down. Faithfulness asks whether the model used the evidence it points at; alignment asks whether the evidence it points at is the right evidence. Optimising the first does not deliver the second, and here it works against it.</w:t>
+        <w:t xml:space="preserve"> upward would watch the standard faithfulness measure improve monotonically and would conclude that the explanations were getting better, while the share of highlighted moments in which the person really regulated in the named way stayed where it was and accuracy fell away underneath. Faithfulness asks whether the model used the evidence it points at; alignment asks whether the evidence it points at is the right evidence. Optimising the first buys nothing of the second.</w:t>
       </w:r>
     </w:p>
     <w:p>
@@ -11383,7 +11388,7 @@
         <w:rPr>
           <w:color w:val="000000"/>
         </w:rPr>
-        <w:t xml:space="preserve">The constraints that make an assessment inspectable are not free. DP-APT concedes 0.012 AUC-ROC points to an unconstrained sequence encoder. The reason is structural rather than incidental. A regulation profile is defined partly by how often a strategy is deployed, and a frequency is a property of the whole protocol; an explanation, by contrast, is only usable if it points at a few moments. A model that must do both is asked to summarise a fortnight and to indict five evenings at the same time. Our unnormalised detector and prevalence-weighted pool recover part of the aggregate signal while remaining decomposable into per-episode contributions, which limits the gap, but the tension does not disappear.</w:t>
+        <w:t xml:space="preserve">The constraints that make an assessment inspectable are not free, though on this corpus the bill is smaller than we expected. DP-APT concedes 0.012 AUC-ROC points to an unconstrained sequence encoder, which is about one seed-to-seed standard deviation and so not distinguishable from zero at three initialisations; the aggregated logistic baseline, meanwhile, matches the proposed model exactly. The structural tension is nevertheless real, and we expect it to bind on corpora where the sequence carries more than it does here. A regulation profile is defined partly by how often a strategy is deployed, and a frequency is a property of the whole protocol; an explanation, by contrast, is only usable if it points at a few moments. A model that must do both is asked to summarise a fortnight and to indict five evenings at the same time. Our unnormalised detector and prevalence-weighted pool recover part of the aggregate signal while remaining decomposable into per-episode contributions, which limits the gap, but the tension does not disappear.</w:t>
       </w:r>
     </w:p>
     <w:p>
@@ -11395,7 +11400,7 @@
         <w:rPr>
           <w:color w:val="000000"/>
         </w:rPr>
-        <w:t xml:space="preserve">This has a practical consequence for how such systems should be reported. A literature in which every interpretable architecture is claimed to match or beat its black-box comparison invites the suspicion that the comparison was chosen accommodatingly. We would argue instead that the accuracy cost should be measured and stated, and the decision left to the setting: in a screening application where no human reads the output, the unconstrained encoder is the better tool; in a clinical or supervisory setting where a person must justify an assessment to the individual it concerns, an evidence trail 3.23 times better aligned with what the person actually did is worth 0.012 of AUC.</w:t>
+        <w:t xml:space="preserve">This has a practical consequence for how such systems should be reported. A literature in which every interpretable architecture is claimed to match or beat its black-box comparison invites the suspicion that the comparison was chosen accommodatingly. We would argue instead that the accuracy cost should be measured and stated, and the decision left to the setting: in a screening application where no human reads the output, the unconstrained encoder is the better tool; in a clinical or supervisory setting where a person must justify an assessment to the individual it concerns, an evidence trail 1.23 times better aligned with what the person actually did than the same corpus explained post hoc is worth 0.012 of AUC that we cannot in any case measure reliably.</w:t>
       </w:r>
     </w:p>
     <w:p>
@@ -11428,7 +11433,7 @@
         <w:rPr>
           <w:color w:val="000000"/>
         </w:rPr>
-        <w:t xml:space="preserve">The second lesson concerns how explanation quality is judged, and we think it generalises beyond this architecture. The faithfulness criteria in common use ask a question about the model: if these episodes are removed, does the prediction change? A criterion of that form is satisfied by an explanation that points at the wrong moments, provided the model genuinely depends on them. Our results contain both halves of the resulting confusion. Across models the two criteria are inversely ordered, so a reader ranking explanations by comprehensiveness would rank them almost exactly wrongly by correctness. And within one model, raising the weight on the entropy penalty — the obvious way to make an attention explanation more concentrated, and one that improves comprehensiveness monotonically — moves alignment in the opposite direction.</w:t>
+        <w:t xml:space="preserve">The second lesson concerns how explanation quality is judged, and we think it generalises beyond this architecture. The faithfulness criteria in common use ask a question about the model: if these episodes are removed, does the prediction change? A criterion of that form is satisfied by an explanation that points at the wrong moments, provided the model genuinely depends on them. Our results contain both halves of the resulting confusion. Across models the rank correlation between the two criteria is −0.10: knowing that one explanation erases better than another tells a reader essentially nothing about which is more often right, and at the extremes the ordering inverts outright. And within one model, raising the weight on the entropy penalty — the obvious way to make an attention explanation more concentrated, and one that improves comprehensiveness monotonically — leaves alignment where it was while accuracy falls.</w:t>
       </w:r>
     </w:p>
     <w:p>
@@ -11682,7 +11687,7 @@
         <w:rPr>
           <w:color w:val="000000"/>
         </w:rPr>
-        <w:t xml:space="preserve">The work makes three contributions. It provides a fully differentiable assessment pipeline whose output includes an evidence trail that is the arithmetic of the score rather than a reconstruction of it. It introduces a validation of that trail against episode-level regulatory ground truth, turning auditability from a design claim into a measured quantity with a known floor and a known ceiling. And it uses that measure to show that explanation quality as currently assessed does not track explanation correctness: across models the two criteria are inversely ordered, and within one model tuning for faithfulness makes the trail less correct rather than more.</w:t>
+        <w:t xml:space="preserve">The work makes three contributions. It provides a fully differentiable assessment pipeline whose output includes an evidence trail that is the arithmetic of the score rather than a reconstruction of it. It introduces a validation of that trail against episode-level regulatory ground truth, turning auditability from a design claim into a measured quantity with a known floor and a known ceiling. And it uses that measure to show that explanation quality as currently assessed does not track explanation correctness: across models the two criteria are almost unrelated and invert at the extremes, and within one model tuning for faithfulness buys none of it.</w:t>
       </w:r>
     </w:p>
     <w:p>

--- a/ema-regulation-ai/Dual_Pathway_Affective_Process_Tracing_manuscript.docx
+++ b/ema-regulation-ai/Dual_Pathway_Affective_Process_Tracing_manuscript.docx
@@ -4,7 +4,7 @@
   <w:body>
     <w:p>
       <w:pPr>
-        <w:pStyle w:val="style62"/>
+        <w:pStyle w:val="25"/>
         <w:framePr w:w="0" w:hSpace="0" w:vSpace="0" w:wrap="auto" w:hAnchor="text" w:vAnchor="margin" w:xAlign="left" w:yAlign="inline"/>
       </w:pPr>
       <w:r>
@@ -16,89 +16,41 @@
     </w:p>
     <w:p>
       <w:pPr>
-        <w:pStyle w:val="style0"/>
+        <w:pStyle w:val="45"/>
         <w:jc w:val="center"/>
       </w:pPr>
       <w:r>
         <w:rPr>
           <w:color w:val="000000"/>
         </w:rPr>
-        <w:t xml:space="preserve">Xinyu Cai</w:t>
-      </w:r>
-      <w:r>
-        <w:rPr>
-          <w:vertAlign w:val="superscript"/>
-          <w:color w:val="000000"/>
-        </w:rPr>
-        <w:t xml:space="preserve">1</w:t>
-      </w:r>
-      <w:r>
-        <w:rPr>
-          <w:color w:val="000000"/>
-        </w:rPr>
-        <w:t xml:space="preserve">, Qi Zhang</w:t>
-      </w:r>
-      <w:r>
-        <w:rPr>
-          <w:vertAlign w:val="superscript"/>
-          <w:color w:val="000000"/>
-        </w:rPr>
-        <w:t xml:space="preserve">2</w:t>
-      </w:r>
-      <w:r>
-        <w:rPr>
-          <w:color w:val="000000"/>
-        </w:rPr>
-        <w:t xml:space="preserve"> and Tiantian Mo</w:t>
-      </w:r>
-      <w:r>
-        <w:rPr>
-          <w:vertAlign w:val="superscript"/>
-          <w:color w:val="000000"/>
-        </w:rPr>
-        <w:t xml:space="preserve">1,*</w:t>
-      </w:r>
-    </w:p>
-    <w:p>
-      <w:pPr>
-        <w:pStyle w:val="style179"/>
+        <w:t xml:space="preserve">Liming Cai</w:t>
+      </w:r>
+    </w:p>
+    <w:p>
+      <w:pPr>
+        <w:pStyle w:val="74"/>
         <w:numPr>
           <w:ilvl w:val="0"/>
-          <w:numId w:val="6"/>
+          <w:numId w:val="0"/>
         </w:numPr>
+        <w:ind w:left="420" w:leftChars="0" w:hanging="420" w:firstLineChars="0"/>
         <w:jc w:val="center"/>
       </w:pPr>
       <w:r>
         <w:rPr>
           <w:color w:val="000000"/>
         </w:rPr>
-        <w:t xml:space="preserve"> College of Business, Jiaxing University, Jiaxing, Zhejiang 314001, China</w:t>
-      </w:r>
-    </w:p>
-    <w:p>
-      <w:pPr>
-        <w:pStyle w:val="style179"/>
-        <w:numPr>
-          <w:ilvl w:val="0"/>
-          <w:numId w:val="6"/>
-        </w:numPr>
-        <w:jc w:val="center"/>
-      </w:pPr>
-      <w:r>
-        <w:rPr>
-          <w:color w:val="000000"/>
-        </w:rPr>
-        <w:t xml:space="preserve"> Jiaxing University, Jiaxing, Zhejiang 314001, China</w:t>
-      </w:r>
-    </w:p>
-    <w:p>
-      <w:pPr>
-        <w:pStyle w:val="style0"/>
+        <w:t xml:space="preserve">( Jiaxing Nanhu Alliance Experimental School, Jiaxing, Zhejiang 314001, China)</w:t>
+      </w:r>
+    </w:p>
+    <w:p>
+      <w:pPr>
+        <w:pStyle w:val="45"/>
         <w:spacing w:before="20" w:after="320"/>
         <w:ind w:firstLine="202"/>
         <w:jc w:val="both"/>
         <w:sectPr>
-          <w:headerReference w:type="default" r:id="rId2"/>
+          <w:headerReference w:type="default" r:id="rId4"/>
           <w:type w:val="continuous"/>
           <w:pgSz w:w="12240" w:h="15840" w:orient="portrait"/>
           <w:pgMar w:top="1008" w:right="936" w:bottom="1008" w:left="936" w:header="432" w:footer="432" w:gutter="0"/>
@@ -109,7 +61,7 @@
     </w:p>
     <w:p>
       <w:pPr>
-        <w:pStyle w:val="style4105"/>
+        <w:pStyle w:val="45"/>
         <w:ind w:firstLine="0"/>
       </w:pPr>
       <w:r>
@@ -133,7 +85,7 @@
     </w:p>
     <w:p>
       <w:pPr>
-        <w:pStyle w:val="style0"/>
+        <w:pStyle w:val="45"/>
         <w:jc w:val="both"/>
       </w:pPr>
       <w:r>
@@ -157,7 +109,7 @@
     </w:p>
     <w:p>
       <w:pPr>
-        <w:pStyle w:val="style0"/>
+        <w:pStyle w:val="45"/>
         <w:keepNext/>
         <w:numPr>
           <w:ilvl w:val="0"/>
@@ -177,7 +129,7 @@
     </w:p>
     <w:p>
       <w:pPr>
-        <w:pStyle w:val="style0"/>
+        <w:pStyle w:val="45"/>
         <w:jc w:val="both"/>
       </w:pPr>
       <w:r>
@@ -261,7 +213,7 @@
     </w:p>
     <w:p>
       <w:pPr>
-        <w:pStyle w:val="style0"/>
+        <w:pStyle w:val="45"/>
         <w:jc w:val="both"/>
       </w:pPr>
       <w:r>
@@ -357,7 +309,7 @@
     </w:p>
     <w:p>
       <w:pPr>
-        <w:pStyle w:val="style0"/>
+        <w:pStyle w:val="45"/>
         <w:jc w:val="both"/>
       </w:pPr>
       <w:r>
@@ -441,7 +393,7 @@
     </w:p>
     <w:p>
       <w:pPr>
-        <w:pStyle w:val="style0"/>
+        <w:pStyle w:val="45"/>
         <w:jc w:val="both"/>
       </w:pPr>
       <w:r>
@@ -453,7 +405,7 @@
     </w:p>
     <w:p>
       <w:pPr>
-        <w:pStyle w:val="style0"/>
+        <w:pStyle w:val="45"/>
         <w:jc w:val="both"/>
       </w:pPr>
       <w:r>
@@ -501,7 +453,7 @@
     </w:p>
     <w:p>
       <w:pPr>
-        <w:pStyle w:val="style0"/>
+        <w:pStyle w:val="45"/>
         <w:jc w:val="both"/>
       </w:pPr>
       <w:r>
@@ -513,7 +465,7 @@
     </w:p>
     <w:p>
       <w:pPr>
-        <w:pStyle w:val="style0"/>
+        <w:pStyle w:val="45"/>
         <w:jc w:val="both"/>
       </w:pPr>
       <w:r>
@@ -525,7 +477,7 @@
     </w:p>
     <w:p>
       <w:pPr>
-        <w:pStyle w:val="style0"/>
+        <w:pStyle w:val="45"/>
         <w:keepNext/>
         <w:numPr>
           <w:ilvl w:val="0"/>
@@ -545,7 +497,7 @@
     </w:p>
     <w:p>
       <w:pPr>
-        <w:pStyle w:val="style0"/>
+        <w:pStyle w:val="45"/>
         <w:jc w:val="both"/>
       </w:pPr>
       <w:r>
@@ -557,7 +509,7 @@
     </w:p>
     <w:p>
       <w:pPr>
-        <w:pStyle w:val="style0"/>
+        <w:pStyle w:val="45"/>
         <w:keepNext/>
         <w:numPr>
           <w:ilvl w:val="1"/>
@@ -578,7 +530,7 @@
     </w:p>
     <w:p>
       <w:pPr>
-        <w:pStyle w:val="style0"/>
+        <w:pStyle w:val="45"/>
         <w:jc w:val="both"/>
       </w:pPr>
       <w:r>
@@ -674,7 +626,7 @@
     </w:p>
     <w:p>
       <w:pPr>
-        <w:pStyle w:val="style0"/>
+        <w:pStyle w:val="45"/>
         <w:jc w:val="both"/>
       </w:pPr>
       <w:r>
@@ -710,7 +662,7 @@
     </w:p>
     <w:p>
       <w:pPr>
-        <w:pStyle w:val="style0"/>
+        <w:pStyle w:val="45"/>
         <w:keepNext/>
         <w:numPr>
           <w:ilvl w:val="1"/>
@@ -731,7 +683,7 @@
     </w:p>
     <w:p>
       <w:pPr>
-        <w:pStyle w:val="style0"/>
+        <w:pStyle w:val="45"/>
         <w:jc w:val="both"/>
       </w:pPr>
       <w:r>
@@ -851,7 +803,7 @@
     </w:p>
     <w:p>
       <w:pPr>
-        <w:pStyle w:val="style0"/>
+        <w:pStyle w:val="45"/>
         <w:keepNext/>
         <w:numPr>
           <w:ilvl w:val="1"/>
@@ -872,7 +824,7 @@
     </w:p>
     <w:p>
       <w:pPr>
-        <w:pStyle w:val="style0"/>
+        <w:pStyle w:val="45"/>
         <w:jc w:val="both"/>
       </w:pPr>
       <w:r>
@@ -992,7 +944,7 @@
     </w:p>
     <w:p>
       <w:pPr>
-        <w:pStyle w:val="style0"/>
+        <w:pStyle w:val="45"/>
         <w:keepNext/>
         <w:numPr>
           <w:ilvl w:val="1"/>
@@ -1013,7 +965,7 @@
     </w:p>
     <w:p>
       <w:pPr>
-        <w:pStyle w:val="style0"/>
+        <w:pStyle w:val="45"/>
         <w:jc w:val="both"/>
       </w:pPr>
       <w:r>
@@ -1193,7 +1145,7 @@
     </w:p>
     <w:p>
       <w:pPr>
-        <w:pStyle w:val="style0"/>
+        <w:pStyle w:val="45"/>
         <w:keepNext/>
         <w:numPr>
           <w:ilvl w:val="0"/>
@@ -1213,7 +1165,7 @@
     </w:p>
     <w:p>
       <w:pPr>
-        <w:pStyle w:val="style0"/>
+        <w:pStyle w:val="45"/>
         <w:jc w:val="both"/>
       </w:pPr>
       <w:r>
@@ -1225,7 +1177,7 @@
     </w:p>
     <w:p>
       <w:pPr>
-        <w:pStyle w:val="style0"/>
+        <w:pStyle w:val="45"/>
         <w:keepNext/>
         <w:numPr>
           <w:ilvl w:val="1"/>
@@ -1246,7 +1198,7 @@
     </w:p>
     <w:p>
       <w:pPr>
-        <w:pStyle w:val="style0"/>
+        <w:pStyle w:val="45"/>
         <w:jc w:val="both"/>
       </w:pPr>
       <w:r>
@@ -1496,7 +1448,7 @@
     </w:p>
     <w:p>
       <w:pPr>
-        <w:pStyle w:val="style0"/>
+        <w:pStyle w:val="45"/>
         <w:jc w:val="center"/>
       </w:pPr>
       <m:oMathPara>
@@ -1664,7 +1616,7 @@
     </w:p>
     <w:p>
       <w:pPr>
-        <w:pStyle w:val="style0"/>
+        <w:pStyle w:val="45"/>
         <w:ind w:firstLine="0"/>
         <w:jc w:val="both"/>
       </w:pPr>
@@ -1858,7 +1810,7 @@
     </w:p>
     <w:p>
       <w:pPr>
-        <w:pStyle w:val="style0"/>
+        <w:pStyle w:val="45"/>
         <w:keepNext/>
         <w:numPr>
           <w:ilvl w:val="1"/>
@@ -1879,7 +1831,7 @@
     </w:p>
     <w:p>
       <w:pPr>
-        <w:pStyle w:val="style0"/>
+        <w:pStyle w:val="45"/>
         <w:jc w:val="both"/>
       </w:pPr>
       <w:r>
@@ -1960,7 +1912,7 @@
     </w:p>
     <w:p>
       <w:pPr>
-        <w:pStyle w:val="style0"/>
+        <w:pStyle w:val="45"/>
         <w:jc w:val="center"/>
       </w:pPr>
       <m:oMathPara>
@@ -2097,7 +2049,7 @@
     </w:p>
     <w:p>
       <w:pPr>
-        <w:pStyle w:val="style0"/>
+        <w:pStyle w:val="45"/>
         <w:ind w:firstLine="0"/>
         <w:jc w:val="both"/>
       </w:pPr>
@@ -2182,7 +2134,7 @@
     </w:p>
     <w:p>
       <w:pPr>
-        <w:pStyle w:val="style0"/>
+        <w:pStyle w:val="45"/>
         <w:keepNext/>
         <w:numPr>
           <w:ilvl w:val="1"/>
@@ -2203,7 +2155,7 @@
     </w:p>
     <w:p>
       <w:pPr>
-        <w:pStyle w:val="style0"/>
+        <w:pStyle w:val="45"/>
         <w:jc w:val="both"/>
       </w:pPr>
       <w:r>
@@ -2227,7 +2179,7 @@
     </w:p>
     <w:p>
       <w:pPr>
-        <w:pStyle w:val="style0"/>
+        <w:pStyle w:val="45"/>
         <w:keepNext/>
         <w:numPr>
           <w:ilvl w:val="0"/>
@@ -2247,7 +2199,7 @@
     </w:p>
     <w:p>
       <w:pPr>
-        <w:pStyle w:val="style0"/>
+        <w:pStyle w:val="45"/>
         <w:jc w:val="both"/>
       </w:pPr>
       <w:r>
@@ -2259,7 +2211,7 @@
     </w:p>
     <w:p>
       <w:pPr>
-        <w:pStyle w:val="style0"/>
+        <w:pStyle w:val="45"/>
         <w:spacing w:before="120" w:after="40"/>
         <w:jc w:val="center"/>
         <w:keepNext/>
@@ -2301,7 +2253,7 @@
     </w:p>
     <w:p>
       <w:pPr>
-        <w:pStyle w:val="style0"/>
+        <w:pStyle w:val="45"/>
         <w:spacing w:before="40" w:after="160"/>
         <w:jc w:val="center"/>
       </w:pPr>
@@ -2314,7 +2266,7 @@
     </w:p>
     <w:p>
       <w:pPr>
-        <w:pStyle w:val="style0"/>
+        <w:pStyle w:val="45"/>
         <w:spacing w:before="120" w:after="40"/>
         <w:jc w:val="center"/>
         <w:keepNext/>
@@ -2356,7 +2308,7 @@
     </w:p>
     <w:p>
       <w:pPr>
-        <w:pStyle w:val="style0"/>
+        <w:pStyle w:val="45"/>
         <w:spacing w:before="40" w:after="160"/>
         <w:jc w:val="center"/>
       </w:pPr>
@@ -2369,7 +2321,7 @@
     </w:p>
     <w:p>
       <w:pPr>
-        <w:pStyle w:val="style0"/>
+        <w:pStyle w:val="45"/>
         <w:keepNext/>
         <w:numPr>
           <w:ilvl w:val="1"/>
@@ -2390,7 +2342,7 @@
     </w:p>
     <w:p>
       <w:pPr>
-        <w:pStyle w:val="style0"/>
+        <w:pStyle w:val="45"/>
         <w:jc w:val="both"/>
       </w:pPr>
       <w:r>
@@ -2520,7 +2472,7 @@
     </w:p>
     <w:p>
       <w:pPr>
-        <w:pStyle w:val="style0"/>
+        <w:pStyle w:val="45"/>
         <w:jc w:val="center"/>
       </w:pPr>
       <m:oMathPara>
@@ -2712,7 +2664,7 @@
     </w:p>
     <w:p>
       <w:pPr>
-        <w:pStyle w:val="style0"/>
+        <w:pStyle w:val="45"/>
         <w:ind w:firstLine="0"/>
         <w:jc w:val="both"/>
       </w:pPr>
@@ -2745,7 +2697,7 @@
     </w:p>
     <w:p>
       <w:pPr>
-        <w:pStyle w:val="style0"/>
+        <w:pStyle w:val="45"/>
         <w:jc w:val="center"/>
       </w:pPr>
       <m:oMathPara>
@@ -2927,7 +2879,7 @@
     </w:p>
     <w:p>
       <w:pPr>
-        <w:pStyle w:val="style0"/>
+        <w:pStyle w:val="45"/>
         <w:jc w:val="both"/>
       </w:pPr>
       <w:r>
@@ -3037,7 +2989,7 @@
     </w:p>
     <w:p>
       <w:pPr>
-        <w:pStyle w:val="style0"/>
+        <w:pStyle w:val="45"/>
         <w:jc w:val="center"/>
       </w:pPr>
       <m:oMathPara>
@@ -3192,7 +3144,7 @@
     </w:p>
     <w:p>
       <w:pPr>
-        <w:pStyle w:val="style0"/>
+        <w:pStyle w:val="45"/>
         <w:jc w:val="center"/>
       </w:pPr>
       <m:oMathPara>
@@ -3347,7 +3299,7 @@
     </w:p>
     <w:p>
       <w:pPr>
-        <w:pStyle w:val="style0"/>
+        <w:pStyle w:val="45"/>
         <w:jc w:val="center"/>
       </w:pPr>
       <m:oMathPara>
@@ -3545,7 +3497,7 @@
     </w:p>
     <w:p>
       <w:pPr>
-        <w:pStyle w:val="style0"/>
+        <w:pStyle w:val="45"/>
         <w:ind w:firstLine="0"/>
         <w:jc w:val="both"/>
       </w:pPr>
@@ -3736,7 +3688,7 @@
     </w:p>
     <w:p>
       <w:pPr>
-        <w:pStyle w:val="style0"/>
+        <w:pStyle w:val="45"/>
         <w:keepNext/>
         <w:numPr>
           <w:ilvl w:val="1"/>
@@ -3757,7 +3709,7 @@
     </w:p>
     <w:p>
       <w:pPr>
-        <w:pStyle w:val="style0"/>
+        <w:pStyle w:val="45"/>
         <w:jc w:val="both"/>
       </w:pPr>
       <w:r>
@@ -3816,7 +3768,7 @@
     </w:p>
     <w:p>
       <w:pPr>
-        <w:pStyle w:val="style0"/>
+        <w:pStyle w:val="45"/>
         <w:jc w:val="both"/>
       </w:pPr>
       <w:r>
@@ -3839,7 +3791,7 @@
     </w:p>
     <w:p>
       <w:pPr>
-        <w:pStyle w:val="style0"/>
+        <w:pStyle w:val="45"/>
         <w:jc w:val="center"/>
       </w:pPr>
       <m:oMathPara>
@@ -4197,7 +4149,7 @@
     </w:p>
     <w:p>
       <w:pPr>
-        <w:pStyle w:val="style0"/>
+        <w:pStyle w:val="45"/>
         <w:ind w:firstLine="0"/>
         <w:jc w:val="both"/>
       </w:pPr>
@@ -4385,7 +4337,7 @@
     </w:p>
     <w:p>
       <w:pPr>
-        <w:pStyle w:val="style0"/>
+        <w:pStyle w:val="45"/>
         <w:keepNext/>
         <w:numPr>
           <w:ilvl w:val="1"/>
@@ -4406,7 +4358,7 @@
     </w:p>
     <w:p>
       <w:pPr>
-        <w:pStyle w:val="style0"/>
+        <w:pStyle w:val="45"/>
         <w:jc w:val="both"/>
       </w:pPr>
       <w:r>
@@ -4418,7 +4370,7 @@
     </w:p>
     <w:p>
       <w:pPr>
-        <w:pStyle w:val="style0"/>
+        <w:pStyle w:val="45"/>
         <w:jc w:val="center"/>
       </w:pPr>
       <m:oMathPara>
@@ -4574,7 +4526,7 @@
     </w:p>
     <w:p>
       <w:pPr>
-        <w:pStyle w:val="style0"/>
+        <w:pStyle w:val="45"/>
         <w:ind w:firstLine="0"/>
         <w:jc w:val="both"/>
       </w:pPr>
@@ -4738,7 +4690,7 @@
     </w:p>
     <w:p>
       <w:pPr>
-        <w:pStyle w:val="style0"/>
+        <w:pStyle w:val="45"/>
         <w:jc w:val="center"/>
       </w:pPr>
       <m:oMathPara>
@@ -5027,7 +4979,7 @@
     </w:p>
     <w:p>
       <w:pPr>
-        <w:pStyle w:val="style0"/>
+        <w:pStyle w:val="45"/>
         <w:ind w:firstLine="0"/>
         <w:jc w:val="both"/>
       </w:pPr>
@@ -5212,7 +5164,7 @@
     </w:p>
     <w:p>
       <w:pPr>
-        <w:pStyle w:val="style0"/>
+        <w:pStyle w:val="45"/>
         <w:jc w:val="both"/>
       </w:pPr>
       <w:r>
@@ -5224,7 +5176,7 @@
     </w:p>
     <w:p>
       <w:pPr>
-        <w:pStyle w:val="style0"/>
+        <w:pStyle w:val="45"/>
         <w:jc w:val="center"/>
       </w:pPr>
       <m:oMathPara>
@@ -5466,7 +5418,7 @@
     </w:p>
     <w:p>
       <w:pPr>
-        <w:pStyle w:val="style0"/>
+        <w:pStyle w:val="45"/>
         <w:ind w:firstLine="0"/>
         <w:jc w:val="both"/>
       </w:pPr>
@@ -5656,7 +5608,7 @@
     </w:p>
     <w:p>
       <w:pPr>
-        <w:pStyle w:val="style0"/>
+        <w:pStyle w:val="45"/>
         <w:keepNext/>
         <w:numPr>
           <w:ilvl w:val="1"/>
@@ -5677,7 +5629,7 @@
     </w:p>
     <w:p>
       <w:pPr>
-        <w:pStyle w:val="style0"/>
+        <w:pStyle w:val="45"/>
         <w:jc w:val="both"/>
       </w:pPr>
       <w:r>
@@ -5689,7 +5641,7 @@
     </w:p>
     <w:p>
       <w:pPr>
-        <w:pStyle w:val="style0"/>
+        <w:pStyle w:val="45"/>
         <w:jc w:val="center"/>
       </w:pPr>
       <m:oMathPara>
@@ -5995,7 +5947,7 @@
     </w:p>
     <w:p>
       <w:pPr>
-        <w:pStyle w:val="style0"/>
+        <w:pStyle w:val="45"/>
         <w:jc w:val="both"/>
       </w:pPr>
       <w:r>
@@ -6033,7 +5985,7 @@
     </w:p>
     <w:p>
       <w:pPr>
-        <w:pStyle w:val="style0"/>
+        <w:pStyle w:val="45"/>
         <w:jc w:val="center"/>
       </w:pPr>
       <m:oMathPara>
@@ -6336,7 +6288,7 @@
     </w:p>
     <w:p>
       <w:pPr>
-        <w:pStyle w:val="style0"/>
+        <w:pStyle w:val="45"/>
         <w:ind w:firstLine="0"/>
         <w:jc w:val="both"/>
       </w:pPr>
@@ -6391,7 +6343,7 @@
     </w:p>
     <w:p>
       <w:pPr>
-        <w:pStyle w:val="style0"/>
+        <w:pStyle w:val="45"/>
         <w:jc w:val="center"/>
       </w:pPr>
       <m:oMathPara>
@@ -6474,7 +6426,7 @@
     </w:p>
     <w:p>
       <w:pPr>
-        <w:pStyle w:val="style0"/>
+        <w:pStyle w:val="45"/>
         <w:ind w:firstLine="0"/>
         <w:jc w:val="both"/>
       </w:pPr>
@@ -6498,7 +6450,7 @@
     </w:p>
     <w:p>
       <w:pPr>
-        <w:pStyle w:val="style0"/>
+        <w:pStyle w:val="45"/>
         <w:keepNext/>
         <w:numPr>
           <w:ilvl w:val="1"/>
@@ -6519,7 +6471,7 @@
     </w:p>
     <w:p>
       <w:pPr>
-        <w:pStyle w:val="style0"/>
+        <w:pStyle w:val="45"/>
         <w:jc w:val="both"/>
       </w:pPr>
       <w:r>
@@ -6560,7 +6512,7 @@
     </w:p>
     <w:p>
       <w:pPr>
-        <w:pStyle w:val="style0"/>
+        <w:pStyle w:val="45"/>
         <w:jc w:val="center"/>
       </w:pPr>
       <m:oMathPara>
@@ -6917,7 +6869,7 @@
     </w:p>
     <w:p>
       <w:pPr>
-        <w:pStyle w:val="style0"/>
+        <w:pStyle w:val="45"/>
         <w:ind w:firstLine="0"/>
         <w:jc w:val="both"/>
       </w:pPr>
@@ -7004,7 +6956,7 @@
     </w:p>
     <w:p>
       <w:pPr>
-        <w:pStyle w:val="style0"/>
+        <w:pStyle w:val="45"/>
         <w:jc w:val="center"/>
       </w:pPr>
       <m:oMathPara>
@@ -7220,7 +7172,7 @@
     </w:p>
     <w:p>
       <w:pPr>
-        <w:pStyle w:val="style0"/>
+        <w:pStyle w:val="45"/>
         <w:jc w:val="both"/>
       </w:pPr>
       <w:r>
@@ -7254,7 +7206,7 @@
     </w:p>
     <w:p>
       <w:pPr>
-        <w:pStyle w:val="style0"/>
+        <w:pStyle w:val="45"/>
         <w:keepNext/>
         <w:numPr>
           <w:ilvl w:val="0"/>
@@ -7274,7 +7226,7 @@
     </w:p>
     <w:p>
       <w:pPr>
-        <w:pStyle w:val="style0"/>
+        <w:pStyle w:val="45"/>
         <w:jc w:val="both"/>
       </w:pPr>
       <w:r>
@@ -7286,7 +7238,7 @@
     </w:p>
     <w:p>
       <w:pPr>
-        <w:pStyle w:val="style0"/>
+        <w:pStyle w:val="45"/>
         <w:keepNext/>
         <w:numPr>
           <w:ilvl w:val="1"/>
@@ -7307,7 +7259,7 @@
     </w:p>
     <w:p>
       <w:pPr>
-        <w:pStyle w:val="style0"/>
+        <w:pStyle w:val="45"/>
         <w:jc w:val="both"/>
       </w:pPr>
       <w:r>
@@ -7319,7 +7271,7 @@
     </w:p>
     <w:p>
       <w:pPr>
-        <w:pStyle w:val="style0"/>
+        <w:pStyle w:val="45"/>
         <w:jc w:val="both"/>
       </w:pPr>
       <w:r>
@@ -7367,7 +7319,7 @@
     </w:p>
     <w:p>
       <w:pPr>
-        <w:pStyle w:val="style0"/>
+        <w:pStyle w:val="45"/>
         <w:jc w:val="both"/>
       </w:pPr>
       <w:r>
@@ -7403,7 +7355,7 @@
     </w:p>
     <w:p>
       <w:pPr>
-        <w:pStyle w:val="style0"/>
+        <w:pStyle w:val="45"/>
         <w:jc w:val="both"/>
       </w:pPr>
       <w:r>
@@ -7415,7 +7367,7 @@
     </w:p>
     <w:p>
       <w:pPr>
-        <w:pStyle w:val="style0"/>
+        <w:pStyle w:val="45"/>
         <w:keepNext/>
         <w:numPr>
           <w:ilvl w:val="1"/>
@@ -7436,7 +7388,7 @@
     </w:p>
     <w:p>
       <w:pPr>
-        <w:pStyle w:val="style0"/>
+        <w:pStyle w:val="45"/>
         <w:jc w:val="both"/>
       </w:pPr>
       <w:r>
@@ -7448,7 +7400,7 @@
     </w:p>
     <w:p>
       <w:pPr>
-        <w:pStyle w:val="style0"/>
+        <w:pStyle w:val="45"/>
         <w:ind w:firstLine="402"/>
         <w:jc w:val="both"/>
       </w:pPr>
@@ -7481,7 +7433,7 @@
     </w:p>
     <w:p>
       <w:pPr>
-        <w:pStyle w:val="style0"/>
+        <w:pStyle w:val="45"/>
         <w:ind w:firstLine="402"/>
         <w:jc w:val="both"/>
       </w:pPr>
@@ -7514,7 +7466,7 @@
     </w:p>
     <w:p>
       <w:pPr>
-        <w:pStyle w:val="style0"/>
+        <w:pStyle w:val="45"/>
         <w:ind w:firstLine="402"/>
         <w:jc w:val="both"/>
       </w:pPr>
@@ -7547,7 +7499,7 @@
     </w:p>
     <w:p>
       <w:pPr>
-        <w:pStyle w:val="style0"/>
+        <w:pStyle w:val="45"/>
         <w:ind w:firstLine="402"/>
         <w:jc w:val="both"/>
       </w:pPr>
@@ -7580,7 +7532,7 @@
     </w:p>
     <w:p>
       <w:pPr>
-        <w:pStyle w:val="style0"/>
+        <w:pStyle w:val="45"/>
         <w:ind w:firstLine="402"/>
         <w:jc w:val="both"/>
       </w:pPr>
@@ -7613,7 +7565,7 @@
     </w:p>
     <w:p>
       <w:pPr>
-        <w:pStyle w:val="style0"/>
+        <w:pStyle w:val="45"/>
         <w:keepNext/>
         <w:numPr>
           <w:ilvl w:val="1"/>
@@ -7634,7 +7586,7 @@
     </w:p>
     <w:p>
       <w:pPr>
-        <w:pStyle w:val="style0"/>
+        <w:pStyle w:val="45"/>
         <w:jc w:val="both"/>
       </w:pPr>
       <w:r>
@@ -7670,7 +7622,7 @@
     </w:p>
     <w:p>
       <w:pPr>
-        <w:pStyle w:val="style0"/>
+        <w:pStyle w:val="45"/>
         <w:keepNext/>
         <w:numPr>
           <w:ilvl w:val="1"/>
@@ -7691,7 +7643,7 @@
     </w:p>
     <w:p>
       <w:pPr>
-        <w:pStyle w:val="style0"/>
+        <w:pStyle w:val="45"/>
         <w:jc w:val="both"/>
       </w:pPr>
       <w:r>
@@ -7753,7 +7705,7 @@
     </w:p>
     <w:p>
       <w:pPr>
-        <w:pStyle w:val="style0"/>
+        <w:pStyle w:val="45"/>
         <w:keepNext/>
         <w:numPr>
           <w:ilvl w:val="0"/>
@@ -7773,7 +7725,7 @@
     </w:p>
     <w:p>
       <w:pPr>
-        <w:pStyle w:val="style0"/>
+        <w:pStyle w:val="45"/>
         <w:jc w:val="both"/>
       </w:pPr>
       <w:r>
@@ -7785,7 +7737,7 @@
     </w:p>
     <w:p>
       <w:pPr>
-        <w:pStyle w:val="style0"/>
+        <w:pStyle w:val="45"/>
         <w:keepNext/>
         <w:numPr>
           <w:ilvl w:val="1"/>
@@ -7806,7 +7758,7 @@
     </w:p>
     <w:p>
       <w:pPr>
-        <w:pStyle w:val="style0"/>
+        <w:pStyle w:val="45"/>
         <w:jc w:val="both"/>
       </w:pPr>
       <w:r>
@@ -7818,7 +7770,7 @@
     </w:p>
     <w:p>
       <w:pPr>
-        <w:pStyle w:val="style0"/>
+        <w:pStyle w:val="45"/>
         <w:spacing w:before="120" w:after="40"/>
         <w:jc w:val="center"/>
       </w:pPr>
@@ -7833,7 +7785,7 @@
     </w:p>
     <w:tbl>
       <w:tblPr>
-        <w:tblStyle w:val="style105"/>
+        <w:tblStyle w:val="27"/>
         <w:tblW w:w="5000" w:type="pct"/>
         <w:jc w:val="center"/>
         <w:tblBorders>
@@ -7875,7 +7827,7 @@
           </w:tcPr>
           <w:p>
             <w:pPr>
-              <w:pStyle w:val="style0"/>
+              <w:pStyle w:val="45"/>
               <w:spacing w:before="20" w:after="20"/>
               <w:jc w:val="left"/>
             </w:pPr>
@@ -7905,7 +7857,7 @@
           </w:tcPr>
           <w:p>
             <w:pPr>
-              <w:pStyle w:val="style0"/>
+              <w:pStyle w:val="45"/>
               <w:spacing w:before="20" w:after="20"/>
               <w:jc w:val="center"/>
             </w:pPr>
@@ -7935,7 +7887,7 @@
           </w:tcPr>
           <w:p>
             <w:pPr>
-              <w:pStyle w:val="style0"/>
+              <w:pStyle w:val="45"/>
               <w:spacing w:before="20" w:after="20"/>
               <w:jc w:val="center"/>
             </w:pPr>
@@ -7968,7 +7920,7 @@
           </w:tcPr>
           <w:p>
             <w:pPr>
-              <w:pStyle w:val="style0"/>
+              <w:pStyle w:val="45"/>
               <w:spacing w:before="20" w:after="20"/>
               <w:jc w:val="left"/>
             </w:pPr>
@@ -8002,7 +7954,7 @@
           </w:tcPr>
           <w:p>
             <w:pPr>
-              <w:pStyle w:val="style0"/>
+              <w:pStyle w:val="45"/>
               <w:spacing w:before="20" w:after="20"/>
               <w:jc w:val="center"/>
             </w:pPr>
@@ -8028,7 +7980,7 @@
           </w:tcPr>
           <w:p>
             <w:pPr>
-              <w:pStyle w:val="style0"/>
+              <w:pStyle w:val="45"/>
               <w:spacing w:before="20" w:after="20"/>
               <w:jc w:val="center"/>
             </w:pPr>
@@ -8059,7 +8011,7 @@
           </w:tcPr>
           <w:p>
             <w:pPr>
-              <w:pStyle w:val="style0"/>
+              <w:pStyle w:val="45"/>
               <w:spacing w:before="20" w:after="20"/>
               <w:jc w:val="left"/>
             </w:pPr>
@@ -8093,7 +8045,7 @@
           </w:tcPr>
           <w:p>
             <w:pPr>
-              <w:pStyle w:val="style0"/>
+              <w:pStyle w:val="45"/>
               <w:spacing w:before="20" w:after="20"/>
               <w:jc w:val="center"/>
             </w:pPr>
@@ -8119,7 +8071,7 @@
           </w:tcPr>
           <w:p>
             <w:pPr>
-              <w:pStyle w:val="style0"/>
+              <w:pStyle w:val="45"/>
               <w:spacing w:before="20" w:after="20"/>
               <w:jc w:val="center"/>
             </w:pPr>
@@ -8150,7 +8102,7 @@
           </w:tcPr>
           <w:p>
             <w:pPr>
-              <w:pStyle w:val="style0"/>
+              <w:pStyle w:val="45"/>
               <w:spacing w:before="20" w:after="20"/>
               <w:jc w:val="left"/>
             </w:pPr>
@@ -8184,7 +8136,7 @@
           </w:tcPr>
           <w:p>
             <w:pPr>
-              <w:pStyle w:val="style0"/>
+              <w:pStyle w:val="45"/>
               <w:spacing w:before="20" w:after="20"/>
               <w:jc w:val="center"/>
             </w:pPr>
@@ -8210,7 +8162,7 @@
           </w:tcPr>
           <w:p>
             <w:pPr>
-              <w:pStyle w:val="style0"/>
+              <w:pStyle w:val="45"/>
               <w:spacing w:before="20" w:after="20"/>
               <w:jc w:val="center"/>
             </w:pPr>
@@ -8241,7 +8193,7 @@
           </w:tcPr>
           <w:p>
             <w:pPr>
-              <w:pStyle w:val="style0"/>
+              <w:pStyle w:val="45"/>
               <w:spacing w:before="20" w:after="20"/>
               <w:jc w:val="left"/>
             </w:pPr>
@@ -8275,7 +8227,7 @@
           </w:tcPr>
           <w:p>
             <w:pPr>
-              <w:pStyle w:val="style0"/>
+              <w:pStyle w:val="45"/>
               <w:spacing w:before="20" w:after="20"/>
               <w:jc w:val="center"/>
             </w:pPr>
@@ -8301,7 +8253,7 @@
           </w:tcPr>
           <w:p>
             <w:pPr>
-              <w:pStyle w:val="style0"/>
+              <w:pStyle w:val="45"/>
               <w:spacing w:before="20" w:after="20"/>
               <w:jc w:val="center"/>
             </w:pPr>
@@ -8332,7 +8284,7 @@
           </w:tcPr>
           <w:p>
             <w:pPr>
-              <w:pStyle w:val="style0"/>
+              <w:pStyle w:val="45"/>
               <w:spacing w:before="20" w:after="20"/>
               <w:jc w:val="left"/>
             </w:pPr>
@@ -8366,7 +8318,7 @@
           </w:tcPr>
           <w:p>
             <w:pPr>
-              <w:pStyle w:val="style0"/>
+              <w:pStyle w:val="45"/>
               <w:spacing w:before="20" w:after="20"/>
               <w:jc w:val="center"/>
             </w:pPr>
@@ -8392,7 +8344,7 @@
           </w:tcPr>
           <w:p>
             <w:pPr>
-              <w:pStyle w:val="style0"/>
+              <w:pStyle w:val="45"/>
               <w:spacing w:before="20" w:after="20"/>
               <w:jc w:val="center"/>
             </w:pPr>
@@ -8424,7 +8376,7 @@
           </w:tcPr>
           <w:p>
             <w:pPr>
-              <w:pStyle w:val="style0"/>
+              <w:pStyle w:val="45"/>
               <w:spacing w:before="20" w:after="20"/>
               <w:jc w:val="left"/>
             </w:pPr>
@@ -8451,7 +8403,7 @@
           </w:tcPr>
           <w:p>
             <w:pPr>
-              <w:pStyle w:val="style0"/>
+              <w:pStyle w:val="45"/>
               <w:spacing w:before="20" w:after="20"/>
               <w:jc w:val="center"/>
             </w:pPr>
@@ -8478,7 +8430,7 @@
           </w:tcPr>
           <w:p>
             <w:pPr>
-              <w:pStyle w:val="style0"/>
+              <w:pStyle w:val="45"/>
               <w:spacing w:before="20" w:after="20"/>
               <w:jc w:val="center"/>
             </w:pPr>
@@ -8496,7 +8448,7 @@
     </w:tbl>
     <w:p>
       <w:pPr>
-        <w:pStyle w:val="style0"/>
+        <w:pStyle w:val="45"/>
         <w:keepNext/>
         <w:numPr>
           <w:ilvl w:val="1"/>
@@ -8517,7 +8469,7 @@
     </w:p>
     <w:p>
       <w:pPr>
-        <w:pStyle w:val="style0"/>
+        <w:pStyle w:val="45"/>
         <w:jc w:val="both"/>
       </w:pPr>
       <w:r>
@@ -8529,7 +8481,7 @@
     </w:p>
     <w:p>
       <w:pPr>
-        <w:pStyle w:val="style0"/>
+        <w:pStyle w:val="45"/>
         <w:jc w:val="both"/>
       </w:pPr>
       <w:r>
@@ -8541,7 +8493,7 @@
     </w:p>
     <w:p>
       <w:pPr>
-        <w:pStyle w:val="style0"/>
+        <w:pStyle w:val="45"/>
         <w:jc w:val="both"/>
       </w:pPr>
       <w:r>
@@ -8553,7 +8505,7 @@
     </w:p>
     <w:p>
       <w:pPr>
-        <w:pStyle w:val="style0"/>
+        <w:pStyle w:val="45"/>
         <w:spacing w:before="120" w:after="40"/>
         <w:jc w:val="center"/>
       </w:pPr>
@@ -8568,7 +8520,7 @@
     </w:p>
     <w:tbl>
       <w:tblPr>
-        <w:tblStyle w:val="style105"/>
+        <w:tblStyle w:val="27"/>
         <w:tblW w:w="5000" w:type="pct"/>
         <w:jc w:val="center"/>
         <w:tblBorders>
@@ -8611,7 +8563,7 @@
           </w:tcPr>
           <w:p>
             <w:pPr>
-              <w:pStyle w:val="style0"/>
+              <w:pStyle w:val="45"/>
               <w:spacing w:before="20" w:after="20"/>
               <w:jc w:val="left"/>
             </w:pPr>
@@ -8641,7 +8593,7 @@
           </w:tcPr>
           <w:p>
             <w:pPr>
-              <w:pStyle w:val="style0"/>
+              <w:pStyle w:val="45"/>
               <w:spacing w:before="20" w:after="20"/>
               <w:jc w:val="center"/>
             </w:pPr>
@@ -8684,7 +8636,7 @@
           </w:tcPr>
           <w:p>
             <w:pPr>
-              <w:pStyle w:val="style0"/>
+              <w:pStyle w:val="45"/>
               <w:spacing w:before="20" w:after="20"/>
               <w:jc w:val="center"/>
             </w:pPr>
@@ -8727,7 +8679,7 @@
           </w:tcPr>
           <w:p>
             <w:pPr>
-              <w:pStyle w:val="style0"/>
+              <w:pStyle w:val="45"/>
               <w:spacing w:before="20" w:after="20"/>
               <w:jc w:val="center"/>
             </w:pPr>
@@ -8773,7 +8725,7 @@
           </w:tcPr>
           <w:p>
             <w:pPr>
-              <w:pStyle w:val="style0"/>
+              <w:pStyle w:val="45"/>
               <w:spacing w:before="20" w:after="20"/>
               <w:jc w:val="left"/>
             </w:pPr>
@@ -8823,7 +8775,7 @@
           </w:tcPr>
           <w:p>
             <w:pPr>
-              <w:pStyle w:val="style0"/>
+              <w:pStyle w:val="45"/>
               <w:spacing w:before="20" w:after="20"/>
               <w:jc w:val="center"/>
             </w:pPr>
@@ -8849,7 +8801,7 @@
           </w:tcPr>
           <w:p>
             <w:pPr>
-              <w:pStyle w:val="style0"/>
+              <w:pStyle w:val="45"/>
               <w:spacing w:before="20" w:after="20"/>
               <w:jc w:val="center"/>
             </w:pPr>
@@ -8875,7 +8827,7 @@
           </w:tcPr>
           <w:p>
             <w:pPr>
-              <w:pStyle w:val="style0"/>
+              <w:pStyle w:val="45"/>
               <w:spacing w:before="20" w:after="20"/>
               <w:jc w:val="center"/>
             </w:pPr>
@@ -8906,7 +8858,7 @@
           </w:tcPr>
           <w:p>
             <w:pPr>
-              <w:pStyle w:val="style0"/>
+              <w:pStyle w:val="45"/>
               <w:spacing w:before="20" w:after="20"/>
               <w:jc w:val="left"/>
             </w:pPr>
@@ -8956,7 +8908,7 @@
           </w:tcPr>
           <w:p>
             <w:pPr>
-              <w:pStyle w:val="style0"/>
+              <w:pStyle w:val="45"/>
               <w:spacing w:before="20" w:after="20"/>
               <w:jc w:val="center"/>
             </w:pPr>
@@ -8982,7 +8934,7 @@
           </w:tcPr>
           <w:p>
             <w:pPr>
-              <w:pStyle w:val="style0"/>
+              <w:pStyle w:val="45"/>
               <w:spacing w:before="20" w:after="20"/>
               <w:jc w:val="center"/>
             </w:pPr>
@@ -9008,7 +8960,7 @@
           </w:tcPr>
           <w:p>
             <w:pPr>
-              <w:pStyle w:val="style0"/>
+              <w:pStyle w:val="45"/>
               <w:spacing w:before="20" w:after="20"/>
               <w:jc w:val="center"/>
             </w:pPr>
@@ -9039,7 +8991,7 @@
           </w:tcPr>
           <w:p>
             <w:pPr>
-              <w:pStyle w:val="style0"/>
+              <w:pStyle w:val="45"/>
               <w:spacing w:before="20" w:after="20"/>
               <w:jc w:val="left"/>
             </w:pPr>
@@ -9073,7 +9025,7 @@
           </w:tcPr>
           <w:p>
             <w:pPr>
-              <w:pStyle w:val="style0"/>
+              <w:pStyle w:val="45"/>
               <w:spacing w:before="20" w:after="20"/>
               <w:jc w:val="center"/>
             </w:pPr>
@@ -9099,7 +9051,7 @@
           </w:tcPr>
           <w:p>
             <w:pPr>
-              <w:pStyle w:val="style0"/>
+              <w:pStyle w:val="45"/>
               <w:spacing w:before="20" w:after="20"/>
               <w:jc w:val="center"/>
             </w:pPr>
@@ -9125,7 +9077,7 @@
           </w:tcPr>
           <w:p>
             <w:pPr>
-              <w:pStyle w:val="style0"/>
+              <w:pStyle w:val="45"/>
               <w:spacing w:before="20" w:after="20"/>
               <w:jc w:val="center"/>
             </w:pPr>
@@ -9156,7 +9108,7 @@
           </w:tcPr>
           <w:p>
             <w:pPr>
-              <w:pStyle w:val="style0"/>
+              <w:pStyle w:val="45"/>
               <w:spacing w:before="20" w:after="20"/>
               <w:jc w:val="left"/>
             </w:pPr>
@@ -9190,7 +9142,7 @@
           </w:tcPr>
           <w:p>
             <w:pPr>
-              <w:pStyle w:val="style0"/>
+              <w:pStyle w:val="45"/>
               <w:spacing w:before="20" w:after="20"/>
               <w:jc w:val="center"/>
             </w:pPr>
@@ -9216,7 +9168,7 @@
           </w:tcPr>
           <w:p>
             <w:pPr>
-              <w:pStyle w:val="style0"/>
+              <w:pStyle w:val="45"/>
               <w:spacing w:before="20" w:after="20"/>
               <w:jc w:val="center"/>
             </w:pPr>
@@ -9242,7 +9194,7 @@
           </w:tcPr>
           <w:p>
             <w:pPr>
-              <w:pStyle w:val="style0"/>
+              <w:pStyle w:val="45"/>
               <w:spacing w:before="20" w:after="20"/>
               <w:jc w:val="center"/>
             </w:pPr>
@@ -9273,7 +9225,7 @@
           </w:tcPr>
           <w:p>
             <w:pPr>
-              <w:pStyle w:val="style0"/>
+              <w:pStyle w:val="45"/>
               <w:spacing w:before="20" w:after="20"/>
               <w:jc w:val="left"/>
             </w:pPr>
@@ -9299,7 +9251,7 @@
           </w:tcPr>
           <w:p>
             <w:pPr>
-              <w:pStyle w:val="style0"/>
+              <w:pStyle w:val="45"/>
               <w:spacing w:before="20" w:after="20"/>
               <w:jc w:val="center"/>
             </w:pPr>
@@ -9325,7 +9277,7 @@
           </w:tcPr>
           <w:p>
             <w:pPr>
-              <w:pStyle w:val="style0"/>
+              <w:pStyle w:val="45"/>
               <w:spacing w:before="20" w:after="20"/>
               <w:jc w:val="center"/>
             </w:pPr>
@@ -9351,7 +9303,7 @@
           </w:tcPr>
           <w:p>
             <w:pPr>
-              <w:pStyle w:val="style0"/>
+              <w:pStyle w:val="45"/>
               <w:spacing w:before="20" w:after="20"/>
               <w:jc w:val="center"/>
             </w:pPr>
@@ -9382,7 +9334,7 @@
           </w:tcPr>
           <w:p>
             <w:pPr>
-              <w:pStyle w:val="style0"/>
+              <w:pStyle w:val="45"/>
               <w:spacing w:before="20" w:after="20"/>
               <w:jc w:val="left"/>
             </w:pPr>
@@ -9408,7 +9360,7 @@
           </w:tcPr>
           <w:p>
             <w:pPr>
-              <w:pStyle w:val="style0"/>
+              <w:pStyle w:val="45"/>
               <w:spacing w:before="20" w:after="20"/>
               <w:jc w:val="center"/>
             </w:pPr>
@@ -9434,7 +9386,7 @@
           </w:tcPr>
           <w:p>
             <w:pPr>
-              <w:pStyle w:val="style0"/>
+              <w:pStyle w:val="45"/>
               <w:spacing w:before="20" w:after="20"/>
               <w:jc w:val="center"/>
             </w:pPr>
@@ -9460,7 +9412,7 @@
           </w:tcPr>
           <w:p>
             <w:pPr>
-              <w:pStyle w:val="style0"/>
+              <w:pStyle w:val="45"/>
               <w:spacing w:before="20" w:after="20"/>
               <w:jc w:val="center"/>
             </w:pPr>
@@ -9491,7 +9443,7 @@
           </w:tcPr>
           <w:p>
             <w:pPr>
-              <w:pStyle w:val="style0"/>
+              <w:pStyle w:val="45"/>
               <w:spacing w:before="20" w:after="20"/>
               <w:jc w:val="left"/>
             </w:pPr>
@@ -9517,7 +9469,7 @@
           </w:tcPr>
           <w:p>
             <w:pPr>
-              <w:pStyle w:val="style0"/>
+              <w:pStyle w:val="45"/>
               <w:spacing w:before="20" w:after="20"/>
               <w:jc w:val="center"/>
             </w:pPr>
@@ -9543,7 +9495,7 @@
           </w:tcPr>
           <w:p>
             <w:pPr>
-              <w:pStyle w:val="style0"/>
+              <w:pStyle w:val="45"/>
               <w:spacing w:before="20" w:after="20"/>
               <w:jc w:val="center"/>
             </w:pPr>
@@ -9569,7 +9521,7 @@
           </w:tcPr>
           <w:p>
             <w:pPr>
-              <w:pStyle w:val="style0"/>
+              <w:pStyle w:val="45"/>
               <w:spacing w:before="20" w:after="20"/>
               <w:jc w:val="center"/>
             </w:pPr>
@@ -9601,7 +9553,7 @@
           </w:tcPr>
           <w:p>
             <w:pPr>
-              <w:pStyle w:val="style0"/>
+              <w:pStyle w:val="45"/>
               <w:spacing w:before="20" w:after="20"/>
               <w:jc w:val="left"/>
             </w:pPr>
@@ -9628,7 +9580,7 @@
           </w:tcPr>
           <w:p>
             <w:pPr>
-              <w:pStyle w:val="style0"/>
+              <w:pStyle w:val="45"/>
               <w:spacing w:before="20" w:after="20"/>
               <w:jc w:val="center"/>
             </w:pPr>
@@ -9655,7 +9607,7 @@
           </w:tcPr>
           <w:p>
             <w:pPr>
-              <w:pStyle w:val="style0"/>
+              <w:pStyle w:val="45"/>
               <w:spacing w:before="20" w:after="20"/>
               <w:jc w:val="center"/>
             </w:pPr>
@@ -9682,7 +9634,7 @@
           </w:tcPr>
           <w:p>
             <w:pPr>
-              <w:pStyle w:val="style0"/>
+              <w:pStyle w:val="45"/>
               <w:spacing w:before="20" w:after="20"/>
               <w:jc w:val="center"/>
             </w:pPr>
@@ -9700,7 +9652,7 @@
     </w:tbl>
     <w:p>
       <w:pPr>
-        <w:pStyle w:val="style0"/>
+        <w:pStyle w:val="45"/>
         <w:jc w:val="both"/>
       </w:pPr>
       <w:r>
@@ -9712,7 +9664,7 @@
     </w:p>
     <w:p>
       <w:pPr>
-        <w:pStyle w:val="style0"/>
+        <w:pStyle w:val="45"/>
         <w:spacing w:before="120" w:after="40"/>
         <w:jc w:val="center"/>
         <w:keepNext/>
@@ -9754,7 +9706,7 @@
     </w:p>
     <w:p>
       <w:pPr>
-        <w:pStyle w:val="style0"/>
+        <w:pStyle w:val="45"/>
         <w:spacing w:before="40" w:after="160"/>
         <w:jc w:val="center"/>
       </w:pPr>
@@ -9767,7 +9719,7 @@
     </w:p>
     <w:p>
       <w:pPr>
-        <w:pStyle w:val="style0"/>
+        <w:pStyle w:val="45"/>
         <w:keepNext/>
         <w:numPr>
           <w:ilvl w:val="1"/>
@@ -9788,7 +9740,7 @@
     </w:p>
     <w:p>
       <w:pPr>
-        <w:pStyle w:val="style0"/>
+        <w:pStyle w:val="45"/>
         <w:jc w:val="both"/>
       </w:pPr>
       <w:r>
@@ -9800,7 +9752,7 @@
     </w:p>
     <w:p>
       <w:pPr>
-        <w:pStyle w:val="style0"/>
+        <w:pStyle w:val="45"/>
         <w:spacing w:before="120" w:after="40"/>
         <w:jc w:val="center"/>
       </w:pPr>
@@ -9815,7 +9767,7 @@
     </w:p>
     <w:tbl>
       <w:tblPr>
-        <w:tblStyle w:val="style105"/>
+        <w:tblStyle w:val="27"/>
         <w:tblW w:w="5000" w:type="pct"/>
         <w:jc w:val="center"/>
         <w:tblBorders>
@@ -9858,7 +9810,7 @@
           </w:tcPr>
           <w:p>
             <w:pPr>
-              <w:pStyle w:val="style0"/>
+              <w:pStyle w:val="45"/>
               <w:spacing w:before="20" w:after="20"/>
               <w:jc w:val="left"/>
             </w:pPr>
@@ -9888,7 +9840,7 @@
           </w:tcPr>
           <w:p>
             <w:pPr>
-              <w:pStyle w:val="style0"/>
+              <w:pStyle w:val="45"/>
               <w:spacing w:before="20" w:after="20"/>
               <w:jc w:val="center"/>
             </w:pPr>
@@ -9931,7 +9883,7 @@
           </w:tcPr>
           <w:p>
             <w:pPr>
-              <w:pStyle w:val="style0"/>
+              <w:pStyle w:val="45"/>
               <w:spacing w:before="20" w:after="20"/>
               <w:jc w:val="center"/>
             </w:pPr>
@@ -9974,7 +9926,7 @@
           </w:tcPr>
           <w:p>
             <w:pPr>
-              <w:pStyle w:val="style0"/>
+              <w:pStyle w:val="45"/>
               <w:spacing w:before="20" w:after="20"/>
               <w:jc w:val="center"/>
             </w:pPr>
@@ -10020,7 +9972,7 @@
           </w:tcPr>
           <w:p>
             <w:pPr>
-              <w:pStyle w:val="style0"/>
+              <w:pStyle w:val="45"/>
               <w:spacing w:before="20" w:after="20"/>
               <w:jc w:val="left"/>
             </w:pPr>
@@ -10046,7 +9998,7 @@
           </w:tcPr>
           <w:p>
             <w:pPr>
-              <w:pStyle w:val="style0"/>
+              <w:pStyle w:val="45"/>
               <w:spacing w:before="20" w:after="20"/>
               <w:jc w:val="center"/>
             </w:pPr>
@@ -10072,7 +10024,7 @@
           </w:tcPr>
           <w:p>
             <w:pPr>
-              <w:pStyle w:val="style0"/>
+              <w:pStyle w:val="45"/>
               <w:spacing w:before="20" w:after="20"/>
               <w:jc w:val="center"/>
             </w:pPr>
@@ -10098,7 +10050,7 @@
           </w:tcPr>
           <w:p>
             <w:pPr>
-              <w:pStyle w:val="style0"/>
+              <w:pStyle w:val="45"/>
               <w:spacing w:before="20" w:after="20"/>
               <w:jc w:val="center"/>
             </w:pPr>
@@ -10129,7 +10081,7 @@
           </w:tcPr>
           <w:p>
             <w:pPr>
-              <w:pStyle w:val="style0"/>
+              <w:pStyle w:val="45"/>
               <w:spacing w:before="20" w:after="20"/>
               <w:jc w:val="left"/>
             </w:pPr>
@@ -10155,7 +10107,7 @@
           </w:tcPr>
           <w:p>
             <w:pPr>
-              <w:pStyle w:val="style0"/>
+              <w:pStyle w:val="45"/>
               <w:spacing w:before="20" w:after="20"/>
               <w:jc w:val="center"/>
             </w:pPr>
@@ -10181,7 +10133,7 @@
           </w:tcPr>
           <w:p>
             <w:pPr>
-              <w:pStyle w:val="style0"/>
+              <w:pStyle w:val="45"/>
               <w:spacing w:before="20" w:after="20"/>
               <w:jc w:val="center"/>
             </w:pPr>
@@ -10207,7 +10159,7 @@
           </w:tcPr>
           <w:p>
             <w:pPr>
-              <w:pStyle w:val="style0"/>
+              <w:pStyle w:val="45"/>
               <w:spacing w:before="20" w:after="20"/>
               <w:jc w:val="center"/>
             </w:pPr>
@@ -10238,7 +10190,7 @@
           </w:tcPr>
           <w:p>
             <w:pPr>
-              <w:pStyle w:val="style0"/>
+              <w:pStyle w:val="45"/>
               <w:spacing w:before="20" w:after="20"/>
               <w:jc w:val="left"/>
             </w:pPr>
@@ -10264,7 +10216,7 @@
           </w:tcPr>
           <w:p>
             <w:pPr>
-              <w:pStyle w:val="style0"/>
+              <w:pStyle w:val="45"/>
               <w:spacing w:before="20" w:after="20"/>
               <w:jc w:val="center"/>
             </w:pPr>
@@ -10290,7 +10242,7 @@
           </w:tcPr>
           <w:p>
             <w:pPr>
-              <w:pStyle w:val="style0"/>
+              <w:pStyle w:val="45"/>
               <w:spacing w:before="20" w:after="20"/>
               <w:jc w:val="center"/>
             </w:pPr>
@@ -10316,7 +10268,7 @@
           </w:tcPr>
           <w:p>
             <w:pPr>
-              <w:pStyle w:val="style0"/>
+              <w:pStyle w:val="45"/>
               <w:spacing w:before="20" w:after="20"/>
               <w:jc w:val="center"/>
             </w:pPr>
@@ -10347,7 +10299,7 @@
           </w:tcPr>
           <w:p>
             <w:pPr>
-              <w:pStyle w:val="style0"/>
+              <w:pStyle w:val="45"/>
               <w:spacing w:before="20" w:after="20"/>
               <w:jc w:val="left"/>
             </w:pPr>
@@ -10373,7 +10325,7 @@
           </w:tcPr>
           <w:p>
             <w:pPr>
-              <w:pStyle w:val="style0"/>
+              <w:pStyle w:val="45"/>
               <w:spacing w:before="20" w:after="20"/>
               <w:jc w:val="center"/>
             </w:pPr>
@@ -10399,7 +10351,7 @@
           </w:tcPr>
           <w:p>
             <w:pPr>
-              <w:pStyle w:val="style0"/>
+              <w:pStyle w:val="45"/>
               <w:spacing w:before="20" w:after="20"/>
               <w:jc w:val="center"/>
             </w:pPr>
@@ -10425,7 +10377,7 @@
           </w:tcPr>
           <w:p>
             <w:pPr>
-              <w:pStyle w:val="style0"/>
+              <w:pStyle w:val="45"/>
               <w:spacing w:before="20" w:after="20"/>
               <w:jc w:val="center"/>
             </w:pPr>
@@ -10457,7 +10409,7 @@
           </w:tcPr>
           <w:p>
             <w:pPr>
-              <w:pStyle w:val="style0"/>
+              <w:pStyle w:val="45"/>
               <w:spacing w:before="20" w:after="20"/>
               <w:jc w:val="left"/>
             </w:pPr>
@@ -10484,7 +10436,7 @@
           </w:tcPr>
           <w:p>
             <w:pPr>
-              <w:pStyle w:val="style0"/>
+              <w:pStyle w:val="45"/>
               <w:spacing w:before="20" w:after="20"/>
               <w:jc w:val="center"/>
             </w:pPr>
@@ -10511,7 +10463,7 @@
           </w:tcPr>
           <w:p>
             <w:pPr>
-              <w:pStyle w:val="style0"/>
+              <w:pStyle w:val="45"/>
               <w:spacing w:before="20" w:after="20"/>
               <w:jc w:val="center"/>
             </w:pPr>
@@ -10538,7 +10490,7 @@
           </w:tcPr>
           <w:p>
             <w:pPr>
-              <w:pStyle w:val="style0"/>
+              <w:pStyle w:val="45"/>
               <w:spacing w:before="20" w:after="20"/>
               <w:jc w:val="center"/>
             </w:pPr>
@@ -10556,7 +10508,7 @@
     </w:tbl>
     <w:p>
       <w:pPr>
-        <w:pStyle w:val="style0"/>
+        <w:pStyle w:val="45"/>
         <w:jc w:val="both"/>
       </w:pPr>
       <w:r>
@@ -10568,7 +10520,7 @@
     </w:p>
     <w:p>
       <w:pPr>
-        <w:pStyle w:val="style0"/>
+        <w:pStyle w:val="45"/>
         <w:jc w:val="both"/>
       </w:pPr>
       <w:r>
@@ -10580,7 +10532,7 @@
     </w:p>
     <w:p>
       <w:pPr>
-        <w:pStyle w:val="style0"/>
+        <w:pStyle w:val="45"/>
         <w:jc w:val="both"/>
       </w:pPr>
       <w:r>
@@ -10592,7 +10544,7 @@
     </w:p>
     <w:p>
       <w:pPr>
-        <w:pStyle w:val="style0"/>
+        <w:pStyle w:val="45"/>
         <w:keepNext/>
         <w:numPr>
           <w:ilvl w:val="1"/>
@@ -10613,7 +10565,7 @@
     </w:p>
     <w:p>
       <w:pPr>
-        <w:pStyle w:val="style0"/>
+        <w:pStyle w:val="45"/>
         <w:jc w:val="both"/>
       </w:pPr>
       <w:r>
@@ -10625,7 +10577,7 @@
     </w:p>
     <w:p>
       <w:pPr>
-        <w:pStyle w:val="style0"/>
+        <w:pStyle w:val="45"/>
         <w:spacing w:before="120" w:after="40"/>
         <w:jc w:val="center"/>
       </w:pPr>
@@ -10640,7 +10592,7 @@
     </w:p>
     <w:tbl>
       <w:tblPr>
-        <w:tblStyle w:val="style105"/>
+        <w:tblStyle w:val="27"/>
         <w:tblW w:w="5000" w:type="pct"/>
         <w:jc w:val="center"/>
         <w:tblBorders>
@@ -10683,7 +10635,7 @@
           </w:tcPr>
           <w:p>
             <w:pPr>
-              <w:pStyle w:val="style0"/>
+              <w:pStyle w:val="45"/>
               <w:spacing w:before="20" w:after="20"/>
               <w:jc w:val="left"/>
             </w:pPr>
@@ -10713,7 +10665,7 @@
           </w:tcPr>
           <w:p>
             <w:pPr>
-              <w:pStyle w:val="style0"/>
+              <w:pStyle w:val="45"/>
               <w:spacing w:before="20" w:after="20"/>
               <w:jc w:val="left"/>
             </w:pPr>
@@ -10743,7 +10695,7 @@
           </w:tcPr>
           <w:p>
             <w:pPr>
-              <w:pStyle w:val="style0"/>
+              <w:pStyle w:val="45"/>
               <w:spacing w:before="20" w:after="20"/>
               <w:jc w:val="center"/>
             </w:pPr>
@@ -10773,7 +10725,7 @@
           </w:tcPr>
           <w:p>
             <w:pPr>
-              <w:pStyle w:val="style0"/>
+              <w:pStyle w:val="45"/>
               <w:spacing w:before="20" w:after="20"/>
               <w:jc w:val="center"/>
             </w:pPr>
@@ -10806,7 +10758,7 @@
           </w:tcPr>
           <w:p>
             <w:pPr>
-              <w:pStyle w:val="style0"/>
+              <w:pStyle w:val="45"/>
               <w:spacing w:before="20" w:after="20"/>
               <w:jc w:val="left"/>
             </w:pPr>
@@ -10832,7 +10784,7 @@
           </w:tcPr>
           <w:p>
             <w:pPr>
-              <w:pStyle w:val="style0"/>
+              <w:pStyle w:val="45"/>
               <w:spacing w:before="20" w:after="20"/>
               <w:jc w:val="left"/>
             </w:pPr>
@@ -10866,7 +10818,7 @@
           </w:tcPr>
           <w:p>
             <w:pPr>
-              <w:pStyle w:val="style0"/>
+              <w:pStyle w:val="45"/>
               <w:spacing w:before="20" w:after="20"/>
               <w:jc w:val="center"/>
             </w:pPr>
@@ -10892,7 +10844,7 @@
           </w:tcPr>
           <w:p>
             <w:pPr>
-              <w:pStyle w:val="style0"/>
+              <w:pStyle w:val="45"/>
               <w:spacing w:before="20" w:after="20"/>
               <w:jc w:val="center"/>
             </w:pPr>
@@ -10923,7 +10875,7 @@
           </w:tcPr>
           <w:p>
             <w:pPr>
-              <w:pStyle w:val="style0"/>
+              <w:pStyle w:val="45"/>
               <w:spacing w:before="20" w:after="20"/>
               <w:jc w:val="left"/>
             </w:pPr>
@@ -10949,7 +10901,7 @@
           </w:tcPr>
           <w:p>
             <w:pPr>
-              <w:pStyle w:val="style0"/>
+              <w:pStyle w:val="45"/>
               <w:spacing w:before="20" w:after="20"/>
               <w:jc w:val="left"/>
             </w:pPr>
@@ -10983,7 +10935,7 @@
           </w:tcPr>
           <w:p>
             <w:pPr>
-              <w:pStyle w:val="style0"/>
+              <w:pStyle w:val="45"/>
               <w:spacing w:before="20" w:after="20"/>
               <w:jc w:val="center"/>
             </w:pPr>
@@ -11009,7 +10961,7 @@
           </w:tcPr>
           <w:p>
             <w:pPr>
-              <w:pStyle w:val="style0"/>
+              <w:pStyle w:val="45"/>
               <w:spacing w:before="20" w:after="20"/>
               <w:jc w:val="center"/>
             </w:pPr>
@@ -11041,7 +10993,7 @@
           </w:tcPr>
           <w:p>
             <w:pPr>
-              <w:pStyle w:val="style0"/>
+              <w:pStyle w:val="45"/>
               <w:spacing w:before="20" w:after="20"/>
               <w:jc w:val="left"/>
             </w:pPr>
@@ -11068,7 +11020,7 @@
           </w:tcPr>
           <w:p>
             <w:pPr>
-              <w:pStyle w:val="style0"/>
+              <w:pStyle w:val="45"/>
               <w:spacing w:before="20" w:after="20"/>
               <w:jc w:val="left"/>
             </w:pPr>
@@ -11103,7 +11055,7 @@
           </w:tcPr>
           <w:p>
             <w:pPr>
-              <w:pStyle w:val="style0"/>
+              <w:pStyle w:val="45"/>
               <w:spacing w:before="20" w:after="20"/>
               <w:jc w:val="center"/>
             </w:pPr>
@@ -11130,7 +11082,7 @@
           </w:tcPr>
           <w:p>
             <w:pPr>
-              <w:pStyle w:val="style0"/>
+              <w:pStyle w:val="45"/>
               <w:spacing w:before="20" w:after="20"/>
               <w:jc w:val="center"/>
             </w:pPr>
@@ -11148,7 +11100,7 @@
     </w:tbl>
     <w:p>
       <w:pPr>
-        <w:pStyle w:val="style0"/>
+        <w:pStyle w:val="45"/>
         <w:keepNext/>
         <w:numPr>
           <w:ilvl w:val="1"/>
@@ -11169,7 +11121,7 @@
     </w:p>
     <w:p>
       <w:pPr>
-        <w:pStyle w:val="style0"/>
+        <w:pStyle w:val="45"/>
         <w:jc w:val="both"/>
       </w:pPr>
       <w:r>
@@ -11250,7 +11202,7 @@
     </w:p>
     <w:p>
       <w:pPr>
-        <w:pStyle w:val="style0"/>
+        <w:pStyle w:val="45"/>
         <w:jc w:val="both"/>
       </w:pPr>
       <w:r>
@@ -11273,7 +11225,7 @@
     </w:p>
     <w:p>
       <w:pPr>
-        <w:pStyle w:val="style0"/>
+        <w:pStyle w:val="45"/>
         <w:spacing w:before="120" w:after="40"/>
         <w:jc w:val="center"/>
         <w:keepNext/>
@@ -11315,7 +11267,7 @@
     </w:p>
     <w:p>
       <w:pPr>
-        <w:pStyle w:val="style0"/>
+        <w:pStyle w:val="45"/>
         <w:spacing w:before="40" w:after="160"/>
         <w:jc w:val="center"/>
       </w:pPr>
@@ -11328,7 +11280,7 @@
     </w:p>
     <w:p>
       <w:pPr>
-        <w:pStyle w:val="style0"/>
+        <w:pStyle w:val="45"/>
         <w:keepNext/>
         <w:numPr>
           <w:ilvl w:val="0"/>
@@ -11348,7 +11300,7 @@
     </w:p>
     <w:p>
       <w:pPr>
-        <w:pStyle w:val="style0"/>
+        <w:pStyle w:val="45"/>
         <w:jc w:val="both"/>
       </w:pPr>
       <w:r>
@@ -11360,7 +11312,7 @@
     </w:p>
     <w:p>
       <w:pPr>
-        <w:pStyle w:val="style0"/>
+        <w:pStyle w:val="45"/>
         <w:keepNext/>
         <w:numPr>
           <w:ilvl w:val="1"/>
@@ -11381,7 +11333,7 @@
     </w:p>
     <w:p>
       <w:pPr>
-        <w:pStyle w:val="style0"/>
+        <w:pStyle w:val="45"/>
         <w:jc w:val="both"/>
       </w:pPr>
       <w:r>
@@ -11393,7 +11345,7 @@
     </w:p>
     <w:p>
       <w:pPr>
-        <w:pStyle w:val="style0"/>
+        <w:pStyle w:val="45"/>
         <w:jc w:val="both"/>
       </w:pPr>
       <w:r>
@@ -11405,7 +11357,7 @@
     </w:p>
     <w:p>
       <w:pPr>
-        <w:pStyle w:val="style0"/>
+        <w:pStyle w:val="45"/>
         <w:keepNext/>
         <w:numPr>
           <w:ilvl w:val="1"/>
@@ -11426,7 +11378,7 @@
     </w:p>
     <w:p>
       <w:pPr>
-        <w:pStyle w:val="style0"/>
+        <w:pStyle w:val="45"/>
         <w:jc w:val="both"/>
       </w:pPr>
       <w:r>
@@ -11438,7 +11390,7 @@
     </w:p>
     <w:p>
       <w:pPr>
-        <w:pStyle w:val="style0"/>
+        <w:pStyle w:val="45"/>
         <w:jc w:val="both"/>
       </w:pPr>
       <w:r>
@@ -11474,7 +11426,7 @@
     </w:p>
     <w:p>
       <w:pPr>
-        <w:pStyle w:val="style0"/>
+        <w:pStyle w:val="45"/>
         <w:jc w:val="both"/>
       </w:pPr>
       <w:r>
@@ -11486,7 +11438,7 @@
     </w:p>
     <w:p>
       <w:pPr>
-        <w:pStyle w:val="style0"/>
+        <w:pStyle w:val="45"/>
         <w:keepNext/>
         <w:numPr>
           <w:ilvl w:val="1"/>
@@ -11507,7 +11459,7 @@
     </w:p>
     <w:p>
       <w:pPr>
-        <w:pStyle w:val="style0"/>
+        <w:pStyle w:val="45"/>
         <w:jc w:val="both"/>
       </w:pPr>
       <w:r>
@@ -11531,7 +11483,7 @@
     </w:p>
     <w:p>
       <w:pPr>
-        <w:pStyle w:val="style0"/>
+        <w:pStyle w:val="45"/>
         <w:jc w:val="both"/>
       </w:pPr>
       <w:r>
@@ -11543,7 +11495,7 @@
     </w:p>
     <w:p>
       <w:pPr>
-        <w:pStyle w:val="style0"/>
+        <w:pStyle w:val="45"/>
         <w:jc w:val="both"/>
       </w:pPr>
       <w:r>
@@ -11591,7 +11543,7 @@
     </w:p>
     <w:p>
       <w:pPr>
-        <w:pStyle w:val="style0"/>
+        <w:pStyle w:val="45"/>
         <w:keepNext/>
         <w:numPr>
           <w:ilvl w:val="1"/>
@@ -11612,7 +11564,7 @@
     </w:p>
     <w:p>
       <w:pPr>
-        <w:pStyle w:val="style0"/>
+        <w:pStyle w:val="45"/>
         <w:jc w:val="both"/>
       </w:pPr>
       <w:r>
@@ -11624,7 +11576,7 @@
     </w:p>
     <w:p>
       <w:pPr>
-        <w:pStyle w:val="style0"/>
+        <w:pStyle w:val="45"/>
         <w:jc w:val="both"/>
       </w:pPr>
       <w:r>
@@ -11636,7 +11588,7 @@
     </w:p>
     <w:p>
       <w:pPr>
-        <w:pStyle w:val="style0"/>
+        <w:pStyle w:val="45"/>
         <w:keepNext/>
         <w:numPr>
           <w:ilvl w:val="0"/>
@@ -11656,7 +11608,7 @@
     </w:p>
     <w:p>
       <w:pPr>
-        <w:pStyle w:val="style0"/>
+        <w:pStyle w:val="45"/>
         <w:jc w:val="both"/>
       </w:pPr>
       <w:r>
@@ -11668,7 +11620,7 @@
     </w:p>
     <w:p>
       <w:pPr>
-        <w:pStyle w:val="style0"/>
+        <w:pStyle w:val="45"/>
         <w:jc w:val="both"/>
       </w:pPr>
       <w:r>
@@ -11680,7 +11632,7 @@
     </w:p>
     <w:p>
       <w:pPr>
-        <w:pStyle w:val="style0"/>
+        <w:pStyle w:val="45"/>
         <w:jc w:val="both"/>
       </w:pPr>
       <w:r>
@@ -11692,7 +11644,7 @@
     </w:p>
     <w:p>
       <w:pPr>
-        <w:pStyle w:val="style0"/>
+        <w:pStyle w:val="45"/>
         <w:jc w:val="both"/>
       </w:pPr>
       <w:r>
@@ -11704,7 +11656,7 @@
     </w:p>
     <w:p>
       <w:pPr>
-        <w:pStyle w:val="style0"/>
+        <w:pStyle w:val="45"/>
         <w:keepNext/>
         <w:spacing w:before="240" w:after="80"/>
         <w:jc w:val="center"/>
@@ -11719,7 +11671,7 @@
     </w:p>
     <w:p>
       <w:pPr>
-        <w:pStyle w:val="style94"/>
+        <w:pStyle w:val="24"/>
         <w:numPr>
           <w:ilvl w:val="0"/>
           <w:numId w:val="4"/>
@@ -11756,7 +11708,7 @@
     </w:p>
     <w:p>
       <w:pPr>
-        <w:pStyle w:val="style94"/>
+        <w:pStyle w:val="24"/>
         <w:numPr>
           <w:ilvl w:val="0"/>
           <w:numId w:val="4"/>
@@ -11793,7 +11745,7 @@
     </w:p>
     <w:p>
       <w:pPr>
-        <w:pStyle w:val="style94"/>
+        <w:pStyle w:val="24"/>
         <w:numPr>
           <w:ilvl w:val="0"/>
           <w:numId w:val="4"/>
@@ -11830,7 +11782,7 @@
     </w:p>
     <w:p>
       <w:pPr>
-        <w:pStyle w:val="style94"/>
+        <w:pStyle w:val="24"/>
         <w:numPr>
           <w:ilvl w:val="0"/>
           <w:numId w:val="4"/>
@@ -11867,7 +11819,7 @@
     </w:p>
     <w:p>
       <w:pPr>
-        <w:pStyle w:val="style94"/>
+        <w:pStyle w:val="24"/>
         <w:numPr>
           <w:ilvl w:val="0"/>
           <w:numId w:val="4"/>
@@ -11904,7 +11856,7 @@
     </w:p>
     <w:p>
       <w:pPr>
-        <w:pStyle w:val="style94"/>
+        <w:pStyle w:val="24"/>
         <w:numPr>
           <w:ilvl w:val="0"/>
           <w:numId w:val="4"/>
@@ -11941,7 +11893,7 @@
     </w:p>
     <w:p>
       <w:pPr>
-        <w:pStyle w:val="style94"/>
+        <w:pStyle w:val="24"/>
         <w:numPr>
           <w:ilvl w:val="0"/>
           <w:numId w:val="4"/>
@@ -11978,7 +11930,7 @@
     </w:p>
     <w:p>
       <w:pPr>
-        <w:pStyle w:val="style94"/>
+        <w:pStyle w:val="24"/>
         <w:numPr>
           <w:ilvl w:val="0"/>
           <w:numId w:val="4"/>
@@ -12015,7 +11967,7 @@
     </w:p>
     <w:p>
       <w:pPr>
-        <w:pStyle w:val="style94"/>
+        <w:pStyle w:val="24"/>
         <w:numPr>
           <w:ilvl w:val="0"/>
           <w:numId w:val="4"/>
@@ -12052,7 +12004,7 @@
     </w:p>
     <w:p>
       <w:pPr>
-        <w:pStyle w:val="style94"/>
+        <w:pStyle w:val="24"/>
         <w:numPr>
           <w:ilvl w:val="0"/>
           <w:numId w:val="4"/>
@@ -12089,7 +12041,7 @@
     </w:p>
     <w:p>
       <w:pPr>
-        <w:pStyle w:val="style94"/>
+        <w:pStyle w:val="24"/>
         <w:numPr>
           <w:ilvl w:val="0"/>
           <w:numId w:val="4"/>
@@ -12126,7 +12078,7 @@
     </w:p>
     <w:p>
       <w:pPr>
-        <w:pStyle w:val="style94"/>
+        <w:pStyle w:val="24"/>
         <w:numPr>
           <w:ilvl w:val="0"/>
           <w:numId w:val="4"/>
@@ -12163,7 +12115,7 @@
     </w:p>
     <w:p>
       <w:pPr>
-        <w:pStyle w:val="style94"/>
+        <w:pStyle w:val="24"/>
         <w:numPr>
           <w:ilvl w:val="0"/>
           <w:numId w:val="4"/>
@@ -12200,7 +12152,7 @@
     </w:p>
     <w:p>
       <w:pPr>
-        <w:pStyle w:val="style94"/>
+        <w:pStyle w:val="24"/>
         <w:numPr>
           <w:ilvl w:val="0"/>
           <w:numId w:val="4"/>
@@ -12237,7 +12189,7 @@
     </w:p>
     <w:p>
       <w:pPr>
-        <w:pStyle w:val="style94"/>
+        <w:pStyle w:val="24"/>
         <w:numPr>
           <w:ilvl w:val="0"/>
           <w:numId w:val="4"/>
@@ -12274,7 +12226,7 @@
     </w:p>
     <w:p>
       <w:pPr>
-        <w:pStyle w:val="style94"/>
+        <w:pStyle w:val="24"/>
         <w:numPr>
           <w:ilvl w:val="0"/>
           <w:numId w:val="4"/>
@@ -12311,7 +12263,7 @@
     </w:p>
     <w:p>
       <w:pPr>
-        <w:pStyle w:val="style94"/>
+        <w:pStyle w:val="24"/>
         <w:numPr>
           <w:ilvl w:val="0"/>
           <w:numId w:val="4"/>
@@ -12348,7 +12300,7 @@
     </w:p>
     <w:p>
       <w:pPr>
-        <w:pStyle w:val="style94"/>
+        <w:pStyle w:val="24"/>
         <w:numPr>
           <w:ilvl w:val="0"/>
           <w:numId w:val="4"/>
@@ -12385,7 +12337,7 @@
     </w:p>
     <w:p>
       <w:pPr>
-        <w:pStyle w:val="style94"/>
+        <w:pStyle w:val="24"/>
         <w:numPr>
           <w:ilvl w:val="0"/>
           <w:numId w:val="4"/>
@@ -12422,7 +12374,7 @@
     </w:p>
     <w:p>
       <w:pPr>
-        <w:pStyle w:val="style94"/>
+        <w:pStyle w:val="24"/>
         <w:numPr>
           <w:ilvl w:val="0"/>
           <w:numId w:val="4"/>
@@ -12459,7 +12411,7 @@
     </w:p>
     <w:p>
       <w:pPr>
-        <w:pStyle w:val="style94"/>
+        <w:pStyle w:val="24"/>
         <w:numPr>
           <w:ilvl w:val="0"/>
           <w:numId w:val="4"/>
@@ -12496,7 +12448,7 @@
     </w:p>
     <w:p>
       <w:pPr>
-        <w:pStyle w:val="style94"/>
+        <w:pStyle w:val="24"/>
         <w:numPr>
           <w:ilvl w:val="0"/>
           <w:numId w:val="4"/>
@@ -12533,7 +12485,7 @@
     </w:p>
     <w:p>
       <w:pPr>
-        <w:pStyle w:val="style94"/>
+        <w:pStyle w:val="24"/>
         <w:numPr>
           <w:ilvl w:val="0"/>
           <w:numId w:val="4"/>
@@ -12570,7 +12522,7 @@
     </w:p>
     <w:p>
       <w:pPr>
-        <w:pStyle w:val="style94"/>
+        <w:pStyle w:val="24"/>
         <w:numPr>
           <w:ilvl w:val="0"/>
           <w:numId w:val="4"/>
@@ -12607,7 +12559,7 @@
     </w:p>
     <w:p>
       <w:pPr>
-        <w:pStyle w:val="style94"/>
+        <w:pStyle w:val="24"/>
         <w:numPr>
           <w:ilvl w:val="0"/>
           <w:numId w:val="4"/>
@@ -12644,7 +12596,7 @@
     </w:p>
     <w:p>
       <w:pPr>
-        <w:pStyle w:val="style94"/>
+        <w:pStyle w:val="24"/>
         <w:numPr>
           <w:ilvl w:val="0"/>
           <w:numId w:val="4"/>
@@ -12681,7 +12633,7 @@
     </w:p>
     <w:p>
       <w:pPr>
-        <w:pStyle w:val="style94"/>
+        <w:pStyle w:val="24"/>
         <w:numPr>
           <w:ilvl w:val="0"/>
           <w:numId w:val="4"/>
@@ -12718,7 +12670,7 @@
     </w:p>
     <w:p>
       <w:pPr>
-        <w:pStyle w:val="style94"/>
+        <w:pStyle w:val="24"/>
         <w:numPr>
           <w:ilvl w:val="0"/>
           <w:numId w:val="4"/>
@@ -12755,7 +12707,7 @@
     </w:p>
     <w:p>
       <w:pPr>
-        <w:pStyle w:val="style94"/>
+        <w:pStyle w:val="24"/>
         <w:numPr>
           <w:ilvl w:val="0"/>
           <w:numId w:val="4"/>
@@ -12792,7 +12744,7 @@
     </w:p>
     <w:p>
       <w:pPr>
-        <w:pStyle w:val="style94"/>
+        <w:pStyle w:val="24"/>
         <w:numPr>
           <w:ilvl w:val="0"/>
           <w:numId w:val="4"/>
@@ -12829,7 +12781,7 @@
     </w:p>
     <w:p>
       <w:pPr>
-        <w:pStyle w:val="style94"/>
+        <w:pStyle w:val="24"/>
         <w:numPr>
           <w:ilvl w:val="0"/>
           <w:numId w:val="4"/>
@@ -12866,7 +12818,7 @@
     </w:p>
     <w:p>
       <w:pPr>
-        <w:pStyle w:val="style94"/>
+        <w:pStyle w:val="24"/>
         <w:numPr>
           <w:ilvl w:val="0"/>
           <w:numId w:val="4"/>
@@ -12903,7 +12855,7 @@
     </w:p>
     <w:p>
       <w:pPr>
-        <w:pStyle w:val="style94"/>
+        <w:pStyle w:val="24"/>
         <w:numPr>
           <w:ilvl w:val="0"/>
           <w:numId w:val="4"/>
@@ -12940,7 +12892,7 @@
     </w:p>
     <w:p>
       <w:pPr>
-        <w:pStyle w:val="style94"/>
+        <w:pStyle w:val="24"/>
         <w:numPr>
           <w:ilvl w:val="0"/>
           <w:numId w:val="4"/>
@@ -12977,7 +12929,7 @@
     </w:p>
     <w:p>
       <w:pPr>
-        <w:pStyle w:val="style94"/>
+        <w:pStyle w:val="24"/>
         <w:numPr>
           <w:ilvl w:val="0"/>
           <w:numId w:val="4"/>
@@ -13014,7 +12966,7 @@
     </w:p>
     <w:p>
       <w:pPr>
-        <w:pStyle w:val="style94"/>
+        <w:pStyle w:val="24"/>
         <w:numPr>
           <w:ilvl w:val="0"/>
           <w:numId w:val="4"/>
@@ -13051,7 +13003,7 @@
     </w:p>
     <w:p>
       <w:pPr>
-        <w:pStyle w:val="style94"/>
+        <w:pStyle w:val="24"/>
         <w:numPr>
           <w:ilvl w:val="0"/>
           <w:numId w:val="4"/>
@@ -13088,7 +13040,7 @@
     </w:p>
     <w:p>
       <w:pPr>
-        <w:pStyle w:val="style94"/>
+        <w:pStyle w:val="24"/>
         <w:numPr>
           <w:ilvl w:val="0"/>
           <w:numId w:val="4"/>
@@ -13125,7 +13077,7 @@
     </w:p>
     <w:p>
       <w:pPr>
-        <w:pStyle w:val="style94"/>
+        <w:pStyle w:val="24"/>
         <w:numPr>
           <w:ilvl w:val="0"/>
           <w:numId w:val="4"/>
@@ -13162,7 +13114,7 @@
     </w:p>
     <w:p>
       <w:pPr>
-        <w:pStyle w:val="style94"/>
+        <w:pStyle w:val="24"/>
         <w:numPr>
           <w:ilvl w:val="0"/>
           <w:numId w:val="4"/>
@@ -13199,7 +13151,7 @@
     </w:p>
     <w:p>
       <w:pPr>
-        <w:pStyle w:val="style94"/>
+        <w:pStyle w:val="24"/>
         <w:numPr>
           <w:ilvl w:val="0"/>
           <w:numId w:val="4"/>
@@ -13236,7 +13188,7 @@
     </w:p>
     <w:p>
       <w:pPr>
-        <w:pStyle w:val="style94"/>
+        <w:pStyle w:val="24"/>
         <w:numPr>
           <w:ilvl w:val="0"/>
           <w:numId w:val="4"/>
@@ -13273,7 +13225,7 @@
     </w:p>
     <w:p>
       <w:pPr>
-        <w:pStyle w:val="style94"/>
+        <w:pStyle w:val="24"/>
         <w:numPr>
           <w:ilvl w:val="0"/>
           <w:numId w:val="4"/>
@@ -13310,7 +13262,7 @@
     </w:p>
     <w:p>
       <w:pPr>
-        <w:pStyle w:val="style94"/>
+        <w:pStyle w:val="24"/>
         <w:numPr>
           <w:ilvl w:val="0"/>
           <w:numId w:val="4"/>
@@ -13347,7 +13299,7 @@
     </w:p>
     <w:p>
       <w:pPr>
-        <w:pStyle w:val="style94"/>
+        <w:pStyle w:val="24"/>
         <w:numPr>
           <w:ilvl w:val="0"/>
           <w:numId w:val="4"/>
@@ -13384,7 +13336,7 @@
     </w:p>
     <w:p>
       <w:pPr>
-        <w:pStyle w:val="style94"/>
+        <w:pStyle w:val="24"/>
         <w:numPr>
           <w:ilvl w:val="0"/>
           <w:numId w:val="4"/>
@@ -13421,7 +13373,7 @@
     </w:p>
     <w:p>
       <w:pPr>
-        <w:pStyle w:val="style94"/>
+        <w:pStyle w:val="24"/>
         <w:numPr>
           <w:ilvl w:val="0"/>
           <w:numId w:val="4"/>
@@ -13458,7 +13410,7 @@
     </w:p>
     <w:p>
       <w:pPr>
-        <w:pStyle w:val="style94"/>
+        <w:pStyle w:val="24"/>
         <w:numPr>
           <w:ilvl w:val="0"/>
           <w:numId w:val="4"/>
@@ -13495,7 +13447,7 @@
     </w:p>
     <w:p>
       <w:pPr>
-        <w:pStyle w:val="style94"/>
+        <w:pStyle w:val="24"/>
         <w:numPr>
           <w:ilvl w:val="0"/>
           <w:numId w:val="4"/>
@@ -13532,7 +13484,7 @@
     </w:p>
     <w:p>
       <w:pPr>
-        <w:pStyle w:val="style94"/>
+        <w:pStyle w:val="24"/>
         <w:numPr>
           <w:ilvl w:val="0"/>
           <w:numId w:val="4"/>
@@ -13569,7 +13521,7 @@
     </w:p>
     <w:p>
       <w:pPr>
-        <w:pStyle w:val="style94"/>
+        <w:pStyle w:val="24"/>
         <w:numPr>
           <w:ilvl w:val="0"/>
           <w:numId w:val="4"/>
@@ -13606,7 +13558,7 @@
     </w:p>
     <w:p>
       <w:pPr>
-        <w:pStyle w:val="style94"/>
+        <w:pStyle w:val="24"/>
         <w:numPr>
           <w:ilvl w:val="0"/>
           <w:numId w:val="4"/>
@@ -13659,25 +13611,27 @@
 </file>
 
 <file path=word/footnotes.xml><?xml version="1.0" encoding="utf-8"?>
-<w:footnotes xmlns:w="http://schemas.openxmlformats.org/wordprocessingml/2006/main" xmlns:wp="http://schemas.openxmlformats.org/drawingml/2006/wordprocessingDrawing" xmlns:r="http://schemas.openxmlformats.org/officeDocument/2006/relationships" xmlns:v="urn:schemas-microsoft-com:vml" xmlns:w10="urn:schemas-microsoft-com:office:word" xmlns:o="urn:schemas-microsoft-com:office:office" xmlns:wp14="http://schemas.microsoft.com/office/word/2010/wordprocessingDrawing" xmlns:w14="http://schemas.microsoft.com/office/word/2010/wordml" xmlns:mc="http://schemas.openxmlformats.org/markup-compatibility/2006" xmlns:m="http://schemas.openxmlformats.org/officeDocument/2006/math" xmlns:wps="http://schemas.microsoft.com/office/word/2010/wordprocessingShape" xmlns:wpg="http://schemas.microsoft.com/office/word/2010/wordprocessingGroup" xmlns:wpi="http://schemas.microsoft.com/office/word/2010/wordprocessingInk" xmlns:wpc="http://schemas.microsoft.com/office/word/2010/wordprocessingCanvas" xmlns:wpsCustomData="http://www.wps.cn/officeDocument/2013/wpsCustomData" mc:Ignorable="w14 wp14">
-  <w:footnote w:id="1">
-    <w:p>
-      <w:pPr>
-        <w:pStyle w:val="style0"/>
-        <w:keepNext w:val="false"/>
+<w:footnotes xmlns:wpc="http://schemas.microsoft.com/office/word/2010/wordprocessingCanvas" xmlns:mc="http://schemas.openxmlformats.org/markup-compatibility/2006" xmlns:o="urn:schemas-microsoft-com:office:office" xmlns:r="http://schemas.openxmlformats.org/officeDocument/2006/relationships" xmlns:m="http://schemas.openxmlformats.org/officeDocument/2006/math" xmlns:v="urn:schemas-microsoft-com:vml" xmlns:wp14="http://schemas.microsoft.com/office/word/2010/wordprocessingDrawing" xmlns:wp="http://schemas.openxmlformats.org/drawingml/2006/wordprocessingDrawing" xmlns:w="http://schemas.openxmlformats.org/wordprocessingml/2006/main" xmlns:w14="http://schemas.microsoft.com/office/word/2010/wordml" xmlns:w15="http://schemas.microsoft.com/office/word/2012/wordml" xmlns:w10="urn:schemas-microsoft-com:office:word" xmlns:wpg="http://schemas.microsoft.com/office/word/2010/wordprocessingGroup" xmlns:wpi="http://schemas.microsoft.com/office/word/2010/wordprocessingInk" xmlns:wne="http://schemas.microsoft.com/office/word/2006/wordml" xmlns:wps="http://schemas.microsoft.com/office/word/2010/wordprocessingShape" xmlns:wpsCustomData="http://www.wps.cn/officeDocument/2013/wpsCustomData" mc:Ignorable="w14 w15 wp14">
+  <w:footnote w:type="separator" w:id="2">
+    <w:p>
+      <w:r>
+        <w:separator/>
+      </w:r>
+    </w:p>
+  </w:footnote>
+  <w:footnote w:type="continuationSeparator" w:id="3">
+    <w:p>
+      <w:r>
+        <w:continuationSeparator/>
+      </w:r>
+    </w:p>
+  </w:footnote>
+  <w:footnote w:id="0">
+    <w:p>
+      <w:pPr>
         <w:keepLines/>
-        <w:pageBreakBefore w:val="false"/>
-        <w:widowControl/>
-        <w:kinsoku/>
-        <w:wordWrap w:val="false"/>
-        <w:overflowPunct/>
-        <w:topLinePunct w:val="false"/>
-        <w:bidi w:val="false"/>
-        <w:adjustRightInd/>
-        <w:snapToGrid/>
         <w:ind w:firstLine="204"/>
         <w:jc w:val="both"/>
-        <w:textAlignment w:val="auto"/>
         <w:rPr>
           <w:color w:val="000000"/>
           <w:sz w:val="16"/>
@@ -13692,215 +13646,7 @@
           <w:sz w:val="16"/>
           <w:szCs w:val="16"/>
         </w:rPr>
-        <w:t>This work was supported by the Second Batch of Provincial-Level Undergraduate Teaching Reform Filing Projects under the "14th Five-Year Plan" of the Zhejiang Provincial Department of Education under Grant No. JGBA2024372.</w:t>
-      </w:r>
-      <w:r>
-        <w:rPr>
-          <w:rFonts w:hint="eastAsia"/>
-          <w:color w:val="000000"/>
-          <w:sz w:val="16"/>
-          <w:szCs w:val="16"/>
-          <w:lang w:val="en-US" w:eastAsia="zh-CN"/>
-        </w:rPr>
-        <w:t xml:space="preserve"> *</w:t>
-      </w:r>
-      <w:r>
-        <w:rPr>
-          <w:rFonts w:hint="eastAsia"/>
-          <w:color w:val="000000"/>
-          <w:sz w:val="16"/>
-          <w:szCs w:val="16"/>
-        </w:rPr>
-        <w:t>Corresponding author:</w:t>
-      </w:r>
-      <w:r>
-        <w:rPr>
-          <w:rFonts w:hint="eastAsia"/>
-          <w:color w:val="000000"/>
-          <w:sz w:val="16"/>
-          <w:szCs w:val="16"/>
-          <w:lang w:val="en-US" w:eastAsia="zh-CN"/>
-        </w:rPr>
-        <w:t xml:space="preserve"> </w:t>
-      </w:r>
-      <w:r>
-        <w:rPr>
-          <w:rFonts w:hint="eastAsia"/>
-          <w:color w:val="000000"/>
-          <w:sz w:val="16"/>
-          <w:szCs w:val="16"/>
-        </w:rPr>
-        <w:t>ABDULLAH, abdullah1710bb@gmail.com.</w:t>
-      </w:r>
-    </w:p>
-    <w:p>
-      <w:pPr>
-        <w:pStyle w:val="style0"/>
-        <w:keepLines/>
-        <w:ind w:firstLine="204"/>
-        <w:jc w:val="both"/>
-        <w:rPr>
-          <w:color w:val="000000"/>
-          <w:sz w:val="16"/>
-          <w:szCs w:val="16"/>
-          <w:lang w:eastAsia="zh-CN"/>
-        </w:rPr>
-      </w:pPr>
-      <w:r>
-        <w:rPr>
-          <w:rFonts w:hint="eastAsia"/>
-          <w:color w:val="000000"/>
-          <w:sz w:val="16"/>
-          <w:szCs w:val="16"/>
-        </w:rPr>
-        <w:t xml:space="preserve">Xinyu Cai is with the </w:t>
-      </w:r>
-      <w:r>
-        <w:rPr>
-          <w:rFonts w:hint="eastAsia"/>
-          <w:color w:val="000000"/>
-          <w:sz w:val="16"/>
-          <w:szCs w:val="16"/>
-          <w:lang w:eastAsia="zh-CN"/>
-        </w:rPr>
-        <w:t xml:space="preserve">College of </w:t>
-      </w:r>
-      <w:r>
-        <w:rPr>
-          <w:rFonts w:hint="eastAsia"/>
-          <w:color w:val="000000"/>
-          <w:sz w:val="16"/>
-          <w:szCs w:val="16"/>
-        </w:rPr>
-        <w:t>Busines</w:t>
-      </w:r>
-      <w:r>
-        <w:rPr>
-          <w:rFonts w:hint="eastAsia"/>
-          <w:color w:val="000000"/>
-          <w:sz w:val="16"/>
-          <w:szCs w:val="16"/>
-          <w:lang w:eastAsia="zh-CN"/>
-        </w:rPr>
-        <w:t>s</w:t>
-      </w:r>
-      <w:r>
-        <w:rPr>
-          <w:rFonts w:hint="eastAsia"/>
-          <w:color w:val="000000"/>
-          <w:sz w:val="16"/>
-          <w:szCs w:val="16"/>
-        </w:rPr>
-        <w:t>, Jiaxing University, Jiaxing, Zhejiang, China, 314001 (e-mail: caixinyu@zjxu.edu.cn).</w:t>
-      </w:r>
-      <w:r>
-        <w:rPr>
-          <w:rFonts w:hint="eastAsia"/>
-          <w:color w:val="000000"/>
-          <w:sz w:val="16"/>
-          <w:szCs w:val="16"/>
-          <w:lang w:eastAsia="zh-CN"/>
-        </w:rPr>
-        <w:t xml:space="preserve"> </w:t>
-      </w:r>
-      <w:r>
-        <w:rPr>
-          <w:rFonts w:hint="eastAsia"/>
-          <w:color w:val="000000"/>
-          <w:sz w:val="16"/>
-          <w:szCs w:val="16"/>
-          <w:highlight w:val="none"/>
-        </w:rPr>
-        <w:t xml:space="preserve">Qi Zhang is with the Jiaxing University, Jiaxing, Zhejiang, China, 314001 (e-mail: </w:t>
-      </w:r>
-      <w:r>
-        <w:rPr>
-          <w:rFonts w:hint="eastAsia"/>
-          <w:color w:val="000000"/>
-          <w:sz w:val="16"/>
-          <w:szCs w:val="16"/>
-          <w:highlight w:val="none"/>
-          <w:lang w:val="en-US" w:eastAsia="zh-CN"/>
-        </w:rPr>
-        <w:t>00008227</w:t>
-      </w:r>
-      <w:r>
-        <w:rPr>
-          <w:rFonts w:hint="eastAsia"/>
-          <w:color w:val="000000"/>
-          <w:sz w:val="16"/>
-          <w:szCs w:val="16"/>
-          <w:highlight w:val="none"/>
-        </w:rPr>
-        <w:t>@zjxu.edu.cn).</w:t>
-      </w:r>
-      <w:r>
-        <w:rPr>
-          <w:rFonts w:hint="eastAsia"/>
-          <w:color w:val="000000"/>
-          <w:sz w:val="16"/>
-          <w:szCs w:val="16"/>
-          <w:highlight w:val="none"/>
-          <w:lang w:val="en-US" w:eastAsia="zh-CN"/>
-        </w:rPr>
-        <w:t xml:space="preserve"> </w:t>
-      </w:r>
-      <w:r>
-        <w:rPr>
-          <w:rFonts w:hint="eastAsia"/>
-          <w:color w:val="000000"/>
-          <w:sz w:val="16"/>
-          <w:szCs w:val="16"/>
-          <w:highlight w:val="none"/>
-        </w:rPr>
-        <w:t>ABDULLAH is with</w:t>
-      </w:r>
-      <w:r>
-        <w:rPr>
-          <w:rFonts w:hint="eastAsia"/>
-          <w:color w:val="000000"/>
-          <w:sz w:val="16"/>
-          <w:szCs w:val="16"/>
-        </w:rPr>
-        <w:t xml:space="preserve"> the </w:t>
-      </w:r>
-      <w:r>
-        <w:rPr>
-          <w:rFonts w:hint="eastAsia"/>
-          <w:color w:val="000000"/>
-          <w:sz w:val="16"/>
-          <w:szCs w:val="16"/>
-          <w:lang w:eastAsia="zh-CN"/>
-        </w:rPr>
-        <w:t xml:space="preserve">College of </w:t>
-      </w:r>
-      <w:r>
-        <w:rPr>
-          <w:rFonts w:hint="eastAsia"/>
-          <w:color w:val="000000"/>
-          <w:sz w:val="16"/>
-          <w:szCs w:val="16"/>
-        </w:rPr>
-        <w:t>Busines</w:t>
-      </w:r>
-      <w:r>
-        <w:rPr>
-          <w:rFonts w:hint="eastAsia"/>
-          <w:color w:val="000000"/>
-          <w:sz w:val="16"/>
-          <w:szCs w:val="16"/>
-          <w:lang w:eastAsia="zh-CN"/>
-        </w:rPr>
-        <w:t>s</w:t>
-      </w:r>
-      <w:r>
-        <w:rPr>
-          <w:rFonts w:hint="eastAsia"/>
-          <w:color w:val="000000"/>
-          <w:sz w:val="16"/>
-          <w:szCs w:val="16"/>
-        </w:rPr>
-        <w:t>, Jiaxing University, Jiaxing, Zhejiang, China, 314001 (e-mail: abdullah1710bb@gmail.com).</w:t>
+        <w:t>Liming Cai is with the Jiaxing Nanhu Alliance Experimental School, Jiaxing, Zhejiang 314001, China (e-mail: 21903047@zju.edu.cn).</w:t>
       </w:r>
     </w:p>
   </w:footnote>
@@ -13908,10 +13654,9 @@
 </file>
 
 <file path=word/header1.xml><?xml version="1.0" encoding="utf-8"?>
-<w:hdr xmlns:w="http://schemas.openxmlformats.org/wordprocessingml/2006/main" xmlns:wp="http://schemas.openxmlformats.org/drawingml/2006/wordprocessingDrawing" xmlns:r="http://schemas.openxmlformats.org/officeDocument/2006/relationships" xmlns:v="urn:schemas-microsoft-com:vml" xmlns:w10="urn:schemas-microsoft-com:office:word" xmlns:o="urn:schemas-microsoft-com:office:office" xmlns:wp14="http://schemas.microsoft.com/office/word/2010/wordprocessingDrawing" xmlns:w14="http://schemas.microsoft.com/office/word/2010/wordml" xmlns:mc="http://schemas.openxmlformats.org/markup-compatibility/2006" xmlns:m="http://schemas.openxmlformats.org/officeDocument/2006/math" xmlns:wps="http://schemas.microsoft.com/office/word/2010/wordprocessingShape" xmlns:wpg="http://schemas.microsoft.com/office/word/2010/wordprocessingGroup" xmlns:wpi="http://schemas.microsoft.com/office/word/2010/wordprocessingInk" xmlns:wpc="http://schemas.microsoft.com/office/word/2010/wordprocessingCanvas" xmlns:wpsCustomData="http://www.wps.cn/officeDocument/2013/wpsCustomData" mc:Ignorable="w14 wp14">
+<w:hdr xmlns:wpc="http://schemas.microsoft.com/office/word/2010/wordprocessingCanvas" xmlns:mc="http://schemas.openxmlformats.org/markup-compatibility/2006" xmlns:o="urn:schemas-microsoft-com:office:office" xmlns:r="http://schemas.openxmlformats.org/officeDocument/2006/relationships" xmlns:m="http://schemas.openxmlformats.org/officeDocument/2006/math" xmlns:v="urn:schemas-microsoft-com:vml" xmlns:wp14="http://schemas.microsoft.com/office/word/2010/wordprocessingDrawing" xmlns:wp="http://schemas.openxmlformats.org/drawingml/2006/wordprocessingDrawing" xmlns:w10="urn:schemas-microsoft-com:office:word" xmlns:w="http://schemas.openxmlformats.org/wordprocessingml/2006/main" xmlns:w14="http://schemas.microsoft.com/office/word/2010/wordml" xmlns:w15="http://schemas.microsoft.com/office/word/2012/wordml" xmlns:wpg="http://schemas.microsoft.com/office/word/2010/wordprocessingGroup" xmlns:wpi="http://schemas.microsoft.com/office/word/2010/wordprocessingInk" xmlns:wne="http://schemas.microsoft.com/office/word/2006/wordml" xmlns:wps="http://schemas.microsoft.com/office/word/2010/wordprocessingShape" xmlns:wpsCustomData="http://www.wps.cn/officeDocument/2013/wpsCustomData" mc:Ignorable="w14 w15 wp14">
   <w:p>
     <w:pPr>
-      <w:pStyle w:val="style0"/>
       <w:ind w:right="100"/>
       <w:jc w:val="right"/>
       <w:rPr>
@@ -13923,32 +13668,34 @@
 </file>
 
 <file path=word/numbering.xml><?xml version="1.0" encoding="utf-8"?>
-<w:numbering xmlns:wpc="http://schemas.microsoft.com/office/word/2010/wordprocessingCanvas" xmlns:mc="http://schemas.openxmlformats.org/markup-compatibility/2006" xmlns:o="urn:schemas-microsoft-com:office:office" xmlns:r="http://schemas.openxmlformats.org/package/2006/relationships" xmlns:m="http://schemas.openxmlformats.org/officeDocument/2006/math" xmlns:v="urn:schemas-microsoft-com:vml" xmlns:wp14="http://schemas.microsoft.com/office/word/2010/wordprocessingDrawing" xmlns:wp="http://schemas.openxmlformats.org/drawingml/2006/wordprocessingDrawing" xmlns:w10="urn:schemas-microsoft-com:office:word" xmlns:w="http://schemas.openxmlformats.org/wordprocessingml/2006/main" xmlns:w14="http://schemas.microsoft.com/office/word/2010/wordml" xmlns:wpg="http://schemas.microsoft.com/office/word/2010/wordprocessingGroup" xmlns:wpi="http://schemas.microsoft.com/office/word/2010/wordprocessingInk" xmlns:wne="http://schemas.microsoft.com/office/word/2006/wordml" xmlns:wps="http://schemas.microsoft.com/office/word/2010/wordprocessingShape" mc:Ignorable="w14 wp14">
+<w:numbering xmlns:wpc="http://schemas.microsoft.com/office/word/2010/wordprocessingCanvas" xmlns:mc="http://schemas.openxmlformats.org/markup-compatibility/2006" xmlns:o="urn:schemas-microsoft-com:office:office" xmlns:r="http://schemas.openxmlformats.org/officeDocument/2006/relationships" xmlns:m="http://schemas.openxmlformats.org/officeDocument/2006/math" xmlns:v="urn:schemas-microsoft-com:vml" xmlns:wp14="http://schemas.microsoft.com/office/word/2010/wordprocessingDrawing" xmlns:wp="http://schemas.openxmlformats.org/drawingml/2006/wordprocessingDrawing" xmlns:w10="urn:schemas-microsoft-com:office:word" xmlns:w="http://schemas.openxmlformats.org/wordprocessingml/2006/main" xmlns:w14="http://schemas.microsoft.com/office/word/2010/wordml" xmlns:wpg="http://schemas.microsoft.com/office/word/2010/wordprocessingGroup" xmlns:wpi="http://schemas.microsoft.com/office/word/2010/wordprocessingInk" xmlns:wne="http://schemas.microsoft.com/office/word/2006/wordml" xmlns:wps="http://schemas.microsoft.com/office/word/2010/wordprocessingShape" xmlns:wpsCustomData="http://www.wps.cn/officeDocument/2013/wpsCustomData" mc:Ignorable="w14 wp14">
   <w:abstractNum w:abstractNumId="0">
     <w:nsid w:val="00000000"/>
     <w:multiLevelType w:val="singleLevel"/>
-    <w:tmpl w:val="D544F253"/>
-    <w:lvl w:ilvl="0">
+    <w:tmpl w:val="00000000"/>
+    <w:lvl w:ilvl="0" w:tentative="0">
       <w:start w:val="1"/>
       <w:numFmt w:val="decimal"/>
       <w:lvlText w:val="[%1]"/>
       <w:lvlJc w:val="left"/>
       <w:pPr>
         <w:tabs>
-          <w:tab w:val="left" w:leader="none" w:pos="420"/>
+          <w:tab w:val="left" w:pos="420"/>
         </w:tabs>
         <w:ind w:left="420" w:hanging="420"/>
       </w:pPr>
       <w:rPr>
         <w:rFonts w:hint="default"/>
+        <w:sz w:val="20"/>
+        <w:szCs w:val="20"/>
       </w:rPr>
     </w:lvl>
   </w:abstractNum>
   <w:abstractNum w:abstractNumId="1">
     <w:nsid w:val="00000001"/>
     <w:multiLevelType w:val="multilevel"/>
-    <w:tmpl w:val="FFFFFFFB"/>
-    <w:lvl w:ilvl="0">
+    <w:tmpl w:val="00000001"/>
+    <w:lvl w:ilvl="0" w:tentative="0">
       <w:start w:val="1"/>
       <w:numFmt w:val="upperRoman"/>
       <w:suff w:val="nothing"/>
@@ -13958,7 +13705,7 @@
         <w:ind w:left="0" w:firstLine="0"/>
       </w:pPr>
     </w:lvl>
-    <w:lvl w:ilvl="1">
+    <w:lvl w:ilvl="1" w:tentative="0">
       <w:start w:val="1"/>
       <w:numFmt w:val="upperLetter"/>
       <w:suff w:val="nothing"/>
@@ -13968,7 +13715,7 @@
         <w:ind w:left="0" w:firstLine="0"/>
       </w:pPr>
     </w:lvl>
-    <w:lvl w:ilvl="2">
+    <w:lvl w:ilvl="2" w:tentative="0">
       <w:start w:val="1"/>
       <w:numFmt w:val="decimal"/>
       <w:suff w:val="nothing"/>
@@ -13978,7 +13725,7 @@
         <w:ind w:left="0" w:firstLine="0"/>
       </w:pPr>
     </w:lvl>
-    <w:lvl w:ilvl="3">
+    <w:lvl w:ilvl="3" w:tentative="0">
       <w:start w:val="1"/>
       <w:numFmt w:val="lowerLetter"/>
       <w:suff w:val="nothing"/>
@@ -13988,7 +13735,7 @@
         <w:ind w:left="0" w:firstLine="0"/>
       </w:pPr>
     </w:lvl>
-    <w:lvl w:ilvl="4">
+    <w:lvl w:ilvl="4" w:tentative="0">
       <w:start w:val="1"/>
       <w:numFmt w:val="decimal"/>
       <w:suff w:val="nothing"/>
@@ -13998,7 +13745,7 @@
         <w:ind w:left="0" w:firstLine="0"/>
       </w:pPr>
     </w:lvl>
-    <w:lvl w:ilvl="5">
+    <w:lvl w:ilvl="5" w:tentative="0">
       <w:start w:val="1"/>
       <w:numFmt w:val="lowerLetter"/>
       <w:suff w:val="nothing"/>
@@ -14008,7 +13755,7 @@
         <w:ind w:left="0" w:firstLine="0"/>
       </w:pPr>
     </w:lvl>
-    <w:lvl w:ilvl="6">
+    <w:lvl w:ilvl="6" w:tentative="0">
       <w:start w:val="1"/>
       <w:numFmt w:val="decimal"/>
       <w:suff w:val="nothing"/>
@@ -14018,7 +13765,7 @@
         <w:ind w:left="0" w:firstLine="0"/>
       </w:pPr>
     </w:lvl>
-    <w:lvl w:ilvl="7">
+    <w:lvl w:ilvl="7" w:tentative="0">
       <w:start w:val="1"/>
       <w:numFmt w:val="lowerLetter"/>
       <w:suff w:val="nothing"/>
@@ -14028,7 +13775,7 @@
         <w:ind w:left="0" w:firstLine="0"/>
       </w:pPr>
     </w:lvl>
-    <w:lvl w:ilvl="8">
+    <w:lvl w:ilvl="8" w:tentative="0">
       <w:start w:val="1"/>
       <w:numFmt w:val="decimal"/>
       <w:suff w:val="nothing"/>
@@ -14042,112 +13789,112 @@
   <w:abstractNum w:abstractNumId="2">
     <w:nsid w:val="00000002"/>
     <w:multiLevelType w:val="multilevel"/>
-    <w:tmpl w:val="44604766"/>
-    <w:lvl w:ilvl="0">
+    <w:tmpl w:val="00000002"/>
+    <w:lvl w:ilvl="0" w:tentative="0">
       <w:start w:val="1"/>
       <w:numFmt w:val="decimal"/>
-      <w:pStyle w:val="style4103"/>
+      <w:pStyle w:val="43"/>
       <w:lvlText w:val="%1."/>
       <w:lvlJc w:val="left"/>
       <w:pPr>
         <w:tabs>
-          <w:tab w:val="left" w:leader="none" w:pos="720"/>
+          <w:tab w:val="left" w:pos="720"/>
         </w:tabs>
         <w:ind w:left="720" w:hanging="720"/>
       </w:pPr>
     </w:lvl>
-    <w:lvl w:ilvl="1">
+    <w:lvl w:ilvl="1" w:tentative="0">
       <w:start w:val="1"/>
       <w:numFmt w:val="decimal"/>
       <w:lvlText w:val="%2."/>
       <w:lvlJc w:val="left"/>
       <w:pPr>
         <w:tabs>
-          <w:tab w:val="left" w:leader="none" w:pos="1440"/>
+          <w:tab w:val="left" w:pos="1440"/>
         </w:tabs>
         <w:ind w:left="1440" w:hanging="720"/>
       </w:pPr>
     </w:lvl>
-    <w:lvl w:ilvl="2">
+    <w:lvl w:ilvl="2" w:tentative="0">
       <w:start w:val="1"/>
       <w:numFmt w:val="decimal"/>
       <w:lvlText w:val="%3."/>
       <w:lvlJc w:val="left"/>
       <w:pPr>
         <w:tabs>
-          <w:tab w:val="left" w:leader="none" w:pos="2160"/>
+          <w:tab w:val="left" w:pos="2160"/>
         </w:tabs>
         <w:ind w:left="2160" w:hanging="720"/>
       </w:pPr>
     </w:lvl>
-    <w:lvl w:ilvl="3">
+    <w:lvl w:ilvl="3" w:tentative="0">
       <w:start w:val="1"/>
       <w:numFmt w:val="decimal"/>
       <w:lvlText w:val="%4."/>
       <w:lvlJc w:val="left"/>
       <w:pPr>
         <w:tabs>
-          <w:tab w:val="left" w:leader="none" w:pos="2880"/>
+          <w:tab w:val="left" w:pos="2880"/>
         </w:tabs>
         <w:ind w:left="2880" w:hanging="720"/>
       </w:pPr>
     </w:lvl>
-    <w:lvl w:ilvl="4">
+    <w:lvl w:ilvl="4" w:tentative="0">
       <w:start w:val="1"/>
       <w:numFmt w:val="decimal"/>
       <w:lvlText w:val="%5."/>
       <w:lvlJc w:val="left"/>
       <w:pPr>
         <w:tabs>
-          <w:tab w:val="left" w:leader="none" w:pos="3600"/>
+          <w:tab w:val="left" w:pos="3600"/>
         </w:tabs>
         <w:ind w:left="3600" w:hanging="720"/>
       </w:pPr>
     </w:lvl>
-    <w:lvl w:ilvl="5">
+    <w:lvl w:ilvl="5" w:tentative="0">
       <w:start w:val="1"/>
       <w:numFmt w:val="decimal"/>
       <w:lvlText w:val="%6."/>
       <w:lvlJc w:val="left"/>
       <w:pPr>
         <w:tabs>
-          <w:tab w:val="left" w:leader="none" w:pos="4320"/>
+          <w:tab w:val="left" w:pos="4320"/>
         </w:tabs>
         <w:ind w:left="4320" w:hanging="720"/>
       </w:pPr>
     </w:lvl>
-    <w:lvl w:ilvl="6">
+    <w:lvl w:ilvl="6" w:tentative="0">
       <w:start w:val="1"/>
       <w:numFmt w:val="decimal"/>
       <w:lvlText w:val="%7."/>
       <w:lvlJc w:val="left"/>
       <w:pPr>
         <w:tabs>
-          <w:tab w:val="left" w:leader="none" w:pos="5040"/>
+          <w:tab w:val="left" w:pos="5040"/>
         </w:tabs>
         <w:ind w:left="5040" w:hanging="720"/>
       </w:pPr>
     </w:lvl>
-    <w:lvl w:ilvl="7">
+    <w:lvl w:ilvl="7" w:tentative="0">
       <w:start w:val="1"/>
       <w:numFmt w:val="decimal"/>
       <w:lvlText w:val="%8."/>
       <w:lvlJc w:val="left"/>
       <w:pPr>
         <w:tabs>
-          <w:tab w:val="left" w:leader="none" w:pos="5760"/>
+          <w:tab w:val="left" w:pos="5760"/>
         </w:tabs>
         <w:ind w:left="5760" w:hanging="720"/>
       </w:pPr>
     </w:lvl>
-    <w:lvl w:ilvl="8">
+    <w:lvl w:ilvl="8" w:tentative="0">
       <w:start w:val="1"/>
       <w:numFmt w:val="decimal"/>
       <w:lvlText w:val="%9."/>
       <w:lvlJc w:val="left"/>
       <w:pPr>
         <w:tabs>
-          <w:tab w:val="left" w:leader="none" w:pos="6480"/>
+          <w:tab w:val="left" w:pos="6480"/>
         </w:tabs>
         <w:ind w:left="6480" w:hanging="720"/>
       </w:pPr>
@@ -14156,8 +13903,8 @@
   <w:abstractNum w:abstractNumId="3">
     <w:nsid w:val="00000003"/>
     <w:multiLevelType w:val="multilevel"/>
-    <w:tmpl w:val="4CC97A8F"/>
-    <w:lvl w:ilvl="0">
+    <w:tmpl w:val="00000003"/>
+    <w:lvl w:ilvl="0" w:tentative="0">
       <w:start w:val="1"/>
       <w:numFmt w:val="decimal"/>
       <w:lvlText w:val="[%1]"/>
@@ -14166,175 +13913,89 @@
         <w:ind w:left="990" w:hanging="360"/>
       </w:pPr>
       <w:rPr>
-        <w:i w:val="false"/>
+        <w:i w:val="0"/>
         <w:sz w:val="16"/>
         <w:szCs w:val="16"/>
       </w:rPr>
     </w:lvl>
-    <w:lvl w:ilvl="1">
+    <w:lvl w:ilvl="1" w:tentative="0">
       <w:start w:val="1"/>
       <w:numFmt w:val="bullet"/>
-      <w:pStyle w:val="style2"/>
+      <w:pStyle w:val="3"/>
       <w:lvlText w:val=""/>
       <w:lvlJc w:val="left"/>
       <w:pPr>
         <w:ind w:left="0" w:firstLine="0"/>
       </w:pPr>
     </w:lvl>
-    <w:lvl w:ilvl="2">
+    <w:lvl w:ilvl="2" w:tentative="0">
       <w:start w:val="1"/>
       <w:numFmt w:val="bullet"/>
-      <w:pStyle w:val="style3"/>
+      <w:pStyle w:val="4"/>
       <w:lvlText w:val=""/>
       <w:lvlJc w:val="left"/>
       <w:pPr>
         <w:ind w:left="0" w:firstLine="0"/>
       </w:pPr>
     </w:lvl>
-    <w:lvl w:ilvl="3">
+    <w:lvl w:ilvl="3" w:tentative="0">
       <w:start w:val="1"/>
       <w:numFmt w:val="bullet"/>
-      <w:pStyle w:val="style4"/>
+      <w:pStyle w:val="6"/>
       <w:lvlText w:val=""/>
       <w:lvlJc w:val="left"/>
       <w:pPr>
         <w:ind w:left="0" w:firstLine="0"/>
       </w:pPr>
     </w:lvl>
-    <w:lvl w:ilvl="4">
+    <w:lvl w:ilvl="4" w:tentative="0">
       <w:start w:val="1"/>
       <w:numFmt w:val="bullet"/>
-      <w:pStyle w:val="style5"/>
+      <w:pStyle w:val="7"/>
       <w:lvlText w:val=""/>
       <w:lvlJc w:val="left"/>
       <w:pPr>
         <w:ind w:left="0" w:firstLine="0"/>
       </w:pPr>
     </w:lvl>
-    <w:lvl w:ilvl="5">
+    <w:lvl w:ilvl="5" w:tentative="0">
       <w:start w:val="1"/>
       <w:numFmt w:val="bullet"/>
-      <w:pStyle w:val="style6"/>
+      <w:pStyle w:val="8"/>
       <w:lvlText w:val=""/>
       <w:lvlJc w:val="left"/>
       <w:pPr>
         <w:ind w:left="0" w:firstLine="0"/>
       </w:pPr>
     </w:lvl>
-    <w:lvl w:ilvl="6">
+    <w:lvl w:ilvl="6" w:tentative="0">
       <w:start w:val="1"/>
       <w:numFmt w:val="bullet"/>
-      <w:pStyle w:val="style7"/>
+      <w:pStyle w:val="9"/>
       <w:lvlText w:val=""/>
       <w:lvlJc w:val="left"/>
       <w:pPr>
         <w:ind w:left="0" w:firstLine="0"/>
       </w:pPr>
     </w:lvl>
-    <w:lvl w:ilvl="7">
+    <w:lvl w:ilvl="7" w:tentative="0">
       <w:start w:val="1"/>
       <w:numFmt w:val="bullet"/>
-      <w:pStyle w:val="style8"/>
+      <w:pStyle w:val="10"/>
       <w:lvlText w:val=""/>
       <w:lvlJc w:val="left"/>
       <w:pPr>
         <w:ind w:left="0" w:firstLine="0"/>
       </w:pPr>
     </w:lvl>
-    <w:lvl w:ilvl="8">
+    <w:lvl w:ilvl="8" w:tentative="0">
       <w:start w:val="1"/>
       <w:numFmt w:val="bullet"/>
-      <w:pStyle w:val="style9"/>
+      <w:pStyle w:val="11"/>
       <w:lvlText w:val=""/>
       <w:lvlJc w:val="left"/>
       <w:pPr>
         <w:ind w:left="0" w:firstLine="0"/>
-      </w:pPr>
-    </w:lvl>
-  </w:abstractNum>
-  <w:abstractNum w:abstractNumId="4">
-    <w:nsid w:val="00000004"/>
-    <w:multiLevelType w:val="hybridMultilevel"/>
-    <w:tmpl w:val="BFB89A02"/>
-    <w:lvl w:ilvl="0" w:tplc="0409000F">
-      <w:start w:val="1"/>
-      <w:numFmt w:val="decimal"/>
-      <w:lvlText w:val="(%1."/>
-      <w:lvlJc w:val="left"/>
-      <w:pPr>
-        <w:ind w:left="420" w:hanging="420"/>
-      </w:pPr>
-    </w:lvl>
-    <w:lvl w:ilvl="1" w:tplc="04090019" w:tentative="1">
-      <w:start w:val="1"/>
-      <w:numFmt w:val="lowerLetter"/>
-      <w:lvlText w:val="%2)"/>
-      <w:lvlJc w:val="left"/>
-      <w:pPr>
-        <w:ind w:left="840" w:hanging="420"/>
-      </w:pPr>
-    </w:lvl>
-    <w:lvl w:ilvl="2" w:tplc="0409001B" w:tentative="1">
-      <w:start w:val="1"/>
-      <w:numFmt w:val="lowerRoman"/>
-      <w:lvlText w:val="%3."/>
-      <w:lvlJc w:val="right"/>
-      <w:pPr>
-        <w:ind w:left="1260" w:hanging="420"/>
-      </w:pPr>
-    </w:lvl>
-    <w:lvl w:ilvl="3" w:tplc="0409000F" w:tentative="1">
-      <w:start w:val="1"/>
-      <w:numFmt w:val="decimal"/>
-      <w:lvlText w:val="%4."/>
-      <w:lvlJc w:val="left"/>
-      <w:pPr>
-        <w:ind w:left="1680" w:hanging="420"/>
-      </w:pPr>
-    </w:lvl>
-    <w:lvl w:ilvl="4" w:tplc="04090019" w:tentative="1">
-      <w:start w:val="1"/>
-      <w:numFmt w:val="lowerLetter"/>
-      <w:lvlText w:val="%5)"/>
-      <w:lvlJc w:val="left"/>
-      <w:pPr>
-        <w:ind w:left="2100" w:hanging="420"/>
-      </w:pPr>
-    </w:lvl>
-    <w:lvl w:ilvl="5" w:tplc="0409001B" w:tentative="1">
-      <w:start w:val="1"/>
-      <w:numFmt w:val="lowerRoman"/>
-      <w:lvlText w:val="%6."/>
-      <w:lvlJc w:val="right"/>
-      <w:pPr>
-        <w:ind w:left="2520" w:hanging="420"/>
-      </w:pPr>
-    </w:lvl>
-    <w:lvl w:ilvl="6" w:tplc="0409000F" w:tentative="1">
-      <w:start w:val="1"/>
-      <w:numFmt w:val="decimal"/>
-      <w:lvlText w:val="%7."/>
-      <w:lvlJc w:val="left"/>
-      <w:pPr>
-        <w:ind w:left="2940" w:hanging="420"/>
-      </w:pPr>
-    </w:lvl>
-    <w:lvl w:ilvl="7" w:tplc="04090019" w:tentative="1">
-      <w:start w:val="1"/>
-      <w:numFmt w:val="lowerLetter"/>
-      <w:lvlText w:val="%8)"/>
-      <w:lvlJc w:val="left"/>
-      <w:pPr>
-        <w:ind w:left="3360" w:hanging="420"/>
-      </w:pPr>
-    </w:lvl>
-    <w:lvl w:ilvl="8" w:tplc="0409001B" w:tentative="1">
-      <w:start w:val="1"/>
-      <w:numFmt w:val="lowerRoman"/>
-      <w:lvlText w:val="%9."/>
-      <w:lvlJc w:val="right"/>
-      <w:pPr>
-        <w:ind w:left="3780" w:hanging="420"/>
       </w:pPr>
     </w:lvl>
   </w:abstractNum>
@@ -14350,43 +14011,285 @@
   <w:num w:numId="4">
     <w:abstractNumId w:val="0"/>
   </w:num>
-  <w:num w:numId="5">
-    <w:abstractNumId w:val="4"/>
-  </w:num>
-  <w:num w:numId="6">
-    <w:abstractNumId w:val="4"/>
-  </w:num>
 </w:numbering>
 </file>
 
 <file path=word/styles.xml><?xml version="1.0" encoding="utf-8"?>
-<w:styles xmlns:mc="http://schemas.openxmlformats.org/markup-compatibility/2006" xmlns:w="http://schemas.openxmlformats.org/wordprocessingml/2006/main" xmlns:w14="http://schemas.microsoft.com/office/word/2010/wordml" mc:Ignorable="w14">
+<w:styles xmlns:mc="http://schemas.openxmlformats.org/markup-compatibility/2006" xmlns:o="urn:schemas-microsoft-com:office:office" xmlns:r="http://schemas.openxmlformats.org/officeDocument/2006/relationships" xmlns:m="http://schemas.openxmlformats.org/officeDocument/2006/math" xmlns:v="urn:schemas-microsoft-com:vml" xmlns:w="http://schemas.openxmlformats.org/wordprocessingml/2006/main" xmlns:w14="http://schemas.microsoft.com/office/word/2010/wordml" xmlns:w10="urn:schemas-microsoft-com:office:word" xmlns:sl="http://schemas.openxmlformats.org/schemaLibrary/2006/main" xmlns:wpsCustomData="http://www.wps.cn/officeDocument/2013/wpsCustomData" mc:Ignorable="w14">
   <w:docDefaults>
     <w:rPrDefault>
       <w:rPr>
-        <w:rFonts w:ascii="Times New Roman" w:cs="Times New Roman" w:eastAsia="宋体" w:hAnsi="Times New Roman"/>
+        <w:rFonts w:ascii="Times New Roman" w:hAnsi="Times New Roman" w:eastAsia="宋体" w:cs="Times New Roman"/>
       </w:rPr>
     </w:rPrDefault>
-    <w:pPrDefault>
-      <w:pPr/>
-    </w:pPrDefault>
+    <w:pPrDefault/>
   </w:docDefaults>
-  <w:style w:type="paragraph" w:default="1" w:styleId="style0">
+  <w:latentStyles w:count="260" w:defQFormat="0" w:defUnhideWhenUsed="1" w:defSemiHidden="1" w:defUIPriority="99" w:defLockedState="0">
+    <w:lsdException w:qFormat="1" w:unhideWhenUsed="0" w:uiPriority="0" w:semiHidden="0" w:name="Normal"/>
+    <w:lsdException w:qFormat="1" w:unhideWhenUsed="0" w:uiPriority="0" w:semiHidden="0" w:name="heading 1"/>
+    <w:lsdException w:qFormat="1" w:unhideWhenUsed="0" w:uiPriority="0" w:semiHidden="0" w:name="heading 2"/>
+    <w:lsdException w:qFormat="1" w:unhideWhenUsed="0" w:uiPriority="0" w:semiHidden="0" w:name="heading 3"/>
+    <w:lsdException w:qFormat="1" w:unhideWhenUsed="0" w:uiPriority="0" w:semiHidden="0" w:name="heading 4"/>
+    <w:lsdException w:qFormat="1" w:unhideWhenUsed="0" w:uiPriority="0" w:semiHidden="0" w:name="heading 5"/>
+    <w:lsdException w:qFormat="1" w:unhideWhenUsed="0" w:uiPriority="0" w:semiHidden="0" w:name="heading 6"/>
+    <w:lsdException w:qFormat="1" w:unhideWhenUsed="0" w:uiPriority="0" w:semiHidden="0" w:name="heading 7"/>
+    <w:lsdException w:qFormat="1" w:unhideWhenUsed="0" w:uiPriority="0" w:semiHidden="0" w:name="heading 8"/>
+    <w:lsdException w:qFormat="1" w:unhideWhenUsed="0" w:uiPriority="0" w:semiHidden="0" w:name="heading 9"/>
+    <w:lsdException w:unhideWhenUsed="0" w:uiPriority="0" w:semiHidden="0" w:name="index 1"/>
+    <w:lsdException w:unhideWhenUsed="0" w:uiPriority="0" w:semiHidden="0" w:name="index 2"/>
+    <w:lsdException w:unhideWhenUsed="0" w:uiPriority="0" w:semiHidden="0" w:name="index 3"/>
+    <w:lsdException w:unhideWhenUsed="0" w:uiPriority="0" w:semiHidden="0" w:name="index 4"/>
+    <w:lsdException w:unhideWhenUsed="0" w:uiPriority="0" w:semiHidden="0" w:name="index 5"/>
+    <w:lsdException w:unhideWhenUsed="0" w:uiPriority="0" w:semiHidden="0" w:name="index 6"/>
+    <w:lsdException w:unhideWhenUsed="0" w:uiPriority="0" w:semiHidden="0" w:name="index 7"/>
+    <w:lsdException w:unhideWhenUsed="0" w:uiPriority="0" w:semiHidden="0" w:name="index 8"/>
+    <w:lsdException w:unhideWhenUsed="0" w:uiPriority="0" w:semiHidden="0" w:name="index 9"/>
+    <w:lsdException w:unhideWhenUsed="0" w:uiPriority="0" w:semiHidden="0" w:name="toc 1"/>
+    <w:lsdException w:unhideWhenUsed="0" w:uiPriority="0" w:semiHidden="0" w:name="toc 2"/>
+    <w:lsdException w:unhideWhenUsed="0" w:uiPriority="0" w:semiHidden="0" w:name="toc 3"/>
+    <w:lsdException w:unhideWhenUsed="0" w:uiPriority="0" w:semiHidden="0" w:name="toc 4"/>
+    <w:lsdException w:unhideWhenUsed="0" w:uiPriority="0" w:semiHidden="0" w:name="toc 5"/>
+    <w:lsdException w:unhideWhenUsed="0" w:uiPriority="0" w:semiHidden="0" w:name="toc 6"/>
+    <w:lsdException w:unhideWhenUsed="0" w:uiPriority="0" w:semiHidden="0" w:name="toc 7"/>
+    <w:lsdException w:unhideWhenUsed="0" w:uiPriority="0" w:semiHidden="0" w:name="toc 8"/>
+    <w:lsdException w:unhideWhenUsed="0" w:uiPriority="0" w:semiHidden="0" w:name="toc 9"/>
+    <w:lsdException w:unhideWhenUsed="0" w:uiPriority="0" w:semiHidden="0" w:name="Normal Indent"/>
+    <w:lsdException w:qFormat="1" w:unhideWhenUsed="0" w:uiPriority="0" w:semiHidden="0" w:name="footnote text"/>
+    <w:lsdException w:qFormat="1" w:unhideWhenUsed="0" w:uiPriority="0" w:semiHidden="0" w:name="annotation text"/>
+    <w:lsdException w:qFormat="1" w:unhideWhenUsed="0" w:uiPriority="0" w:semiHidden="0" w:name="header"/>
+    <w:lsdException w:qFormat="1" w:unhideWhenUsed="0" w:uiPriority="0" w:semiHidden="0" w:name="footer"/>
+    <w:lsdException w:unhideWhenUsed="0" w:uiPriority="0" w:semiHidden="0" w:name="index heading"/>
+    <w:lsdException w:qFormat="1" w:unhideWhenUsed="0" w:uiPriority="0" w:semiHidden="0" w:name="caption"/>
+    <w:lsdException w:unhideWhenUsed="0" w:uiPriority="0" w:semiHidden="0" w:name="table of figures"/>
+    <w:lsdException w:unhideWhenUsed="0" w:uiPriority="0" w:semiHidden="0" w:name="envelope address"/>
+    <w:lsdException w:unhideWhenUsed="0" w:uiPriority="0" w:semiHidden="0" w:name="envelope return"/>
+    <w:lsdException w:qFormat="1" w:unhideWhenUsed="0" w:uiPriority="0" w:semiHidden="0" w:name="footnote reference"/>
+    <w:lsdException w:qFormat="1" w:unhideWhenUsed="0" w:uiPriority="99" w:semiHidden="0" w:name="annotation reference"/>
+    <w:lsdException w:unhideWhenUsed="0" w:uiPriority="0" w:semiHidden="0" w:name="line number"/>
+    <w:lsdException w:qFormat="1" w:unhideWhenUsed="0" w:uiPriority="0" w:semiHidden="0" w:name="page number"/>
+    <w:lsdException w:unhideWhenUsed="0" w:uiPriority="0" w:semiHidden="0" w:name="endnote reference"/>
+    <w:lsdException w:unhideWhenUsed="0" w:uiPriority="0" w:semiHidden="0" w:name="endnote text"/>
+    <w:lsdException w:unhideWhenUsed="0" w:uiPriority="0" w:semiHidden="0" w:name="table of authorities"/>
+    <w:lsdException w:unhideWhenUsed="0" w:uiPriority="0" w:semiHidden="0" w:name="macro"/>
+    <w:lsdException w:unhideWhenUsed="0" w:uiPriority="0" w:semiHidden="0" w:name="toa heading"/>
+    <w:lsdException w:unhideWhenUsed="0" w:uiPriority="0" w:semiHidden="0" w:name="List"/>
+    <w:lsdException w:unhideWhenUsed="0" w:uiPriority="0" w:semiHidden="0" w:name="List Bullet"/>
+    <w:lsdException w:qFormat="1" w:unhideWhenUsed="0" w:uiPriority="0" w:semiHidden="0" w:name="List Number"/>
+    <w:lsdException w:unhideWhenUsed="0" w:uiPriority="0" w:semiHidden="0" w:name="List 2"/>
+    <w:lsdException w:unhideWhenUsed="0" w:uiPriority="0" w:semiHidden="0" w:name="List 3"/>
+    <w:lsdException w:unhideWhenUsed="0" w:uiPriority="0" w:semiHidden="0" w:name="List 4"/>
+    <w:lsdException w:unhideWhenUsed="0" w:uiPriority="0" w:semiHidden="0" w:name="List 5"/>
+    <w:lsdException w:unhideWhenUsed="0" w:uiPriority="0" w:semiHidden="0" w:name="List Bullet 2"/>
+    <w:lsdException w:unhideWhenUsed="0" w:uiPriority="0" w:semiHidden="0" w:name="List Bullet 3"/>
+    <w:lsdException w:unhideWhenUsed="0" w:uiPriority="0" w:semiHidden="0" w:name="List Bullet 4"/>
+    <w:lsdException w:unhideWhenUsed="0" w:uiPriority="0" w:semiHidden="0" w:name="List Bullet 5"/>
+    <w:lsdException w:unhideWhenUsed="0" w:uiPriority="0" w:semiHidden="0" w:name="List Number 2"/>
+    <w:lsdException w:unhideWhenUsed="0" w:uiPriority="0" w:semiHidden="0" w:name="List Number 3"/>
+    <w:lsdException w:unhideWhenUsed="0" w:uiPriority="0" w:semiHidden="0" w:name="List Number 4"/>
+    <w:lsdException w:unhideWhenUsed="0" w:uiPriority="0" w:semiHidden="0" w:name="List Number 5"/>
+    <w:lsdException w:qFormat="1" w:unhideWhenUsed="0" w:uiPriority="0" w:semiHidden="0" w:name="Title"/>
+    <w:lsdException w:unhideWhenUsed="0" w:uiPriority="0" w:semiHidden="0" w:name="Closing"/>
+    <w:lsdException w:unhideWhenUsed="0" w:uiPriority="0" w:semiHidden="0" w:name="Signature"/>
+    <w:lsdException w:qFormat="1" w:unhideWhenUsed="0" w:uiPriority="1" w:semiHidden="0" w:name="Default Paragraph Font"/>
+    <w:lsdException w:qFormat="1" w:unhideWhenUsed="0" w:uiPriority="0" w:semiHidden="0" w:name="Body Text"/>
+    <w:lsdException w:qFormat="1" w:unhideWhenUsed="0" w:uiPriority="0" w:semiHidden="0" w:name="Body Text Indent"/>
+    <w:lsdException w:unhideWhenUsed="0" w:uiPriority="0" w:semiHidden="0" w:name="List Continue"/>
+    <w:lsdException w:unhideWhenUsed="0" w:uiPriority="0" w:semiHidden="0" w:name="List Continue 2"/>
+    <w:lsdException w:unhideWhenUsed="0" w:uiPriority="0" w:semiHidden="0" w:name="List Continue 3"/>
+    <w:lsdException w:unhideWhenUsed="0" w:uiPriority="0" w:semiHidden="0" w:name="List Continue 4"/>
+    <w:lsdException w:unhideWhenUsed="0" w:uiPriority="0" w:semiHidden="0" w:name="List Continue 5"/>
+    <w:lsdException w:unhideWhenUsed="0" w:uiPriority="0" w:semiHidden="0" w:name="Message Header"/>
+    <w:lsdException w:qFormat="1" w:unhideWhenUsed="0" w:uiPriority="11" w:semiHidden="0" w:name="Subtitle"/>
+    <w:lsdException w:unhideWhenUsed="0" w:uiPriority="0" w:semiHidden="0" w:name="Salutation"/>
+    <w:lsdException w:unhideWhenUsed="0" w:uiPriority="0" w:semiHidden="0" w:name="Date"/>
+    <w:lsdException w:unhideWhenUsed="0" w:uiPriority="0" w:semiHidden="0" w:name="Body Text First Indent"/>
+    <w:lsdException w:unhideWhenUsed="0" w:uiPriority="0" w:semiHidden="0" w:name="Body Text First Indent 2"/>
+    <w:lsdException w:unhideWhenUsed="0" w:uiPriority="0" w:semiHidden="0" w:name="Note Heading"/>
+    <w:lsdException w:qFormat="1" w:unhideWhenUsed="0" w:uiPriority="0" w:semiHidden="0" w:name="Body Text 2"/>
+    <w:lsdException w:unhideWhenUsed="0" w:uiPriority="0" w:semiHidden="0" w:name="Body Text 3"/>
+    <w:lsdException w:unhideWhenUsed="0" w:uiPriority="0" w:semiHidden="0" w:name="Body Text Indent 2"/>
+    <w:lsdException w:unhideWhenUsed="0" w:uiPriority="0" w:semiHidden="0" w:name="Body Text Indent 3"/>
+    <w:lsdException w:unhideWhenUsed="0" w:uiPriority="0" w:semiHidden="0" w:name="Block Text"/>
+    <w:lsdException w:qFormat="1" w:unhideWhenUsed="0" w:uiPriority="0" w:semiHidden="0" w:name="Hyperlink"/>
+    <w:lsdException w:qFormat="1" w:unhideWhenUsed="0" w:uiPriority="0" w:semiHidden="0" w:name="FollowedHyperlink"/>
+    <w:lsdException w:qFormat="1" w:unhideWhenUsed="0" w:uiPriority="0" w:semiHidden="0" w:name="Strong"/>
+    <w:lsdException w:qFormat="1" w:unhideWhenUsed="0" w:uiPriority="20" w:semiHidden="0" w:name="Emphasis"/>
+    <w:lsdException w:qFormat="1" w:unhideWhenUsed="0" w:uiPriority="0" w:semiHidden="0" w:name="Document Map"/>
+    <w:lsdException w:qFormat="1" w:unhideWhenUsed="0" w:uiPriority="0" w:semiHidden="0" w:name="Plain Text"/>
+    <w:lsdException w:unhideWhenUsed="0" w:uiPriority="0" w:semiHidden="0" w:name="E-mail Signature"/>
+    <w:lsdException w:qFormat="1" w:unhideWhenUsed="0" w:uiPriority="99" w:semiHidden="0" w:name="Normal (Web)"/>
+    <w:lsdException w:unhideWhenUsed="0" w:uiPriority="0" w:semiHidden="0" w:name="HTML Acronym"/>
+    <w:lsdException w:unhideWhenUsed="0" w:uiPriority="0" w:semiHidden="0" w:name="HTML Address"/>
+    <w:lsdException w:unhideWhenUsed="0" w:uiPriority="0" w:semiHidden="0" w:name="HTML Cite"/>
+    <w:lsdException w:unhideWhenUsed="0" w:uiPriority="0" w:semiHidden="0" w:name="HTML Code"/>
+    <w:lsdException w:unhideWhenUsed="0" w:uiPriority="0" w:semiHidden="0" w:name="HTML Definition"/>
+    <w:lsdException w:unhideWhenUsed="0" w:uiPriority="0" w:semiHidden="0" w:name="HTML Keyboard"/>
+    <w:lsdException w:unhideWhenUsed="0" w:uiPriority="0" w:semiHidden="0" w:name="HTML Preformatted"/>
+    <w:lsdException w:unhideWhenUsed="0" w:uiPriority="0" w:semiHidden="0" w:name="HTML Sample"/>
+    <w:lsdException w:unhideWhenUsed="0" w:uiPriority="0" w:semiHidden="0" w:name="HTML Typewriter"/>
+    <w:lsdException w:unhideWhenUsed="0" w:uiPriority="0" w:semiHidden="0" w:name="HTML Variable"/>
+    <w:lsdException w:qFormat="1" w:unhideWhenUsed="0" w:uiPriority="99" w:semiHidden="0" w:name="Normal Table"/>
+    <w:lsdException w:qFormat="1" w:unhideWhenUsed="0" w:uiPriority="0" w:semiHidden="0" w:name="annotation subject"/>
+    <w:lsdException w:uiPriority="0" w:name="Table Simple 1"/>
+    <w:lsdException w:uiPriority="0" w:name="Table Simple 2"/>
+    <w:lsdException w:uiPriority="0" w:name="Table Simple 3"/>
+    <w:lsdException w:uiPriority="0" w:name="Table Classic 1"/>
+    <w:lsdException w:uiPriority="0" w:name="Table Classic 2"/>
+    <w:lsdException w:uiPriority="0" w:name="Table Classic 3"/>
+    <w:lsdException w:uiPriority="0" w:name="Table Classic 4"/>
+    <w:lsdException w:uiPriority="0" w:name="Table Colorful 1"/>
+    <w:lsdException w:uiPriority="0" w:name="Table Colorful 2"/>
+    <w:lsdException w:uiPriority="0" w:name="Table Colorful 3"/>
+    <w:lsdException w:uiPriority="0" w:name="Table Columns 1"/>
+    <w:lsdException w:uiPriority="0" w:name="Table Columns 2"/>
+    <w:lsdException w:uiPriority="0" w:name="Table Columns 3"/>
+    <w:lsdException w:uiPriority="0" w:name="Table Columns 4"/>
+    <w:lsdException w:uiPriority="0" w:name="Table Columns 5"/>
+    <w:lsdException w:uiPriority="0" w:name="Table Grid 1"/>
+    <w:lsdException w:uiPriority="0" w:name="Table Grid 2"/>
+    <w:lsdException w:uiPriority="0" w:name="Table Grid 3"/>
+    <w:lsdException w:uiPriority="0" w:name="Table Grid 4"/>
+    <w:lsdException w:uiPriority="0" w:name="Table Grid 5"/>
+    <w:lsdException w:uiPriority="0" w:name="Table Grid 6"/>
+    <w:lsdException w:uiPriority="0" w:name="Table Grid 7"/>
+    <w:lsdException w:uiPriority="0" w:name="Table Grid 8"/>
+    <w:lsdException w:uiPriority="0" w:name="Table List 1"/>
+    <w:lsdException w:uiPriority="0" w:name="Table List 2"/>
+    <w:lsdException w:qFormat="1" w:unhideWhenUsed="0" w:uiPriority="0" w:semiHidden="0" w:name="Table List 3"/>
+    <w:lsdException w:uiPriority="0" w:name="Table List 4"/>
+    <w:lsdException w:uiPriority="0" w:name="Table List 5"/>
+    <w:lsdException w:uiPriority="0" w:name="Table List 6"/>
+    <w:lsdException w:uiPriority="0" w:name="Table List 7"/>
+    <w:lsdException w:uiPriority="0" w:name="Table List 8"/>
+    <w:lsdException w:uiPriority="0" w:name="Table 3D effects 1"/>
+    <w:lsdException w:uiPriority="0" w:name="Table 3D effects 2"/>
+    <w:lsdException w:uiPriority="0" w:name="Table 3D effects 3"/>
+    <w:lsdException w:uiPriority="0" w:name="Table Contemporary"/>
+    <w:lsdException w:uiPriority="0" w:name="Table Elegant"/>
+    <w:lsdException w:uiPriority="0" w:name="Table Professional"/>
+    <w:lsdException w:uiPriority="0" w:name="Table Subtle 1"/>
+    <w:lsdException w:uiPriority="0" w:name="Table Subtle 2"/>
+    <w:lsdException w:uiPriority="0" w:name="Table Web 1"/>
+    <w:lsdException w:uiPriority="0" w:name="Table Web 2"/>
+    <w:lsdException w:uiPriority="0" w:name="Table Web 3"/>
+    <w:lsdException w:qFormat="1" w:unhideWhenUsed="0" w:uiPriority="0" w:semiHidden="0" w:name="Balloon Text"/>
+    <w:lsdException w:unhideWhenUsed="0" w:uiPriority="0" w:semiHidden="0" w:name="Table Grid"/>
+    <w:lsdException w:uiPriority="0" w:name="Table Theme"/>
+    <w:lsdException w:qFormat="1" w:unhideWhenUsed="0" w:uiPriority="99" w:semiHidden="0" w:name="Placeholder Text"/>
+    <w:lsdException w:unhideWhenUsed="0" w:uiPriority="60" w:semiHidden="0" w:name="Light Shading"/>
+    <w:lsdException w:unhideWhenUsed="0" w:uiPriority="61" w:semiHidden="0" w:name="Light List"/>
+    <w:lsdException w:unhideWhenUsed="0" w:uiPriority="62" w:semiHidden="0" w:name="Light Grid"/>
+    <w:lsdException w:unhideWhenUsed="0" w:uiPriority="63" w:semiHidden="0" w:name="Medium Shading 1"/>
+    <w:lsdException w:unhideWhenUsed="0" w:uiPriority="64" w:semiHidden="0" w:name="Medium Shading 2"/>
+    <w:lsdException w:unhideWhenUsed="0" w:uiPriority="65" w:semiHidden="0" w:name="Medium List 1"/>
+    <w:lsdException w:unhideWhenUsed="0" w:uiPriority="66" w:semiHidden="0" w:name="Medium List 2"/>
+    <w:lsdException w:unhideWhenUsed="0" w:uiPriority="67" w:semiHidden="0" w:name="Medium Grid 1"/>
+    <w:lsdException w:unhideWhenUsed="0" w:uiPriority="68" w:semiHidden="0" w:name="Medium Grid 2"/>
+    <w:lsdException w:unhideWhenUsed="0" w:uiPriority="69" w:semiHidden="0" w:name="Medium Grid 3"/>
+    <w:lsdException w:unhideWhenUsed="0" w:uiPriority="70" w:semiHidden="0" w:name="Dark List"/>
+    <w:lsdException w:unhideWhenUsed="0" w:uiPriority="71" w:semiHidden="0" w:name="Colorful Shading"/>
+    <w:lsdException w:unhideWhenUsed="0" w:uiPriority="72" w:semiHidden="0" w:name="Colorful List"/>
+    <w:lsdException w:unhideWhenUsed="0" w:uiPriority="73" w:semiHidden="0" w:name="Colorful Grid"/>
+    <w:lsdException w:unhideWhenUsed="0" w:uiPriority="60" w:semiHidden="0" w:name="Light Shading Accent 1"/>
+    <w:lsdException w:unhideWhenUsed="0" w:uiPriority="61" w:semiHidden="0" w:name="Light List Accent 1"/>
+    <w:lsdException w:unhideWhenUsed="0" w:uiPriority="62" w:semiHidden="0" w:name="Light Grid Accent 1"/>
+    <w:lsdException w:unhideWhenUsed="0" w:uiPriority="63" w:semiHidden="0" w:name="Medium Shading 1 Accent 1"/>
+    <w:lsdException w:unhideWhenUsed="0" w:uiPriority="64" w:semiHidden="0" w:name="Medium Shading 2 Accent 1"/>
+    <w:lsdException w:unhideWhenUsed="0" w:uiPriority="65" w:semiHidden="0" w:name="Medium List 1 Accent 1"/>
+    <w:lsdException w:qFormat="1" w:unhideWhenUsed="0" w:uiPriority="34" w:semiHidden="0" w:name="List Paragraph"/>
+    <w:lsdException w:unhideWhenUsed="0" w:uiPriority="66" w:semiHidden="0" w:name="Medium List 2 Accent 1"/>
+    <w:lsdException w:unhideWhenUsed="0" w:uiPriority="67" w:semiHidden="0" w:name="Medium Grid 1 Accent 1"/>
+    <w:lsdException w:unhideWhenUsed="0" w:uiPriority="68" w:semiHidden="0" w:name="Medium Grid 2 Accent 1"/>
+    <w:lsdException w:unhideWhenUsed="0" w:uiPriority="69" w:semiHidden="0" w:name="Medium Grid 3 Accent 1"/>
+    <w:lsdException w:unhideWhenUsed="0" w:uiPriority="70" w:semiHidden="0" w:name="Dark List Accent 1"/>
+    <w:lsdException w:unhideWhenUsed="0" w:uiPriority="71" w:semiHidden="0" w:name="Colorful Shading Accent 1"/>
+    <w:lsdException w:unhideWhenUsed="0" w:uiPriority="72" w:semiHidden="0" w:name="Colorful List Accent 1"/>
+    <w:lsdException w:unhideWhenUsed="0" w:uiPriority="73" w:semiHidden="0" w:name="Colorful Grid Accent 1"/>
+    <w:lsdException w:unhideWhenUsed="0" w:uiPriority="60" w:semiHidden="0" w:name="Light Shading Accent 2"/>
+    <w:lsdException w:unhideWhenUsed="0" w:uiPriority="61" w:semiHidden="0" w:name="Light List Accent 2"/>
+    <w:lsdException w:unhideWhenUsed="0" w:uiPriority="62" w:semiHidden="0" w:name="Light Grid Accent 2"/>
+    <w:lsdException w:unhideWhenUsed="0" w:uiPriority="63" w:semiHidden="0" w:name="Medium Shading 1 Accent 2"/>
+    <w:lsdException w:unhideWhenUsed="0" w:uiPriority="64" w:semiHidden="0" w:name="Medium Shading 2 Accent 2"/>
+    <w:lsdException w:unhideWhenUsed="0" w:uiPriority="65" w:semiHidden="0" w:name="Medium List 1 Accent 2"/>
+    <w:lsdException w:unhideWhenUsed="0" w:uiPriority="66" w:semiHidden="0" w:name="Medium List 2 Accent 2"/>
+    <w:lsdException w:unhideWhenUsed="0" w:uiPriority="67" w:semiHidden="0" w:name="Medium Grid 1 Accent 2"/>
+    <w:lsdException w:unhideWhenUsed="0" w:uiPriority="68" w:semiHidden="0" w:name="Medium Grid 2 Accent 2"/>
+    <w:lsdException w:unhideWhenUsed="0" w:uiPriority="69" w:semiHidden="0" w:name="Medium Grid 3 Accent 2"/>
+    <w:lsdException w:unhideWhenUsed="0" w:uiPriority="70" w:semiHidden="0" w:name="Dark List Accent 2"/>
+    <w:lsdException w:unhideWhenUsed="0" w:uiPriority="71" w:semiHidden="0" w:name="Colorful Shading Accent 2"/>
+    <w:lsdException w:unhideWhenUsed="0" w:uiPriority="72" w:semiHidden="0" w:name="Colorful List Accent 2"/>
+    <w:lsdException w:unhideWhenUsed="0" w:uiPriority="73" w:semiHidden="0" w:name="Colorful Grid Accent 2"/>
+    <w:lsdException w:unhideWhenUsed="0" w:uiPriority="60" w:semiHidden="0" w:name="Light Shading Accent 3"/>
+    <w:lsdException w:unhideWhenUsed="0" w:uiPriority="61" w:semiHidden="0" w:name="Light List Accent 3"/>
+    <w:lsdException w:unhideWhenUsed="0" w:uiPriority="62" w:semiHidden="0" w:name="Light Grid Accent 3"/>
+    <w:lsdException w:unhideWhenUsed="0" w:uiPriority="63" w:semiHidden="0" w:name="Medium Shading 1 Accent 3"/>
+    <w:lsdException w:unhideWhenUsed="0" w:uiPriority="64" w:semiHidden="0" w:name="Medium Shading 2 Accent 3"/>
+    <w:lsdException w:unhideWhenUsed="0" w:uiPriority="65" w:semiHidden="0" w:name="Medium List 1 Accent 3"/>
+    <w:lsdException w:unhideWhenUsed="0" w:uiPriority="66" w:semiHidden="0" w:name="Medium List 2 Accent 3"/>
+    <w:lsdException w:unhideWhenUsed="0" w:uiPriority="67" w:semiHidden="0" w:name="Medium Grid 1 Accent 3"/>
+    <w:lsdException w:unhideWhenUsed="0" w:uiPriority="68" w:semiHidden="0" w:name="Medium Grid 2 Accent 3"/>
+    <w:lsdException w:unhideWhenUsed="0" w:uiPriority="69" w:semiHidden="0" w:name="Medium Grid 3 Accent 3"/>
+    <w:lsdException w:unhideWhenUsed="0" w:uiPriority="70" w:semiHidden="0" w:name="Dark List Accent 3"/>
+    <w:lsdException w:unhideWhenUsed="0" w:uiPriority="71" w:semiHidden="0" w:name="Colorful Shading Accent 3"/>
+    <w:lsdException w:unhideWhenUsed="0" w:uiPriority="72" w:semiHidden="0" w:name="Colorful List Accent 3"/>
+    <w:lsdException w:unhideWhenUsed="0" w:uiPriority="73" w:semiHidden="0" w:name="Colorful Grid Accent 3"/>
+    <w:lsdException w:unhideWhenUsed="0" w:uiPriority="60" w:semiHidden="0" w:name="Light Shading Accent 4"/>
+    <w:lsdException w:unhideWhenUsed="0" w:uiPriority="61" w:semiHidden="0" w:name="Light List Accent 4"/>
+    <w:lsdException w:unhideWhenUsed="0" w:uiPriority="62" w:semiHidden="0" w:name="Light Grid Accent 4"/>
+    <w:lsdException w:unhideWhenUsed="0" w:uiPriority="63" w:semiHidden="0" w:name="Medium Shading 1 Accent 4"/>
+    <w:lsdException w:unhideWhenUsed="0" w:uiPriority="64" w:semiHidden="0" w:name="Medium Shading 2 Accent 4"/>
+    <w:lsdException w:unhideWhenUsed="0" w:uiPriority="65" w:semiHidden="0" w:name="Medium List 1 Accent 4"/>
+    <w:lsdException w:unhideWhenUsed="0" w:uiPriority="66" w:semiHidden="0" w:name="Medium List 2 Accent 4"/>
+    <w:lsdException w:unhideWhenUsed="0" w:uiPriority="67" w:semiHidden="0" w:name="Medium Grid 1 Accent 4"/>
+    <w:lsdException w:unhideWhenUsed="0" w:uiPriority="68" w:semiHidden="0" w:name="Medium Grid 2 Accent 4"/>
+    <w:lsdException w:unhideWhenUsed="0" w:uiPriority="69" w:semiHidden="0" w:name="Medium Grid 3 Accent 4"/>
+    <w:lsdException w:unhideWhenUsed="0" w:uiPriority="70" w:semiHidden="0" w:name="Dark List Accent 4"/>
+    <w:lsdException w:unhideWhenUsed="0" w:uiPriority="71" w:semiHidden="0" w:name="Colorful Shading Accent 4"/>
+    <w:lsdException w:unhideWhenUsed="0" w:uiPriority="72" w:semiHidden="0" w:name="Colorful List Accent 4"/>
+    <w:lsdException w:unhideWhenUsed="0" w:uiPriority="73" w:semiHidden="0" w:name="Colorful Grid Accent 4"/>
+    <w:lsdException w:unhideWhenUsed="0" w:uiPriority="60" w:semiHidden="0" w:name="Light Shading Accent 5"/>
+    <w:lsdException w:unhideWhenUsed="0" w:uiPriority="61" w:semiHidden="0" w:name="Light List Accent 5"/>
+    <w:lsdException w:unhideWhenUsed="0" w:uiPriority="62" w:semiHidden="0" w:name="Light Grid Accent 5"/>
+    <w:lsdException w:unhideWhenUsed="0" w:uiPriority="63" w:semiHidden="0" w:name="Medium Shading 1 Accent 5"/>
+    <w:lsdException w:unhideWhenUsed="0" w:uiPriority="64" w:semiHidden="0" w:name="Medium Shading 2 Accent 5"/>
+    <w:lsdException w:unhideWhenUsed="0" w:uiPriority="65" w:semiHidden="0" w:name="Medium List 1 Accent 5"/>
+    <w:lsdException w:unhideWhenUsed="0" w:uiPriority="66" w:semiHidden="0" w:name="Medium List 2 Accent 5"/>
+    <w:lsdException w:unhideWhenUsed="0" w:uiPriority="67" w:semiHidden="0" w:name="Medium Grid 1 Accent 5"/>
+    <w:lsdException w:unhideWhenUsed="0" w:uiPriority="68" w:semiHidden="0" w:name="Medium Grid 2 Accent 5"/>
+    <w:lsdException w:unhideWhenUsed="0" w:uiPriority="69" w:semiHidden="0" w:name="Medium Grid 3 Accent 5"/>
+    <w:lsdException w:unhideWhenUsed="0" w:uiPriority="70" w:semiHidden="0" w:name="Dark List Accent 5"/>
+    <w:lsdException w:unhideWhenUsed="0" w:uiPriority="71" w:semiHidden="0" w:name="Colorful Shading Accent 5"/>
+    <w:lsdException w:unhideWhenUsed="0" w:uiPriority="72" w:semiHidden="0" w:name="Colorful List Accent 5"/>
+    <w:lsdException w:unhideWhenUsed="0" w:uiPriority="73" w:semiHidden="0" w:name="Colorful Grid Accent 5"/>
+    <w:lsdException w:unhideWhenUsed="0" w:uiPriority="60" w:semiHidden="0" w:name="Light Shading Accent 6"/>
+    <w:lsdException w:unhideWhenUsed="0" w:uiPriority="61" w:semiHidden="0" w:name="Light List Accent 6"/>
+    <w:lsdException w:unhideWhenUsed="0" w:uiPriority="62" w:semiHidden="0" w:name="Light Grid Accent 6"/>
+    <w:lsdException w:unhideWhenUsed="0" w:uiPriority="63" w:semiHidden="0" w:name="Medium Shading 1 Accent 6"/>
+    <w:lsdException w:unhideWhenUsed="0" w:uiPriority="64" w:semiHidden="0" w:name="Medium Shading 2 Accent 6"/>
+    <w:lsdException w:unhideWhenUsed="0" w:uiPriority="65" w:semiHidden="0" w:name="Medium List 1 Accent 6"/>
+    <w:lsdException w:unhideWhenUsed="0" w:uiPriority="66" w:semiHidden="0" w:name="Medium List 2 Accent 6"/>
+    <w:lsdException w:unhideWhenUsed="0" w:uiPriority="67" w:semiHidden="0" w:name="Medium Grid 1 Accent 6"/>
+    <w:lsdException w:unhideWhenUsed="0" w:uiPriority="68" w:semiHidden="0" w:name="Medium Grid 2 Accent 6"/>
+    <w:lsdException w:unhideWhenUsed="0" w:uiPriority="69" w:semiHidden="0" w:name="Medium Grid 3 Accent 6"/>
+    <w:lsdException w:unhideWhenUsed="0" w:uiPriority="70" w:semiHidden="0" w:name="Dark List Accent 6"/>
+    <w:lsdException w:unhideWhenUsed="0" w:uiPriority="71" w:semiHidden="0" w:name="Colorful Shading Accent 6"/>
+    <w:lsdException w:unhideWhenUsed="0" w:uiPriority="72" w:semiHidden="0" w:name="Colorful List Accent 6"/>
+    <w:lsdException w:unhideWhenUsed="0" w:uiPriority="73" w:semiHidden="0" w:name="Colorful Grid Accent 6"/>
+  </w:latentStyles>
+  <w:style w:type="paragraph" w:default="1" w:styleId="1">
     <w:name w:val="Normal"/>
-    <w:next w:val="style0"/>
     <w:qFormat/>
     <w:uiPriority w:val="0"/>
-    <w:pPr/>
     <w:rPr>
-      <w:rFonts w:ascii="Times New Roman" w:cs="Times New Roman" w:eastAsia="等线" w:hAnsi="Times New Roman"/>
-      <w:lang w:val="en-US" w:bidi="ar-SA" w:eastAsia="en-US"/>
+      <w:rFonts w:ascii="Times New Roman" w:hAnsi="Times New Roman" w:eastAsia="等线" w:cs="Times New Roman"/>
+      <w:lang w:val="en-US" w:eastAsia="en-US" w:bidi="ar-SA"/>
     </w:rPr>
   </w:style>
-  <w:style w:type="paragraph" w:styleId="style1">
+  <w:style w:type="paragraph" w:styleId="2">
     <w:name w:val="heading 1"/>
-    <w:basedOn w:val="style0"/>
-    <w:next w:val="style0"/>
-    <w:link w:val="style4118"/>
+    <w:basedOn w:val="1"/>
+    <w:next w:val="1"/>
+    <w:link w:val="58"/>
     <w:qFormat/>
     <w:uiPriority w:val="0"/>
     <w:pPr>
@@ -14400,11 +14303,11 @@
       <w:kern w:val="28"/>
     </w:rPr>
   </w:style>
-  <w:style w:type="paragraph" w:styleId="style2">
+  <w:style w:type="paragraph" w:styleId="3">
     <w:name w:val="heading 2"/>
-    <w:basedOn w:val="style0"/>
-    <w:next w:val="style0"/>
-    <w:link w:val="style4123"/>
+    <w:basedOn w:val="1"/>
+    <w:next w:val="1"/>
+    <w:link w:val="63"/>
     <w:qFormat/>
     <w:uiPriority w:val="0"/>
     <w:pPr>
@@ -14421,10 +14324,10 @@
       <w:iCs/>
     </w:rPr>
   </w:style>
-  <w:style w:type="paragraph" w:styleId="style3">
+  <w:style w:type="paragraph" w:styleId="4">
     <w:name w:val="heading 3"/>
-    <w:basedOn w:val="style0"/>
-    <w:next w:val="style66"/>
+    <w:basedOn w:val="1"/>
+    <w:next w:val="5"/>
     <w:qFormat/>
     <w:uiPriority w:val="0"/>
     <w:pPr>
@@ -14440,10 +14343,10 @@
       <w:iCs/>
     </w:rPr>
   </w:style>
-  <w:style w:type="paragraph" w:styleId="style4">
+  <w:style w:type="paragraph" w:styleId="6">
     <w:name w:val="heading 4"/>
-    <w:basedOn w:val="style0"/>
-    <w:next w:val="style66"/>
+    <w:basedOn w:val="1"/>
+    <w:next w:val="5"/>
     <w:qFormat/>
     <w:uiPriority w:val="0"/>
     <w:pPr>
@@ -14462,10 +14365,10 @@
       <w:szCs w:val="18"/>
     </w:rPr>
   </w:style>
-  <w:style w:type="paragraph" w:styleId="style5">
+  <w:style w:type="paragraph" w:styleId="7">
     <w:name w:val="heading 5"/>
-    <w:basedOn w:val="style0"/>
-    <w:next w:val="style0"/>
+    <w:basedOn w:val="1"/>
+    <w:next w:val="1"/>
     <w:qFormat/>
     <w:uiPriority w:val="0"/>
     <w:pPr>
@@ -14481,10 +14384,10 @@
       <w:szCs w:val="18"/>
     </w:rPr>
   </w:style>
-  <w:style w:type="paragraph" w:styleId="style6">
+  <w:style w:type="paragraph" w:styleId="8">
     <w:name w:val="heading 6"/>
-    <w:basedOn w:val="style0"/>
-    <w:next w:val="style0"/>
+    <w:basedOn w:val="1"/>
+    <w:next w:val="1"/>
     <w:qFormat/>
     <w:uiPriority w:val="0"/>
     <w:pPr>
@@ -14502,10 +14405,10 @@
       <w:szCs w:val="16"/>
     </w:rPr>
   </w:style>
-  <w:style w:type="paragraph" w:styleId="style7">
+  <w:style w:type="paragraph" w:styleId="9">
     <w:name w:val="heading 7"/>
-    <w:basedOn w:val="style0"/>
-    <w:next w:val="style0"/>
+    <w:basedOn w:val="1"/>
+    <w:next w:val="1"/>
     <w:qFormat/>
     <w:uiPriority w:val="0"/>
     <w:pPr>
@@ -14521,10 +14424,10 @@
       <w:szCs w:val="16"/>
     </w:rPr>
   </w:style>
-  <w:style w:type="paragraph" w:styleId="style8">
+  <w:style w:type="paragraph" w:styleId="10">
     <w:name w:val="heading 8"/>
-    <w:basedOn w:val="style0"/>
-    <w:next w:val="style0"/>
+    <w:basedOn w:val="1"/>
+    <w:next w:val="1"/>
     <w:qFormat/>
     <w:uiPriority w:val="0"/>
     <w:pPr>
@@ -14542,10 +14445,10 @@
       <w:szCs w:val="16"/>
     </w:rPr>
   </w:style>
-  <w:style w:type="paragraph" w:styleId="style9">
+  <w:style w:type="paragraph" w:styleId="11">
     <w:name w:val="heading 9"/>
-    <w:basedOn w:val="style0"/>
-    <w:next w:val="style0"/>
+    <w:basedOn w:val="1"/>
+    <w:next w:val="1"/>
     <w:qFormat/>
     <w:uiPriority w:val="0"/>
     <w:pPr>
@@ -14561,18 +14464,15 @@
       <w:szCs w:val="16"/>
     </w:rPr>
   </w:style>
-  <w:style w:type="character" w:default="1" w:styleId="style65">
+  <w:style w:type="character" w:default="1" w:styleId="29">
     <w:name w:val="Default Paragraph Font"/>
-    <w:next w:val="style65"/>
     <w:qFormat/>
     <w:uiPriority w:val="1"/>
   </w:style>
-  <w:style w:type="table" w:default="1" w:styleId="style105">
+  <w:style w:type="table" w:default="1" w:styleId="27">
     <w:name w:val="Normal Table"/>
-    <w:next w:val="style105"/>
+    <w:qFormat/>
     <w:uiPriority w:val="99"/>
-    <w:pPr/>
-    <w:rPr/>
     <w:tblPr>
       <w:tblCellMar>
         <w:top w:w="0" w:type="dxa"/>
@@ -14581,26 +14481,20 @@
         <w:right w:w="108" w:type="dxa"/>
       </w:tblCellMar>
     </w:tblPr>
-    <w:tcPr>
-      <w:tcBorders/>
-    </w:tcPr>
   </w:style>
-  <w:style w:type="paragraph" w:styleId="style66">
+  <w:style w:type="paragraph" w:styleId="5">
     <w:name w:val="Body Text"/>
-    <w:basedOn w:val="style0"/>
-    <w:next w:val="style66"/>
-    <w:link w:val="style4097"/>
+    <w:basedOn w:val="1"/>
+    <w:link w:val="35"/>
     <w:qFormat/>
     <w:uiPriority w:val="0"/>
     <w:pPr>
       <w:spacing w:before="180" w:after="180"/>
     </w:pPr>
-    <w:rPr/>
   </w:style>
-  <w:style w:type="paragraph" w:styleId="style49">
+  <w:style w:type="paragraph" w:styleId="12">
     <w:name w:val="List Number"/>
-    <w:basedOn w:val="style0"/>
-    <w:next w:val="style49"/>
+    <w:basedOn w:val="1"/>
     <w:qFormat/>
     <w:uiPriority w:val="0"/>
     <w:pPr>
@@ -14610,10 +14504,9 @@
       <w:color w:val="000000"/>
     </w:rPr>
   </w:style>
-  <w:style w:type="paragraph" w:styleId="style34">
+  <w:style w:type="paragraph" w:styleId="13">
     <w:name w:val="caption"/>
-    <w:basedOn w:val="style0"/>
-    <w:next w:val="style34"/>
+    <w:basedOn w:val="1"/>
     <w:qFormat/>
     <w:uiPriority w:val="0"/>
     <w:pPr>
@@ -14623,33 +14516,29 @@
       <w:i/>
     </w:rPr>
   </w:style>
-  <w:style w:type="paragraph" w:styleId="style89">
+  <w:style w:type="paragraph" w:styleId="14">
     <w:name w:val="Document Map"/>
-    <w:basedOn w:val="style0"/>
-    <w:next w:val="style89"/>
+    <w:basedOn w:val="1"/>
     <w:qFormat/>
     <w:uiPriority w:val="0"/>
     <w:pPr>
       <w:shd w:val="clear" w:color="auto" w:fill="000080"/>
     </w:pPr>
     <w:rPr>
-      <w:rFonts w:ascii="Tahoma" w:cs="Tahoma" w:hAnsi="Tahoma"/>
+      <w:rFonts w:ascii="Tahoma" w:hAnsi="Tahoma" w:cs="Tahoma"/>
     </w:rPr>
   </w:style>
-  <w:style w:type="paragraph" w:styleId="style30">
+  <w:style w:type="paragraph" w:styleId="15">
     <w:name w:val="annotation text"/>
-    <w:basedOn w:val="style0"/>
-    <w:next w:val="style30"/>
-    <w:link w:val="style4132"/>
+    <w:basedOn w:val="1"/>
+    <w:link w:val="72"/>
     <w:qFormat/>
     <w:uiPriority w:val="0"/>
-    <w:pPr/>
   </w:style>
-  <w:style w:type="paragraph" w:styleId="style67">
+  <w:style w:type="paragraph" w:styleId="16">
     <w:name w:val="Body Text Indent"/>
-    <w:basedOn w:val="style0"/>
-    <w:next w:val="style67"/>
-    <w:link w:val="style4127"/>
+    <w:basedOn w:val="1"/>
+    <w:link w:val="67"/>
     <w:qFormat/>
     <w:uiPriority w:val="0"/>
     <w:pPr>
@@ -14659,66 +14548,58 @@
       <w:szCs w:val="24"/>
     </w:rPr>
   </w:style>
-  <w:style w:type="paragraph" w:styleId="style90">
+  <w:style w:type="paragraph" w:styleId="17">
     <w:name w:val="Plain Text"/>
-    <w:basedOn w:val="style0"/>
-    <w:next w:val="style90"/>
-    <w:link w:val="style4146"/>
+    <w:basedOn w:val="1"/>
+    <w:link w:val="87"/>
     <w:qFormat/>
     <w:uiPriority w:val="0"/>
-    <w:pPr/>
     <w:rPr>
       <w:rFonts w:ascii="Courier New" w:hAnsi="Courier New"/>
       <w:color w:val="000000"/>
     </w:rPr>
   </w:style>
-  <w:style w:type="paragraph" w:styleId="style153">
+  <w:style w:type="paragraph" w:styleId="18">
     <w:name w:val="Balloon Text"/>
-    <w:basedOn w:val="style0"/>
-    <w:next w:val="style153"/>
-    <w:link w:val="style4112"/>
+    <w:basedOn w:val="1"/>
+    <w:link w:val="52"/>
     <w:qFormat/>
     <w:uiPriority w:val="0"/>
-    <w:pPr/>
     <w:rPr>
-      <w:rFonts w:ascii="Tahoma" w:cs="Tahoma" w:hAnsi="Tahoma"/>
+      <w:rFonts w:ascii="Tahoma" w:hAnsi="Tahoma" w:cs="Tahoma"/>
       <w:sz w:val="16"/>
       <w:szCs w:val="16"/>
     </w:rPr>
   </w:style>
-  <w:style w:type="paragraph" w:styleId="style32">
+  <w:style w:type="paragraph" w:styleId="19">
     <w:name w:val="footer"/>
-    <w:basedOn w:val="style0"/>
-    <w:next w:val="style32"/>
-    <w:link w:val="style4126"/>
+    <w:basedOn w:val="1"/>
+    <w:link w:val="66"/>
     <w:qFormat/>
     <w:uiPriority w:val="0"/>
     <w:pPr>
       <w:tabs>
-        <w:tab w:val="center" w:leader="none" w:pos="4320"/>
-        <w:tab w:val="right" w:leader="none" w:pos="8640"/>
+        <w:tab w:val="center" w:pos="4320"/>
+        <w:tab w:val="right" w:pos="8640"/>
       </w:tabs>
     </w:pPr>
-    <w:rPr/>
   </w:style>
-  <w:style w:type="paragraph" w:styleId="style31">
+  <w:style w:type="paragraph" w:styleId="20">
     <w:name w:val="header"/>
-    <w:basedOn w:val="style0"/>
-    <w:next w:val="style31"/>
+    <w:basedOn w:val="1"/>
     <w:qFormat/>
     <w:uiPriority w:val="0"/>
     <w:pPr>
       <w:tabs>
-        <w:tab w:val="center" w:leader="none" w:pos="4320"/>
-        <w:tab w:val="right" w:leader="none" w:pos="8640"/>
+        <w:tab w:val="center" w:pos="4320"/>
+        <w:tab w:val="right" w:pos="8640"/>
       </w:tabs>
     </w:pPr>
-    <w:rPr/>
   </w:style>
-  <w:style w:type="paragraph" w:styleId="style74">
+  <w:style w:type="paragraph" w:styleId="21">
     <w:name w:val="Subtitle"/>
-    <w:basedOn w:val="style0"/>
-    <w:next w:val="style0"/>
+    <w:basedOn w:val="1"/>
+    <w:next w:val="1"/>
     <w:qFormat/>
     <w:uiPriority w:val="11"/>
     <w:pPr>
@@ -14727,18 +14608,17 @@
       <w:spacing w:before="360" w:after="80"/>
     </w:pPr>
     <w:rPr>
-      <w:rFonts w:ascii="Georgia" w:cs="Georgia" w:eastAsia="Georgia" w:hAnsi="Georgia"/>
+      <w:rFonts w:ascii="Georgia" w:hAnsi="Georgia" w:eastAsia="Georgia" w:cs="Georgia"/>
       <w:i/>
       <w:color w:val="666666"/>
       <w:sz w:val="48"/>
       <w:szCs w:val="48"/>
     </w:rPr>
   </w:style>
-  <w:style w:type="paragraph" w:styleId="style29">
+  <w:style w:type="paragraph" w:styleId="22">
     <w:name w:val="footnote text"/>
-    <w:basedOn w:val="style0"/>
-    <w:next w:val="style29"/>
-    <w:link w:val="style4099"/>
+    <w:basedOn w:val="1"/>
+    <w:link w:val="39"/>
     <w:qFormat/>
     <w:uiPriority w:val="0"/>
     <w:pPr>
@@ -14750,46 +14630,44 @@
       <w:szCs w:val="16"/>
     </w:rPr>
   </w:style>
-  <w:style w:type="paragraph" w:styleId="style80">
+  <w:style w:type="paragraph" w:styleId="23">
     <w:name w:val="Body Text 2"/>
-    <w:basedOn w:val="style0"/>
-    <w:next w:val="style80"/>
-    <w:link w:val="style4147"/>
+    <w:basedOn w:val="1"/>
+    <w:link w:val="88"/>
     <w:qFormat/>
     <w:uiPriority w:val="0"/>
     <w:pPr>
-      <w:widowControl w:val="false"/>
+      <w:widowControl w:val="0"/>
       <w:jc w:val="both"/>
     </w:pPr>
     <w:rPr>
       <w:rFonts w:ascii="Arial" w:hAnsi="Arial"/>
-      <w:snapToGrid w:val="false"/>
+      <w:snapToGrid w:val="0"/>
       <w:color w:val="000000"/>
     </w:rPr>
   </w:style>
-  <w:style w:type="paragraph" w:styleId="style94">
+  <w:style w:type="paragraph" w:styleId="24">
     <w:name w:val="Normal (Web)"/>
-    <w:basedOn w:val="style0"/>
-    <w:next w:val="style94"/>
+    <w:basedOn w:val="1"/>
     <w:qFormat/>
     <w:uiPriority w:val="99"/>
     <w:pPr>
-      <w:spacing w:before="100" w:beforeAutospacing="true" w:after="100" w:afterAutospacing="true"/>
+      <w:spacing w:before="100" w:beforeAutospacing="1" w:after="100" w:afterAutospacing="1"/>
     </w:pPr>
     <w:rPr>
       <w:sz w:val="24"/>
       <w:szCs w:val="24"/>
     </w:rPr>
   </w:style>
-  <w:style w:type="paragraph" w:styleId="style62">
+  <w:style w:type="paragraph" w:styleId="25">
     <w:name w:val="Title"/>
-    <w:basedOn w:val="style0"/>
-    <w:next w:val="style0"/>
-    <w:link w:val="style4098"/>
+    <w:basedOn w:val="1"/>
+    <w:next w:val="1"/>
+    <w:link w:val="38"/>
     <w:qFormat/>
     <w:uiPriority w:val="0"/>
     <w:pPr>
-      <w:framePr w:w="9360" w:hSpace="187" w:vSpace="187" w:wrap="notBeside" w:hAnchor="page" w:vAnchor="text" w:xAlign="center" w:y="1"/>
+      <w:framePr w:w="9360" w:hSpace="187" w:vSpace="187" w:wrap="notBeside" w:vAnchor="text" w:hAnchor="page" w:xAlign="center" w:y="1"/>
       <w:jc w:val="center"/>
     </w:pPr>
     <w:rPr>
@@ -14798,37 +14676,34 @@
       <w:szCs w:val="48"/>
     </w:rPr>
   </w:style>
-  <w:style w:type="paragraph" w:styleId="style106">
+  <w:style w:type="paragraph" w:styleId="26">
     <w:name w:val="annotation subject"/>
-    <w:basedOn w:val="style30"/>
-    <w:next w:val="style30"/>
-    <w:link w:val="style4133"/>
+    <w:basedOn w:val="15"/>
+    <w:next w:val="15"/>
+    <w:link w:val="73"/>
     <w:qFormat/>
     <w:uiPriority w:val="0"/>
-    <w:pPr/>
     <w:rPr>
       <w:b/>
       <w:bCs/>
     </w:rPr>
   </w:style>
-  <w:style w:type="table" w:styleId="style136">
+  <w:style w:type="table" w:styleId="28">
     <w:name w:val="Table List 3"/>
-    <w:basedOn w:val="style105"/>
-    <w:next w:val="style136"/>
+    <w:basedOn w:val="27"/>
     <w:qFormat/>
     <w:uiPriority w:val="0"/>
-    <w:pPr/>
-    <w:rPr/>
     <w:tblPr>
       <w:tblBorders>
-        <w:top w:val="single" w:sz="12" w:space="0" w:color="000000"/>
-        <w:bottom w:val="single" w:sz="12" w:space="0" w:color="000000"/>
-        <w:insideH w:val="single" w:sz="6" w:space="0" w:color="000000"/>
+        <w:top w:val="single" w:color="000000" w:sz="12" w:space="0"/>
+        <w:bottom w:val="single" w:color="000000" w:sz="12" w:space="0"/>
+        <w:insideH w:val="single" w:color="000000" w:sz="6" w:space="0"/>
       </w:tblBorders>
+    </w:tblPr>
+    <w:tcPr>
       <w:shd w:val="clear" w:color="auto" w:fill="auto"/>
-    </w:tblPr>
+    </w:tcPr>
     <w:tblStylePr w:type="firstRow">
-      <w:pPr/>
       <w:rPr>
         <w:b/>
         <w:bCs/>
@@ -14837,25 +14712,23 @@
       <w:tblPr/>
       <w:tcPr>
         <w:tcBorders>
+          <w:bottom w:val="single" w:color="000000" w:sz="12" w:space="0"/>
           <w:tl2br w:val="nil"/>
           <w:tr2bl w:val="nil"/>
-          <w:bottom w:val="single" w:sz="12" w:space="0" w:color="000000"/>
         </w:tcBorders>
       </w:tcPr>
     </w:tblStylePr>
     <w:tblStylePr w:type="lastRow">
-      <w:pPr/>
       <w:tblPr/>
       <w:tcPr>
         <w:tcBorders>
+          <w:top w:val="single" w:color="000000" w:sz="12" w:space="0"/>
           <w:tl2br w:val="nil"/>
           <w:tr2bl w:val="nil"/>
-          <w:top w:val="single" w:sz="12" w:space="0" w:color="000000"/>
         </w:tcBorders>
       </w:tcPr>
     </w:tblStylePr>
     <w:tblStylePr w:type="swCell">
-      <w:pPr/>
       <w:rPr>
         <w:i/>
         <w:iCs/>
@@ -14869,31 +14742,24 @@
         </w:tcBorders>
       </w:tcPr>
     </w:tblStylePr>
-    <w:tcPr>
-      <w:tcBorders/>
-      <w:shd w:val="clear" w:color="auto" w:fill="auto"/>
-    </w:tcPr>
   </w:style>
-  <w:style w:type="character" w:styleId="style87">
+  <w:style w:type="character" w:styleId="30">
     <w:name w:val="Strong"/>
-    <w:basedOn w:val="style65"/>
-    <w:next w:val="style87"/>
+    <w:basedOn w:val="29"/>
     <w:qFormat/>
     <w:uiPriority w:val="0"/>
     <w:rPr>
       <w:b/>
     </w:rPr>
   </w:style>
-  <w:style w:type="character" w:styleId="style41">
+  <w:style w:type="character" w:styleId="31">
     <w:name w:val="page number"/>
-    <w:basedOn w:val="style65"/>
-    <w:next w:val="style41"/>
+    <w:basedOn w:val="29"/>
     <w:qFormat/>
     <w:uiPriority w:val="0"/>
   </w:style>
-  <w:style w:type="character" w:styleId="style86">
+  <w:style w:type="character" w:styleId="32">
     <w:name w:val="FollowedHyperlink"/>
-    <w:next w:val="style86"/>
     <w:qFormat/>
     <w:uiPriority w:val="0"/>
     <w:rPr>
@@ -14901,10 +14767,9 @@
       <w:u w:val="single"/>
     </w:rPr>
   </w:style>
-  <w:style w:type="character" w:styleId="style88">
+  <w:style w:type="character" w:styleId="33">
     <w:name w:val="Emphasis"/>
-    <w:basedOn w:val="style65"/>
-    <w:next w:val="style88"/>
+    <w:basedOn w:val="29"/>
     <w:qFormat/>
     <w:uiPriority w:val="20"/>
     <w:rPr>
@@ -14912,29 +14777,26 @@
       <w:iCs/>
     </w:rPr>
   </w:style>
-  <w:style w:type="character" w:styleId="style85">
+  <w:style w:type="character" w:styleId="34">
     <w:name w:val="Hyperlink"/>
-    <w:basedOn w:val="style4097"/>
-    <w:next w:val="style85"/>
+    <w:basedOn w:val="35"/>
     <w:qFormat/>
     <w:uiPriority w:val="0"/>
     <w:rPr>
-      <w:color w:val="0000ff"/>
+      <w:color w:val="0000FF"/>
       <w:u w:val="single"/>
     </w:rPr>
   </w:style>
-  <w:style w:type="character" w:customStyle="1" w:styleId="style4097">
+  <w:style w:type="character" w:customStyle="1" w:styleId="35">
     <w:name w:val="正文文本 字符"/>
-    <w:basedOn w:val="style65"/>
-    <w:next w:val="style4097"/>
-    <w:link w:val="style66"/>
+    <w:basedOn w:val="29"/>
+    <w:link w:val="5"/>
     <w:qFormat/>
     <w:uiPriority w:val="0"/>
   </w:style>
-  <w:style w:type="character" w:styleId="style39">
+  <w:style w:type="character" w:styleId="36">
     <w:name w:val="annotation reference"/>
-    <w:basedOn w:val="style65"/>
-    <w:next w:val="style39"/>
+    <w:basedOn w:val="29"/>
     <w:qFormat/>
     <w:uiPriority w:val="99"/>
     <w:rPr>
@@ -14942,20 +14804,18 @@
       <w:szCs w:val="16"/>
     </w:rPr>
   </w:style>
-  <w:style w:type="character" w:styleId="style38">
+  <w:style w:type="character" w:styleId="37">
     <w:name w:val="footnote reference"/>
-    <w:next w:val="style38"/>
     <w:qFormat/>
     <w:uiPriority w:val="0"/>
     <w:rPr>
       <w:vertAlign w:val="superscript"/>
     </w:rPr>
   </w:style>
-  <w:style w:type="character" w:customStyle="1" w:styleId="style4098">
+  <w:style w:type="character" w:customStyle="1" w:styleId="38">
     <w:name w:val="标题 字符"/>
-    <w:basedOn w:val="style65"/>
-    <w:next w:val="style4098"/>
-    <w:link w:val="style62"/>
+    <w:basedOn w:val="29"/>
+    <w:link w:val="25"/>
     <w:qFormat/>
     <w:uiPriority w:val="0"/>
     <w:rPr>
@@ -14966,10 +14826,9 @@
       <w:lang w:eastAsia="en-US"/>
     </w:rPr>
   </w:style>
-  <w:style w:type="character" w:customStyle="1" w:styleId="style4099">
+  <w:style w:type="character" w:customStyle="1" w:styleId="39">
     <w:name w:val="脚注文本 字符"/>
-    <w:next w:val="style4099"/>
-    <w:link w:val="style29"/>
+    <w:link w:val="22"/>
     <w:qFormat/>
     <w:uiPriority w:val="0"/>
     <w:rPr>
@@ -14977,10 +14836,10 @@
       <w:szCs w:val="16"/>
     </w:rPr>
   </w:style>
-  <w:style w:type="paragraph" w:customStyle="1" w:styleId="style4100">
+  <w:style w:type="paragraph" w:customStyle="1" w:styleId="40">
     <w:name w:val="Abstract"/>
-    <w:basedOn w:val="style0"/>
-    <w:next w:val="style0"/>
+    <w:basedOn w:val="1"/>
+    <w:next w:val="1"/>
     <w:qFormat/>
     <w:uiPriority w:val="0"/>
     <w:pPr>
@@ -14995,15 +14854,15 @@
       <w:szCs w:val="18"/>
     </w:rPr>
   </w:style>
-  <w:style w:type="paragraph" w:customStyle="1" w:styleId="style4101">
+  <w:style w:type="paragraph" w:customStyle="1" w:styleId="41">
     <w:name w:val="Authors"/>
-    <w:basedOn w:val="style0"/>
-    <w:next w:val="style0"/>
-    <w:link w:val="style4154"/>
+    <w:basedOn w:val="1"/>
+    <w:next w:val="1"/>
+    <w:link w:val="96"/>
     <w:qFormat/>
     <w:uiPriority w:val="0"/>
     <w:pPr>
-      <w:framePr w:w="9072" w:hSpace="187" w:vSpace="187" w:wrap="notBeside" w:hAnchor="page" w:vAnchor="text" w:xAlign="center" w:y="1"/>
+      <w:framePr w:w="9072" w:hSpace="187" w:vSpace="187" w:wrap="notBeside" w:vAnchor="text" w:hAnchor="page" w:xAlign="center" w:y="1"/>
       <w:spacing w:after="320"/>
       <w:jc w:val="center"/>
     </w:pPr>
@@ -15012,23 +14871,21 @@
       <w:szCs w:val="22"/>
     </w:rPr>
   </w:style>
-  <w:style w:type="character" w:customStyle="1" w:styleId="style4102">
+  <w:style w:type="character" w:customStyle="1" w:styleId="42">
     <w:name w:val="MemberType"/>
-    <w:next w:val="style4102"/>
     <w:qFormat/>
     <w:uiPriority w:val="0"/>
     <w:rPr>
-      <w:rFonts w:ascii="Times New Roman" w:cs="Times New Roman" w:hAnsi="Times New Roman"/>
+      <w:rFonts w:ascii="Times New Roman" w:hAnsi="Times New Roman" w:cs="Times New Roman"/>
       <w:i/>
       <w:iCs/>
       <w:sz w:val="22"/>
       <w:szCs w:val="22"/>
     </w:rPr>
   </w:style>
-  <w:style w:type="paragraph" w:customStyle="1" w:styleId="style4103">
+  <w:style w:type="paragraph" w:customStyle="1" w:styleId="43">
     <w:name w:val="References"/>
-    <w:basedOn w:val="style0"/>
-    <w:next w:val="style4103"/>
+    <w:basedOn w:val="1"/>
     <w:qFormat/>
     <w:uiPriority w:val="0"/>
     <w:pPr>
@@ -15043,10 +14900,10 @@
       <w:szCs w:val="16"/>
     </w:rPr>
   </w:style>
-  <w:style w:type="paragraph" w:customStyle="1" w:styleId="style4104">
+  <w:style w:type="paragraph" w:customStyle="1" w:styleId="44">
     <w:name w:val="IndexTerms"/>
-    <w:basedOn w:val="style0"/>
-    <w:next w:val="style0"/>
+    <w:basedOn w:val="1"/>
+    <w:next w:val="1"/>
     <w:qFormat/>
     <w:uiPriority w:val="0"/>
     <w:pPr>
@@ -15060,25 +14917,22 @@
       <w:szCs w:val="18"/>
     </w:rPr>
   </w:style>
-  <w:style w:type="paragraph" w:customStyle="1" w:styleId="style4105">
+  <w:style w:type="paragraph" w:customStyle="1" w:styleId="45">
     <w:name w:val="Text"/>
-    <w:basedOn w:val="style0"/>
-    <w:next w:val="style4105"/>
-    <w:link w:val="style4134"/>
+    <w:basedOn w:val="1"/>
+    <w:link w:val="75"/>
     <w:qFormat/>
     <w:uiPriority w:val="0"/>
     <w:pPr>
-      <w:widowControl w:val="false"/>
-      <w:spacing w:lineRule="auto" w:line="251"/>
+      <w:widowControl w:val="0"/>
+      <w:spacing w:line="251" w:lineRule="auto"/>
       <w:ind w:firstLine="202"/>
       <w:jc w:val="both"/>
     </w:pPr>
-    <w:rPr/>
   </w:style>
-  <w:style w:type="paragraph" w:customStyle="1" w:styleId="style4106">
+  <w:style w:type="paragraph" w:customStyle="1" w:styleId="46">
     <w:name w:val="Figure Caption"/>
-    <w:basedOn w:val="style0"/>
-    <w:next w:val="style4106"/>
+    <w:basedOn w:val="1"/>
     <w:qFormat/>
     <w:uiPriority w:val="0"/>
     <w:pPr>
@@ -15089,10 +14943,9 @@
       <w:szCs w:val="16"/>
     </w:rPr>
   </w:style>
-  <w:style w:type="paragraph" w:customStyle="1" w:styleId="style4107">
+  <w:style w:type="paragraph" w:customStyle="1" w:styleId="47">
     <w:name w:val="Table Title"/>
-    <w:basedOn w:val="style0"/>
-    <w:next w:val="style4107"/>
+    <w:basedOn w:val="1"/>
     <w:qFormat/>
     <w:uiPriority w:val="0"/>
     <w:pPr>
@@ -15104,41 +14957,38 @@
       <w:szCs w:val="16"/>
     </w:rPr>
   </w:style>
-  <w:style w:type="paragraph" w:customStyle="1" w:styleId="style4108">
+  <w:style w:type="paragraph" w:customStyle="1" w:styleId="48">
     <w:name w:val="Reference Head"/>
-    <w:basedOn w:val="style1"/>
-    <w:next w:val="style4108"/>
-    <w:link w:val="style4119"/>
+    <w:basedOn w:val="2"/>
+    <w:link w:val="59"/>
     <w:qFormat/>
     <w:uiPriority w:val="0"/>
-    <w:pPr/>
   </w:style>
-  <w:style w:type="paragraph" w:customStyle="1" w:styleId="style4109">
+  <w:style w:type="paragraph" w:customStyle="1" w:styleId="49">
     <w:name w:val="Equation"/>
-    <w:basedOn w:val="style0"/>
-    <w:next w:val="style0"/>
+    <w:basedOn w:val="1"/>
+    <w:next w:val="1"/>
     <w:qFormat/>
     <w:uiPriority w:val="0"/>
     <w:pPr>
-      <w:widowControl w:val="false"/>
+      <w:widowControl w:val="0"/>
       <w:tabs>
-        <w:tab w:val="right" w:leader="none" w:pos="5040"/>
+        <w:tab w:val="right" w:pos="5040"/>
       </w:tabs>
-      <w:spacing w:lineRule="auto" w:line="251"/>
+      <w:spacing w:line="251" w:lineRule="auto"/>
       <w:jc w:val="both"/>
     </w:pPr>
-    <w:rPr/>
   </w:style>
-  <w:style w:type="paragraph" w:customStyle="1" w:styleId="style4110">
+  <w:style w:type="paragraph" w:customStyle="1" w:styleId="50">
     <w:name w:val="Pa0"/>
-    <w:basedOn w:val="style0"/>
-    <w:next w:val="style0"/>
+    <w:basedOn w:val="1"/>
+    <w:next w:val="1"/>
     <w:qFormat/>
     <w:uiPriority w:val="0"/>
     <w:pPr>
-      <w:widowControl w:val="false"/>
-      <w:adjustRightInd w:val="false"/>
-      <w:spacing w:lineRule="atLeast" w:line="241"/>
+      <w:widowControl w:val="0"/>
+      <w:adjustRightInd w:val="0"/>
+      <w:spacing w:line="241" w:lineRule="atLeast"/>
     </w:pPr>
     <w:rPr>
       <w:rFonts w:ascii="Baskerville" w:hAnsi="Baskerville"/>
@@ -15146,98 +14996,89 @@
       <w:szCs w:val="24"/>
     </w:rPr>
   </w:style>
-  <w:style w:type="character" w:customStyle="1" w:styleId="style4111">
+  <w:style w:type="character" w:customStyle="1" w:styleId="51">
     <w:name w:val="A5"/>
-    <w:next w:val="style4111"/>
     <w:qFormat/>
     <w:uiPriority w:val="0"/>
     <w:rPr>
-      <w:color w:val="00529f"/>
+      <w:color w:val="00529F"/>
       <w:sz w:val="20"/>
       <w:szCs w:val="20"/>
     </w:rPr>
   </w:style>
-  <w:style w:type="character" w:customStyle="1" w:styleId="style4112">
+  <w:style w:type="character" w:customStyle="1" w:styleId="52">
     <w:name w:val="批注框文本 字符"/>
-    <w:next w:val="style4112"/>
-    <w:link w:val="style153"/>
+    <w:link w:val="18"/>
     <w:qFormat/>
     <w:uiPriority w:val="0"/>
     <w:rPr>
-      <w:rFonts w:ascii="Tahoma" w:cs="Tahoma" w:hAnsi="Tahoma"/>
+      <w:rFonts w:ascii="Tahoma" w:hAnsi="Tahoma" w:cs="Tahoma"/>
       <w:sz w:val="16"/>
       <w:szCs w:val="16"/>
     </w:rPr>
   </w:style>
-  <w:style w:type="character" w:customStyle="1" w:styleId="style4113">
+  <w:style w:type="character" w:customStyle="1" w:styleId="53">
     <w:name w:val="Medium Grid 11"/>
-    <w:next w:val="style4113"/>
     <w:qFormat/>
     <w:uiPriority w:val="99"/>
     <w:rPr>
       <w:color w:val="808080"/>
     </w:rPr>
   </w:style>
-  <w:style w:type="paragraph" w:customStyle="1" w:styleId="style4114">
+  <w:style w:type="paragraph" w:customStyle="1" w:styleId="54">
     <w:name w:val="Paragraph Style 1"/>
-    <w:basedOn w:val="style0"/>
-    <w:next w:val="style4114"/>
+    <w:basedOn w:val="1"/>
     <w:qFormat/>
     <w:uiPriority w:val="99"/>
     <w:pPr>
-      <w:widowControl w:val="false"/>
+      <w:widowControl w:val="0"/>
       <w:tabs>
-        <w:tab w:val="left" w:leader="none" w:pos="480"/>
+        <w:tab w:val="left" w:pos="480"/>
       </w:tabs>
-      <w:adjustRightInd w:val="false"/>
-      <w:spacing w:before="100" w:lineRule="atLeast" w:line="280"/>
+      <w:adjustRightInd w:val="0"/>
+      <w:spacing w:before="100" w:line="280" w:lineRule="atLeast"/>
       <w:textAlignment w:val="center"/>
     </w:pPr>
     <w:rPr>
-      <w:rFonts w:ascii="Formata-Regular" w:cs="Formata-Regular" w:eastAsia="MS Mincho" w:hAnsi="Formata-Regular"/>
+      <w:rFonts w:ascii="Formata-Regular" w:hAnsi="Formata-Regular" w:eastAsia="MS Mincho" w:cs="Formata-Regular"/>
       <w:color w:val="000000"/>
       <w:sz w:val="22"/>
       <w:szCs w:val="22"/>
       <w:lang w:eastAsia="ja-JP"/>
     </w:rPr>
   </w:style>
-  <w:style w:type="character" w:customStyle="1" w:styleId="style4115">
+  <w:style w:type="character" w:customStyle="1" w:styleId="55">
     <w:name w:val="Body Text1"/>
-    <w:next w:val="style4115"/>
     <w:qFormat/>
     <w:uiPriority w:val="99"/>
     <w:rPr>
-      <w:rFonts w:ascii="Verdana" w:cs="Verdana" w:hAnsi="Verdana"/>
+      <w:rFonts w:ascii="Verdana" w:hAnsi="Verdana" w:cs="Verdana"/>
       <w:color w:val="000000"/>
       <w:sz w:val="22"/>
       <w:szCs w:val="22"/>
     </w:rPr>
   </w:style>
-  <w:style w:type="character" w:customStyle="1" w:styleId="style4116">
+  <w:style w:type="character" w:customStyle="1" w:styleId="56">
     <w:name w:val="body type"/>
-    <w:next w:val="style4116"/>
     <w:qFormat/>
     <w:uiPriority w:val="99"/>
     <w:rPr>
-      <w:rFonts w:ascii="Formata-Regular" w:cs="Formata-Regular" w:hAnsi="Formata-Regular"/>
+      <w:rFonts w:ascii="Formata-Regular" w:hAnsi="Formata-Regular" w:cs="Formata-Regular"/>
       <w:color w:val="000000"/>
       <w:sz w:val="22"/>
       <w:szCs w:val="22"/>
     </w:rPr>
   </w:style>
-  <w:style w:type="paragraph" w:customStyle="1" w:styleId="style4117">
+  <w:style w:type="paragraph" w:customStyle="1" w:styleId="57">
     <w:name w:val="Style1"/>
-    <w:basedOn w:val="style4108"/>
-    <w:next w:val="style4117"/>
-    <w:link w:val="style4120"/>
+    <w:basedOn w:val="48"/>
+    <w:link w:val="60"/>
     <w:qFormat/>
     <w:uiPriority w:val="0"/>
-    <w:pPr/>
   </w:style>
-  <w:style w:type="character" w:customStyle="1" w:styleId="style4118">
+  <w:style w:type="character" w:customStyle="1" w:styleId="58">
     <w:name w:val="标题 1 字符"/>
-    <w:next w:val="style4118"/>
-    <w:link w:val="style1"/>
+    <w:link w:val="2"/>
     <w:qFormat/>
     <w:uiPriority w:val="9"/>
     <w:rPr>
@@ -15245,10 +15086,9 @@
       <w:kern w:val="28"/>
     </w:rPr>
   </w:style>
-  <w:style w:type="character" w:customStyle="1" w:styleId="style4119">
+  <w:style w:type="character" w:customStyle="1" w:styleId="59">
     <w:name w:val="Reference Head Char"/>
-    <w:next w:val="style4119"/>
-    <w:link w:val="style4108"/>
+    <w:link w:val="48"/>
     <w:qFormat/>
     <w:uiPriority w:val="0"/>
     <w:rPr>
@@ -15256,10 +15096,9 @@
       <w:kern w:val="28"/>
     </w:rPr>
   </w:style>
-  <w:style w:type="character" w:customStyle="1" w:styleId="style4120">
+  <w:style w:type="character" w:customStyle="1" w:styleId="60">
     <w:name w:val="Style1 Char"/>
-    <w:next w:val="style4120"/>
-    <w:link w:val="style4117"/>
+    <w:link w:val="57"/>
     <w:qFormat/>
     <w:uiPriority w:val="0"/>
     <w:rPr>
@@ -15267,33 +15106,29 @@
       <w:kern w:val="28"/>
     </w:rPr>
   </w:style>
-  <w:style w:type="paragraph" w:customStyle="1" w:styleId="style4121">
+  <w:style w:type="paragraph" w:customStyle="1" w:styleId="61">
     <w:name w:val="Colorful Shading - Accent 11"/>
-    <w:next w:val="style4121"/>
-    <w:qFormat/>
-    <w:uiPriority w:val="99"/>
-    <w:pPr/>
-    <w:rPr>
-      <w:rFonts w:ascii="Times New Roman" w:cs="Times New Roman" w:eastAsia="等线" w:hAnsi="Times New Roman"/>
-      <w:lang w:val="en-US" w:bidi="ar-SA" w:eastAsia="en-US"/>
-    </w:rPr>
-  </w:style>
-  <w:style w:type="character" w:customStyle="1" w:styleId="style4122">
-    <w:name w:val="Body Text2"/>
-    <w:next w:val="style4122"/>
     <w:qFormat/>
     <w:uiPriority w:val="99"/>
     <w:rPr>
-      <w:rFonts w:ascii="Verdana" w:cs="Verdana" w:hAnsi="Verdana"/>
+      <w:rFonts w:ascii="Times New Roman" w:hAnsi="Times New Roman" w:eastAsia="等线" w:cs="Times New Roman"/>
+      <w:lang w:val="en-US" w:eastAsia="en-US" w:bidi="ar-SA"/>
+    </w:rPr>
+  </w:style>
+  <w:style w:type="character" w:customStyle="1" w:styleId="62">
+    <w:name w:val="Body Text2"/>
+    <w:qFormat/>
+    <w:uiPriority w:val="99"/>
+    <w:rPr>
+      <w:rFonts w:ascii="Verdana" w:hAnsi="Verdana" w:cs="Verdana"/>
       <w:color w:val="000000"/>
       <w:sz w:val="22"/>
       <w:szCs w:val="22"/>
     </w:rPr>
   </w:style>
-  <w:style w:type="character" w:customStyle="1" w:styleId="style4123">
+  <w:style w:type="character" w:customStyle="1" w:styleId="63">
     <w:name w:val="标题 2 字符"/>
-    <w:next w:val="style4123"/>
-    <w:link w:val="style2"/>
+    <w:link w:val="3"/>
     <w:qFormat/>
     <w:uiPriority w:val="9"/>
     <w:rPr>
@@ -15301,110 +15136,99 @@
       <w:iCs/>
     </w:rPr>
   </w:style>
-  <w:style w:type="paragraph" w:customStyle="1" w:styleId="style4124">
+  <w:style w:type="paragraph" w:customStyle="1" w:styleId="64">
     <w:name w:val="Text L-MAG"/>
-    <w:basedOn w:val="style0"/>
-    <w:next w:val="style4124"/>
-    <w:link w:val="style4125"/>
+    <w:basedOn w:val="1"/>
+    <w:link w:val="65"/>
     <w:qFormat/>
     <w:uiPriority w:val="0"/>
     <w:pPr>
-      <w:widowControl w:val="false"/>
+      <w:widowControl w:val="0"/>
       <w:tabs>
-        <w:tab w:val="left" w:leader="none" w:pos="360"/>
+        <w:tab w:val="left" w:pos="360"/>
       </w:tabs>
-      <w:spacing w:lineRule="auto" w:line="276"/>
+      <w:spacing w:line="276" w:lineRule="auto"/>
       <w:ind w:firstLine="360"/>
       <w:jc w:val="both"/>
     </w:pPr>
     <w:rPr>
-      <w:rFonts w:ascii="Arial" w:eastAsia="MS Mincho" w:hAnsi="Arial"/>
+      <w:rFonts w:ascii="Arial" w:hAnsi="Arial" w:eastAsia="MS Mincho"/>
       <w:sz w:val="18"/>
       <w:szCs w:val="22"/>
       <w:lang w:eastAsia="ja-JP"/>
     </w:rPr>
   </w:style>
-  <w:style w:type="character" w:customStyle="1" w:styleId="style4125">
+  <w:style w:type="character" w:customStyle="1" w:styleId="65">
     <w:name w:val="Text L-MAG Char"/>
-    <w:next w:val="style4125"/>
-    <w:link w:val="style4124"/>
+    <w:link w:val="64"/>
     <w:qFormat/>
     <w:uiPriority w:val="0"/>
     <w:rPr>
-      <w:rFonts w:ascii="Arial" w:eastAsia="MS Mincho" w:hAnsi="Arial"/>
+      <w:rFonts w:ascii="Arial" w:hAnsi="Arial" w:eastAsia="MS Mincho"/>
       <w:sz w:val="18"/>
       <w:szCs w:val="22"/>
       <w:lang w:eastAsia="ja-JP"/>
     </w:rPr>
   </w:style>
-  <w:style w:type="character" w:customStyle="1" w:styleId="style4126">
+  <w:style w:type="character" w:customStyle="1" w:styleId="66">
     <w:name w:val="页脚 字符"/>
-    <w:basedOn w:val="style65"/>
-    <w:next w:val="style4126"/>
-    <w:link w:val="style32"/>
+    <w:basedOn w:val="29"/>
+    <w:link w:val="19"/>
     <w:qFormat/>
     <w:uiPriority w:val="99"/>
   </w:style>
-  <w:style w:type="character" w:customStyle="1" w:styleId="style4127">
+  <w:style w:type="character" w:customStyle="1" w:styleId="67">
     <w:name w:val="正文文本缩进 字符"/>
-    <w:next w:val="style4127"/>
-    <w:link w:val="style67"/>
+    <w:link w:val="16"/>
     <w:qFormat/>
     <w:uiPriority w:val="0"/>
     <w:rPr>
       <w:szCs w:val="24"/>
     </w:rPr>
   </w:style>
-  <w:style w:type="character" w:customStyle="1" w:styleId="style4128">
+  <w:style w:type="character" w:customStyle="1" w:styleId="68">
     <w:name w:val="m_5113501246024331607m_-6864882937387638336gmail-il"/>
-    <w:basedOn w:val="style65"/>
-    <w:next w:val="style4128"/>
+    <w:basedOn w:val="29"/>
     <w:qFormat/>
     <w:uiPriority w:val="0"/>
   </w:style>
-  <w:style w:type="paragraph" w:customStyle="1" w:styleId="style4129">
+  <w:style w:type="paragraph" w:customStyle="1" w:styleId="69">
     <w:name w:val="Colorful List - Accent 11"/>
-    <w:basedOn w:val="style0"/>
-    <w:next w:val="style4129"/>
+    <w:basedOn w:val="1"/>
     <w:qFormat/>
     <w:uiPriority w:val="34"/>
     <w:pPr>
       <w:ind w:left="720"/>
       <w:contextualSpacing/>
     </w:pPr>
-    <w:rPr/>
   </w:style>
-  <w:style w:type="character" w:customStyle="1" w:styleId="style4130">
+  <w:style w:type="character" w:customStyle="1" w:styleId="70">
     <w:name w:val="apple-converted-space"/>
-    <w:basedOn w:val="style65"/>
-    <w:next w:val="style4130"/>
+    <w:basedOn w:val="29"/>
     <w:qFormat/>
     <w:uiPriority w:val="0"/>
   </w:style>
-  <w:style w:type="character" w:customStyle="1" w:styleId="style4131">
+  <w:style w:type="character" w:customStyle="1" w:styleId="71">
     <w:name w:val="Unresolved Mention1"/>
-    <w:basedOn w:val="style65"/>
-    <w:next w:val="style4131"/>
+    <w:basedOn w:val="29"/>
     <w:qFormat/>
     <w:uiPriority w:val="99"/>
     <w:rPr>
-      <w:color w:val="605e5c"/>
-      <w:shd w:val="clear" w:color="auto" w:fill="e1dfdd"/>
+      <w:color w:val="605E5C"/>
+      <w:shd w:val="clear" w:color="auto" w:fill="E1DFDD"/>
     </w:rPr>
   </w:style>
-  <w:style w:type="character" w:customStyle="1" w:styleId="style4132">
+  <w:style w:type="character" w:customStyle="1" w:styleId="72">
     <w:name w:val="批注文字 字符"/>
-    <w:basedOn w:val="style65"/>
-    <w:next w:val="style4132"/>
-    <w:link w:val="style30"/>
+    <w:basedOn w:val="29"/>
+    <w:link w:val="15"/>
     <w:qFormat/>
     <w:uiPriority w:val="0"/>
   </w:style>
-  <w:style w:type="character" w:customStyle="1" w:styleId="style4133">
+  <w:style w:type="character" w:customStyle="1" w:styleId="73">
     <w:name w:val="批注主题 字符"/>
-    <w:basedOn w:val="style4132"/>
-    <w:next w:val="style4133"/>
-    <w:link w:val="style106"/>
+    <w:basedOn w:val="72"/>
+    <w:link w:val="26"/>
     <w:qFormat/>
     <w:uiPriority w:val="0"/>
     <w:rPr>
@@ -15412,127 +15236,105 @@
       <w:bCs/>
     </w:rPr>
   </w:style>
-  <w:style w:type="paragraph" w:styleId="style179">
+  <w:style w:type="paragraph" w:styleId="74">
     <w:name w:val="List Paragraph"/>
-    <w:basedOn w:val="style0"/>
-    <w:next w:val="style179"/>
+    <w:basedOn w:val="1"/>
     <w:qFormat/>
     <w:uiPriority w:val="34"/>
     <w:pPr>
       <w:ind w:left="720"/>
       <w:contextualSpacing/>
     </w:pPr>
-    <w:rPr/>
   </w:style>
-  <w:style w:type="character" w:customStyle="1" w:styleId="style4134">
+  <w:style w:type="character" w:customStyle="1" w:styleId="75">
     <w:name w:val="Text Char"/>
-    <w:next w:val="style4134"/>
-    <w:link w:val="style4105"/>
+    <w:link w:val="45"/>
     <w:qFormat/>
     <w:uiPriority w:val="0"/>
   </w:style>
-  <w:style w:type="paragraph" w:customStyle="1" w:styleId="style4135">
+  <w:style w:type="paragraph" w:customStyle="1" w:styleId="76">
     <w:name w:val="PARA"/>
-    <w:basedOn w:val="style4105"/>
-    <w:next w:val="style4135"/>
-    <w:link w:val="style4138"/>
+    <w:basedOn w:val="45"/>
+    <w:link w:val="79"/>
     <w:qFormat/>
     <w:uiPriority w:val="0"/>
     <w:pPr>
       <w:ind w:firstLine="0"/>
     </w:pPr>
-    <w:rPr/>
   </w:style>
-  <w:style w:type="paragraph" w:customStyle="1" w:styleId="style4136">
+  <w:style w:type="paragraph" w:customStyle="1" w:styleId="77">
     <w:name w:val="PARA_Indent"/>
-    <w:basedOn w:val="style4105"/>
-    <w:next w:val="style4136"/>
-    <w:link w:val="style4137"/>
+    <w:basedOn w:val="45"/>
+    <w:link w:val="78"/>
     <w:qFormat/>
     <w:uiPriority w:val="0"/>
     <w:pPr>
-      <w:spacing w:lineRule="auto" w:line="240"/>
+      <w:spacing w:line="240" w:lineRule="auto"/>
     </w:pPr>
-    <w:rPr/>
   </w:style>
-  <w:style w:type="character" w:customStyle="1" w:styleId="style4137">
+  <w:style w:type="character" w:customStyle="1" w:styleId="78">
     <w:name w:val="PARA_Indent Char"/>
-    <w:next w:val="style4137"/>
-    <w:link w:val="style4136"/>
+    <w:link w:val="77"/>
     <w:qFormat/>
     <w:uiPriority w:val="0"/>
   </w:style>
-  <w:style w:type="character" w:customStyle="1" w:styleId="style4138">
+  <w:style w:type="character" w:customStyle="1" w:styleId="79">
     <w:name w:val="PARA Char"/>
-    <w:next w:val="style4138"/>
-    <w:link w:val="style4135"/>
+    <w:link w:val="76"/>
     <w:qFormat/>
     <w:uiPriority w:val="0"/>
   </w:style>
-  <w:style w:type="character" w:customStyle="1" w:styleId="style4139">
+  <w:style w:type="character" w:customStyle="1" w:styleId="80">
     <w:name w:val="未处理的提及1"/>
-    <w:basedOn w:val="style65"/>
-    <w:next w:val="style4139"/>
+    <w:basedOn w:val="29"/>
     <w:qFormat/>
     <w:uiPriority w:val="99"/>
     <w:rPr>
-      <w:color w:val="605e5c"/>
-      <w:shd w:val="clear" w:color="auto" w:fill="e1dfdd"/>
+      <w:color w:val="605E5C"/>
+      <w:shd w:val="clear" w:color="auto" w:fill="E1DFDD"/>
     </w:rPr>
   </w:style>
-  <w:style w:type="paragraph" w:customStyle="1" w:styleId="style4140">
+  <w:style w:type="paragraph" w:customStyle="1" w:styleId="81">
     <w:name w:val="First Paragraph"/>
-    <w:basedOn w:val="style66"/>
-    <w:next w:val="style66"/>
+    <w:basedOn w:val="5"/>
+    <w:next w:val="5"/>
     <w:qFormat/>
     <w:uiPriority w:val="0"/>
-    <w:pPr/>
   </w:style>
-  <w:style w:type="paragraph" w:customStyle="1" w:styleId="style4141">
+  <w:style w:type="paragraph" w:customStyle="1" w:styleId="82">
     <w:name w:val="Captioned Figure"/>
-    <w:basedOn w:val="style4142"/>
-    <w:next w:val="style4141"/>
+    <w:basedOn w:val="83"/>
     <w:qFormat/>
     <w:uiPriority w:val="0"/>
     <w:pPr>
       <w:keepNext/>
     </w:pPr>
-    <w:rPr/>
   </w:style>
-  <w:style w:type="paragraph" w:customStyle="1" w:styleId="style4142">
+  <w:style w:type="paragraph" w:customStyle="1" w:styleId="83">
     <w:name w:val="Figure"/>
-    <w:basedOn w:val="style0"/>
-    <w:next w:val="style4142"/>
+    <w:basedOn w:val="1"/>
     <w:qFormat/>
     <w:uiPriority w:val="0"/>
-    <w:pPr/>
   </w:style>
-  <w:style w:type="paragraph" w:customStyle="1" w:styleId="style4143">
+  <w:style w:type="paragraph" w:customStyle="1" w:styleId="84">
     <w:name w:val="Image Caption"/>
-    <w:basedOn w:val="style34"/>
-    <w:next w:val="style4143"/>
+    <w:basedOn w:val="13"/>
     <w:qFormat/>
     <w:uiPriority w:val="0"/>
-    <w:pPr/>
   </w:style>
-  <w:style w:type="paragraph" w:customStyle="1" w:styleId="style4144">
+  <w:style w:type="paragraph" w:customStyle="1" w:styleId="85">
     <w:name w:val="Compact"/>
-    <w:basedOn w:val="style66"/>
-    <w:next w:val="style4144"/>
+    <w:basedOn w:val="5"/>
     <w:qFormat/>
     <w:uiPriority w:val="0"/>
     <w:pPr>
       <w:spacing w:before="36" w:after="36"/>
     </w:pPr>
-    <w:rPr/>
   </w:style>
-  <w:style w:type="table" w:customStyle="1" w:styleId="style4145">
+  <w:style w:type="table" w:customStyle="1" w:styleId="86">
     <w:name w:val="Table"/>
-    <w:next w:val="style4145"/>
     <w:qFormat/>
     <w:uiPriority w:val="0"/>
-    <w:pPr/>
-    <w:rPr/>
     <w:tblPr>
       <w:tblCellMar>
         <w:top w:w="0" w:type="dxa"/>
@@ -15542,96 +15344,83 @@
       </w:tblCellMar>
     </w:tblPr>
     <w:tblStylePr w:type="firstRow">
-      <w:pPr/>
-      <w:tblPr/>
       <w:tcPr>
         <w:tcBorders>
-          <w:bottom w:val="single" w:sz="0" w:space="0" w:color="auto"/>
+          <w:bottom w:val="single" w:color="auto" w:sz="0" w:space="0"/>
         </w:tcBorders>
         <w:vAlign w:val="bottom"/>
       </w:tcPr>
     </w:tblStylePr>
-    <w:tcPr>
-      <w:tcBorders/>
-    </w:tcPr>
   </w:style>
-  <w:style w:type="character" w:customStyle="1" w:styleId="style4146">
+  <w:style w:type="character" w:customStyle="1" w:styleId="87">
     <w:name w:val="纯文本 字符"/>
-    <w:basedOn w:val="style65"/>
-    <w:next w:val="style4146"/>
-    <w:link w:val="style90"/>
+    <w:basedOn w:val="29"/>
+    <w:link w:val="17"/>
+    <w:qFormat/>
     <w:uiPriority w:val="0"/>
     <w:rPr>
-      <w:rFonts w:ascii="Courier New" w:eastAsia="等线" w:hAnsi="Courier New"/>
+      <w:rFonts w:ascii="Courier New" w:hAnsi="Courier New" w:eastAsia="等线"/>
       <w:color w:val="000000"/>
       <w:lang w:eastAsia="en-US"/>
     </w:rPr>
   </w:style>
-  <w:style w:type="character" w:customStyle="1" w:styleId="style4147">
+  <w:style w:type="character" w:customStyle="1" w:styleId="88">
     <w:name w:val="正文文本 2 字符"/>
-    <w:basedOn w:val="style65"/>
-    <w:next w:val="style4147"/>
-    <w:link w:val="style80"/>
+    <w:basedOn w:val="29"/>
+    <w:link w:val="23"/>
     <w:qFormat/>
     <w:uiPriority w:val="0"/>
     <w:rPr>
-      <w:rFonts w:ascii="Arial" w:eastAsia="等线" w:hAnsi="Arial"/>
-      <w:snapToGrid w:val="false"/>
+      <w:rFonts w:ascii="Arial" w:hAnsi="Arial" w:eastAsia="等线"/>
+      <w:snapToGrid w:val="0"/>
       <w:color w:val="000000"/>
       <w:lang w:eastAsia="en-US"/>
     </w:rPr>
   </w:style>
-  <w:style w:type="table" w:customStyle="1" w:styleId="style4148">
+  <w:style w:type="table" w:customStyle="1" w:styleId="89">
     <w:name w:val="列表型 31"/>
-    <w:basedOn w:val="style105"/>
-    <w:next w:val="style4148"/>
+    <w:basedOn w:val="27"/>
     <w:qFormat/>
     <w:uiPriority w:val="0"/>
-    <w:pPr/>
-    <w:rPr/>
     <w:tblPr>
       <w:tblBorders>
-        <w:top w:val="single" w:sz="12" w:space="0" w:color="000000"/>
-        <w:bottom w:val="single" w:sz="12" w:space="0" w:color="000000"/>
-        <w:insideH w:val="single" w:sz="6" w:space="0" w:color="000000"/>
+        <w:top w:val="single" w:color="000000" w:sz="12" w:space="0"/>
+        <w:bottom w:val="single" w:color="000000" w:sz="12" w:space="0"/>
+        <w:insideH w:val="single" w:color="000000" w:sz="6" w:space="0"/>
       </w:tblBorders>
+    </w:tblPr>
+    <w:tcPr>
       <w:shd w:val="clear" w:color="auto" w:fill="auto"/>
-    </w:tblPr>
+    </w:tcPr>
     <w:tblStylePr w:type="firstRow">
-      <w:pPr/>
       <w:rPr>
         <w:b/>
         <w:bCs/>
         <w:color w:val="000080"/>
       </w:rPr>
-      <w:tblPr/>
       <w:tcPr>
         <w:tcBorders>
+          <w:bottom w:val="single" w:color="000000" w:sz="12" w:space="0"/>
           <w:tl2br w:val="nil"/>
           <w:tr2bl w:val="nil"/>
-          <w:bottom w:val="single" w:sz="12" w:space="0" w:color="000000"/>
         </w:tcBorders>
       </w:tcPr>
     </w:tblStylePr>
     <w:tblStylePr w:type="lastRow">
-      <w:pPr/>
-      <w:tblPr/>
       <w:tcPr>
         <w:tcBorders>
+          <w:top w:val="single" w:color="000000" w:sz="12" w:space="0"/>
           <w:tl2br w:val="nil"/>
           <w:tr2bl w:val="nil"/>
-          <w:top w:val="single" w:sz="12" w:space="0" w:color="000000"/>
         </w:tcBorders>
       </w:tcPr>
     </w:tblStylePr>
     <w:tblStylePr w:type="swCell">
-      <w:pPr/>
       <w:rPr>
         <w:i/>
         <w:iCs/>
         <w:color w:val="000080"/>
       </w:rPr>
-      <w:tblPr/>
       <w:tcPr>
         <w:tcBorders>
           <w:tl2br w:val="nil"/>
@@ -15639,43 +15428,36 @@
         </w:tcBorders>
       </w:tcPr>
     </w:tblStylePr>
-    <w:tcPr>
-      <w:tcBorders/>
-      <w:shd w:val="clear" w:color="auto" w:fill="auto"/>
-    </w:tcPr>
   </w:style>
-  <w:style w:type="paragraph" w:customStyle="1" w:styleId="style4149">
+  <w:style w:type="paragraph" w:customStyle="1" w:styleId="90">
     <w:name w:val="Theorem"/>
-    <w:basedOn w:val="style3"/>
-    <w:next w:val="style4149"/>
+    <w:basedOn w:val="4"/>
     <w:qFormat/>
     <w:uiPriority w:val="0"/>
     <w:pPr>
       <w:outlineLvl w:val="9"/>
     </w:pPr>
     <w:rPr>
-      <w:iCs w:val="false"/>
+      <w:iCs w:val="0"/>
       <w:color w:val="000000"/>
     </w:rPr>
   </w:style>
-  <w:style w:type="paragraph" w:customStyle="1" w:styleId="style4150">
+  <w:style w:type="paragraph" w:customStyle="1" w:styleId="91">
     <w:name w:val="Lemma"/>
-    <w:basedOn w:val="style3"/>
-    <w:next w:val="style4150"/>
+    <w:basedOn w:val="4"/>
     <w:qFormat/>
     <w:uiPriority w:val="0"/>
     <w:pPr>
       <w:outlineLvl w:val="9"/>
     </w:pPr>
     <w:rPr>
-      <w:iCs w:val="false"/>
+      <w:iCs w:val="0"/>
       <w:color w:val="000000"/>
     </w:rPr>
   </w:style>
-  <w:style w:type="paragraph" w:customStyle="1" w:styleId="style4151">
+  <w:style w:type="paragraph" w:customStyle="1" w:styleId="92">
     <w:name w:val="Biography"/>
-    <w:basedOn w:val="style90"/>
-    <w:next w:val="style4151"/>
+    <w:basedOn w:val="17"/>
     <w:qFormat/>
     <w:uiPriority w:val="0"/>
     <w:pPr>
@@ -15687,33 +15469,29 @@
       <w:sz w:val="16"/>
     </w:rPr>
   </w:style>
-  <w:style w:type="paragraph" w:customStyle="1" w:styleId="style4152">
+  <w:style w:type="paragraph" w:customStyle="1" w:styleId="93">
     <w:name w:val="Biography Body"/>
-    <w:basedOn w:val="style4151"/>
-    <w:next w:val="style4152"/>
+    <w:basedOn w:val="92"/>
     <w:qFormat/>
     <w:uiPriority w:val="0"/>
     <w:pPr>
       <w:spacing w:before="0"/>
       <w:ind w:firstLine="240"/>
     </w:pPr>
-    <w:rPr/>
   </w:style>
-  <w:style w:type="character" w:styleId="style156">
+  <w:style w:type="character" w:styleId="94">
     <w:name w:val="Placeholder Text"/>
-    <w:basedOn w:val="style65"/>
-    <w:next w:val="style156"/>
+    <w:basedOn w:val="29"/>
     <w:qFormat/>
     <w:uiPriority w:val="99"/>
     <w:rPr>
       <w:color w:val="808080"/>
     </w:rPr>
   </w:style>
-  <w:style w:type="paragraph" w:customStyle="1" w:styleId="style4153">
+  <w:style w:type="paragraph" w:customStyle="1" w:styleId="95">
     <w:name w:val="Author"/>
-    <w:basedOn w:val="style4101"/>
-    <w:next w:val="style4153"/>
-    <w:link w:val="style4155"/>
+    <w:basedOn w:val="41"/>
+    <w:link w:val="97"/>
     <w:qFormat/>
     <w:uiPriority w:val="0"/>
     <w:pPr>
@@ -15723,11 +15501,10 @@
       <w:color w:val="000000"/>
     </w:rPr>
   </w:style>
-  <w:style w:type="character" w:customStyle="1" w:styleId="style4154">
+  <w:style w:type="character" w:customStyle="1" w:styleId="96">
     <w:name w:val="Authors 字符"/>
-    <w:basedOn w:val="style65"/>
-    <w:next w:val="style4154"/>
-    <w:link w:val="style4101"/>
+    <w:basedOn w:val="29"/>
+    <w:link w:val="41"/>
     <w:qFormat/>
     <w:uiPriority w:val="0"/>
     <w:rPr>
@@ -15737,11 +15514,10 @@
       <w:lang w:eastAsia="en-US"/>
     </w:rPr>
   </w:style>
-  <w:style w:type="character" w:customStyle="1" w:styleId="style4155">
+  <w:style w:type="character" w:customStyle="1" w:styleId="97">
     <w:name w:val="Author 字符"/>
-    <w:basedOn w:val="style4154"/>
-    <w:next w:val="style4155"/>
-    <w:link w:val="style4153"/>
+    <w:basedOn w:val="96"/>
+    <w:link w:val="95"/>
     <w:qFormat/>
     <w:uiPriority w:val="0"/>
     <w:rPr>
@@ -15752,23 +15528,20 @@
       <w:lang w:eastAsia="en-US"/>
     </w:rPr>
   </w:style>
-  <w:style w:type="paragraph" w:customStyle="1" w:styleId="style4156">
+  <w:style w:type="paragraph" w:customStyle="1" w:styleId="98">
     <w:name w:val="标题1"/>
-    <w:basedOn w:val="style62"/>
-    <w:next w:val="style4156"/>
-    <w:link w:val="style4157"/>
+    <w:basedOn w:val="25"/>
+    <w:link w:val="99"/>
     <w:qFormat/>
     <w:uiPriority w:val="0"/>
-    <w:pPr/>
     <w:rPr>
       <w:color w:val="000000"/>
     </w:rPr>
   </w:style>
-  <w:style w:type="character" w:customStyle="1" w:styleId="style4157">
+  <w:style w:type="character" w:customStyle="1" w:styleId="99">
     <w:name w:val="Title 字符"/>
-    <w:basedOn w:val="style4098"/>
-    <w:next w:val="style4157"/>
-    <w:link w:val="style4156"/>
+    <w:basedOn w:val="38"/>
+    <w:link w:val="98"/>
     <w:qFormat/>
     <w:uiPriority w:val="0"/>
     <w:rPr>
@@ -15780,15 +15553,14 @@
       <w:lang w:eastAsia="en-US"/>
     </w:rPr>
   </w:style>
-  <w:style w:type="table" w:customStyle="1" w:styleId="style4158">
+  <w:style w:type="table" w:customStyle="1" w:styleId="100">
     <w:name w:val="Table1"/>
-    <w:basedOn w:val="style136"/>
-    <w:next w:val="style4158"/>
+    <w:basedOn w:val="28"/>
     <w:qFormat/>
     <w:uiPriority w:val="99"/>
     <w:pPr>
       <w:tabs>
-        <w:tab w:val="left" w:leader="none" w:pos="3068"/>
+        <w:tab w:val="left" w:pos="3068"/>
       </w:tabs>
       <w:ind w:firstLine="720"/>
     </w:pPr>
@@ -15799,43 +15571,42 @@
     </w:rPr>
     <w:tblPr>
       <w:jc w:val="center"/>
+    </w:tblPr>
+    <w:trPr>
+      <w:jc w:val="center"/>
+    </w:trPr>
+    <w:tcPr>
       <w:shd w:val="clear" w:color="auto" w:fill="auto"/>
-    </w:tblPr>
+    </w:tcPr>
     <w:tblStylePr w:type="firstRow">
-      <w:pPr/>
       <w:rPr>
         <w:b/>
         <w:bCs/>
         <w:color w:val="000080"/>
       </w:rPr>
-      <w:tblPr/>
       <w:tcPr>
         <w:tcBorders>
+          <w:bottom w:val="single" w:color="000000" w:sz="12" w:space="0"/>
           <w:tl2br w:val="nil"/>
           <w:tr2bl w:val="nil"/>
-          <w:bottom w:val="single" w:sz="12" w:space="0" w:color="000000"/>
         </w:tcBorders>
       </w:tcPr>
     </w:tblStylePr>
     <w:tblStylePr w:type="lastRow">
-      <w:pPr/>
-      <w:tblPr/>
       <w:tcPr>
         <w:tcBorders>
+          <w:top w:val="single" w:color="000000" w:sz="12" w:space="0"/>
           <w:tl2br w:val="nil"/>
           <w:tr2bl w:val="nil"/>
-          <w:top w:val="single" w:sz="12" w:space="0" w:color="000000"/>
         </w:tcBorders>
       </w:tcPr>
     </w:tblStylePr>
     <w:tblStylePr w:type="swCell">
-      <w:pPr/>
       <w:rPr>
         <w:i/>
         <w:iCs/>
         <w:color w:val="000080"/>
       </w:rPr>
-      <w:tblPr/>
       <w:tcPr>
         <w:tcBorders>
           <w:tl2br w:val="nil"/>
@@ -15843,27 +15614,21 @@
         </w:tcBorders>
       </w:tcPr>
     </w:tblStylePr>
-    <w:tcPr>
-      <w:tcBorders/>
-      <w:shd w:val="clear" w:color="auto" w:fill="auto"/>
-    </w:tcPr>
   </w:style>
-  <w:style w:type="paragraph" w:customStyle="1" w:styleId="style4159">
+  <w:style w:type="paragraph" w:customStyle="1" w:styleId="101">
     <w:name w:val="Source Code"/>
-    <w:next w:val="style4159"/>
     <w:qFormat/>
     <w:uiPriority w:val="0"/>
     <w:pPr>
-      <w:wordWrap w:val="false"/>
+      <w:wordWrap w:val="0"/>
     </w:pPr>
     <w:rPr>
-      <w:rFonts w:ascii="Times New Roman" w:cs="Times New Roman" w:eastAsia="宋体" w:hAnsi="Times New Roman"/>
-      <w:lang w:val="en-US" w:bidi="ar-SA" w:eastAsia="en-US"/>
+      <w:rFonts w:ascii="Times New Roman" w:hAnsi="Times New Roman" w:eastAsia="宋体" w:cs="Times New Roman"/>
+      <w:lang w:val="en-US" w:eastAsia="en-US" w:bidi="ar-SA"/>
     </w:rPr>
   </w:style>
-  <w:style w:type="character" w:customStyle="1" w:styleId="style4160">
+  <w:style w:type="character" w:customStyle="1" w:styleId="102">
     <w:name w:val="KeywordTok"/>
-    <w:next w:val="style4160"/>
     <w:qFormat/>
     <w:uiPriority w:val="0"/>
     <w:rPr>
@@ -15871,99 +15636,88 @@
       <w:color w:val="007020"/>
     </w:rPr>
   </w:style>
-  <w:style w:type="character" w:customStyle="1" w:styleId="style4161">
+  <w:style w:type="character" w:customStyle="1" w:styleId="103">
     <w:name w:val="DataTypeTok"/>
-    <w:next w:val="style4161"/>
     <w:qFormat/>
     <w:uiPriority w:val="0"/>
     <w:rPr>
       <w:color w:val="902000"/>
     </w:rPr>
   </w:style>
-  <w:style w:type="character" w:customStyle="1" w:styleId="style4162">
+  <w:style w:type="character" w:customStyle="1" w:styleId="104">
     <w:name w:val="DecValTok"/>
-    <w:next w:val="style4162"/>
     <w:qFormat/>
     <w:uiPriority w:val="0"/>
     <w:rPr>
-      <w:color w:val="40a070"/>
+      <w:color w:val="40A070"/>
     </w:rPr>
   </w:style>
-  <w:style w:type="character" w:customStyle="1" w:styleId="style4163">
+  <w:style w:type="character" w:customStyle="1" w:styleId="105">
     <w:name w:val="BaseNTok"/>
-    <w:next w:val="style4163"/>
     <w:qFormat/>
     <w:uiPriority w:val="0"/>
     <w:rPr>
-      <w:color w:val="40a070"/>
+      <w:color w:val="40A070"/>
     </w:rPr>
   </w:style>
-  <w:style w:type="character" w:customStyle="1" w:styleId="style4164">
+  <w:style w:type="character" w:customStyle="1" w:styleId="106">
     <w:name w:val="FloatTok"/>
-    <w:next w:val="style4164"/>
     <w:qFormat/>
     <w:uiPriority w:val="0"/>
     <w:rPr>
-      <w:color w:val="40a070"/>
+      <w:color w:val="40A070"/>
     </w:rPr>
   </w:style>
-  <w:style w:type="character" w:customStyle="1" w:styleId="style4165">
+  <w:style w:type="character" w:customStyle="1" w:styleId="107">
     <w:name w:val="ConstantTok"/>
-    <w:next w:val="style4165"/>
     <w:qFormat/>
     <w:uiPriority w:val="0"/>
     <w:rPr>
       <w:color w:val="880000"/>
     </w:rPr>
   </w:style>
-  <w:style w:type="character" w:customStyle="1" w:styleId="style4166">
+  <w:style w:type="character" w:customStyle="1" w:styleId="108">
     <w:name w:val="CharTok"/>
-    <w:next w:val="style4166"/>
     <w:qFormat/>
     <w:uiPriority w:val="0"/>
     <w:rPr>
-      <w:color w:val="4070a0"/>
+      <w:color w:val="4070A0"/>
     </w:rPr>
   </w:style>
-  <w:style w:type="character" w:customStyle="1" w:styleId="style4167">
+  <w:style w:type="character" w:customStyle="1" w:styleId="109">
     <w:name w:val="SpecialCharTok"/>
-    <w:next w:val="style4167"/>
     <w:qFormat/>
     <w:uiPriority w:val="0"/>
     <w:rPr>
-      <w:color w:val="4070a0"/>
+      <w:color w:val="4070A0"/>
     </w:rPr>
   </w:style>
-  <w:style w:type="character" w:customStyle="1" w:styleId="style4168">
+  <w:style w:type="character" w:customStyle="1" w:styleId="110">
     <w:name w:val="StringTok"/>
-    <w:next w:val="style4168"/>
     <w:qFormat/>
     <w:uiPriority w:val="0"/>
     <w:rPr>
-      <w:color w:val="4070a0"/>
+      <w:color w:val="4070A0"/>
     </w:rPr>
   </w:style>
-  <w:style w:type="character" w:customStyle="1" w:styleId="style4169">
+  <w:style w:type="character" w:customStyle="1" w:styleId="111">
     <w:name w:val="VerbatimStringTok"/>
-    <w:next w:val="style4169"/>
     <w:qFormat/>
     <w:uiPriority w:val="0"/>
     <w:rPr>
-      <w:color w:val="4070a0"/>
+      <w:color w:val="4070A0"/>
     </w:rPr>
   </w:style>
-  <w:style w:type="character" w:customStyle="1" w:styleId="style4170">
+  <w:style w:type="character" w:customStyle="1" w:styleId="112">
     <w:name w:val="SpecialStringTok"/>
-    <w:next w:val="style4170"/>
     <w:qFormat/>
     <w:uiPriority w:val="0"/>
     <w:rPr>
-      <w:color w:val="bb6688"/>
+      <w:color w:val="BB6688"/>
     </w:rPr>
   </w:style>
-  <w:style w:type="character" w:customStyle="1" w:styleId="style4171">
+  <w:style w:type="character" w:customStyle="1" w:styleId="113">
     <w:name w:val="ImportTok"/>
-    <w:next w:val="style4171"/>
     <w:qFormat/>
     <w:uiPriority w:val="0"/>
     <w:rPr>
@@ -15971,78 +15725,70 @@
       <w:color w:val="008000"/>
     </w:rPr>
   </w:style>
-  <w:style w:type="character" w:customStyle="1" w:styleId="style4172">
+  <w:style w:type="character" w:customStyle="1" w:styleId="114">
     <w:name w:val="CommentTok"/>
-    <w:next w:val="style4172"/>
     <w:qFormat/>
     <w:uiPriority w:val="0"/>
     <w:rPr>
       <w:i/>
-      <w:color w:val="60a0b0"/>
+      <w:color w:val="60A0B0"/>
     </w:rPr>
   </w:style>
-  <w:style w:type="character" w:customStyle="1" w:styleId="style4173">
+  <w:style w:type="character" w:customStyle="1" w:styleId="115">
     <w:name w:val="DocumentationTok"/>
-    <w:next w:val="style4173"/>
     <w:qFormat/>
     <w:uiPriority w:val="0"/>
     <w:rPr>
       <w:i/>
-      <w:color w:val="ba2121"/>
+      <w:color w:val="BA2121"/>
     </w:rPr>
   </w:style>
-  <w:style w:type="character" w:customStyle="1" w:styleId="style4174">
+  <w:style w:type="character" w:customStyle="1" w:styleId="116">
     <w:name w:val="AnnotationTok"/>
-    <w:next w:val="style4174"/>
     <w:qFormat/>
     <w:uiPriority w:val="0"/>
     <w:rPr>
       <w:b/>
       <w:i/>
-      <w:color w:val="60a0b0"/>
+      <w:color w:val="60A0B0"/>
     </w:rPr>
   </w:style>
-  <w:style w:type="character" w:customStyle="1" w:styleId="style4175">
+  <w:style w:type="character" w:customStyle="1" w:styleId="117">
     <w:name w:val="CommentVarTok"/>
-    <w:next w:val="style4175"/>
     <w:qFormat/>
     <w:uiPriority w:val="0"/>
     <w:rPr>
       <w:b/>
       <w:i/>
-      <w:color w:val="60a0b0"/>
+      <w:color w:val="60A0B0"/>
     </w:rPr>
   </w:style>
-  <w:style w:type="character" w:customStyle="1" w:styleId="style4176">
+  <w:style w:type="character" w:customStyle="1" w:styleId="118">
     <w:name w:val="OtherTok"/>
-    <w:next w:val="style4176"/>
     <w:qFormat/>
     <w:uiPriority w:val="0"/>
     <w:rPr>
       <w:color w:val="007020"/>
     </w:rPr>
   </w:style>
-  <w:style w:type="character" w:customStyle="1" w:styleId="style4177">
+  <w:style w:type="character" w:customStyle="1" w:styleId="119">
     <w:name w:val="FunctionTok"/>
-    <w:next w:val="style4177"/>
     <w:qFormat/>
     <w:uiPriority w:val="0"/>
     <w:rPr>
-      <w:color w:val="06287e"/>
+      <w:color w:val="06287E"/>
     </w:rPr>
   </w:style>
-  <w:style w:type="character" w:customStyle="1" w:styleId="style4178">
+  <w:style w:type="character" w:customStyle="1" w:styleId="120">
     <w:name w:val="VariableTok"/>
-    <w:next w:val="style4178"/>
     <w:qFormat/>
     <w:uiPriority w:val="0"/>
     <w:rPr>
-      <w:color w:val="19177c"/>
+      <w:color w:val="19177C"/>
     </w:rPr>
   </w:style>
-  <w:style w:type="character" w:customStyle="1" w:styleId="style4179">
+  <w:style w:type="character" w:customStyle="1" w:styleId="121">
     <w:name w:val="ControlFlowTok"/>
-    <w:next w:val="style4179"/>
     <w:qFormat/>
     <w:uiPriority w:val="0"/>
     <w:rPr>
@@ -16050,99 +15796,88 @@
       <w:color w:val="007020"/>
     </w:rPr>
   </w:style>
-  <w:style w:type="character" w:customStyle="1" w:styleId="style4180">
+  <w:style w:type="character" w:customStyle="1" w:styleId="122">
     <w:name w:val="OperatorTok"/>
-    <w:next w:val="style4180"/>
     <w:qFormat/>
     <w:uiPriority w:val="0"/>
     <w:rPr>
       <w:color w:val="666666"/>
     </w:rPr>
   </w:style>
-  <w:style w:type="character" w:customStyle="1" w:styleId="style4181">
+  <w:style w:type="character" w:customStyle="1" w:styleId="123">
     <w:name w:val="BuiltInTok"/>
-    <w:next w:val="style4181"/>
     <w:qFormat/>
     <w:uiPriority w:val="0"/>
     <w:rPr>
       <w:color w:val="008000"/>
     </w:rPr>
   </w:style>
-  <w:style w:type="character" w:customStyle="1" w:styleId="style4182">
+  <w:style w:type="character" w:customStyle="1" w:styleId="124">
     <w:name w:val="ExtensionTok"/>
-    <w:next w:val="style4182"/>
     <w:qFormat/>
     <w:uiPriority w:val="0"/>
   </w:style>
-  <w:style w:type="character" w:customStyle="1" w:styleId="style4183">
+  <w:style w:type="character" w:customStyle="1" w:styleId="125">
     <w:name w:val="PreprocessorTok"/>
-    <w:next w:val="style4183"/>
     <w:qFormat/>
     <w:uiPriority w:val="0"/>
     <w:rPr>
-      <w:color w:val="bc7a00"/>
+      <w:color w:val="BC7A00"/>
     </w:rPr>
   </w:style>
-  <w:style w:type="character" w:customStyle="1" w:styleId="style4184">
+  <w:style w:type="character" w:customStyle="1" w:styleId="126">
     <w:name w:val="AttributeTok"/>
-    <w:next w:val="style4184"/>
     <w:qFormat/>
     <w:uiPriority w:val="0"/>
     <w:rPr>
-      <w:color w:val="7d9029"/>
+      <w:color w:val="7D9029"/>
     </w:rPr>
   </w:style>
-  <w:style w:type="character" w:customStyle="1" w:styleId="style4185">
+  <w:style w:type="character" w:customStyle="1" w:styleId="127">
     <w:name w:val="RegionMarkerTok"/>
-    <w:next w:val="style4185"/>
     <w:qFormat/>
     <w:uiPriority w:val="0"/>
   </w:style>
-  <w:style w:type="character" w:customStyle="1" w:styleId="style4186">
+  <w:style w:type="character" w:customStyle="1" w:styleId="128">
     <w:name w:val="InformationTok"/>
-    <w:next w:val="style4186"/>
     <w:qFormat/>
     <w:uiPriority w:val="0"/>
     <w:rPr>
       <w:b/>
       <w:i/>
-      <w:color w:val="60a0b0"/>
+      <w:color w:val="60A0B0"/>
     </w:rPr>
   </w:style>
-  <w:style w:type="character" w:customStyle="1" w:styleId="style4187">
+  <w:style w:type="character" w:customStyle="1" w:styleId="129">
     <w:name w:val="WarningTok"/>
-    <w:next w:val="style4187"/>
     <w:qFormat/>
     <w:uiPriority w:val="0"/>
     <w:rPr>
       <w:b/>
       <w:i/>
-      <w:color w:val="60a0b0"/>
+      <w:color w:val="60A0B0"/>
     </w:rPr>
   </w:style>
-  <w:style w:type="character" w:customStyle="1" w:styleId="style4188">
+  <w:style w:type="character" w:customStyle="1" w:styleId="130">
     <w:name w:val="AlertTok"/>
-    <w:next w:val="style4188"/>
     <w:qFormat/>
     <w:uiPriority w:val="0"/>
     <w:rPr>
       <w:b/>
-      <w:color w:val="ff0000"/>
+      <w:color w:val="FF0000"/>
     </w:rPr>
   </w:style>
-  <w:style w:type="character" w:customStyle="1" w:styleId="style4189">
+  <w:style w:type="character" w:customStyle="1" w:styleId="131">
     <w:name w:val="ErrorTok"/>
-    <w:next w:val="style4189"/>
     <w:qFormat/>
     <w:uiPriority w:val="0"/>
     <w:rPr>
       <w:b/>
-      <w:color w:val="ff0000"/>
+      <w:color w:val="FF0000"/>
     </w:rPr>
   </w:style>
-  <w:style w:type="character" w:customStyle="1" w:styleId="style4190">
+  <w:style w:type="character" w:customStyle="1" w:styleId="132">
     <w:name w:val="NormalTok"/>
-    <w:next w:val="style4190"/>
     <w:qFormat/>
     <w:uiPriority w:val="0"/>
   </w:style>
@@ -16430,6 +16165,5 @@
     </a:fmtScheme>
   </a:themeElements>
   <a:objectDefaults/>
-  <a:extraClrSchemeLst/>
 </a:theme>
 </file>
--- a/ema-regulation-ai/Dual_Pathway_Affective_Process_Tracing_manuscript.docx
+++ b/ema-regulation-ai/Dual_Pathway_Affective_Process_Tracing_manuscript.docx
@@ -11,7 +11,7 @@
         <w:rPr>
           <w:color w:val="000000"/>
         </w:rPr>
-        <w:t xml:space="preserve">Dual-Pathway Affective Process Tracing for Auditable Assessment of Emotion Regulation in Daily Life</w:t>
+        <w:t xml:space="preserve">Dual-Pathway Affective Process Tracing for Auditable Assessment of Emotion Regulation in Primary-School Pupils</w:t>
       </w:r>
     </w:p>
     <w:p>
@@ -80,7 +80,7 @@
           <w:szCs w:val="18"/>
           <w:color w:val="000000"/>
         </w:rPr>
-        <w:t xml:space="preserve">—This paper proposes a Dual-Pathway Affective Process Tracing (DP-APT) architecture as the assessment engine for auditable psychological evaluation of emotion regulation in daily life, replacing opaque trait scoring with a transparent and inspectable framework. The motivation is practical: ecological momentary assessment now yields dense records of how people regulate their emotions, yet the models that summarise them into regulation profiles give the clinician no account of which moments produced a given conclusion. Our methodology integrates two encoding streams. A Temporal Affect Graph Network encodes the momentary reports as a banded temporal graph whose nodes are episodes and whose gated propagation carries affective context across neighbouring moments. In parallel, a Regulatory Process Ontology Parser translates the process model of emotion regulation into differentiable concept vectors by graph attention over interpretable node descriptors. A concept-conditioned fusion couples the two, and its score for each family decomposes exactly into per-episode contributions, so that every score arrives with the moments that justify it. Because the corpus is simulated, the strategy deployed at each prompt is known and the trail can be checked rather than asserted. On 420 simulated participants contributing up to 84 reports over fourteen days, DP-APT attains an AUC-ROC of 0.925 against 0.937 for the strongest sequence baseline, and its trail matches what the person actually did at 0.646, against 0.200 at chance and 0.904 for a supervised probe — the best of any comparison model. The principal finding is negative and general: the established faithfulness criteria carry almost no information about whether an explanation is correct. Across models their rank correlation is near zero and the extremes invert, and within one model, sparsifying its attention raises comprehensiveness monotonically while buying nothing in alignment. Explanations faithful to a model are not thereby correct about the person, and this work shows that the difference can be measured.</w:t>
+        <w:t xml:space="preserve">—This paper proposes a Dual-Pathway Affective Process Tracing (DP-APT) architecture as the assessment engine for auditable evaluation of how primary-school pupils regulate their emotions across the school day, replacing opaque trait scoring with a transparent and inspectable framework. The motivation is practical: brief in-school momentary sampling can record how a child handled a playground quarrel or a difficult piece of classwork, yet the models that summarise such records into regulation profiles give the class teacher no account of which moments produced a given conclusion, and a teacher cannot act on a number they cannot check against what they saw. Our methodology integrates two encoding streams. A Temporal Affect Graph Network encodes the momentary reports as a banded temporal graph whose nodes are episodes and whose gated propagation carries affective context across neighbouring moments. In parallel, a Regulatory Process Ontology Parser translates the process model of emotion regulation into differentiable concept vectors by graph attention over interpretable node descriptors. A concept-conditioned fusion couples the two, and its score for each family decomposes exactly into per-episode contributions, so that every score arrives with the moments that justify it. Because the corpus is simulated, the strategy deployed at each prompt is known and the trail can be checked rather than asserted. On 420 simulated pupils in grades four to six, prompted up to 48 times over 12 school days, DP-APT attains an AUC-ROC of 0.886 against 0.891 for the strongest sequence baseline, and its trail matches what the child actually did at 0.483, against 0.200 at chance and 0.764 for a supervised probe — the best of any comparison model. The principal finding is negative and general: the established faithfulness criteria carry almost no information about whether an explanation is correct. Across models their rank correlation is near zero and the extremes invert, and within one model, sparsifying its attention raises comprehensiveness monotonically while buying nothing in alignment. Explanations faithful to a model are not thereby correct about the child, and this work shows that the difference can be measured.</w:t>
       </w:r>
     </w:p>
     <w:p>
@@ -104,7 +104,7 @@
           <w:szCs w:val="18"/>
           <w:color w:val="000000"/>
         </w:rPr>
-        <w:t xml:space="preserve">—Auditable assessment, ecological momentary assessment, emotion regulation, explainable artificial intelligence, graph neural networks.</w:t>
+        <w:t xml:space="preserve">—Auditable assessment, ecological momentary assessment, emotion regulation, explainable artificial intelligence, primary education.</w:t>
       </w:r>
     </w:p>
     <w:p>
@@ -136,7 +136,7 @@
         <w:rPr>
           <w:color w:val="000000"/>
         </w:rPr>
-        <w:t xml:space="preserve">The measurement of how people regulate their emotions has moved out of the laboratory and into daily life. Ecological momentary assessment prompts respondents several times a day, in their own environments, to report what happened, how they felt, and what they did about it </w:t>
+        <w:t xml:space="preserve">Middle childhood is when emotion regulation becomes a skill that schools can see, teach and get wrong. Between roughly nine and twelve years of age children shift from strategies that act on the situation and on their own attention toward the cognitive reappraisal that adults rely on, and they begin to suppress outward expression in front of peers </w:t>
       </w:r>
       <w:r>
         <w:rPr>
@@ -160,7 +160,7 @@
         <w:rPr>
           <w:color w:val="000000"/>
         </w:rPr>
-        <w:t xml:space="preserve">. The resulting records are dense, longitudinal, and context-rich, and they have reshaped what psychology knows about emotion: that affect carries over from moment to moment with measurable inertia </w:t>
+        <w:t xml:space="preserve">. How well that shift goes predicts internalising and externalising difficulty years later </w:t>
       </w:r>
       <w:r>
         <w:rPr>
@@ -172,13 +172,109 @@
         <w:rPr>
           <w:color w:val="000000"/>
         </w:rPr>
+        <w:t xml:space="preserve">, and it is the target of the social and emotional learning programmes that primary schools now run at scale, with meta-analytic benefits to both adjustment and attainment that persist beyond the intervention </w:t>
+      </w:r>
+      <w:r>
+        <w:rPr>
+          <w:color w:val="000000"/>
+        </w:rPr>
+        <w:t xml:space="preserve">[4]</w:t>
+      </w:r>
+      <w:r>
+        <w:rPr>
+          <w:color w:val="000000"/>
+        </w:rPr>
+        <w:t xml:space="preserve">, </w:t>
+      </w:r>
+      <w:r>
+        <w:rPr>
+          <w:color w:val="000000"/>
+        </w:rPr>
+        <w:t xml:space="preserve">[5]</w:t>
+      </w:r>
+      <w:r>
+        <w:rPr>
+          <w:color w:val="000000"/>
+        </w:rPr>
+        <w:t xml:space="preserve">. A class teacher who wants to know which children need that support has, in practice, two instruments: their own observation of thirty children at once, and an end-of-term questionnaire.</w:t>
+      </w:r>
+    </w:p>
+    <w:p>
+      <w:pPr>
+        <w:pStyle w:val="45"/>
+        <w:jc w:val="both"/>
+      </w:pPr>
+      <w:r>
+        <w:rPr>
+          <w:color w:val="000000"/>
+        </w:rPr>
+        <w:t xml:space="preserve">Ecological momentary assessment offers a third. Prompting children a few times a school day, on a tablet or a school device, to report what just happened, how they felt and what they did about it, yields a dense and context-rich record of regulation as it occurs </w:t>
+      </w:r>
+      <w:r>
+        <w:rPr>
+          <w:color w:val="000000"/>
+        </w:rPr>
+        <w:t xml:space="preserve">[6]</w:t>
+      </w:r>
+      <w:r>
+        <w:rPr>
+          <w:color w:val="000000"/>
+        </w:rPr>
+        <w:t xml:space="preserve">, </w:t>
+      </w:r>
+      <w:r>
+        <w:rPr>
+          <w:color w:val="000000"/>
+        </w:rPr>
+        <w:t xml:space="preserve">[7]</w:t>
+      </w:r>
+      <w:r>
+        <w:rPr>
+          <w:color w:val="000000"/>
+        </w:rPr>
+        <w:t xml:space="preserve">; compliance in child and adolescent protocols is high enough for such designs to be practical </w:t>
+      </w:r>
+      <w:r>
+        <w:rPr>
+          <w:color w:val="000000"/>
+        </w:rPr>
+        <w:t xml:space="preserve">[8]</w:t>
+      </w:r>
+      <w:r>
+        <w:rPr>
+          <w:color w:val="000000"/>
+        </w:rPr>
+        <w:t xml:space="preserve">, and modern experience-sampling infrastructures make the data routine to collect </w:t>
+      </w:r>
+      <w:r>
+        <w:rPr>
+          <w:color w:val="000000"/>
+        </w:rPr>
+        <w:t xml:space="preserve">[9]</w:t>
+      </w:r>
+      <w:r>
+        <w:rPr>
+          <w:color w:val="000000"/>
+        </w:rPr>
+        <w:t xml:space="preserve">. What such records have already taught psychology is that affect carries over from moment to moment with measurable inertia </w:t>
+      </w:r>
+      <w:r>
+        <w:rPr>
+          <w:color w:val="000000"/>
+        </w:rPr>
+        <w:t xml:space="preserve">[10]</w:t>
+      </w:r>
+      <w:r>
+        <w:rPr>
+          <w:color w:val="000000"/>
+        </w:rPr>
         <w:t xml:space="preserve">, that regulatory strategies are chosen in response to the situation rather than applied uniformly </w:t>
       </w:r>
       <w:r>
         <w:rPr>
           <w:color w:val="000000"/>
         </w:rPr>
-        <w:t xml:space="preserve">[4]</w:t>
+        <w:t xml:space="preserve">[11]</w:t>
       </w:r>
       <w:r>
         <w:rPr>
@@ -190,19 +286,7 @@
         <w:rPr>
           <w:color w:val="000000"/>
         </w:rPr>
-        <w:t xml:space="preserve">[5]</w:t>
-      </w:r>
-      <w:r>
-        <w:rPr>
-          <w:color w:val="000000"/>
-        </w:rPr>
-        <w:t xml:space="preserve">. Modern experience-sampling infrastructures make such data routine to collect </w:t>
-      </w:r>
-      <w:r>
-        <w:rPr>
-          <w:color w:val="000000"/>
-        </w:rPr>
-        <w:t xml:space="preserve">[6]</w:t>
+        <w:t xml:space="preserve">[12]</w:t>
       </w:r>
       <w:r>
         <w:rPr>
@@ -226,7 +310,7 @@
         <w:rPr>
           <w:color w:val="000000"/>
         </w:rPr>
-        <w:t xml:space="preserve">[7]</w:t>
+        <w:t xml:space="preserve">[13]</w:t>
       </w:r>
       <w:r>
         <w:rPr>
@@ -238,19 +322,19 @@
         <w:rPr>
           <w:color w:val="000000"/>
         </w:rPr>
-        <w:t xml:space="preserve">[8]</w:t>
-      </w:r>
-      <w:r>
-        <w:rPr>
-          <w:color w:val="000000"/>
-        </w:rPr>
-        <w:t xml:space="preserve">. The clinician who receives the conclusion that a client relies on expressive suppression cannot ask which evenings, which conflicts, or which unregulated episodes produced it. Post-hoc explanation tools such as LIME </w:t>
-      </w:r>
-      <w:r>
-        <w:rPr>
-          <w:color w:val="000000"/>
-        </w:rPr>
-        <w:t xml:space="preserve">[9]</w:t>
+        <w:t xml:space="preserve">[14]</w:t>
+      </w:r>
+      <w:r>
+        <w:rPr>
+          <w:color w:val="000000"/>
+        </w:rPr>
+        <w:t xml:space="preserve">. The teacher who receives the conclusion that a pupil relies on hiding what they feel cannot ask which break times, which quarrels, or which unregulated moments produced it — and a teacher who cannot check a claim against what they themselves saw in the classroom has no basis for acting on it. Post-hoc explanation tools such as LIME </w:t>
+      </w:r>
+      <w:r>
+        <w:rPr>
+          <w:color w:val="000000"/>
+        </w:rPr>
+        <w:t xml:space="preserve">[15]</w:t>
       </w:r>
       <w:r>
         <w:rPr>
@@ -262,19 +346,19 @@
         <w:rPr>
           <w:color w:val="000000"/>
         </w:rPr>
-        <w:t xml:space="preserve">[10]</w:t>
-      </w:r>
-      <w:r>
-        <w:rPr>
-          <w:color w:val="000000"/>
-        </w:rPr>
-        <w:t xml:space="preserve"> can be applied afterwards, but they approximate the model rather than report it, and the argument that high-stakes decisions call for models that are interpretable by construction rather than explained after the fact applies with particular force in mental health </w:t>
-      </w:r>
-      <w:r>
-        <w:rPr>
-          <w:color w:val="000000"/>
-        </w:rPr>
-        <w:t xml:space="preserve">[11]</w:t>
+        <w:t xml:space="preserve">[16]</w:t>
+      </w:r>
+      <w:r>
+        <w:rPr>
+          <w:color w:val="000000"/>
+        </w:rPr>
+        <w:t xml:space="preserve"> can be applied afterwards, but they approximate the model rather than report it, and the argument that high-stakes decisions call for models that are interpretable by construction rather than explained after the fact applies with particular force when the person assessed is a child who cannot contest the assessment </w:t>
+      </w:r>
+      <w:r>
+        <w:rPr>
+          <w:color w:val="000000"/>
+        </w:rPr>
+        <w:t xml:space="preserve">[17]</w:t>
       </w:r>
       <w:r>
         <w:rPr>
@@ -286,19 +370,19 @@
         <w:rPr>
           <w:color w:val="000000"/>
         </w:rPr>
-        <w:t xml:space="preserve">[12]</w:t>
-      </w:r>
-      <w:r>
-        <w:rPr>
-          <w:color w:val="000000"/>
-        </w:rPr>
-        <w:t xml:space="preserve">. Regulatory frameworks now make this expectation explicit for systems used in clinical contexts </w:t>
-      </w:r>
-      <w:r>
-        <w:rPr>
-          <w:color w:val="000000"/>
-        </w:rPr>
-        <w:t xml:space="preserve">[13]</w:t>
+        <w:t xml:space="preserve">[18]</w:t>
+      </w:r>
+      <w:r>
+        <w:rPr>
+          <w:color w:val="000000"/>
+        </w:rPr>
+        <w:t xml:space="preserve">. Regulatory frameworks now make this expectation explicit, and place systems that evaluate learners in education among the high-risk uses </w:t>
+      </w:r>
+      <w:r>
+        <w:rPr>
+          <w:color w:val="000000"/>
+        </w:rPr>
+        <w:t xml:space="preserve">[19]</w:t>
       </w:r>
       <w:r>
         <w:rPr>
@@ -322,7 +406,7 @@
         <w:rPr>
           <w:color w:val="000000"/>
         </w:rPr>
-        <w:t xml:space="preserve">[14]</w:t>
+        <w:t xml:space="preserve">[20]</w:t>
       </w:r>
       <w:r>
         <w:rPr>
@@ -334,7 +418,7 @@
         <w:rPr>
           <w:color w:val="000000"/>
         </w:rPr>
-        <w:t xml:space="preserve">[15]</w:t>
+        <w:t xml:space="preserve">[21]</w:t>
       </w:r>
       <w:r>
         <w:rPr>
@@ -346,7 +430,7 @@
         <w:rPr>
           <w:color w:val="000000"/>
         </w:rPr>
-        <w:t xml:space="preserve">[16]</w:t>
+        <w:t xml:space="preserve">[22]</w:t>
       </w:r>
       <w:r>
         <w:rPr>
@@ -358,7 +442,7 @@
         <w:rPr>
           <w:color w:val="000000"/>
         </w:rPr>
-        <w:t xml:space="preserve">[17]</w:t>
+        <w:t xml:space="preserve">[23]</w:t>
       </w:r>
       <w:r>
         <w:rPr>
@@ -370,7 +454,7 @@
         <w:rPr>
           <w:color w:val="000000"/>
         </w:rPr>
-        <w:t xml:space="preserve">[18]</w:t>
+        <w:t xml:space="preserve">[24]</w:t>
       </w:r>
       <w:r>
         <w:rPr>
@@ -382,7 +466,7 @@
         <w:rPr>
           <w:color w:val="000000"/>
         </w:rPr>
-        <w:t xml:space="preserve">[19]</w:t>
+        <w:t xml:space="preserve">[25]</w:t>
       </w:r>
       <w:r>
         <w:rPr>
@@ -400,7 +484,7 @@
         <w:rPr>
           <w:color w:val="000000"/>
         </w:rPr>
-        <w:t xml:space="preserve">This design replaces an opaque scoring function with a traceable one. The principal contribution is an assessment module that outputs both a regulation profile and the exact per-episode decomposition of that profile, so that a low score for cognitive change is accompanied by the specific momentary reports in which the person faced an uncontrollable stressor and did not reappraise it. Every term of the score is a sum over episodes, so the highlighted moments are not a plausible story about the model but the arithmetic behind its output, and their contributions add up to the score itself. This is the property that makes the assessment auditable, and it is the property we measure.</w:t>
+        <w:t xml:space="preserve">This design replaces an opaque scoring function with a traceable one. The principal contribution is an assessment module that outputs both a regulation profile and the exact per-episode decomposition of that profile, so that a low score for cognitive change is accompanied by the specific momentary reports in which the child faced something they could not change and did not reframe it. Every term of the score is a sum over episodes, so the highlighted moments are not a plausible story about the model but the arithmetic behind its output, and their contributions add up to the score itself. What a teacher receives is therefore not a number but 5 identified moments in a fortnight of school life, which they can set against their own memory of those break times. This is the property that makes the assessment auditable, and it is the property we measure.</w:t>
       </w:r>
     </w:p>
     <w:p>
@@ -418,7 +502,7 @@
         <w:rPr>
           <w:color w:val="000000"/>
         </w:rPr>
-        <w:t xml:space="preserve">[20]</w:t>
+        <w:t xml:space="preserve">[26]</w:t>
       </w:r>
       <w:r>
         <w:rPr>
@@ -430,7 +514,7 @@
         <w:rPr>
           <w:color w:val="000000"/>
         </w:rPr>
-        <w:t xml:space="preserve">[21]</w:t>
+        <w:t xml:space="preserve">[27]</w:t>
       </w:r>
       <w:r>
         <w:rPr>
@@ -442,7 +526,7 @@
         <w:rPr>
           <w:color w:val="000000"/>
         </w:rPr>
-        <w:t xml:space="preserve">[22]</w:t>
+        <w:t xml:space="preserve">[28]</w:t>
       </w:r>
       <w:r>
         <w:rPr>
@@ -460,7 +544,7 @@
         <w:rPr>
           <w:color w:val="000000"/>
         </w:rPr>
-        <w:t xml:space="preserve">Our third contribution follows from applying that measure, and it is a warning rather than a claim of success. Faithfulness and correctness come apart, in two places. Across models, the architecture with the strongest erasure scores has the weakest alignment, while post-hoc attributions on an unconstrained encoder, which the erasure tests rate poorly, point at the right moments far more often; across the models we evaluate the rank correlation between the two criteria is −0.10. Within a single model, sparsifying its attention — the standard way to make an attention explanation legible — raises comprehensiveness monotonically and buys nothing at all in alignment with what the person actually did. Faithfulness certifies that a model used the evidence it points at, not that the evidence is right, and the two can be pushed apart by ordinary tuning. To the best of our knowledge, this is the first work to combine a temporal graph encoder with a symbolic parser of the process model of emotion regulation for the explicit purpose of auditing psychological assessments, and the first to validate the resulting evidence trail against episode-level regulatory ground truth.</w:t>
+        <w:t xml:space="preserve">Our third contribution follows from applying that measure, and it is a warning rather than a claim of success. Faithfulness and correctness come apart, in two places. Across models, the architecture with the strongest erasure scores has the weakest alignment, while post-hoc attributions on an unconstrained encoder, which the erasure tests rate poorly, point at the right moments far more often; across the models we evaluate the rank correlation between the two criteria is 0.00. Within a single model, sparsifying its attention — the standard way to make an attention explanation legible — raises comprehensiveness monotonically and buys nothing at all in alignment with what the child actually did. Faithfulness certifies that a model used the evidence it points at, not that the evidence is right, and the two can be pushed apart by ordinary tuning. To the best of our knowledge, this is the first work to combine a temporal graph encoder with a symbolic parser of the process model of emotion regulation for the explicit purpose of auditing psychological assessments, and the first to validate the resulting evidence trail against episode-level regulatory ground truth.</w:t>
       </w:r>
     </w:p>
     <w:p>
@@ -472,7 +556,7 @@
         <w:rPr>
           <w:color w:val="000000"/>
         </w:rPr>
-        <w:t xml:space="preserve">The remainder of this paper is organized as follows. Section 2 reviews related work on emotion regulation assessment, momentary sampling, machine learning for ambulatory mental health data, and explainable and neuro-symbolic AI. Section 3 defines the formal problem setting and the background concepts. Section 4 details the DP-APT architecture. Section 5 describes the experimental setup, including the construction of the simulated corpus. Section 6 reports quantitative results and a case study. Section 7 discusses implications and limitations. Section 8 concludes.</w:t>
+        <w:t xml:space="preserve">The remainder of this paper is organized as follows. Section 2 reviews related work on emotion regulation in childhood and its assessment, momentary sampling with children, machine learning for ambulatory data, and explainable and neuro-symbolic AI. Section 3 defines the formal problem setting and the background concepts. Section 4 details the DP-APT architecture. Section 5 describes the experimental setup, including the construction of the simulated corpus. Section 6 reports quantitative results and a case study. Section 7 discusses what the system would mean in a school, together with implications and limitations. Section 8 concludes.</w:t>
       </w:r>
     </w:p>
     <w:p>
@@ -525,7 +609,7 @@
           <w:iCs/>
           <w:color w:val="000000"/>
         </w:rPr>
-        <w:t xml:space="preserve">Emotion Regulation and Its Assessment</w:t>
+        <w:t xml:space="preserve">Emotion Regulation in Childhood and Its Assessment</w:t>
       </w:r>
     </w:p>
     <w:p>
@@ -543,7 +627,7 @@
         <w:rPr>
           <w:color w:val="000000"/>
         </w:rPr>
-        <w:t xml:space="preserve">[16]</w:t>
+        <w:t xml:space="preserve">[22]</w:t>
       </w:r>
       <w:r>
         <w:rPr>
@@ -555,7 +639,7 @@
         <w:rPr>
           <w:color w:val="000000"/>
         </w:rPr>
-        <w:t xml:space="preserve">[17]</w:t>
+        <w:t xml:space="preserve">[23]</w:t>
       </w:r>
       <w:r>
         <w:rPr>
@@ -567,7 +651,7 @@
         <w:rPr>
           <w:color w:val="000000"/>
         </w:rPr>
-        <w:t xml:space="preserve">[23]</w:t>
+        <w:t xml:space="preserve">[29]</w:t>
       </w:r>
       <w:r>
         <w:rPr>
@@ -579,7 +663,7 @@
         <w:rPr>
           <w:color w:val="000000"/>
         </w:rPr>
-        <w:t xml:space="preserve">[24]</w:t>
+        <w:t xml:space="preserve">[30]</w:t>
       </w:r>
       <w:r>
         <w:rPr>
@@ -591,7 +675,7 @@
         <w:rPr>
           <w:color w:val="000000"/>
         </w:rPr>
-        <w:t xml:space="preserve">[25]</w:t>
+        <w:t xml:space="preserve">[31]</w:t>
       </w:r>
       <w:r>
         <w:rPr>
@@ -603,7 +687,7 @@
         <w:rPr>
           <w:color w:val="000000"/>
         </w:rPr>
-        <w:t xml:space="preserve">[26]</w:t>
+        <w:t xml:space="preserve">[32]</w:t>
       </w:r>
       <w:r>
         <w:rPr>
@@ -615,13 +699,85 @@
         <w:rPr>
           <w:color w:val="000000"/>
         </w:rPr>
+        <w:t xml:space="preserve">[12]</w:t>
+      </w:r>
+      <w:r>
+        <w:rPr>
+          <w:color w:val="000000"/>
+        </w:rPr>
+        <w:t xml:space="preserve"> treat the match between a strategy and the controllability of the episode as the object of assessment. This reframing is what makes episode-level evidence indispensable, because a fit cannot be observed in a trait score.</w:t>
+      </w:r>
+    </w:p>
+    <w:p>
+      <w:pPr>
+        <w:pStyle w:val="45"/>
+        <w:jc w:val="both"/>
+      </w:pPr>
+      <w:r>
+        <w:rPr>
+          <w:color w:val="000000"/>
+        </w:rPr>
+        <w:t xml:space="preserve">In middle childhood the same five families are present but not equally available. Longitudinal work finds reappraisal use increasing across the primary years while suppression declines, with the cognitive families the last to consolidate </w:t>
+      </w:r>
+      <w:r>
+        <w:rPr>
+          <w:color w:val="000000"/>
+        </w:rPr>
+        <w:t xml:space="preserve">[1]</w:t>
+      </w:r>
+      <w:r>
+        <w:rPr>
+          <w:color w:val="000000"/>
+        </w:rPr>
+        <w:t xml:space="preserve">, </w:t>
+      </w:r>
+      <w:r>
+        <w:rPr>
+          <w:color w:val="000000"/>
+        </w:rPr>
+        <w:t xml:space="preserve">[2]</w:t>
+      </w:r>
+      <w:r>
+        <w:rPr>
+          <w:color w:val="000000"/>
+        </w:rPr>
+        <w:t xml:space="preserve">; a nine-year-old who withdraws from a quarrel and a nine-year-old who reframes it are therefore not making the same kind of choice, and an assessment that cannot say which of the two occurred is of limited use to the adult supervising them. The developmental stakes are well established: coping and regulation in this period are meta-analytically associated with concurrent and later psychopathology </w:t>
+      </w:r>
+      <w:r>
+        <w:rPr>
+          <w:color w:val="000000"/>
+        </w:rPr>
+        <w:t xml:space="preserve">[3]</w:t>
+      </w:r>
+      <w:r>
+        <w:rPr>
+          <w:color w:val="000000"/>
+        </w:rPr>
+        <w:t xml:space="preserve">, and school-based social and emotional learning programmes that target these skills improve adjustment and attainment, with effects detectable at follow-up </w:t>
+      </w:r>
+      <w:r>
+        <w:rPr>
+          <w:color w:val="000000"/>
+        </w:rPr>
+        <w:t xml:space="preserve">[4]</w:t>
+      </w:r>
+      <w:r>
+        <w:rPr>
+          <w:color w:val="000000"/>
+        </w:rPr>
+        <w:t xml:space="preserve">, </w:t>
+      </w:r>
+      <w:r>
+        <w:rPr>
+          <w:color w:val="000000"/>
+        </w:rPr>
         <w:t xml:space="preserve">[5]</w:t>
       </w:r>
       <w:r>
         <w:rPr>
           <w:color w:val="000000"/>
         </w:rPr>
-        <w:t xml:space="preserve"> treat the match between a strategy and the controllability of the episode as the object of assessment. This reframing is what makes episode-level evidence indispensable, because a fit cannot be observed in a trait score.</w:t>
+        <w:t xml:space="preserve">. What those programmes lack is a measurement that tells a teacher which children, and which situations, to work on.</w:t>
       </w:r>
     </w:p>
     <w:p>
@@ -633,31 +789,31 @@
         <w:rPr>
           <w:color w:val="000000"/>
         </w:rPr>
-        <w:t xml:space="preserve">Measurement practice has not followed. The dominant instruments remain retrospective questionnaires such as the Emotion Regulation Questionnaire </w:t>
-      </w:r>
-      <w:r>
-        <w:rPr>
-          <w:color w:val="000000"/>
-        </w:rPr>
-        <w:t xml:space="preserve">[27]</w:t>
-      </w:r>
-      <w:r>
-        <w:rPr>
-          <w:color w:val="000000"/>
-        </w:rPr>
-        <w:t xml:space="preserve"> and the Difficulties in Emotion Regulation Scale </w:t>
-      </w:r>
-      <w:r>
-        <w:rPr>
-          <w:color w:val="000000"/>
-        </w:rPr>
-        <w:t xml:space="preserve">[28]</w:t>
-      </w:r>
-      <w:r>
-        <w:rPr>
-          <w:color w:val="000000"/>
-        </w:rPr>
-        <w:t xml:space="preserve">, which ask people to summarise their own habits and are therefore subject to recall and to the very metacognitive limits the constructs describe. Our work treats these instruments not as targets to be predicted but as convergent criteria against which an episode-derived profile can be validated.</w:t>
+        <w:t xml:space="preserve">Measurement practice has not followed. The dominant instruments remain retrospective questionnaires: the child and adolescent form of the Emotion Regulation Questionnaire, which asks pupils to summarise their own habits </w:t>
+      </w:r>
+      <w:r>
+        <w:rPr>
+          <w:color w:val="000000"/>
+        </w:rPr>
+        <w:t xml:space="preserve">[33]</w:t>
+      </w:r>
+      <w:r>
+        <w:rPr>
+          <w:color w:val="000000"/>
+        </w:rPr>
+        <w:t xml:space="preserve">, and adult-report scales such as the Emotion Regulation Checklist, on which a teacher rates a child from memory </w:t>
+      </w:r>
+      <w:r>
+        <w:rPr>
+          <w:color w:val="000000"/>
+        </w:rPr>
+        <w:t xml:space="preserve">[34]</w:t>
+      </w:r>
+      <w:r>
+        <w:rPr>
+          <w:color w:val="000000"/>
+        </w:rPr>
+        <w:t xml:space="preserve">. Both are subject to recall, and the self-report form is subject in addition to the very metacognitive limits the constructs describe — a ten-year-old asked how often they usually control their feelings is being asked a hard question. Our work treats these instruments not as targets to be predicted but as convergent criteria against which an episode-derived profile can be validated.</w:t>
       </w:r>
     </w:p>
     <w:p>
@@ -678,7 +834,7 @@
           <w:iCs/>
           <w:color w:val="000000"/>
         </w:rPr>
-        <w:t xml:space="preserve">Momentary Sampling and Affect Dynamics</w:t>
+        <w:t xml:space="preserve">Momentary Sampling with Children and Affect Dynamics</w:t>
       </w:r>
     </w:p>
     <w:p>
@@ -696,7 +852,7 @@
         <w:rPr>
           <w:color w:val="000000"/>
         </w:rPr>
-        <w:t xml:space="preserve">[1]</w:t>
+        <w:t xml:space="preserve">[6]</w:t>
       </w:r>
       <w:r>
         <w:rPr>
@@ -708,7 +864,7 @@
         <w:rPr>
           <w:color w:val="000000"/>
         </w:rPr>
-        <w:t xml:space="preserve">[2]</w:t>
+        <w:t xml:space="preserve">[7]</w:t>
       </w:r>
       <w:r>
         <w:rPr>
@@ -720,7 +876,7 @@
         <w:rPr>
           <w:color w:val="000000"/>
         </w:rPr>
-        <w:t xml:space="preserve">[6]</w:t>
+        <w:t xml:space="preserve">[9]</w:t>
       </w:r>
       <w:r>
         <w:rPr>
@@ -732,7 +888,19 @@
         <w:rPr>
           <w:color w:val="000000"/>
         </w:rPr>
-        <w:t xml:space="preserve">[29]</w:t>
+        <w:t xml:space="preserve">[35]</w:t>
+      </w:r>
+      <w:r>
+        <w:rPr>
+          <w:color w:val="000000"/>
+        </w:rPr>
+        <w:t xml:space="preserve">. Applied to children the method is feasible but constrained: a systematic review and meta-analysis of youth protocols reports compliance around three quarters of scheduled prompts, falling as the daily prompt count rises, which is why child designs cluster at three to five prompts a day rather than the six to ten common with adults </w:t>
+      </w:r>
+      <w:r>
+        <w:rPr>
+          <w:color w:val="000000"/>
+        </w:rPr>
+        <w:t xml:space="preserve">[8]</w:t>
       </w:r>
       <w:r>
         <w:rPr>
@@ -744,7 +912,7 @@
         <w:rPr>
           <w:color w:val="000000"/>
         </w:rPr>
-        <w:t xml:space="preserve">[3]</w:t>
+        <w:t xml:space="preserve">[10]</w:t>
       </w:r>
       <w:r>
         <w:rPr>
@@ -756,7 +924,7 @@
         <w:rPr>
           <w:color w:val="000000"/>
         </w:rPr>
-        <w:t xml:space="preserve">[30]</w:t>
+        <w:t xml:space="preserve">[36]</w:t>
       </w:r>
       <w:r>
         <w:rPr>
@@ -768,7 +936,7 @@
         <w:rPr>
           <w:color w:val="000000"/>
         </w:rPr>
-        <w:t xml:space="preserve">[31]</w:t>
+        <w:t xml:space="preserve">[37]</w:t>
       </w:r>
       <w:r>
         <w:rPr>
@@ -780,7 +948,7 @@
         <w:rPr>
           <w:color w:val="000000"/>
         </w:rPr>
-        <w:t xml:space="preserve">[32]</w:t>
+        <w:t xml:space="preserve">[38]</w:t>
       </w:r>
       <w:r>
         <w:rPr>
@@ -792,7 +960,7 @@
         <w:rPr>
           <w:color w:val="000000"/>
         </w:rPr>
-        <w:t xml:space="preserve">[33]</w:t>
+        <w:t xml:space="preserve">[39]</w:t>
       </w:r>
       <w:r>
         <w:rPr>
@@ -837,7 +1005,7 @@
         <w:rPr>
           <w:color w:val="000000"/>
         </w:rPr>
-        <w:t xml:space="preserve">[34]</w:t>
+        <w:t xml:space="preserve">[40]</w:t>
       </w:r>
       <w:r>
         <w:rPr>
@@ -849,7 +1017,7 @@
         <w:rPr>
           <w:color w:val="000000"/>
         </w:rPr>
-        <w:t xml:space="preserve">[35]</w:t>
+        <w:t xml:space="preserve">[41]</w:t>
       </w:r>
       <w:r>
         <w:rPr>
@@ -861,19 +1029,19 @@
         <w:rPr>
           <w:color w:val="000000"/>
         </w:rPr>
-        <w:t xml:space="preserve">[7]</w:t>
-      </w:r>
-      <w:r>
-        <w:rPr>
-          <w:color w:val="000000"/>
-        </w:rPr>
-        <w:t xml:space="preserve">, and reviews document rapid growth across clinical applications </w:t>
-      </w:r>
-      <w:r>
-        <w:rPr>
-          <w:color w:val="000000"/>
-        </w:rPr>
-        <w:t xml:space="preserve">[8]</w:t>
+        <w:t xml:space="preserve">[13]</w:t>
+      </w:r>
+      <w:r>
+        <w:rPr>
+          <w:color w:val="000000"/>
+        </w:rPr>
+        <w:t xml:space="preserve">, and reviews document rapid growth across applied settings </w:t>
+      </w:r>
+      <w:r>
+        <w:rPr>
+          <w:color w:val="000000"/>
+        </w:rPr>
+        <w:t xml:space="preserve">[14]</w:t>
       </w:r>
       <w:r>
         <w:rPr>
@@ -885,7 +1053,7 @@
         <w:rPr>
           <w:color w:val="000000"/>
         </w:rPr>
-        <w:t xml:space="preserve">[36]</w:t>
+        <w:t xml:space="preserve">[42]</w:t>
       </w:r>
       <w:r>
         <w:rPr>
@@ -897,19 +1065,19 @@
         <w:rPr>
           <w:color w:val="000000"/>
         </w:rPr>
-        <w:t xml:space="preserve">[37]</w:t>
-      </w:r>
-      <w:r>
-        <w:rPr>
-          <w:color w:val="000000"/>
-        </w:rPr>
-        <w:t xml:space="preserve">. The recurring criticism is that predictive success has not translated into psychological understanding or clinical usability </w:t>
-      </w:r>
-      <w:r>
-        <w:rPr>
-          <w:color w:val="000000"/>
-        </w:rPr>
-        <w:t xml:space="preserve">[38]</w:t>
+        <w:t xml:space="preserve">[43]</w:t>
+      </w:r>
+      <w:r>
+        <w:rPr>
+          <w:color w:val="000000"/>
+        </w:rPr>
+        <w:t xml:space="preserve">. The recurring criticism is that predictive success has not translated into psychological understanding or practical usability </w:t>
+      </w:r>
+      <w:r>
+        <w:rPr>
+          <w:color w:val="000000"/>
+        </w:rPr>
+        <w:t xml:space="preserve">[44]</w:t>
       </w:r>
       <w:r>
         <w:rPr>
@@ -921,7 +1089,7 @@
         <w:rPr>
           <w:color w:val="000000"/>
         </w:rPr>
-        <w:t xml:space="preserve">[39]</w:t>
+        <w:t xml:space="preserve">[45]</w:t>
       </w:r>
       <w:r>
         <w:rPr>
@@ -933,13 +1101,13 @@
         <w:rPr>
           <w:color w:val="000000"/>
         </w:rPr>
-        <w:t xml:space="preserve">[40]</w:t>
-      </w:r>
-      <w:r>
-        <w:rPr>
-          <w:color w:val="000000"/>
-        </w:rPr>
-        <w:t xml:space="preserve">. Our contribution is aimed precisely at that gap: we keep the sequence model but constrain its read-out so that the evidence it used remains visible.</w:t>
+        <w:t xml:space="preserve">[46]</w:t>
+      </w:r>
+      <w:r>
+        <w:rPr>
+          <w:color w:val="000000"/>
+        </w:rPr>
+        <w:t xml:space="preserve">. In a school the criticism bites harder still, because the person who must act on the output is not a researcher and has no way to probe it. Our contribution is aimed precisely at that gap: we keep the sequence model but constrain its read-out so that the evidence it used remains visible.</w:t>
       </w:r>
     </w:p>
     <w:p>
@@ -978,7 +1146,7 @@
         <w:rPr>
           <w:color w:val="000000"/>
         </w:rPr>
-        <w:t xml:space="preserve">[9]</w:t>
+        <w:t xml:space="preserve">[15]</w:t>
       </w:r>
       <w:r>
         <w:rPr>
@@ -990,7 +1158,7 @@
         <w:rPr>
           <w:color w:val="000000"/>
         </w:rPr>
-        <w:t xml:space="preserve">[10]</w:t>
+        <w:t xml:space="preserve">[16]</w:t>
       </w:r>
       <w:r>
         <w:rPr>
@@ -1002,7 +1170,7 @@
         <w:rPr>
           <w:color w:val="000000"/>
         </w:rPr>
-        <w:t xml:space="preserve">[41]</w:t>
+        <w:t xml:space="preserve">[47]</w:t>
       </w:r>
       <w:r>
         <w:rPr>
@@ -1014,7 +1182,7 @@
         <w:rPr>
           <w:color w:val="000000"/>
         </w:rPr>
-        <w:t xml:space="preserve">[11]</w:t>
+        <w:t xml:space="preserve">[17]</w:t>
       </w:r>
       <w:r>
         <w:rPr>
@@ -1026,7 +1194,7 @@
         <w:rPr>
           <w:color w:val="000000"/>
         </w:rPr>
-        <w:t xml:space="preserve">[42]</w:t>
+        <w:t xml:space="preserve">[48]</w:t>
       </w:r>
       <w:r>
         <w:rPr>
@@ -1038,7 +1206,7 @@
         <w:rPr>
           <w:color w:val="000000"/>
         </w:rPr>
-        <w:t xml:space="preserve">[43]</w:t>
+        <w:t xml:space="preserve">[49]</w:t>
       </w:r>
       <w:r>
         <w:rPr>
@@ -1050,7 +1218,7 @@
         <w:rPr>
           <w:color w:val="000000"/>
         </w:rPr>
-        <w:t xml:space="preserve">[44]</w:t>
+        <w:t xml:space="preserve">[50]</w:t>
       </w:r>
       <w:r>
         <w:rPr>
@@ -1062,7 +1230,7 @@
         <w:rPr>
           <w:color w:val="000000"/>
         </w:rPr>
-        <w:t xml:space="preserve">[20]</w:t>
+        <w:t xml:space="preserve">[26]</w:t>
       </w:r>
       <w:r>
         <w:rPr>
@@ -1074,7 +1242,7 @@
         <w:rPr>
           <w:color w:val="000000"/>
         </w:rPr>
-        <w:t xml:space="preserve">[21]</w:t>
+        <w:t xml:space="preserve">[27]</w:t>
       </w:r>
       <w:r>
         <w:rPr>
@@ -1086,7 +1254,7 @@
         <w:rPr>
           <w:color w:val="000000"/>
         </w:rPr>
-        <w:t xml:space="preserve">[22]</w:t>
+        <w:t xml:space="preserve">[28]</w:t>
       </w:r>
       <w:r>
         <w:rPr>
@@ -1098,7 +1266,7 @@
         <w:rPr>
           <w:color w:val="000000"/>
         </w:rPr>
-        <w:t xml:space="preserve">[45]</w:t>
+        <w:t xml:space="preserve">[51]</w:t>
       </w:r>
       <w:r>
         <w:rPr>
@@ -1110,7 +1278,7 @@
         <w:rPr>
           <w:color w:val="000000"/>
         </w:rPr>
-        <w:t xml:space="preserve">[46]</w:t>
+        <w:t xml:space="preserve">[52]</w:t>
       </w:r>
       <w:r>
         <w:rPr>
@@ -1122,7 +1290,7 @@
         <w:rPr>
           <w:color w:val="000000"/>
         </w:rPr>
-        <w:t xml:space="preserve">[47]</w:t>
+        <w:t xml:space="preserve">[53]</w:t>
       </w:r>
       <w:r>
         <w:rPr>
@@ -1134,7 +1302,7 @@
         <w:rPr>
           <w:color w:val="000000"/>
         </w:rPr>
-        <w:t xml:space="preserve">[48]</w:t>
+        <w:t xml:space="preserve">[54]</w:t>
       </w:r>
       <w:r>
         <w:rPr>
@@ -1205,7 +1373,7 @@
         <w:rPr>
           <w:color w:val="000000"/>
         </w:rPr>
-        <w:t xml:space="preserve">A participant </w:t>
+        <w:t xml:space="preserve">A pupil </w:t>
       </w:r>
       <m:oMath>
         <m:r>
@@ -1432,7 +1600,7 @@
         <w:rPr>
           <w:color w:val="000000"/>
         </w:rPr>
-        <w:t xml:space="preserve">-th entry states whether the participant habitually deploys family </w:t>
+        <w:t xml:space="preserve">-th entry states whether the pupil habitually deploys family </w:t>
       </w:r>
       <m:oMath>
         <m:r>
@@ -1844,7 +2012,7 @@
         <w:rPr>
           <w:color w:val="000000"/>
         </w:rPr>
-        <w:t xml:space="preserve">[49]</w:t>
+        <w:t xml:space="preserve">[55]</w:t>
       </w:r>
       <w:r>
         <w:rPr>
@@ -2111,7 +2279,7 @@
         <w:rPr>
           <w:color w:val="000000"/>
         </w:rPr>
-        <w:t xml:space="preserve">[18]</w:t>
+        <w:t xml:space="preserve">[24]</w:t>
       </w:r>
       <w:r>
         <w:rPr>
@@ -2123,7 +2291,7 @@
         <w:rPr>
           <w:color w:val="000000"/>
         </w:rPr>
-        <w:t xml:space="preserve">[3]</w:t>
+        <w:t xml:space="preserve">[10]</w:t>
       </w:r>
       <w:r>
         <w:rPr>
@@ -2168,13 +2336,13 @@
         <w:rPr>
           <w:color w:val="000000"/>
         </w:rPr>
-        <w:t xml:space="preserve">[19]</w:t>
-      </w:r>
-      <w:r>
-        <w:rPr>
-          <w:color w:val="000000"/>
-        </w:rPr>
-        <w:t xml:space="preserve">. When the query comes from one representational space and the keys from another, the mechanism aligns the two. In the present setting the query space is the set of regulatory concepts defined by the process model and the key space is the participant’s own sequence of episodes, so the resulting weights invite a psychological reading, as the set of moments the model treats as evidence about a particular way of regulating. Our fusion keeps the cross-modal coupling but not the normalisation over episodes that turns it into a distribution, and Section 6 reports what that normalisation costs.</w:t>
+        <w:t xml:space="preserve">[25]</w:t>
+      </w:r>
+      <w:r>
+        <w:rPr>
+          <w:color w:val="000000"/>
+        </w:rPr>
+        <w:t xml:space="preserve">. When the query comes from one representational space and the keys from another, the mechanism aligns the two. In the present setting the query space is the set of regulatory concepts defined by the process model and the key space is the pupil’s own sequence of episodes, so the resulting weights invite a psychological reading, as the set of moments the model treats as evidence about a particular way of regulating. Our fusion keeps the cross-modal coupling but not the normalisation over episodes that turns it into a distribution, and Section 6 reports what that normalisation costs.</w:t>
       </w:r>
     </w:p>
     <w:p>
@@ -2261,7 +2429,7 @@
         <w:rPr>
           <w:color w:val="000000"/>
         </w:rPr>
-        <w:t xml:space="preserve">Figure 1. The assessment pipeline in which the proposed engine is deployed. Momentary self-reports and context channels enter the engine, which returns both a regulation profile and the episode-level evidence trail that a clinician audits.</w:t>
+        <w:t xml:space="preserve">Figure 1. The assessment pipeline in which the proposed engine is deployed. Momentary self-reports and context channels collected across the school day enter the engine, which returns both a regulation profile and the episode-level evidence trail that a class teacher audits.</w:t>
       </w:r>
     </w:p>
     <w:p>
@@ -2349,7 +2517,7 @@
         <w:rPr>
           <w:color w:val="000000"/>
         </w:rPr>
-        <w:t xml:space="preserve">The episode pathway encodes the participant’s momentary reports. Features are first projected into the model space, </w:t>
+        <w:t xml:space="preserve">The episode pathway encodes the pupil’s momentary reports. Features are first projected into the model space, </w:t>
       </w:r>
       <m:oMath>
         <m:sSubSup>
@@ -4279,7 +4447,7 @@
         <w:rPr>
           <w:color w:val="000000"/>
         </w:rPr>
-        <w:t xml:space="preserve">. Because superordinate nodes are neighbours of the families beneath them, a family’s concept vector absorbs information from its class, which is how the hierarchy of the process model enters the model as an inductive prior. The residual term is not cosmetic. The ontology is small and densely connected — every family lies within two hops of every other through the classes above it — so repeated neighbourhood averaging pushes the leaves together. Averaged over three initialisations, plain averaging leaves the closest pair of concept vectors at an absolute cosine similarity of 0.997, which is two families the detector cannot tell apart; the skip connection brings that down to 0.890. It does not change the average similarity between the five vectors (0.66 with the skip connection, 0.65 without), which reflects the fact that the descriptors place all five families in one six-dimensional space; what it prevents is the outright merging of the closest pair. The concept vectors of the five leaves, </w:t>
+        <w:t xml:space="preserve">. Because superordinate nodes are neighbours of the families beneath them, a family’s concept vector absorbs information from its class, which is how the hierarchy of the process model enters the model as an inductive prior. The residual term is not cosmetic. The ontology is small and densely connected — every family lies within two hops of every other through the classes above it — so repeated neighbourhood averaging pushes the leaves together. Averaged over three initialisations, plain averaging leaves the closest pair of concept vectors at an absolute cosine similarity of 0.998, which is two families the detector cannot tell apart; the skip connection brings that down to 0.933. It does not change the average similarity between the five vectors (0.71 with the skip connection, 0.75 without), which reflects the fact that the descriptors place all five families in one six-dimensional space; what it prevents is the outright merging of the closest pair. The concept vectors of the five leaves, </w:t>
       </w:r>
       <m:oMath>
         <m:sSub>
@@ -4674,7 +4842,7 @@
         <w:rPr>
           <w:color w:val="000000"/>
         </w:rPr>
-        <w:t xml:space="preserve"> the detection strength. The normalisation runs across families rather than over episodes, because the process model treats the five families as alternative interventions at a given point in the emotion-generative cycle, so within a moment they compete. This is the quantity a clinician reads as an assertion about a single moment, and its average over the protocol estimates how often each family is deployed, which is one of the quantities the assessment target is defined on. Second, the score for family </w:t>
+        <w:t xml:space="preserve"> the detection strength. The normalisation runs across families rather than over episodes, because the process model treats the five families as alternative interventions at a given point in the emotion-generative cycle, so within a moment they compete. This is the quantity a teacher reads as an assertion about a single moment, and its average over the protocol estimates how often each family is deployed, which is one of the quantities the assessment target is defined on. Second, the score for family </w:t>
       </w:r>
       <m:oMath>
         <m:r>
@@ -5581,7 +5749,7 @@
         <w:rPr>
           <w:color w:val="000000"/>
         </w:rPr>
-        <w:t xml:space="preserve"> is what the model reports to the clinician: the quantity by which moment </w:t>
+        <w:t xml:space="preserve"> is what the model reports to the teacher: the quantity by which moment </w:t>
       </w:r>
       <m:oMath>
         <m:r>
@@ -5954,7 +6122,7 @@
         <w:rPr>
           <w:color w:val="000000"/>
         </w:rPr>
-        <w:t xml:space="preserve">A participant-level label constrains only the aggregate of the detector, so nothing in the task term requires </w:t>
+        <w:t xml:space="preserve">A pupil-level label constrains only the aggregate of the detector, so nothing in the task term requires </w:t>
       </w:r>
       <m:oMath>
         <m:sSub>
@@ -6951,7 +7119,7 @@
         <w:rPr>
           <w:color w:val="000000"/>
         </w:rPr>
-        <w:t xml:space="preserve"> are the head’s projections of the concept vector and the episode state. Because an explanation that spreads its weight thinly over the 71.7 answered prompts of an average protocol is not usable by a clinician, this variant admits the regularisation that is usually applied to it, a penalty on the entropy of the attention (16)</w:t>
+        <w:t xml:space="preserve"> are the head’s projections of the concept vector and the episode state. Because an explanation that spreads its weight thinly over the 37.2 answered prompts of an average protocol is not usable by a teacher, this variant admits the regularisation that is usually applied to it, a penalty on the entropy of the attention (16)</w:t>
       </w:r>
     </w:p>
     <w:p>
@@ -7233,7 +7401,7 @@
         <w:rPr>
           <w:color w:val="000000"/>
         </w:rPr>
-        <w:t xml:space="preserve">To evaluate DP-APT as an auditable assessment engine we require a corpus in which the episode-level regulatory ground truth is known, since an evidence trail can only be validated against what the person actually did at each moment. No public momentary corpus records the strategy deployed at every prompt with certainty, so we construct a simulated corpus from an explicit psychological process model whose parameters are anchored to published values.</w:t>
+        <w:t xml:space="preserve">To evaluate DP-APT as an auditable assessment engine we require a corpus in which the episode-level regulatory ground truth is known, since an evidence trail can only be validated against what the child actually did at each moment. No public momentary corpus records the strategy deployed at every prompt with certainty, so we construct a simulated corpus from an explicit psychological process model whose parameters are anchored to published values.</w:t>
       </w:r>
     </w:p>
     <w:p>
@@ -7266,7 +7434,19 @@
         <w:rPr>
           <w:color w:val="000000"/>
         </w:rPr>
-        <w:t xml:space="preserve">The corpus comprises 420 simulated participants, each prompted six times a day for fourteen days, giving 84 scheduled prompts per person. Prompt compliance is set to 85.3 per cent, the level typically achieved in signal-contingent designs, so sequences are of unequal length and average 71.7 answered prompts (range 62–81). Each answered prompt yields 17 features: momentary negative and positive affect, arousal, stressor intensity, an appraisal of how controllable the situation is, social presence and location, time of day and day in protocol, regulatory effort, perceived regulatory success, response latency, and four regulation items with deliberately ambiguous cross-loadings on the five families, as momentary self-reports of regulation are in practice.</w:t>
+        <w:t xml:space="preserve">The corpus comprises 420 simulated pupils in grades four to six, aged nine to twelve, following the sampling protocol a primary school could actually run: 4 prompts on each of 12 consecutive school days, giving 48 scheduled prompts per child. The prompts fall at the morning break, the lunch break, the afternoon break and the end of the school day, so that each one follows a period of unstructured or semi-structured time in which something is likely to have happened, and none of them interrupts a lesson. Prompt compliance is set to 77.5 per cent, the pooled rate reported by a meta-analysis of momentary sampling in children and adolescents at this prompt density </w:t>
+      </w:r>
+      <w:r>
+        <w:rPr>
+          <w:color w:val="000000"/>
+        </w:rPr>
+        <w:t xml:space="preserve">[8]</w:t>
+      </w:r>
+      <w:r>
+        <w:rPr>
+          <w:color w:val="000000"/>
+        </w:rPr>
+        <w:t xml:space="preserve">, so sequences are of unequal length and average 37.2 answered prompts (range 26–44). Each answered prompt yields 17 features: momentary negative and positive affect, how strongly the feeling was felt, how bad the thing that happened was, whether the child judged they could do anything about it, whether classmates and whether an adult were present, the time of day and the day in the protocol, how hard the child tried to manage the feeling, how well they thought it worked, response latency, and four regulation items worded for this age group — sorting it out or asking someone, going off and thinking about something else, telling oneself it was not a big deal, and keeping it in so nobody could tell. The items carry deliberately ambiguous cross-loadings on the five families, as children’s momentary self-reports of regulation do in practice.</w:t>
       </w:r>
     </w:p>
     <w:p>
@@ -7278,43 +7458,67 @@
         <w:rPr>
           <w:color w:val="000000"/>
         </w:rPr>
-        <w:t xml:space="preserve">The generative process follows the psychology it is meant to represent. Momentary negative affect evolves as a first-order autoregression around a person-specific baseline, perturbed by the stressor of the moment, with a person-specific inertia parameter; the realised lag-one autocorrelation across the corpus is 0.36 (SD 0.15), matching values reported in experience-sampling studies of community samples </w:t>
-      </w:r>
-      <w:r>
-        <w:rPr>
-          <w:color w:val="000000"/>
-        </w:rPr>
-        <w:t xml:space="preserve">[3]</w:t>
-      </w:r>
-      <w:r>
-        <w:rPr>
-          <w:color w:val="000000"/>
-        </w:rPr>
-        <w:t xml:space="preserve">. Which family a person deploys at a given moment depends on habitual tendency, on the controllability of the episode, and on a person-specific regulatory flexibility parameter that governs how strongly deployment tracks context </w:t>
-      </w:r>
-      <w:r>
-        <w:rPr>
-          <w:color w:val="000000"/>
-        </w:rPr>
-        <w:t xml:space="preserve">[25]</w:t>
-      </w:r>
-      <w:r>
-        <w:rPr>
-          <w:color w:val="000000"/>
-        </w:rPr>
-        <w:t xml:space="preserve">; how much the deployment reduces negative affect depends on the fit between the family and the controllability of the situation </w:t>
-      </w:r>
-      <w:r>
-        <w:rPr>
-          <w:color w:val="000000"/>
-        </w:rPr>
-        <w:t xml:space="preserve">[5]</w:t>
-      </w:r>
-      <w:r>
-        <w:rPr>
-          <w:color w:val="000000"/>
-        </w:rPr>
-        <w:t xml:space="preserve">, with situation-directed families effective when control is high and attentional and cognitive families effective when it is low. Deployment shares across the five families range from 17.3 to 22.4 per cent of episodes.</w:t>
+        <w:t xml:space="preserve">The generative process follows the developmental psychology it is meant to represent. Momentary negative affect evolves as a first-order autoregression around a child-specific baseline, perturbed by the stressor of the moment, with a child-specific inertia parameter; the realised lag-one autocorrelation across the corpus is 0.24 (SD 0.18), below the values reported for adult community samples </w:t>
+      </w:r>
+      <w:r>
+        <w:rPr>
+          <w:color w:val="000000"/>
+        </w:rPr>
+        <w:t xml:space="preserve">[10]</w:t>
+      </w:r>
+      <w:r>
+        <w:rPr>
+          <w:color w:val="000000"/>
+        </w:rPr>
+        <w:t xml:space="preserve">, which is the direction expected in middle childhood, where affect turns over faster within the day. Which family a child deploys at a given moment depends on habitual tendency, on whether the situation is one they can act on, on a child-specific flexibility parameter governing how strongly deployment tracks context </w:t>
+      </w:r>
+      <w:r>
+        <w:rPr>
+          <w:color w:val="000000"/>
+        </w:rPr>
+        <w:t xml:space="preserve">[31]</w:t>
+      </w:r>
+      <w:r>
+        <w:rPr>
+          <w:color w:val="000000"/>
+        </w:rPr>
+        <w:t xml:space="preserve">, and on who is present: an adult nearby raises the odds of situation modification and of keeping the feeling in, and classmates nearby raise the odds of concealment sharply, which is the peer-audience effect the developmental literature describes for this age </w:t>
+      </w:r>
+      <w:r>
+        <w:rPr>
+          <w:color w:val="000000"/>
+        </w:rPr>
+        <w:t xml:space="preserve">[2]</w:t>
+      </w:r>
+      <w:r>
+        <w:rPr>
+          <w:color w:val="000000"/>
+        </w:rPr>
+        <w:t xml:space="preserve">. The baseline propensities encode the developmental ordering directly — attentional deployment and situation modification are the commonest families and cognitive change the rarest, and the efficacy of cognitive change is set below that of the situation-directed families, since reappraisal is still consolidating at this age </w:t>
+      </w:r>
+      <w:r>
+        <w:rPr>
+          <w:color w:val="000000"/>
+        </w:rPr>
+        <w:t xml:space="preserve">[1]</w:t>
+      </w:r>
+      <w:r>
+        <w:rPr>
+          <w:color w:val="000000"/>
+        </w:rPr>
+        <w:t xml:space="preserve">. How much a deployment reduces negative affect otherwise depends on the fit between the family and the controllability of the situation </w:t>
+      </w:r>
+      <w:r>
+        <w:rPr>
+          <w:color w:val="000000"/>
+        </w:rPr>
+        <w:t xml:space="preserve">[12]</w:t>
+      </w:r>
+      <w:r>
+        <w:rPr>
+          <w:color w:val="000000"/>
+        </w:rPr>
+        <w:t xml:space="preserve">. Deployment shares across the five families range from 13.0 to 25.8 per cent of episodes.</w:t>
       </w:r>
     </w:p>
     <w:p>
@@ -7326,25 +7530,25 @@
         <w:rPr>
           <w:color w:val="000000"/>
         </w:rPr>
-        <w:t xml:space="preserve">The assessment target is the adaptive habitual use of each family, defined on the generative state rather than on the observed features: it combines how frequently the person deploys the family, how well those deployments are aligned to the contexts in which the family works, and how much affect relief they achieve. Families are dichotomised at the population median so that each label is balanced. Finally, three trait questionnaire proxies are generated as noisy person-level functions of the same latent structure, reproducing the published moments of the Emotion Regulation Questionnaire (reappraisal 4.89, SD 0.85; suppression 3.38, SD 1.12) </w:t>
-      </w:r>
-      <w:r>
-        <w:rPr>
-          <w:color w:val="000000"/>
-        </w:rPr>
-        <w:t xml:space="preserve">[27]</w:t>
-      </w:r>
-      <w:r>
-        <w:rPr>
-          <w:color w:val="000000"/>
-        </w:rPr>
-        <w:t xml:space="preserve"> and of the Difficulties in Emotion Regulation Scale (79.5, SD 20.2) </w:t>
-      </w:r>
-      <w:r>
-        <w:rPr>
-          <w:color w:val="000000"/>
-        </w:rPr>
-        <w:t xml:space="preserve">[28]</w:t>
+        <w:t xml:space="preserve">The assessment target is the adaptive habitual use of each family, defined on the generative state rather than on the observed features: it combines how frequently the child deploys the family, how well those deployments are aligned to the contexts in which the family works, and how much affect relief they achieve. Families are dichotomised at the population median so that each label is balanced. Finally, three trait questionnaire proxies are generated as noisy child-level functions of the same latent structure, reproducing the published moments of the child and adolescent form of the Emotion Regulation Questionnaire (reappraisal 3.62, SD 0.71; suppression 2.64, SD 0.82) </w:t>
+      </w:r>
+      <w:r>
+        <w:rPr>
+          <w:color w:val="000000"/>
+        </w:rPr>
+        <w:t xml:space="preserve">[33]</w:t>
+      </w:r>
+      <w:r>
+        <w:rPr>
+          <w:color w:val="000000"/>
+        </w:rPr>
+        <w:t xml:space="preserve"> and of the teacher-reported Emotion Regulation Checklist (3.21, SD 0.44) </w:t>
+      </w:r>
+      <w:r>
+        <w:rPr>
+          <w:color w:val="000000"/>
+        </w:rPr>
+        <w:t xml:space="preserve">[34]</w:t>
       </w:r>
       <w:r>
         <w:rPr>
@@ -7362,7 +7566,19 @@
         <w:rPr>
           <w:color w:val="000000"/>
         </w:rPr>
-        <w:t xml:space="preserve">Participants are split by person into training (294), validation (63) and test (63) sets, so that no participant contributes episodes to more than one split.</w:t>
+        <w:t xml:space="preserve">Every marginal of the corpus is either taken from a published source or stated as a modelling choice. The prompt schedule, the compliance rate and the questionnaire means are anchored to the literature cited above; the questionnaire standard deviations, the inertia distribution and the context effects are chosen to be developmentally plausible and are identified as choices in the released generator, which carries a fixed seed so that every number in this paper can be reproduced exactly.</w:t>
+      </w:r>
+    </w:p>
+    <w:p>
+      <w:pPr>
+        <w:pStyle w:val="45"/>
+        <w:jc w:val="both"/>
+      </w:pPr>
+      <w:r>
+        <w:rPr>
+          <w:color w:val="000000"/>
+        </w:rPr>
+        <w:t xml:space="preserve">Pupils are split by child into training (294), validation (63) and test (63) sets, so that no child contributes episodes to more than one split.</w:t>
       </w:r>
     </w:p>
     <w:p>
@@ -7422,13 +7638,13 @@
         <w:rPr>
           <w:color w:val="000000"/>
         </w:rPr>
-        <w:t xml:space="preserve">[28]</w:t>
-      </w:r>
-      <w:r>
-        <w:rPr>
-          <w:color w:val="000000"/>
-        </w:rPr>
-        <w:t xml:space="preserve">: penalised logistic regression on person-level means and standard deviations of every momentary feature, representing the aggregation-then-scoring practice that applied momentary assessment still relies on.</w:t>
+        <w:t xml:space="preserve">[7]</w:t>
+      </w:r>
+      <w:r>
+        <w:rPr>
+          <w:color w:val="000000"/>
+        </w:rPr>
+        <w:t xml:space="preserve">: penalised logistic regression on child-level means and standard deviations of every momentary feature, representing the aggregation-then-scoring practice that applied momentary assessment still relies on.</w:t>
       </w:r>
     </w:p>
     <w:p>
@@ -7455,7 +7671,7 @@
         <w:rPr>
           <w:color w:val="000000"/>
         </w:rPr>
-        <w:t xml:space="preserve">[15]</w:t>
+        <w:t xml:space="preserve">[21]</w:t>
       </w:r>
       <w:r>
         <w:rPr>
@@ -7488,7 +7704,7 @@
         <w:rPr>
           <w:color w:val="000000"/>
         </w:rPr>
-        <w:t xml:space="preserve">[19]</w:t>
+        <w:t xml:space="preserve">[25]</w:t>
       </w:r>
       <w:r>
         <w:rPr>
@@ -7521,7 +7737,7 @@
         <w:rPr>
           <w:color w:val="000000"/>
         </w:rPr>
-        <w:t xml:space="preserve">[14]</w:t>
+        <w:t xml:space="preserve">[20]</w:t>
       </w:r>
       <w:r>
         <w:rPr>
@@ -7554,7 +7770,7 @@
         <w:rPr>
           <w:color w:val="000000"/>
         </w:rPr>
-        <w:t xml:space="preserve">[43]</w:t>
+        <w:t xml:space="preserve">[49]</w:t>
       </w:r>
       <w:r>
         <w:rPr>
@@ -7599,19 +7815,19 @@
         <w:rPr>
           <w:color w:val="000000"/>
         </w:rPr>
-        <w:t xml:space="preserve">[22]</w:t>
-      </w:r>
-      <w:r>
-        <w:rPr>
-          <w:color w:val="000000"/>
-        </w:rPr>
-        <w:t xml:space="preserve">. A large comprehensiveness means the highlighted moments were load-bearing, and a small sufficiency means they were enough on their own, so the two run in opposite directions and are reported with the direction of improvement marked. Justification alignment, which the simulated corpus uniquely makes computable, is the proportion of highlighted episodes in which the family being justified is the family the person actually deployed; its chance level is the marginal deployment rate, 0.200. Because the measure has a ceiling as well as a floor, we also fit a supervised multinomial probe that predicts the deployed family from the momentary features of an episode and use its probabilities as an explanation. The probe recovers the deployed family in 90.1 per cent of test episodes and attains an alignment of 0.904, which is what an episode-level evidence trail could achieve on this corpus if it used the features to their full extent. Convergent validity is assessed by correlating the inferred profile with the trait questionnaire proxies. Every model is evaluated on the best evidence trail it can supply: for the architectures whose score decomposes into per-episode terms this is that decomposition, and for the two sequence baselines, which admit no such decomposition, it is integrated gradients along a straight path from an all-zero sequence </w:t>
-      </w:r>
-      <w:r>
-        <w:rPr>
-          <w:color w:val="000000"/>
-        </w:rPr>
-        <w:t xml:space="preserve">[41]</w:t>
+        <w:t xml:space="preserve">[28]</w:t>
+      </w:r>
+      <w:r>
+        <w:rPr>
+          <w:color w:val="000000"/>
+        </w:rPr>
+        <w:t xml:space="preserve">. A large comprehensiveness means the highlighted moments were load-bearing, and a small sufficiency means they were enough on their own, so the two run in opposite directions and are reported with the direction of improvement marked. Justification alignment, which the simulated corpus uniquely makes computable, is the proportion of highlighted episodes in which the family being justified is the family the child actually deployed; its chance level is the marginal deployment rate, 0.200. Because the measure has a ceiling as well as a floor, we also fit a supervised multinomial probe that predicts the deployed family from the momentary features of an episode and use its probabilities as an explanation. The probe recovers the deployed family in 89.4 per cent of test episodes and attains an alignment of 0.764, which is what an episode-level evidence trail could achieve on this corpus if it used the features to their full extent. Convergent validity is assessed by correlating the inferred profile with the trait questionnaire proxies. Every model is evaluated on the best evidence trail it can supply: for the architectures whose score decomposes into per-episode terms this is that decomposition, and for the two sequence baselines, which admit no such decomposition, it is integrated gradients along a straight path from an all-zero sequence </w:t>
+      </w:r>
+      <w:r>
+        <w:rPr>
+          <w:color w:val="000000"/>
+        </w:rPr>
+        <w:t xml:space="preserve">[47]</w:t>
       </w:r>
       <w:r>
         <w:rPr>
@@ -7694,13 +7910,13 @@
         <w:rPr>
           <w:color w:val="000000"/>
         </w:rPr>
-        <w:t xml:space="preserve">[50]</w:t>
-      </w:r>
-      <w:r>
-        <w:rPr>
-          <w:color w:val="000000"/>
-        </w:rPr>
-        <w:t xml:space="preserve"> with a batch of 48 participants for at most 90 epochs, with early stopping on the validation objective and a patience of twenty epochs; the learning rate of every model, including the baselines, is selected on the validation split so that the comparison is not confounded by tuning. Every reported performance figure is the mean over 3 random initialisations, with the standard deviation across those initialisations in parentheses; the correlations of Table 4 are computed once, on the scores of the run with the lowest validation cross-entropy.</w:t>
+        <w:t xml:space="preserve">[56]</w:t>
+      </w:r>
+      <w:r>
+        <w:rPr>
+          <w:color w:val="000000"/>
+        </w:rPr>
+        <w:t xml:space="preserve"> with a batch of 48 pupils for at most 90 epochs, with early stopping on the validation objective and a patience of twenty epochs; the learning rate of every model, including the baselines, is selected on the validation split so that the comparison is not confounded by tuning. Every reported performance figure is the mean over 3 random initialisations, with the standard deviation across those initialisations in parentheses; the correlations of Table 4 are computed once, on the scores of the run with the lowest validation cross-entropy.</w:t>
       </w:r>
     </w:p>
     <w:p>
@@ -7765,7 +7981,7 @@
         <w:rPr>
           <w:color w:val="000000"/>
         </w:rPr>
-        <w:t xml:space="preserve">Table 1 reports the per-family average AUC-ROC and AUC-PR on the held-out test participants. DP-APT attains an AUC-ROC of 0.925 and an AUC-PR of 0.940. The strongest baseline is the gated recurrent encoder, at 0.937 and 0.951, so the proposed model is 0.012 AUC-ROC points behind it, a difference of about one standard deviation across seeds (0.012) and therefore one we cannot distinguish from zero at three initialisations. Two things are worth noting before any of it is interpreted. The aggregated logistic regression, the least expressive model in the comparison, reaches 0.925, which is the proposed model’s accuracy to three decimals: on this corpus a fortnight of momentary reports is summarised almost as well by person-level means and standard deviations as by any sequence model, and accuracy is therefore not where the architectures differ. Against the interpretable comparison model, the attentive diagnostic architecture, DP-APT is ahead by 0.108 AUC-ROC points. That comparison confounds several differences at once — the concept-bottleneck baseline has neither the graph encoder nor the unnormalised detector — so the ablation study below separates them rather than crediting the gap to any one component.</w:t>
+        <w:t xml:space="preserve">Table 1 reports the per-family average AUC-ROC and AUC-PR on the held-out test pupils. DP-APT attains an AUC-ROC of 0.886 and an AUC-PR of 0.893. The strongest baseline is the self-attentive encoder, at 0.891 and 0.898, so the proposed model is 0.006 AUC-ROC points behind it, a difference of about one standard deviation across seeds (0.010) and therefore one we cannot distinguish from zero at three initialisations. Two things are worth noting before any of it is interpreted. The aggregated logistic regression, the least expressive model in the comparison, reaches 0.870, only 0.016 below the proposed model and ahead of two of the four neural comparison models: on this corpus a fortnight of school-day reports is summarised nearly as well by child-level means and standard deviations as by a model that reads the sequence, so accuracy is not where these architectures mainly differ. Against the interpretable comparison model, the attentive diagnostic architecture, DP-APT is ahead by 0.133 AUC-ROC points. That comparison confounds several differences at once — the concept-bottleneck baseline has neither the graph encoder nor the unnormalised detector — so the ablation study below separates them rather than crediting the gap to any one component.</w:t>
       </w:r>
     </w:p>
     <w:p>
@@ -7938,7 +8154,7 @@
                 <w:szCs w:val="18"/>
                 <w:color w:val="000000"/>
               </w:rPr>
-              <w:t xml:space="preserve">[28]</w:t>
+              <w:t xml:space="preserve">[7]</w:t>
             </w:r>
           </w:p>
         </w:tc>
@@ -7964,7 +8180,7 @@
                 <w:szCs w:val="18"/>
                 <w:color w:val="000000"/>
               </w:rPr>
-              <w:t xml:space="preserve">0.925 (0.001)</w:t>
+              <w:t xml:space="preserve">0.870 (0.002)</w:t>
             </w:r>
           </w:p>
         </w:tc>
@@ -7990,7 +8206,7 @@
                 <w:szCs w:val="18"/>
                 <w:color w:val="000000"/>
               </w:rPr>
-              <w:t xml:space="preserve">0.934 (0.002)</w:t>
+              <w:t xml:space="preserve">0.869 (0.001)</w:t>
             </w:r>
           </w:p>
         </w:tc>
@@ -8029,7 +8245,7 @@
                 <w:szCs w:val="18"/>
                 <w:color w:val="000000"/>
               </w:rPr>
-              <w:t xml:space="preserve">[15]</w:t>
+              <w:t xml:space="preserve">[21]</w:t>
             </w:r>
           </w:p>
         </w:tc>
@@ -8055,7 +8271,7 @@
                 <w:szCs w:val="18"/>
                 <w:color w:val="000000"/>
               </w:rPr>
-              <w:t xml:space="preserve">0.937 (0.012)</w:t>
+              <w:t xml:space="preserve">0.890 (0.005)</w:t>
             </w:r>
           </w:p>
         </w:tc>
@@ -8081,7 +8297,7 @@
                 <w:szCs w:val="18"/>
                 <w:color w:val="000000"/>
               </w:rPr>
-              <w:t xml:space="preserve">0.951 (0.008)</w:t>
+              <w:t xml:space="preserve">0.905 (0.010)</w:t>
             </w:r>
           </w:p>
         </w:tc>
@@ -8120,7 +8336,7 @@
                 <w:szCs w:val="18"/>
                 <w:color w:val="000000"/>
               </w:rPr>
-              <w:t xml:space="preserve">[19]</w:t>
+              <w:t xml:space="preserve">[25]</w:t>
             </w:r>
           </w:p>
         </w:tc>
@@ -8146,7 +8362,7 @@
                 <w:szCs w:val="18"/>
                 <w:color w:val="000000"/>
               </w:rPr>
-              <w:t xml:space="preserve">0.932 (0.005)</w:t>
+              <w:t xml:space="preserve">0.891 (0.010)</w:t>
             </w:r>
           </w:p>
         </w:tc>
@@ -8172,7 +8388,7 @@
                 <w:szCs w:val="18"/>
                 <w:color w:val="000000"/>
               </w:rPr>
-              <w:t xml:space="preserve">0.948 (0.006)</w:t>
+              <w:t xml:space="preserve">0.898 (0.009)</w:t>
             </w:r>
           </w:p>
         </w:tc>
@@ -8211,7 +8427,7 @@
                 <w:szCs w:val="18"/>
                 <w:color w:val="000000"/>
               </w:rPr>
-              <w:t xml:space="preserve">[14]</w:t>
+              <w:t xml:space="preserve">[20]</w:t>
             </w:r>
           </w:p>
         </w:tc>
@@ -8237,7 +8453,7 @@
                 <w:szCs w:val="18"/>
                 <w:color w:val="000000"/>
               </w:rPr>
-              <w:t xml:space="preserve">0.909 (0.008)</w:t>
+              <w:t xml:space="preserve">0.853 (0.009)</w:t>
             </w:r>
           </w:p>
         </w:tc>
@@ -8263,7 +8479,7 @@
                 <w:szCs w:val="18"/>
                 <w:color w:val="000000"/>
               </w:rPr>
-              <w:t xml:space="preserve">0.925 (0.006)</w:t>
+              <w:t xml:space="preserve">0.865 (0.009)</w:t>
             </w:r>
           </w:p>
         </w:tc>
@@ -8302,7 +8518,7 @@
                 <w:szCs w:val="18"/>
                 <w:color w:val="000000"/>
               </w:rPr>
-              <w:t xml:space="preserve">[43]</w:t>
+              <w:t xml:space="preserve">[49]</w:t>
             </w:r>
           </w:p>
         </w:tc>
@@ -8328,7 +8544,7 @@
                 <w:szCs w:val="18"/>
                 <w:color w:val="000000"/>
               </w:rPr>
-              <w:t xml:space="preserve">0.818 (0.013)</w:t>
+              <w:t xml:space="preserve">0.752 (0.017)</w:t>
             </w:r>
           </w:p>
         </w:tc>
@@ -8354,7 +8570,7 @@
                 <w:szCs w:val="18"/>
                 <w:color w:val="000000"/>
               </w:rPr>
-              <w:t xml:space="preserve">0.841 (0.006)</w:t>
+              <w:t xml:space="preserve">0.761 (0.035)</w:t>
             </w:r>
           </w:p>
         </w:tc>
@@ -8413,7 +8629,7 @@
                 <w:szCs w:val="18"/>
                 <w:color w:val="000000"/>
               </w:rPr>
-              <w:t xml:space="preserve">0.925 (0.008)</w:t>
+              <w:t xml:space="preserve">0.886 (0.011)</w:t>
             </w:r>
           </w:p>
         </w:tc>
@@ -8440,7 +8656,7 @@
                 <w:szCs w:val="18"/>
                 <w:color w:val="000000"/>
               </w:rPr>
-              <w:t xml:space="preserve">0.940 (0.006)</w:t>
+              <w:t xml:space="preserve">0.893 (0.012)</w:t>
             </w:r>
           </w:p>
         </w:tc>
@@ -8476,7 +8692,7 @@
         <w:rPr>
           <w:color w:val="000000"/>
         </w:rPr>
-        <w:t xml:space="preserve">Table 2 reports the two ERASER faithfulness criteria and justification alignment for every model that can produce an episode-level explanation. The alignment column is bounded on both sides: a random explanation scores 0.200, and a supervised probe of the same features scores 0.904. DP-APT reaches 0.646, that is 3.23 times chance and 63.4 per cent of the way from chance to the ceiling, the highest of any comparison model. Its comprehensiveness is 0.172 and its sufficiency 0.456.</w:t>
+        <w:t xml:space="preserve">Table 2 reports the two ERASER faithfulness criteria and justification alignment for every model that can produce an episode-level explanation. The alignment column is bounded on both sides: a random explanation scores 0.200, and a supervised probe of the same features scores 0.764. DP-APT reaches 0.483, that is 2.41 times chance and 50.1 per cent of the way from chance to the ceiling, the highest of any comparison model. Its comprehensiveness is 0.210 and its sufficiency 0.428.</w:t>
       </w:r>
     </w:p>
     <w:p>
@@ -8488,7 +8704,7 @@
         <w:rPr>
           <w:color w:val="000000"/>
         </w:rPr>
-        <w:t xml:space="preserve">The interesting structure in Table 2 is not the winner but the ordering. Among the comparison models the attentive diagnostic architecture has the strongest comprehensiveness (0.221) together with the weakest alignment (0.287), while the integrated-gradient explanations of the gated recurrent encoder have the weakest comprehensiveness (0.096) and an alignment of 0.523, well above the interpretable architecture that beats it on faithfulness. Across the models in the table the rank correlation between comprehensiveness and alignment is −0.10 (p = .873), so the two criteria carry essentially no information about each other, and at the extremes they invert. An explanation can point firmly at episodes the model depends on and still be pointing at the wrong episodes, and it can point at the right episodes while the model does not depend on them much.</w:t>
+        <w:t xml:space="preserve">The interesting structure in Table 2 is not the winner but the ordering. Among the comparison models the attentive diagnostic architecture has the strongest comprehensiveness (0.277) together with the weakest alignment (0.273), while the integrated-gradient explanations of the gated recurrent encoder have the weakest comprehensiveness (0.126) and an alignment of 0.403, well above the interpretable architecture that beats it on faithfulness. Across the models in the table the rank correlation between comprehensiveness and alignment is 0.00 (p = 1.000), so the two criteria carry essentially no information about each other, and at the extremes they invert. An explanation can point firmly at episodes the model depends on and still be pointing at the wrong episodes, and it can point at the right episodes while the model does not depend on them much.</w:t>
       </w:r>
     </w:p>
     <w:p>
@@ -8500,7 +8716,7 @@
         <w:rPr>
           <w:color w:val="000000"/>
         </w:rPr>
-        <w:t xml:space="preserve">The row for the attention variant of our own model makes the point without changing the encoder, the data or the training objective. Read entirely through its attention distribution — erasure scores and alignment alike — that model attains a comprehensiveness of 0.154, which places it in the middle of the table and above two of the four comparison explanations, while its alignment is 0.221 against a chance level of 0.200. The heat map a clinician would be shown is, on this corpus, close to uninformative about which moments the person actually spent regulating in the named way, and no faithfulness measure reveals that.</w:t>
+        <w:t xml:space="preserve">The row for the attention variant of our own model makes the point without changing the encoder, the data or the training objective. Read entirely through its attention distribution — erasure scores and alignment alike — that model attains a comprehensiveness of 0.181, which beats one of the four comparison explanations outright and comes within 0.015 of two more, so nothing about the row would look anomalous to a reader tracking faithfulness. Its alignment, meanwhile, is 0.223 against a chance level of 0.200: an explanation drawn at random would do almost as well. The heat map a teacher would be shown is, on this corpus, close to uninformative about which moments the child actually spent regulating in the named way, and no faithfulness measure reveals that.</w:t>
       </w:r>
     </w:p>
     <w:p>
@@ -8743,7 +8959,7 @@
                 <w:szCs w:val="18"/>
                 <w:color w:val="000000"/>
               </w:rPr>
-              <w:t xml:space="preserve">[15]</w:t>
+              <w:t xml:space="preserve">[21]</w:t>
             </w:r>
             <w:r>
               <w:rPr>
@@ -8759,7 +8975,7 @@
                 <w:szCs w:val="18"/>
                 <w:color w:val="000000"/>
               </w:rPr>
-              <w:t xml:space="preserve">[41]</w:t>
+              <w:t xml:space="preserve">[47]</w:t>
             </w:r>
           </w:p>
         </w:tc>
@@ -8785,7 +9001,7 @@
                 <w:szCs w:val="18"/>
                 <w:color w:val="000000"/>
               </w:rPr>
-              <w:t xml:space="preserve">0.096 (0.006)</w:t>
+              <w:t xml:space="preserve">0.126 (0.007)</w:t>
             </w:r>
           </w:p>
         </w:tc>
@@ -8811,7 +9027,7 @@
                 <w:szCs w:val="18"/>
                 <w:color w:val="000000"/>
               </w:rPr>
-              <w:t xml:space="preserve">0.425 (0.028)</w:t>
+              <w:t xml:space="preserve">0.339 (0.008)</w:t>
             </w:r>
           </w:p>
         </w:tc>
@@ -8837,7 +9053,7 @@
                 <w:szCs w:val="18"/>
                 <w:color w:val="000000"/>
               </w:rPr>
-              <w:t xml:space="preserve">0.523 (0.048)</w:t>
+              <w:t xml:space="preserve">0.403 (0.021)</w:t>
             </w:r>
           </w:p>
         </w:tc>
@@ -8876,7 +9092,7 @@
                 <w:szCs w:val="18"/>
                 <w:color w:val="000000"/>
               </w:rPr>
-              <w:t xml:space="preserve">[19]</w:t>
+              <w:t xml:space="preserve">[25]</w:t>
             </w:r>
             <w:r>
               <w:rPr>
@@ -8892,7 +9108,7 @@
                 <w:szCs w:val="18"/>
                 <w:color w:val="000000"/>
               </w:rPr>
-              <w:t xml:space="preserve">[41]</w:t>
+              <w:t xml:space="preserve">[47]</w:t>
             </w:r>
           </w:p>
         </w:tc>
@@ -8918,7 +9134,7 @@
                 <w:szCs w:val="18"/>
                 <w:color w:val="000000"/>
               </w:rPr>
-              <w:t xml:space="preserve">0.164 (0.006)</w:t>
+              <w:t xml:space="preserve">0.196 (0.006)</w:t>
             </w:r>
           </w:p>
         </w:tc>
@@ -8944,7 +9160,7 @@
                 <w:szCs w:val="18"/>
                 <w:color w:val="000000"/>
               </w:rPr>
-              <w:t xml:space="preserve">0.355 (0.023)</w:t>
+              <w:t xml:space="preserve">0.311 (0.002)</w:t>
             </w:r>
           </w:p>
         </w:tc>
@@ -8970,7 +9186,7 @@
                 <w:szCs w:val="18"/>
                 <w:color w:val="000000"/>
               </w:rPr>
-              <w:t xml:space="preserve">0.552 (0.019)</w:t>
+              <w:t xml:space="preserve">0.439 (0.023)</w:t>
             </w:r>
           </w:p>
         </w:tc>
@@ -9009,7 +9225,7 @@
                 <w:szCs w:val="18"/>
                 <w:color w:val="000000"/>
               </w:rPr>
-              <w:t xml:space="preserve">[43]</w:t>
+              <w:t xml:space="preserve">[49]</w:t>
             </w:r>
           </w:p>
         </w:tc>
@@ -9035,7 +9251,7 @@
                 <w:szCs w:val="18"/>
                 <w:color w:val="000000"/>
               </w:rPr>
-              <w:t xml:space="preserve">0.221 (0.023)</w:t>
+              <w:t xml:space="preserve">0.277 (0.043)</w:t>
             </w:r>
           </w:p>
         </w:tc>
@@ -9061,7 +9277,7 @@
                 <w:szCs w:val="18"/>
                 <w:color w:val="000000"/>
               </w:rPr>
-              <w:t xml:space="preserve">0.336 (0.009)</w:t>
+              <w:t xml:space="preserve">0.327 (0.010)</w:t>
             </w:r>
           </w:p>
         </w:tc>
@@ -9087,7 +9303,7 @@
                 <w:szCs w:val="18"/>
                 <w:color w:val="000000"/>
               </w:rPr>
-              <w:t xml:space="preserve">0.287 (0.032)</w:t>
+              <w:t xml:space="preserve">0.273 (0.002)</w:t>
             </w:r>
           </w:p>
         </w:tc>
@@ -9126,7 +9342,7 @@
                 <w:szCs w:val="18"/>
                 <w:color w:val="000000"/>
               </w:rPr>
-              <w:t xml:space="preserve">[14]</w:t>
+              <w:t xml:space="preserve">[20]</w:t>
             </w:r>
           </w:p>
         </w:tc>
@@ -9152,7 +9368,7 @@
                 <w:szCs w:val="18"/>
                 <w:color w:val="000000"/>
               </w:rPr>
-              <w:t xml:space="preserve">0.139 (0.017)</w:t>
+              <w:t xml:space="preserve">0.194 (0.009)</w:t>
             </w:r>
           </w:p>
         </w:tc>
@@ -9178,7 +9394,7 @@
                 <w:szCs w:val="18"/>
                 <w:color w:val="000000"/>
               </w:rPr>
-              <w:t xml:space="preserve">0.436 (0.029)</w:t>
+              <w:t xml:space="preserve">0.419 (0.015)</w:t>
             </w:r>
           </w:p>
         </w:tc>
@@ -9204,7 +9420,7 @@
                 <w:szCs w:val="18"/>
                 <w:color w:val="000000"/>
               </w:rPr>
-              <w:t xml:space="preserve">0.481 (0.023)</w:t>
+              <w:t xml:space="preserve">0.406 (0.022)</w:t>
             </w:r>
           </w:p>
         </w:tc>
@@ -9261,7 +9477,7 @@
                 <w:szCs w:val="18"/>
                 <w:color w:val="000000"/>
               </w:rPr>
-              <w:t xml:space="preserve">0.154 (0.026)</w:t>
+              <w:t xml:space="preserve">0.181 (0.022)</w:t>
             </w:r>
           </w:p>
         </w:tc>
@@ -9287,7 +9503,7 @@
                 <w:szCs w:val="18"/>
                 <w:color w:val="000000"/>
               </w:rPr>
-              <w:t xml:space="preserve">0.297 (0.017)</w:t>
+              <w:t xml:space="preserve">0.310 (0.038)</w:t>
             </w:r>
           </w:p>
         </w:tc>
@@ -9313,7 +9529,7 @@
                 <w:szCs w:val="18"/>
                 <w:color w:val="000000"/>
               </w:rPr>
-              <w:t xml:space="preserve">0.221 (0.010)</w:t>
+              <w:t xml:space="preserve">0.223 (0.014)</w:t>
             </w:r>
           </w:p>
         </w:tc>
@@ -9370,7 +9586,7 @@
                 <w:szCs w:val="18"/>
                 <w:color w:val="000000"/>
               </w:rPr>
-              <w:t xml:space="preserve">0.172 (0.008)</w:t>
+              <w:t xml:space="preserve">0.210 (0.018)</w:t>
             </w:r>
           </w:p>
         </w:tc>
@@ -9396,7 +9612,7 @@
                 <w:szCs w:val="18"/>
                 <w:color w:val="000000"/>
               </w:rPr>
-              <w:t xml:space="preserve">0.456 (0.015)</w:t>
+              <w:t xml:space="preserve">0.428 (0.016)</w:t>
             </w:r>
           </w:p>
         </w:tc>
@@ -9422,7 +9638,7 @@
                 <w:szCs w:val="18"/>
                 <w:color w:val="000000"/>
               </w:rPr>
-              <w:t xml:space="preserve">0.646 (0.017)</w:t>
+              <w:t xml:space="preserve">0.483 (0.041)</w:t>
             </w:r>
           </w:p>
         </w:tc>
@@ -9644,7 +9860,7 @@
                 <w:szCs w:val="18"/>
                 <w:color w:val="000000"/>
               </w:rPr>
-              <w:t xml:space="preserve">0.904</w:t>
+              <w:t xml:space="preserve">0.764</w:t>
             </w:r>
           </w:p>
         </w:tc>
@@ -9659,7 +9875,7 @@
         <w:rPr>
           <w:color w:val="000000"/>
         </w:rPr>
-        <w:t xml:space="preserve">Figure 3 shows what an audit looks like for a single test participant under the proposed model. The map concentrates on a small number of episodes per family, and the open squares mark the family actually deployed in each episode; a dark cell under a square is a correct justification. The figure shows the positive part of the trail, the evidence that raised each score, since that is what the top-five measures are computed on; the negative contributions, the moments that lowered a score, are read the same way. Reading the two together is what an audit consists of: the moments behind a low score for cognitive change can be located, and a clinician can ask whether they were occasions on which reappraisal would have been possible.</w:t>
+        <w:t xml:space="preserve">Figure 3 shows what an audit looks like for a single test pupil under the proposed model. The map concentrates on a small number of episodes per family, and the open squares mark the family actually deployed in each episode; a dark cell under a square is a correct justification. The figure shows the positive part of the trail, the evidence that raised each score, since that is what the top-five measures are computed on; the negative contributions, the moments that lowered a score, are read the same way. Reading the two together is what an audit consists of: the moments behind a low score for cognitive change can be located, and a teacher can ask whether they were occasions on which the child could plausibly have been helped to see the situation differently.</w:t>
       </w:r>
     </w:p>
     <w:p>
@@ -9714,7 +9930,7 @@
         <w:rPr>
           <w:color w:val="000000"/>
         </w:rPr>
-        <w:t xml:space="preserve">Figure 3. Evidence trail of the proposed model over the momentary reports of one test participant. Open squares mark the family actually deployed in each episode.</w:t>
+        <w:t xml:space="preserve">Figure 3. Evidence trail of the proposed model over the momentary reports of one test pupil. Open squares mark the family actually deployed in each episode.</w:t>
       </w:r>
     </w:p>
     <w:p>
@@ -10008,7 +10224,7 @@
                 <w:szCs w:val="18"/>
                 <w:color w:val="000000"/>
               </w:rPr>
-              <w:t xml:space="preserve">0.925 (0.008)</w:t>
+              <w:t xml:space="preserve">0.883 (0.010)</w:t>
             </w:r>
           </w:p>
         </w:tc>
@@ -10034,7 +10250,7 @@
                 <w:szCs w:val="18"/>
                 <w:color w:val="000000"/>
               </w:rPr>
-              <w:t xml:space="preserve">0.464 (0.005)</w:t>
+              <w:t xml:space="preserve">0.436 (0.012)</w:t>
             </w:r>
           </w:p>
         </w:tc>
@@ -10060,7 +10276,7 @@
                 <w:szCs w:val="18"/>
                 <w:color w:val="000000"/>
               </w:rPr>
-              <w:t xml:space="preserve">0.674 (0.052)</w:t>
+              <w:t xml:space="preserve">0.518 (0.060)</w:t>
             </w:r>
           </w:p>
         </w:tc>
@@ -10117,7 +10333,7 @@
                 <w:szCs w:val="18"/>
                 <w:color w:val="000000"/>
               </w:rPr>
-              <w:t xml:space="preserve">0.945 (0.003)</w:t>
+              <w:t xml:space="preserve">0.872 (0.013)</w:t>
             </w:r>
           </w:p>
         </w:tc>
@@ -10143,7 +10359,7 @@
                 <w:szCs w:val="18"/>
                 <w:color w:val="000000"/>
               </w:rPr>
-              <w:t xml:space="preserve">0.479 (0.004)</w:t>
+              <w:t xml:space="preserve">0.442 (0.038)</w:t>
             </w:r>
           </w:p>
         </w:tc>
@@ -10169,7 +10385,7 @@
                 <w:szCs w:val="18"/>
                 <w:color w:val="000000"/>
               </w:rPr>
-              <w:t xml:space="preserve">0.629 (0.000)</w:t>
+              <w:t xml:space="preserve">0.488 (0.058)</w:t>
             </w:r>
           </w:p>
         </w:tc>
@@ -10226,7 +10442,7 @@
                 <w:szCs w:val="18"/>
                 <w:color w:val="000000"/>
               </w:rPr>
-              <w:t xml:space="preserve">0.907 (0.015)</w:t>
+              <w:t xml:space="preserve">0.852 (0.016)</w:t>
             </w:r>
           </w:p>
         </w:tc>
@@ -10252,7 +10468,7 @@
                 <w:szCs w:val="18"/>
                 <w:color w:val="000000"/>
               </w:rPr>
-              <w:t xml:space="preserve">0.415 (0.022)</w:t>
+              <w:t xml:space="preserve">0.394 (0.009)</w:t>
             </w:r>
           </w:p>
         </w:tc>
@@ -10278,7 +10494,7 @@
                 <w:szCs w:val="18"/>
                 <w:color w:val="000000"/>
               </w:rPr>
-              <w:t xml:space="preserve">0.451 (0.022)</w:t>
+              <w:t xml:space="preserve">0.368 (0.024)</w:t>
             </w:r>
           </w:p>
         </w:tc>
@@ -10335,7 +10551,7 @@
                 <w:szCs w:val="18"/>
                 <w:color w:val="000000"/>
               </w:rPr>
-              <w:t xml:space="preserve">0.832 (0.045)</w:t>
+              <w:t xml:space="preserve">0.768 (0.041)</w:t>
             </w:r>
           </w:p>
         </w:tc>
@@ -10361,7 +10577,7 @@
                 <w:szCs w:val="18"/>
                 <w:color w:val="000000"/>
               </w:rPr>
-              <w:t xml:space="preserve">0.383 (0.030)</w:t>
+              <w:t xml:space="preserve">0.368 (0.044)</w:t>
             </w:r>
           </w:p>
         </w:tc>
@@ -10387,7 +10603,7 @@
                 <w:szCs w:val="18"/>
                 <w:color w:val="000000"/>
               </w:rPr>
-              <w:t xml:space="preserve">0.300 (0.028)</w:t>
+              <w:t xml:space="preserve">0.286 (0.021)</w:t>
             </w:r>
           </w:p>
         </w:tc>
@@ -10446,7 +10662,7 @@
                 <w:szCs w:val="18"/>
                 <w:color w:val="000000"/>
               </w:rPr>
-              <w:t xml:space="preserve">0.925 (0.008)</w:t>
+              <w:t xml:space="preserve">0.886 (0.011)</w:t>
             </w:r>
           </w:p>
         </w:tc>
@@ -10473,7 +10689,7 @@
                 <w:szCs w:val="18"/>
                 <w:color w:val="000000"/>
               </w:rPr>
-              <w:t xml:space="preserve">0.456 (0.015)</w:t>
+              <w:t xml:space="preserve">0.428 (0.016)</w:t>
             </w:r>
           </w:p>
         </w:tc>
@@ -10500,7 +10716,7 @@
                 <w:szCs w:val="18"/>
                 <w:color w:val="000000"/>
               </w:rPr>
-              <w:t xml:space="preserve">0.646 (0.017)</w:t>
+              <w:t xml:space="preserve">0.483 (0.041)</w:t>
             </w:r>
           </w:p>
         </w:tc>
@@ -10515,7 +10731,7 @@
         <w:rPr>
           <w:color w:val="000000"/>
         </w:rPr>
-        <w:t xml:space="preserve">Only one of the components we added earns its place. Removing the item anchoring term costs both accuracy (AUC-ROC 0.907 against 0.925) and, far more sharply, the correctness of the trail, whose alignment falls from 0.646 to 0.451. That is the effect it was introduced to produce: a participant-level label constrains the detector only in aggregate, and requiring the detector to account for the regulation items actually reported in a moment is what makes it right about moments.</w:t>
+        <w:t xml:space="preserve">The item anchoring term earns its place unambiguously. Removing it costs both accuracy (AUC-ROC 0.852 against 0.886) and, far more sharply, the correctness of the trail, whose alignment falls from 0.483 to 0.368 — a drop of 0.115, several times the seed-to-seed spread. That is the effect it was introduced to produce: a child-level label constrains the detector only in aggregate, and requiring the detector to account for the regulation items actually reported in a moment is what makes it right about moments.</w:t>
       </w:r>
     </w:p>
     <w:p>
@@ -10527,7 +10743,7 @@
         <w:rPr>
           <w:color w:val="000000"/>
         </w:rPr>
-        <w:t xml:space="preserve">The other two components do not. Replacing the ontology parser with free concept embeddings leaves accuracy unchanged (0.925 against 0.925), leaves validation cross-entropy unchanged (0.287 against 0.288), and if anything improves alignment (0.674 against 0.646, a difference smaller than the standard deviation across seeds, 0.052). Removing the temporal graph raises test AUC-ROC to 0.945 while worsening validation cross-entropy to 0.311, a disagreement between the two splits that a test set of 63 participants cannot resolve. We report these as null results. The symbolic pathway fixes the meaning of the concept space, which is why we retain it, but on this corpus it buys no accuracy and no additional correctness, and a reader should not take the dual-pathway structure to be what produces the alignment reported in Table 2.</w:t>
+        <w:t xml:space="preserve">The temporal graph earns its place weakly and the ontology parser does not earn its place at all, and we report both as measured. Replacing the graph with a gated sequence encoder costs 0.014 AUC-ROC points (0.872 against 0.886) and worsens validation cross-entropy from 0.423 to 0.427; the two splits agree in direction, but the accuracy difference is about one seed-to-seed standard deviation (0.013), so the most we can say is that the banded neighbourhood does not hurt and probably helps a little. Replacing the ontology parser with free concept embeddings does not even manage that: accuracy is 0.883 against 0.886, validation cross-entropy is marginally better (0.421 against 0.423), and alignment is higher, 0.518 against 0.483 — a difference smaller than the standard deviation across seeds (0.060), but certainly not evidence for the parser. The symbolic pathway fixes the meaning of the concept space, which is why we retain it and why the evidence trail can be labelled with the five families at all, but on this corpus it buys no accuracy and no additional correctness, and a reader should not take the dual-pathway structure to be what produces the alignment reported in Table 2.</w:t>
       </w:r>
     </w:p>
     <w:p>
@@ -10539,7 +10755,7 @@
         <w:rPr>
           <w:color w:val="000000"/>
         </w:rPr>
-        <w:t xml:space="preserve">The last row is the one that does most work. Normalising the concept–episode coupling over episodes, which is what turns it into an attention distribution and is what the interpretability literature would recommend, costs 0.093 AUC-ROC points and takes the alignment of the resulting evidence trail from 0.646 down to 0.300, which is closer to the chance level of 0.200 than to the value it replaces. Validation cross-entropy selects against it by a wide margin (0.581 against 0.288), which is how the architecture reported here came to be the one without it. The reason is that a softmax over episodes discards magnitude and keeps only relative ranking within a person: it cannot say that a family was never expressed, only which moments expressed it least badly, and it is obliged to place its mass somewhere even when nothing in the protocol warrants it.</w:t>
+        <w:t xml:space="preserve">The last row is the one that does most work. Normalising the concept–episode coupling over episodes, which is what turns it into an attention distribution and is what the interpretability literature would recommend, costs 0.117 AUC-ROC points and takes the alignment of the resulting evidence trail from 0.483 down to 0.286, which is closer to the chance level of 0.200 than to the value it replaces. Validation cross-entropy selects against it by a wide margin (0.634 against 0.423), which is how the architecture reported here came to be the one without it. The reason is that a softmax over episodes discards magnitude and keeps only relative ranking within a child: it cannot say that a family was never expressed, only which moments expressed it least badly, and it is obliged to place its mass somewhere even when nothing in the protocol warrants it.</w:t>
       </w:r>
     </w:p>
     <w:p>
@@ -10572,7 +10788,7 @@
         <w:rPr>
           <w:color w:val="000000"/>
         </w:rPr>
-        <w:t xml:space="preserve">An assessment that is auditable but psychometrically empty would be of little use. Table 4 correlates the continuous scores of DP-APT with the three trait questionnaire proxies, which are never presented to the model. The cognitive change score correlates with the reappraisal scale of the Emotion Regulation Questionnaire at r = 0.568, and the response modulation score with the suppression scale at r = 0.469 (N = 63 test participants throughout). The correlation between the mean regulation score and the Difficulties in Emotion Regulation Scale is r = −0.222, p = .080, which is not significant; the profile recovers the two strategy-specific trait constructs but not the global dysregulation score, and we report that rather than only the correlations that worked.</w:t>
+        <w:t xml:space="preserve">An assessment that is auditable but psychometrically empty would be of little use. Table 4 correlates the continuous scores of DP-APT with the three trait questionnaire proxies, which are never presented to the model. The cognitive change score correlates with the reappraisal scale of the child and adolescent Emotion Regulation Questionnaire at r = 0.460, and the response modulation score with its suppression scale at r = 0.356 (N = 63 test pupils throughout). Both are child self-reports. The third criterion is the one a school would find easiest to obtain, a teacher rating on the Emotion Regulation Checklist, and it is also the one the model recovers least well: r = 0.331, p = .008, in the expected positive direction, since higher scores on that scale indicate better observed regulation. All three criteria are therefore recovered, but the ordering is informative and runs the way the construct predicts. A teacher’s rating is formed from what the teacher can see, and concealment — the one family a child deploys precisely so that adults do not notice — is what a teacher cannot see. That the child-reported scales are recovered more strongly than the adult-reported one is what an instrument built on momentary self-report should do, and it is also the reason a school should treat the two as complementary rather than as checks on each other.</w:t>
       </w:r>
     </w:p>
     <w:p>
@@ -10794,7 +11010,7 @@
                 <w:szCs w:val="18"/>
                 <w:color w:val="000000"/>
               </w:rPr>
-              <w:t xml:space="preserve">ERQ reappraisal </w:t>
+              <w:t xml:space="preserve">ERQ-CA reappraisal </w:t>
             </w:r>
             <w:r>
               <w:rPr>
@@ -10802,7 +11018,7 @@
                 <w:szCs w:val="18"/>
                 <w:color w:val="000000"/>
               </w:rPr>
-              <w:t xml:space="preserve">[27]</w:t>
+              <w:t xml:space="preserve">[33]</w:t>
             </w:r>
           </w:p>
         </w:tc>
@@ -10828,7 +11044,7 @@
                 <w:szCs w:val="18"/>
                 <w:color w:val="000000"/>
               </w:rPr>
-              <w:t xml:space="preserve">0.568</w:t>
+              <w:t xml:space="preserve">0.460</w:t>
             </w:r>
           </w:p>
         </w:tc>
@@ -10911,7 +11127,7 @@
                 <w:szCs w:val="18"/>
                 <w:color w:val="000000"/>
               </w:rPr>
-              <w:t xml:space="preserve">ERQ suppression </w:t>
+              <w:t xml:space="preserve">ERQ-CA suppression </w:t>
             </w:r>
             <w:r>
               <w:rPr>
@@ -10919,7 +11135,7 @@
                 <w:szCs w:val="18"/>
                 <w:color w:val="000000"/>
               </w:rPr>
-              <w:t xml:space="preserve">[27]</w:t>
+              <w:t xml:space="preserve">[33]</w:t>
             </w:r>
           </w:p>
         </w:tc>
@@ -10945,7 +11161,7 @@
                 <w:szCs w:val="18"/>
                 <w:color w:val="000000"/>
               </w:rPr>
-              <w:t xml:space="preserve">0.469</w:t>
+              <w:t xml:space="preserve">0.356</w:t>
             </w:r>
           </w:p>
         </w:tc>
@@ -10971,7 +11187,7 @@
                 <w:szCs w:val="18"/>
                 <w:color w:val="000000"/>
               </w:rPr>
-              <w:t xml:space="preserve">&lt; .001</w:t>
+              <w:t xml:space="preserve">.004</w:t>
             </w:r>
           </w:p>
         </w:tc>
@@ -11030,7 +11246,7 @@
                 <w:szCs w:val="18"/>
                 <w:color w:val="000000"/>
               </w:rPr>
-              <w:t xml:space="preserve">DERS total </w:t>
+              <w:t xml:space="preserve">ERC, teacher-reported </w:t>
             </w:r>
             <w:r>
               <w:rPr>
@@ -11038,7 +11254,7 @@
                 <w:szCs w:val="18"/>
                 <w:color w:val="000000"/>
               </w:rPr>
-              <w:t xml:space="preserve">[28]</w:t>
+              <w:t xml:space="preserve">[34]</w:t>
             </w:r>
           </w:p>
         </w:tc>
@@ -11065,7 +11281,7 @@
                 <w:szCs w:val="18"/>
                 <w:color w:val="000000"/>
               </w:rPr>
-              <w:t xml:space="preserve">−0.222</w:t>
+              <w:t xml:space="preserve">0.331</w:t>
             </w:r>
           </w:p>
         </w:tc>
@@ -11092,7 +11308,7 @@
                 <w:szCs w:val="18"/>
                 <w:color w:val="000000"/>
               </w:rPr>
-              <w:t xml:space="preserve">.080</w:t>
+              <w:t xml:space="preserve">.008</w:t>
             </w:r>
           </w:p>
         </w:tc>
@@ -11139,7 +11355,7 @@
         <w:rPr>
           <w:color w:val="000000"/>
         </w:rPr>
-        <w:t xml:space="preserve">, and they do not move together. Comprehensiveness rises steadily and monotonically, from 0.189 at </w:t>
+        <w:t xml:space="preserve">, and they do not move together. Comprehensiveness rises steadily and monotonically, from 0.221 at </w:t>
       </w:r>
       <m:oMath>
         <m:r>
@@ -11168,7 +11384,7 @@
         <w:rPr>
           <w:color w:val="000000"/>
         </w:rPr>
-        <w:t xml:space="preserve"> to 0.252 at </w:t>
+        <w:t xml:space="preserve"> to 0.250 at </w:t>
       </w:r>
       <m:oMath>
         <m:r>
@@ -11197,7 +11413,7 @@
         <w:rPr>
           <w:color w:val="000000"/>
         </w:rPr>
-        <w:t xml:space="preserve">: pressing the attention toward a few episodes does make those episodes carry more of the prediction, exactly as the ERASER criteria are designed to detect. Accuracy falls over the same range, from 0.832 to 0.751, well beyond the seed-to-seed spread. Alignment does neither: it starts at 0.300, ends at 0.282, and moves non-monotonically in between by amounts comparable to the standard deviation across initialisations (0.040 at the largest weight). We therefore do not claim that sparsification degrades the correctness of the trail; we claim the weaker and better supported thing, that it does not improve it at any setting.</w:t>
+        <w:t xml:space="preserve">: pressing the attention toward a few episodes does make those episodes carry more of the prediction, exactly as the ERASER criteria are designed to detect. Accuracy falls over the same range, from 0.768 to 0.730, well beyond the seed-to-seed spread. Alignment does neither. It is flat across the first four settings, holding at 0.286 to within a thousandth, and then falls away to 0.247 at the largest weight, 0.039 below where it started and roughly twice the standard deviation across initialisations (0.015 there). At three seeds we would not press that decline as a finding in its own right; what the sweep establishes securely is the weaker and more damaging claim, that at no setting does sparsification improve the correctness of the trail.</w:t>
       </w:r>
     </w:p>
     <w:p>
@@ -11220,7 +11436,7 @@
         <w:rPr>
           <w:color w:val="000000"/>
         </w:rPr>
-        <w:t xml:space="preserve"> upward would watch the standard faithfulness measure improve monotonically and would conclude that the explanations were getting better, while the share of highlighted moments in which the person really regulated in the named way stayed where it was and accuracy fell away underneath. Faithfulness asks whether the model used the evidence it points at; alignment asks whether the evidence it points at is the right evidence. Optimising the first buys nothing of the second.</w:t>
+        <w:t xml:space="preserve"> upward would watch the standard faithfulness measure improve monotonically and would conclude that the explanations were getting better, while the share of highlighted moments in which the child really regulated in the named way did not improve at any point and accuracy fell away underneath. Faithfulness asks whether the model used the evidence it points at; alignment asks whether the evidence it points at is the right evidence. Optimising the first buys nothing of the second.</w:t>
       </w:r>
     </w:p>
     <w:p>
@@ -11307,7 +11523,7 @@
         <w:rPr>
           <w:color w:val="000000"/>
         </w:rPr>
-        <w:t xml:space="preserve">The findings establish DP-APT as a viable engine for auditable momentary assessment of emotion regulation and, equally, delimit the conditions under which such an engine is the right choice.</w:t>
+        <w:t xml:space="preserve">The findings establish DP-APT as a viable engine for auditable momentary assessment of emotion regulation in middle childhood and, equally, delimit the conditions under which such an engine is the right choice. We begin with what it would mean in a school, because that is the setting the design was built for.</w:t>
       </w:r>
     </w:p>
     <w:p>
@@ -11328,7 +11544,7 @@
           <w:iCs/>
           <w:color w:val="000000"/>
         </w:rPr>
-        <w:t xml:space="preserve">The Cost of Interpretability</w:t>
+        <w:t xml:space="preserve">What a School Would Actually Receive</w:t>
       </w:r>
     </w:p>
     <w:p>
@@ -11340,7 +11556,7 @@
         <w:rPr>
           <w:color w:val="000000"/>
         </w:rPr>
-        <w:t xml:space="preserve">The constraints that make an assessment inspectable are not free, though on this corpus the bill is smaller than we expected. DP-APT concedes 0.012 AUC-ROC points to an unconstrained sequence encoder, which is about one seed-to-seed standard deviation and so not distinguishable from zero at three initialisations; the aggregated logistic baseline, meanwhile, matches the proposed model exactly. The structural tension is nevertheless real, and we expect it to bind on corpora where the sequence carries more than it does here. A regulation profile is defined partly by how often a strategy is deployed, and a frequency is a property of the whole protocol; an explanation, by contrast, is only usable if it points at a few moments. A model that must do both is asked to summarise a fortnight and to indict five evenings at the same time. Our unnormalised detector and prevalence-weighted pool recover part of the aggregate signal while remaining decomposable into per-episode contributions, which limits the gap, but the tension does not disappear.</w:t>
+        <w:t xml:space="preserve">The practical claim of this architecture is narrow and can be stated exactly. A class teacher who runs the protocol for a child receives 5 identified moments per strategy family, each one a specific prompt on a specific school day, each with the situation the child described and the amount by which that moment raised or lowered the corresponding score. The moments are not a summary of the score, they are its arithmetic: by (11) they sum to it. A teacher who is told that a child rarely reframes a setback can therefore ask which 5 occasions produced that conclusion, look at what the child reported happening at each, and compare it with what they saw at those break times. This is the difference between an output a teacher can act on and one they must either accept or ignore. It is also what makes disagreement productive: when the teacher’s recollection contradicts the trail, the disagreement is located in a particular Tuesday lunchtime rather than in a number, and either the model or the teacher’s memory can be revised.</w:t>
       </w:r>
     </w:p>
     <w:p>
@@ -11352,7 +11568,67 @@
         <w:rPr>
           <w:color w:val="000000"/>
         </w:rPr>
-        <w:t xml:space="preserve">This has a practical consequence for how such systems should be reported. A literature in which every interpretable architecture is claimed to match or beat its black-box comparison invites the suspicion that the comparison was chosen accommodatingly. We would argue instead that the accuracy cost should be measured and stated, and the decision left to the setting: in a screening application where no human reads the output, the unconstrained encoder is the better tool; in a clinical or supervisory setting where a person must justify an assessment to the individual it concerns, an evidence trail 1.23 times better aligned with what the person actually did than the same corpus explained post hoc is worth 0.012 of AUC that we cannot in any case measure reliably.</w:t>
+        <w:t xml:space="preserve">Three consequences follow for use. First, the unit of intervention becomes the situation rather than the child. School-based social and emotional learning is effective in aggregate </w:t>
+      </w:r>
+      <w:r>
+        <w:rPr>
+          <w:color w:val="000000"/>
+        </w:rPr>
+        <w:t xml:space="preserve">[4]</w:t>
+      </w:r>
+      <w:r>
+        <w:rPr>
+          <w:color w:val="000000"/>
+        </w:rPr>
+        <w:t xml:space="preserve">, </w:t>
+      </w:r>
+      <w:r>
+        <w:rPr>
+          <w:color w:val="000000"/>
+        </w:rPr>
+        <w:t xml:space="preserve">[5]</w:t>
+      </w:r>
+      <w:r>
+        <w:rPr>
+          <w:color w:val="000000"/>
+        </w:rPr>
+        <w:t xml:space="preserve"> but is usually delivered as a universal curriculum, because nothing tells the teacher which children need which component; an evidence trail that identifies a child as reframing well when alone and not at all when classmates are watching indicates a peer-audience problem rather than a skills deficit, and those call for different responses. Second, the protocol is cheap enough to repeat. At 4 prompts a day over 12 school days, and 37.2 answered prompts per child, it costs each pupil a few minutes a week and needs no lesson time, so a school can run it before and after an intervention and read the change in the trail rather than in a score. Third, and least comfortably, nothing in our results licenses using the instrument to grade or rank children. The profile agrees with the two child self-report criteria more strongly than with the teacher rating (Table 4), which is what an instrument built on momentary self-report should do but also means it is measuring something a teacher does not already have — and a measure whose relation to observable classroom behaviour is this loose is not ready to be anyone’s summative judgement. Its defensible use is to direct a teacher’s attention, not to replace it.</w:t>
+      </w:r>
+    </w:p>
+    <w:p>
+      <w:pPr>
+        <w:pStyle w:val="45"/>
+        <w:jc w:val="both"/>
+      </w:pPr>
+      <w:r>
+        <w:rPr>
+          <w:color w:val="000000"/>
+        </w:rPr>
+        <w:t xml:space="preserve">Deploying anything of this kind with nine- to twelve-year-olds carries obligations the technical evaluation does not discharge, and we state them as design requirements rather than as afterthoughts. Participation requires informed parental consent and the child’s own assent, and assent means a child can decline a prompt or leave the study without explaining why — which the compliance model above already assumes, since a protocol that punished non-response would not have produced 77.5 per cent. The momentary items ask what happened and what the child did, not who else was involved by name, so the record does not accumulate evidence about third parties. Data minimisation argues for keeping the raw episode stream inside the school and releasing only the profile and its trail, and against any live stream of a child’s affect to an adult’s screen, which would change the classroom rather than measure it. The output should reach a class teacher or school counsellor who knows the child, never a ranking of a cohort; the European framework now classes AI used to evaluate learners as high-risk, with obligations of human oversight and transparency that this design is intended to meet rather than to work around </w:t>
+      </w:r>
+      <w:r>
+        <w:rPr>
+          <w:color w:val="000000"/>
+        </w:rPr>
+        <w:t xml:space="preserve">[19]</w:t>
+      </w:r>
+      <w:r>
+        <w:rPr>
+          <w:color w:val="000000"/>
+        </w:rPr>
+        <w:t xml:space="preserve">, </w:t>
+      </w:r>
+      <w:r>
+        <w:rPr>
+          <w:color w:val="000000"/>
+        </w:rPr>
+        <w:t xml:space="preserve">[57]</w:t>
+      </w:r>
+      <w:r>
+        <w:rPr>
+          <w:color w:val="000000"/>
+        </w:rPr>
+        <w:t xml:space="preserve">. None of this is settled by the fact that the model is auditable. Auditability makes oversight possible; it does not perform it.</w:t>
       </w:r>
     </w:p>
     <w:p>
@@ -11373,7 +11649,7 @@
           <w:iCs/>
           <w:color w:val="000000"/>
         </w:rPr>
-        <w:t xml:space="preserve">What Faithfulness Does Not Guarantee</w:t>
+        <w:t xml:space="preserve">The Cost of Interpretability</w:t>
       </w:r>
     </w:p>
     <w:p>
@@ -11385,7 +11661,7 @@
         <w:rPr>
           <w:color w:val="000000"/>
         </w:rPr>
-        <w:t xml:space="preserve">The second lesson concerns how explanation quality is judged, and we think it generalises beyond this architecture. The faithfulness criteria in common use ask a question about the model: if these episodes are removed, does the prediction change? A criterion of that form is satisfied by an explanation that points at the wrong moments, provided the model genuinely depends on them. Our results contain both halves of the resulting confusion. Across models the rank correlation between the two criteria is −0.10: knowing that one explanation erases better than another tells a reader essentially nothing about which is more often right, and at the extremes the ordering inverts outright. And within one model, raising the weight on the entropy penalty — the obvious way to make an attention explanation more concentrated, and one that improves comprehensiveness monotonically — leaves alignment where it was while accuracy falls.</w:t>
+        <w:t xml:space="preserve">The constraints that make an assessment inspectable are not free, though on this corpus the bill is smaller than we expected. DP-APT concedes 0.006 AUC-ROC points to an unconstrained sequence encoder, which is well inside one seed-to-seed standard deviation and so not distinguishable from zero at three initialisations; the aggregated logistic baseline, which reads no sequence at all, comes within 0.016 of the proposed model. The structural tension is nevertheless real, and we expect it to bind on corpora where the sequence carries more than it does here. A regulation profile is defined partly by how often a strategy is deployed, and a frequency is a property of the whole protocol; an explanation, by contrast, is only usable if it points at a few moments. A model that must do both is asked to summarise a fortnight of school life and to indict five break times at the same time. Our unnormalised detector and prevalence-weighted pool recover part of the aggregate signal while remaining decomposable into per-episode contributions, which limits the gap, but the tension does not disappear.</w:t>
       </w:r>
     </w:p>
     <w:p>
@@ -11397,43 +11673,7 @@
         <w:rPr>
           <w:color w:val="000000"/>
         </w:rPr>
-        <w:t xml:space="preserve">Two design recommendations follow. First, where an architecture admits an exact decomposition of its output, that decomposition should be what is reported, rather than a component of it chosen for legibility. An attention map is a convenient picture, not an account of the score, and our own attention variant illustrates how far apart the two can be. Second, a faithfulness score should not be presented as evidence that an explanation is correct. Where ground truth about the explained quantity exists, even on a subsample or under simulation, it should be used, because the two criteria can be pushed apart by ordinary hyperparameter tuning. This sharpens rather than settles the attention-as-explanation debate </w:t>
-      </w:r>
-      <w:r>
-        <w:rPr>
-          <w:color w:val="000000"/>
-        </w:rPr>
-        <w:t xml:space="preserve">[20]</w:t>
-      </w:r>
-      <w:r>
-        <w:rPr>
-          <w:color w:val="000000"/>
-        </w:rPr>
-        <w:t xml:space="preserve">, </w:t>
-      </w:r>
-      <w:r>
-        <w:rPr>
-          <w:color w:val="000000"/>
-        </w:rPr>
-        <w:t xml:space="preserve">[21]</w:t>
-      </w:r>
-      <w:r>
-        <w:rPr>
-          <w:color w:val="000000"/>
-        </w:rPr>
-        <w:t xml:space="preserve">: the question is not whether attention is faithful, but whether faithfulness was ever the property that mattered.</w:t>
-      </w:r>
-    </w:p>
-    <w:p>
-      <w:pPr>
-        <w:pStyle w:val="45"/>
-        <w:jc w:val="both"/>
-      </w:pPr>
-      <w:r>
-        <w:rPr>
-          <w:color w:val="000000"/>
-        </w:rPr>
-        <w:t xml:space="preserve">The result also complicates the case against post-hoc attribution. Integrated gradients on an unconstrained encoder score poorly on erasure, as that literature reports, and nonetheless identify the episodes in which the justified family was deployed more often than the inherently interpretable concept-bottleneck comparison does. We would not conclude from one simulated corpus that post-hoc methods are underrated, but we would conclude that the evidence usually offered for the opposite view does not establish it, because it is evidence about faithfulness alone.</w:t>
+        <w:t xml:space="preserve">This has a practical consequence for how such systems should be reported. A literature in which every interpretable architecture is claimed to match or beat its black-box comparison invites the suspicion that the comparison was chosen accommodatingly. We would argue instead that the accuracy cost should be measured and stated, and the decision left to the setting: in a screening application where no human reads the output, the unconstrained encoder is the better tool; in a school, where an adult must justify a judgement about a child to that child and to their parents, an evidence trail that is the arithmetic of the score and aligns with what the child actually did at 0.483 — above the 0.439 of integrated gradients on the same corpus, and far above the 0.273 of the interpretable comparison model — is worth 0.006 of AUC that we cannot in any case measure reliably. We note that the margin over integrated gradients is modest, and that the case for the proposed model rests as much on the trail being exact by construction as on its being better aligned.</w:t>
       </w:r>
     </w:p>
     <w:p>
@@ -11454,7 +11694,7 @@
           <w:iCs/>
           <w:color w:val="000000"/>
         </w:rPr>
-        <w:t xml:space="preserve">From a Simulated Corpus to Clinical Deployment</w:t>
+        <w:t xml:space="preserve">What Faithfulness Does Not Guarantee</w:t>
       </w:r>
     </w:p>
     <w:p>
@@ -11466,19 +11706,7 @@
         <w:rPr>
           <w:color w:val="000000"/>
         </w:rPr>
-        <w:t xml:space="preserve">The corpus used here is simulated, and this is a genuine limitation as well as a deliberate methodological choice. It is a choice because justification alignment cannot be computed without episode-level ground truth about which strategy was actually deployed, and no observational corpus supplies that with certainty; the measure that most sharply distinguishes the models is available only under simulation. It is a limitation because the generative process embodies psychological assumptions — an autoregressive affect process, a controllability-driven choice rule, a fit-dependent efficacy function — that are supported by the literature but simplify it. In particular, the ontology given to the model and the taxonomy used by the generator both derive from the process model, so the benefit attributed to the symbolic pathway is measured under conditions favourable to it. Replication on observational momentary corpora, with expert-coded episodes on a subsample serving as partial ground truth, is the necessary next step, and the multi-site collaborative model that psychology has developed for replication </w:t>
-      </w:r>
-      <w:r>
-        <w:rPr>
-          <w:color w:val="000000"/>
-        </w:rPr>
-        <w:t xml:space="preserve">[51]</w:t>
-      </w:r>
-      <w:r>
-        <w:rPr>
-          <w:color w:val="000000"/>
-        </w:rPr>
-        <w:t xml:space="preserve"> is the natural vehicle for assembling a corpus of that kind.</w:t>
+        <w:t xml:space="preserve">The second lesson concerns how explanation quality is judged, and we think it generalises beyond this architecture. The faithfulness criteria in common use ask a question about the model: if these episodes are removed, does the prediction change? A criterion of that form is satisfied by an explanation that points at the wrong moments, provided the model genuinely depends on them. Our results contain both halves of the resulting confusion. Across models the rank correlation between the two criteria is 0.00: knowing that one explanation erases better than another tells a reader essentially nothing about which is more often right, and at the extremes the ordering inverts outright. And within one model, raising the weight on the entropy penalty — the obvious way to make an attention explanation more concentrated, and one that improves comprehensiveness monotonically — leaves alignment where it was while accuracy falls.</w:t>
       </w:r>
     </w:p>
     <w:p>
@@ -11490,7 +11718,31 @@
         <w:rPr>
           <w:color w:val="000000"/>
         </w:rPr>
-        <w:t xml:space="preserve">A further limitation is one the ceiling makes plain. The supervised probe recovers the deployed family from the same momentary features in 90.1 per cent of episodes, so the information the evidence trail would need is present in the data; our trail reaches 0.646 of an attainable 0.904. The shortfall is a property of the supervision rather than of the features. A participant-level label constrains the model’s per-episode assertions only through their aggregate, and the anchoring term supplies the missing constraint from the observed items but does not replace an episode-level signal. Closing this gap is, we think, the most promising direction the measure opens: a small number of expert-coded or participant-confirmed episodes per person may be enough to bind the detector to the moments it describes, and the measure reported here is what would show whether it had worked.</w:t>
+        <w:t xml:space="preserve">Two design recommendations follow. First, where an architecture admits an exact decomposition of its output, that decomposition should be what is reported, rather than a component of it chosen for legibility. An attention map is a convenient picture, not an account of the score, and our own attention variant illustrates how far apart the two can be. Second, a faithfulness score should not be presented as evidence that an explanation is correct. Where ground truth about the explained quantity exists, even on a subsample or under simulation, it should be used, because the two criteria can be pushed apart by ordinary hyperparameter tuning. This sharpens rather than settles the attention-as-explanation debate </w:t>
+      </w:r>
+      <w:r>
+        <w:rPr>
+          <w:color w:val="000000"/>
+        </w:rPr>
+        <w:t xml:space="preserve">[26]</w:t>
+      </w:r>
+      <w:r>
+        <w:rPr>
+          <w:color w:val="000000"/>
+        </w:rPr>
+        <w:t xml:space="preserve">, </w:t>
+      </w:r>
+      <w:r>
+        <w:rPr>
+          <w:color w:val="000000"/>
+        </w:rPr>
+        <w:t xml:space="preserve">[27]</w:t>
+      </w:r>
+      <w:r>
+        <w:rPr>
+          <w:color w:val="000000"/>
+        </w:rPr>
+        <w:t xml:space="preserve">: the question is not whether attention is faithful, but whether faithfulness was ever the property that mattered.</w:t>
       </w:r>
     </w:p>
     <w:p>
@@ -11502,43 +11754,7 @@
         <w:rPr>
           <w:color w:val="000000"/>
         </w:rPr>
-        <w:t xml:space="preserve">Deployment raises further questions that our evaluation does not settle. Momentary reports of regulation are themselves subject to bias, and a person who systematically under-reports suppression will be assessed accordingly. The audit trail helps here in a way a trait score does not, since a clinician who reads the highlighted episodes can recognise that the evidence is thin, but it does not remove the problem. Ethical deployment of automated psychological assessment also requires attention to consent, to the asymmetry between the person assessed and the institution assessing them, and to the regulatory obligations now attaching to clinical AI </w:t>
-      </w:r>
-      <w:r>
-        <w:rPr>
-          <w:color w:val="000000"/>
-        </w:rPr>
-        <w:t xml:space="preserve">[52]</w:t>
-      </w:r>
-      <w:r>
-        <w:rPr>
-          <w:color w:val="000000"/>
-        </w:rPr>
-        <w:t xml:space="preserve">, </w:t>
-      </w:r>
-      <w:r>
-        <w:rPr>
-          <w:color w:val="000000"/>
-        </w:rPr>
-        <w:t xml:space="preserve">[13]</w:t>
-      </w:r>
-      <w:r>
-        <w:rPr>
-          <w:color w:val="000000"/>
-        </w:rPr>
-        <w:t xml:space="preserve">, </w:t>
-      </w:r>
-      <w:r>
-        <w:rPr>
-          <w:color w:val="000000"/>
-        </w:rPr>
-        <w:t xml:space="preserve">[12]</w:t>
-      </w:r>
-      <w:r>
-        <w:rPr>
-          <w:color w:val="000000"/>
-        </w:rPr>
-        <w:t xml:space="preserve">.</w:t>
+        <w:t xml:space="preserve">The result also complicates the case against post-hoc attribution. Integrated gradients on an unconstrained encoder score poorly on erasure, as that literature reports, and nonetheless identify the episodes in which the justified family was deployed more often than the inherently interpretable concept-bottleneck comparison does. We would not conclude from one simulated corpus that post-hoc methods are underrated, but we would conclude that the evidence usually offered for the opposite view does not establish it, because it is evidence about faithfulness alone.</w:t>
       </w:r>
     </w:p>
     <w:p>
@@ -11559,6 +11775,99 @@
           <w:iCs/>
           <w:color w:val="000000"/>
         </w:rPr>
+        <w:t xml:space="preserve">From a Simulated Corpus to a Real Classroom</w:t>
+      </w:r>
+    </w:p>
+    <w:p>
+      <w:pPr>
+        <w:pStyle w:val="45"/>
+        <w:jc w:val="both"/>
+      </w:pPr>
+      <w:r>
+        <w:rPr>
+          <w:color w:val="000000"/>
+        </w:rPr>
+        <w:t xml:space="preserve">The corpus used here is simulated, and this is a genuine limitation as well as a deliberate methodological choice. No children were sampled, and every number in this paper is a property of a generative model with a fixed seed, not of a cohort. It is a choice because justification alignment cannot be computed without episode-level ground truth about which strategy was actually deployed, and no observational corpus supplies that with certainty — least of all one collected from children, whose momentary reports of their own regulation are the least reliable of any age group; the measure that most sharply distinguishes the models is available only under simulation. It is a limitation because the generative process embodies psychological assumptions — an autoregressive affect process, a controllability-driven choice rule, a fit-dependent efficacy function, a developmental ordering of the five families — that are supported by the literature but simplify it. In particular, the ontology given to the model and the taxonomy used by the generator both derive from the process model, so the benefit attributed to the symbolic pathway is measured under conditions favourable to it. Nothing here should be read as evidence about how any real pupil regulates. Replication on observational momentary corpora collected in schools, with a subsample of episodes coded by the child and their teacher shortly afterwards as partial ground truth, is the necessary next step, and the multi-site collaborative model that psychology has developed for replication </w:t>
+      </w:r>
+      <w:r>
+        <w:rPr>
+          <w:color w:val="000000"/>
+        </w:rPr>
+        <w:t xml:space="preserve">[58]</w:t>
+      </w:r>
+      <w:r>
+        <w:rPr>
+          <w:color w:val="000000"/>
+        </w:rPr>
+        <w:t xml:space="preserve"> is the natural vehicle for assembling a corpus of that kind.</w:t>
+      </w:r>
+    </w:p>
+    <w:p>
+      <w:pPr>
+        <w:pStyle w:val="45"/>
+        <w:jc w:val="both"/>
+      </w:pPr>
+      <w:r>
+        <w:rPr>
+          <w:color w:val="000000"/>
+        </w:rPr>
+        <w:t xml:space="preserve">A further limitation is one the ceiling makes plain. The supervised probe recovers the deployed family from the same momentary features in 89.4 per cent of episodes, so the information the evidence trail would need is present in the data; our trail reaches 0.483 of an attainable 0.764. The shortfall is a property of the supervision rather than of the features. A child-level label constrains the model’s per-episode assertions only through their aggregate, and the anchoring term supplies the missing constraint from the observed items but does not replace an episode-level signal. Closing this gap is, we think, the most promising direction the measure opens: a small number of expert-coded or child-confirmed episodes per pupil may be enough to bind the detector to the moments it describes, and the measure reported here is what would show whether it had worked.</w:t>
+      </w:r>
+    </w:p>
+    <w:p>
+      <w:pPr>
+        <w:pStyle w:val="45"/>
+        <w:jc w:val="both"/>
+      </w:pPr>
+      <w:r>
+        <w:rPr>
+          <w:color w:val="000000"/>
+        </w:rPr>
+        <w:t xml:space="preserve">Deployment raises further questions that our evaluation does not settle, and the age of the respondents sharpens all of them. Momentary reports of regulation are themselves subject to bias, and a child who systematically under-reports keeping a feeling in — because concealment is the strategy least available to introspection, and because a child answering on a school device may reasonably suspect an adult will read it — will be assessed accordingly. The audit trail helps here in a way a trait score does not, since a teacher who reads the highlighted episodes can recognise that the evidence is thin, but it does not remove the problem. Nor does it address the asymmetry that matters most: the child assessed is the party least able to contest the assessment, and the institution assessing them is the one they attend every day </w:t>
+      </w:r>
+      <w:r>
+        <w:rPr>
+          <w:color w:val="000000"/>
+        </w:rPr>
+        <w:t xml:space="preserve">[57]</w:t>
+      </w:r>
+      <w:r>
+        <w:rPr>
+          <w:color w:val="000000"/>
+        </w:rPr>
+        <w:t xml:space="preserve">, </w:t>
+      </w:r>
+      <w:r>
+        <w:rPr>
+          <w:color w:val="000000"/>
+        </w:rPr>
+        <w:t xml:space="preserve">[18]</w:t>
+      </w:r>
+      <w:r>
+        <w:rPr>
+          <w:color w:val="000000"/>
+        </w:rPr>
+        <w:t xml:space="preserve">.</w:t>
+      </w:r>
+    </w:p>
+    <w:p>
+      <w:pPr>
+        <w:pStyle w:val="45"/>
+        <w:keepNext/>
+        <w:numPr>
+          <w:ilvl w:val="1"/>
+          <w:numId w:val="3"/>
+        </w:numPr>
+        <w:spacing w:before="120" w:after="60"/>
+        <w:jc w:val="both"/>
+        <w:outlineLvl w:val="1"/>
+      </w:pPr>
+      <w:r>
+        <w:rPr>
+          <w:i/>
+          <w:iCs/>
+          <w:color w:val="000000"/>
+        </w:rPr>
         <w:t xml:space="preserve">Generalisability Beyond the Process Model</w:t>
       </w:r>
     </w:p>
@@ -11583,7 +11892,7 @@
         <w:rPr>
           <w:color w:val="000000"/>
         </w:rPr>
-        <w:t xml:space="preserve">Three extensions follow naturally. The first is sparse episode-level supervision, which the ceiling analysis identifies as the binding constraint on how correct an evidence trail can become. The second is a learnable ontology, in which the graph is initialised from theory but permitted to adapt, with the divergence between the two reported as a finding about the theory. The third is prospective validation: an assessment that is auditable should also be actionable, and whether clinicians who receive the evidence trail make better decisions than clinicians who receive a score is an empirical question that only a user study can answer.</w:t>
+        <w:t xml:space="preserve">Three extensions follow naturally. The first is sparse episode-level supervision, which the ceiling analysis identifies as the binding constraint on how correct an evidence trail can become. The second is a learnable ontology, in which the graph is initialised from theory but permitted to adapt, with the divergence between the two reported as a finding about the theory. The third is prospective validation in a school: an assessment that is auditable should also be actionable, and whether class teachers who receive the evidence trail identify the children who need support more accurately, or choose better responses, than teachers who receive a score is an empirical question that only a study with teachers can answer. We regard that study, rather than a further gain in AUC, as the precondition for using anything of this kind with children.</w:t>
       </w:r>
     </w:p>
     <w:p>
@@ -11615,7 +11924,7 @@
         <w:rPr>
           <w:color w:val="000000"/>
         </w:rPr>
-        <w:t xml:space="preserve">Momentary assessment has given psychology a detailed record of how emotion regulation actually unfolds, but the models that summarise those records return conclusions without evidence. This paper proposed Dual-Pathway Affective Process Tracing, an inherently interpretable assessment engine that encodes the episode sequence as a temporal affect graph, encodes the process model of emotion regulation as a differentiable ontology, and couples the two so that every strategy score arrives with the moments that produced it.</w:t>
+        <w:t xml:space="preserve">Momentary sampling can record how a primary-school pupil handles a quarrel at break or a piece of work that will not come right, but the models that summarise those records return conclusions without evidence, and a class teacher cannot act on a conclusion they cannot check. This paper proposed Dual-Pathway Affective Process Tracing, an inherently interpretable assessment engine that encodes the episode sequence as a temporal affect graph, encodes the process model of emotion regulation as a differentiable ontology, and couples the two so that every strategy score arrives with the moments that produced it.</w:t>
       </w:r>
     </w:p>
     <w:p>
@@ -11627,7 +11936,7 @@
         <w:rPr>
           <w:color w:val="000000"/>
         </w:rPr>
-        <w:t xml:space="preserve">On a psychologically calibrated corpus of 420 simulated participants, the model attained an AUC-ROC of 0.925 against 0.937 for an unconstrained sequence encoder, while producing explanations whose alignment with actual regulatory behaviour (0.646, against a chance level of 0.200 and an attainable 0.904) exceeded that of every comparison model. The inferred profiles converged with the two strategy-specific trait questionnaires that the model never saw, though not with the global dysregulation scale.</w:t>
+        <w:t xml:space="preserve">On a developmentally calibrated corpus of 420 simulated pupils in grades four to six, the model attained an AUC-ROC of 0.886 against 0.891 for an unconstrained sequence encoder, while producing explanations whose alignment with actual regulatory behaviour (0.483, against a chance level of 0.200 and an attainable 0.764) exceeded that of every comparison model. The inferred profiles converged with all three trait criteria the model never saw, most strongly with the children’s own reports of reappraisal and suppression and least strongly with the teacher’s rating — the ordering the construct predicts, since what a teacher can observe and what a child conceals are not the same quantity.</w:t>
       </w:r>
     </w:p>
     <w:p>
@@ -11651,7 +11960,7 @@
         <w:rPr>
           <w:color w:val="000000"/>
         </w:rPr>
-        <w:t xml:space="preserve">Important challenges remain. The corpus is simulated, the ontology is fixed and shares its taxonomy with the generative process, a substantial gap to the attainable alignment persists under participant-level supervision alone, and the clinical value of an evidence trail has yet to be demonstrated with clinicians rather than metrics. Addressing these is the path from an auditable model to an assessment instrument that a psychologist can defend to the person it describes.</w:t>
+        <w:t xml:space="preserve">Important challenges remain. The corpus is simulated and no child was sampled, the ontology is fixed and shares its taxonomy with the generative process, a substantial gap to the attainable alignment persists under child-level supervision alone, and the practical value of an evidence trail has yet to be demonstrated with teachers rather than metrics. Addressing these is the path from an auditable model to an instrument a school can defend to the child it describes and to that child’s parents.</w:t>
       </w:r>
     </w:p>
     <w:p>
@@ -11685,7 +11994,7 @@
           <w:szCs w:val="20"/>
           <w:color w:val="000000"/>
         </w:rPr>
-        <w:t xml:space="preserve">S. Shiffman, A. A. Stone, and M. R. Hufford, “Ecological momentary assessment,” </w:t>
+        <w:t xml:space="preserve">E. Gullone, S. Hughes, N. J. King, and D. Tonge, “The normative development of emotion regulation strategy use in children and adolescents: A 2-year follow-up study,” </w:t>
       </w:r>
       <w:r>
         <w:rPr>
@@ -11695,15 +12004,15 @@
           <w:szCs w:val="20"/>
           <w:color w:val="000000"/>
         </w:rPr>
-        <w:t xml:space="preserve">Annu. Rev. Clin. Psychol.</w:t>
-      </w:r>
-      <w:r>
-        <w:rPr>
-          <w:sz w:val="20"/>
-          <w:szCs w:val="20"/>
-          <w:color w:val="000000"/>
-        </w:rPr>
-        <w:t xml:space="preserve">, vol. 4, pp. 1–32, Apr. 2008, doi: 10.1146/annurev.clinpsy.3.022806.091415.</w:t>
+        <w:t xml:space="preserve">J. Child Psychol. Psychiatry</w:t>
+      </w:r>
+      <w:r>
+        <w:rPr>
+          <w:sz w:val="20"/>
+          <w:szCs w:val="20"/>
+          <w:color w:val="000000"/>
+        </w:rPr>
+        <w:t xml:space="preserve">, vol. 51, no. 5, pp. 567–574, May 2010, doi: 10.1111/j.1469-7610.2009.02183.x.</w:t>
       </w:r>
     </w:p>
     <w:p>
@@ -11722,7 +12031,7 @@
           <w:szCs w:val="20"/>
           <w:color w:val="000000"/>
         </w:rPr>
-        <w:t xml:space="preserve">T. J. Trull and U. W. Ebner-Priemer, “Ambulatory assessment,” </w:t>
+        <w:t xml:space="preserve">J. Zeman, M. Cassano, C. Perry-Parrish, and S. Stegall, “Emotion regulation in children and adolescents,” </w:t>
       </w:r>
       <w:r>
         <w:rPr>
@@ -11732,15 +12041,15 @@
           <w:szCs w:val="20"/>
           <w:color w:val="000000"/>
         </w:rPr>
-        <w:t xml:space="preserve">Annu. Rev. Clin. Psychol.</w:t>
-      </w:r>
-      <w:r>
-        <w:rPr>
-          <w:sz w:val="20"/>
-          <w:szCs w:val="20"/>
-          <w:color w:val="000000"/>
-        </w:rPr>
-        <w:t xml:space="preserve">, vol. 9, pp. 151–176, Mar. 2013, doi: 10.1146/annurev-clinpsy-050212-185510.</w:t>
+        <w:t xml:space="preserve">J. Dev. Behav. Pediatr.</w:t>
+      </w:r>
+      <w:r>
+        <w:rPr>
+          <w:sz w:val="20"/>
+          <w:szCs w:val="20"/>
+          <w:color w:val="000000"/>
+        </w:rPr>
+        <w:t xml:space="preserve">, vol. 27, no. 2, pp. 155–168, Apr. 2006, doi: 10.1097/00004703-200604000-00014.</w:t>
       </w:r>
     </w:p>
     <w:p>
@@ -11759,7 +12068,7 @@
           <w:szCs w:val="20"/>
           <w:color w:val="000000"/>
         </w:rPr>
-        <w:t xml:space="preserve">P. Kuppens, N. B. Allen, and L. B. Sheeber, “Emotional inertia and psychological maladjustment,” </w:t>
+        <w:t xml:space="preserve">B. E. Compas et al., “Coping, emotion regulation, and psychopathology in childhood and adolescence: A meta-analysis and narrative review,” </w:t>
       </w:r>
       <w:r>
         <w:rPr>
@@ -11769,15 +12078,15 @@
           <w:szCs w:val="20"/>
           <w:color w:val="000000"/>
         </w:rPr>
-        <w:t xml:space="preserve">Psychol. Sci.</w:t>
-      </w:r>
-      <w:r>
-        <w:rPr>
-          <w:sz w:val="20"/>
-          <w:szCs w:val="20"/>
-          <w:color w:val="000000"/>
-        </w:rPr>
-        <w:t xml:space="preserve">, vol. 21, no. 7, pp. 984–991, Jul. 2010, doi: 10.1177/0956797610372634.</w:t>
+        <w:t xml:space="preserve">Psychol. Bull.</w:t>
+      </w:r>
+      <w:r>
+        <w:rPr>
+          <w:sz w:val="20"/>
+          <w:szCs w:val="20"/>
+          <w:color w:val="000000"/>
+        </w:rPr>
+        <w:t xml:space="preserve">, vol. 143, no. 9, pp. 939–991, Sep. 2017, doi: 10.1037/bul0000110.</w:t>
       </w:r>
     </w:p>
     <w:p>
@@ -11796,7 +12105,7 @@
           <w:szCs w:val="20"/>
           <w:color w:val="000000"/>
         </w:rPr>
-        <w:t xml:space="preserve">G. Sheppes, S. Scheibe, G. Suri, and J. J. Gross, “Emotion-regulation choice,” </w:t>
+        <w:t xml:space="preserve">J. A. Durlak, R. P. Weissberg, A. B. Dymnicki, R. D. Taylor, and K. B. Schellinger, “The impact of enhancing students’ social and emotional learning: A meta-analysis of school-based universal interventions,” </w:t>
       </w:r>
       <w:r>
         <w:rPr>
@@ -11806,15 +12115,15 @@
           <w:szCs w:val="20"/>
           <w:color w:val="000000"/>
         </w:rPr>
-        <w:t xml:space="preserve">Psychol. Sci.</w:t>
-      </w:r>
-      <w:r>
-        <w:rPr>
-          <w:sz w:val="20"/>
-          <w:szCs w:val="20"/>
-          <w:color w:val="000000"/>
-        </w:rPr>
-        <w:t xml:space="preserve">, vol. 22, no. 11, pp. 1391–1396, Nov. 2011, doi: 10.1177/0956797611418350.</w:t>
+        <w:t xml:space="preserve">Child Dev.</w:t>
+      </w:r>
+      <w:r>
+        <w:rPr>
+          <w:sz w:val="20"/>
+          <w:szCs w:val="20"/>
+          <w:color w:val="000000"/>
+        </w:rPr>
+        <w:t xml:space="preserve">, vol. 82, no. 1, pp. 405–432, Jan. 2011, doi: 10.1111/j.1467-8624.2010.01564.x.</w:t>
       </w:r>
     </w:p>
     <w:p>
@@ -11833,7 +12142,7 @@
           <w:szCs w:val="20"/>
           <w:color w:val="000000"/>
         </w:rPr>
-        <w:t xml:space="preserve">S. J. Haines et al., “The wisdom to know the difference: Strategy-situation fit in emotion regulation in daily life is associated with well-being,” </w:t>
+        <w:t xml:space="preserve">R. D. Taylor, E. Oberle, J. A. Durlak, and R. P. Weissberg, “Promoting positive youth development through school-based social and emotional learning interventions: A meta-analysis of follow-up effects,” </w:t>
       </w:r>
       <w:r>
         <w:rPr>
@@ -11843,15 +12152,15 @@
           <w:szCs w:val="20"/>
           <w:color w:val="000000"/>
         </w:rPr>
-        <w:t xml:space="preserve">Psychol. Sci.</w:t>
-      </w:r>
-      <w:r>
-        <w:rPr>
-          <w:sz w:val="20"/>
-          <w:szCs w:val="20"/>
-          <w:color w:val="000000"/>
-        </w:rPr>
-        <w:t xml:space="preserve">, vol. 27, no. 12, pp. 1651–1659, Dec. 2016, doi: 10.1177/0956797616669086.</w:t>
+        <w:t xml:space="preserve">Child Dev.</w:t>
+      </w:r>
+      <w:r>
+        <w:rPr>
+          <w:sz w:val="20"/>
+          <w:szCs w:val="20"/>
+          <w:color w:val="000000"/>
+        </w:rPr>
+        <w:t xml:space="preserve">, vol. 88, no. 4, pp. 1156–1171, Jul. 2017, doi: 10.1111/cdev.12864.</w:t>
       </w:r>
     </w:p>
     <w:p>
@@ -11870,7 +12179,7 @@
           <w:szCs w:val="20"/>
           <w:color w:val="000000"/>
         </w:rPr>
-        <w:t xml:space="preserve">I. Myin-Germeys et al., “Experience sampling methodology in mental health research: New insights and technical developments,” </w:t>
+        <w:t xml:space="preserve">S. Shiffman, A. A. Stone, and M. R. Hufford, “Ecological momentary assessment,” </w:t>
       </w:r>
       <w:r>
         <w:rPr>
@@ -11880,15 +12189,15 @@
           <w:szCs w:val="20"/>
           <w:color w:val="000000"/>
         </w:rPr>
-        <w:t xml:space="preserve">World Psychiatry</w:t>
-      </w:r>
-      <w:r>
-        <w:rPr>
-          <w:sz w:val="20"/>
-          <w:szCs w:val="20"/>
-          <w:color w:val="000000"/>
-        </w:rPr>
-        <w:t xml:space="preserve">, vol. 17, no. 2, pp. 123–132, Jun. 2018, doi: 10.1002/wps.20513.</w:t>
+        <w:t xml:space="preserve">Annu. Rev. Clin. Psychol.</w:t>
+      </w:r>
+      <w:r>
+        <w:rPr>
+          <w:sz w:val="20"/>
+          <w:szCs w:val="20"/>
+          <w:color w:val="000000"/>
+        </w:rPr>
+        <w:t xml:space="preserve">, vol. 4, pp. 1–32, Apr. 2008, doi: 10.1146/annurev.clinpsy.3.022806.091415.</w:t>
       </w:r>
     </w:p>
     <w:p>
@@ -11907,7 +12216,7 @@
           <w:szCs w:val="20"/>
           <w:color w:val="000000"/>
         </w:rPr>
-        <w:t xml:space="preserve">N. C. Jacobson and B. Bhattacharya, “Digital biomarkers of anxiety disorder symptom changes: Personalized deep learning models using smartphone sensors accurately predict anxiety symptoms from ecological momentary assessments,” </w:t>
+        <w:t xml:space="preserve">T. J. Trull and U. W. Ebner-Priemer, “Ambulatory assessment,” </w:t>
       </w:r>
       <w:r>
         <w:rPr>
@@ -11917,15 +12226,15 @@
           <w:szCs w:val="20"/>
           <w:color w:val="000000"/>
         </w:rPr>
-        <w:t xml:space="preserve">Behav. Res. Ther.</w:t>
-      </w:r>
-      <w:r>
-        <w:rPr>
-          <w:sz w:val="20"/>
-          <w:szCs w:val="20"/>
-          <w:color w:val="000000"/>
-        </w:rPr>
-        <w:t xml:space="preserve">, vol. 149, Art. no. 104013, Feb. 2022, doi: 10.1016/j.brat.2021.104013.</w:t>
+        <w:t xml:space="preserve">Annu. Rev. Clin. Psychol.</w:t>
+      </w:r>
+      <w:r>
+        <w:rPr>
+          <w:sz w:val="20"/>
+          <w:szCs w:val="20"/>
+          <w:color w:val="000000"/>
+        </w:rPr>
+        <w:t xml:space="preserve">, vol. 9, pp. 151–176, Mar. 2013, doi: 10.1146/annurev-clinpsy-050212-185510.</w:t>
       </w:r>
     </w:p>
     <w:p>
@@ -11944,7 +12253,7 @@
           <w:szCs w:val="20"/>
           <w:color w:val="000000"/>
         </w:rPr>
-        <w:t xml:space="preserve">A. B. R. Shatte, D. M. Hutchinson, and S. J. Teague, “Machine learning in mental health: A scoping review of methods and applications,” </w:t>
+        <w:t xml:space="preserve">C. K. F. Wen, S. Schneider, A. A. Stone, and D. Spruijt-Metz, “Compliance with mobile ecological momentary assessment protocols in children and adolescents: A systematic review and meta-analysis,” </w:t>
       </w:r>
       <w:r>
         <w:rPr>
@@ -11954,15 +12263,15 @@
           <w:szCs w:val="20"/>
           <w:color w:val="000000"/>
         </w:rPr>
-        <w:t xml:space="preserve">Psychol. Med.</w:t>
-      </w:r>
-      <w:r>
-        <w:rPr>
-          <w:sz w:val="20"/>
-          <w:szCs w:val="20"/>
-          <w:color w:val="000000"/>
-        </w:rPr>
-        <w:t xml:space="preserve">, vol. 49, no. 9, pp. 1426–1448, Jul. 2019, doi: 10.1017/S0033291719000151.</w:t>
+        <w:t xml:space="preserve">J. Med. Internet Res.</w:t>
+      </w:r>
+      <w:r>
+        <w:rPr>
+          <w:sz w:val="20"/>
+          <w:szCs w:val="20"/>
+          <w:color w:val="000000"/>
+        </w:rPr>
+        <w:t xml:space="preserve">, vol. 19, no. 4, p. e132, Apr. 2017, doi: 10.2196/jmir.6641.</w:t>
       </w:r>
     </w:p>
     <w:p>
@@ -11981,7 +12290,7 @@
           <w:szCs w:val="20"/>
           <w:color w:val="000000"/>
         </w:rPr>
-        <w:t xml:space="preserve">M. T. Ribeiro, S. Singh, and C. Guestrin, “‘Why should I trust you?’: Explaining the predictions of any classifier,” in </w:t>
+        <w:t xml:space="preserve">I. Myin-Germeys et al., “Experience sampling methodology in mental health research: New insights and technical developments,” </w:t>
       </w:r>
       <w:r>
         <w:rPr>
@@ -11991,15 +12300,15 @@
           <w:szCs w:val="20"/>
           <w:color w:val="000000"/>
         </w:rPr>
-        <w:t xml:space="preserve">Proc. 22nd ACM SIGKDD Int. Conf. Knowl. Discovery Data Mining</w:t>
-      </w:r>
-      <w:r>
-        <w:rPr>
-          <w:sz w:val="20"/>
-          <w:szCs w:val="20"/>
-          <w:color w:val="000000"/>
-        </w:rPr>
-        <w:t xml:space="preserve">, San Francisco, CA, USA, 2016, pp. 1135–1144, doi: 10.1145/2939672.2939778.</w:t>
+        <w:t xml:space="preserve">World Psychiatry</w:t>
+      </w:r>
+      <w:r>
+        <w:rPr>
+          <w:sz w:val="20"/>
+          <w:szCs w:val="20"/>
+          <w:color w:val="000000"/>
+        </w:rPr>
+        <w:t xml:space="preserve">, vol. 17, no. 2, pp. 123–132, Jun. 2018, doi: 10.1002/wps.20513.</w:t>
       </w:r>
     </w:p>
     <w:p>
@@ -12018,7 +12327,7 @@
           <w:szCs w:val="20"/>
           <w:color w:val="000000"/>
         </w:rPr>
-        <w:t xml:space="preserve">S. M. Lundberg and S.-I. Lee, “A unified approach to interpreting model predictions,” in </w:t>
+        <w:t xml:space="preserve">P. Kuppens, N. B. Allen, and L. B. Sheeber, “Emotional inertia and psychological maladjustment,” </w:t>
       </w:r>
       <w:r>
         <w:rPr>
@@ -12028,15 +12337,15 @@
           <w:szCs w:val="20"/>
           <w:color w:val="000000"/>
         </w:rPr>
-        <w:t xml:space="preserve">Proc. Adv. Neural Inf. Process. Syst. (NeurIPS)</w:t>
-      </w:r>
-      <w:r>
-        <w:rPr>
-          <w:sz w:val="20"/>
-          <w:szCs w:val="20"/>
-          <w:color w:val="000000"/>
-        </w:rPr>
-        <w:t xml:space="preserve">, Long Beach, CA, USA, 2017, pp. 4765–4774.</w:t>
+        <w:t xml:space="preserve">Psychol. Sci.</w:t>
+      </w:r>
+      <w:r>
+        <w:rPr>
+          <w:sz w:val="20"/>
+          <w:szCs w:val="20"/>
+          <w:color w:val="000000"/>
+        </w:rPr>
+        <w:t xml:space="preserve">, vol. 21, no. 7, pp. 984–991, Jul. 2010, doi: 10.1177/0956797610372634.</w:t>
       </w:r>
     </w:p>
     <w:p>
@@ -12055,7 +12364,7 @@
           <w:szCs w:val="20"/>
           <w:color w:val="000000"/>
         </w:rPr>
-        <w:t xml:space="preserve">C. Rudin, “Stop explaining black box machine learning models for high stakes decisions and use interpretable models instead,” </w:t>
+        <w:t xml:space="preserve">G. Sheppes, S. Scheibe, G. Suri, and J. J. Gross, “Emotion-regulation choice,” </w:t>
       </w:r>
       <w:r>
         <w:rPr>
@@ -12065,15 +12374,15 @@
           <w:szCs w:val="20"/>
           <w:color w:val="000000"/>
         </w:rPr>
-        <w:t xml:space="preserve">Nat. Mach. Intell.</w:t>
-      </w:r>
-      <w:r>
-        <w:rPr>
-          <w:sz w:val="20"/>
-          <w:szCs w:val="20"/>
-          <w:color w:val="000000"/>
-        </w:rPr>
-        <w:t xml:space="preserve">, vol. 1, no. 5, pp. 206–215, May 2019, doi: 10.1038/s42256-019-0048-x.</w:t>
+        <w:t xml:space="preserve">Psychol. Sci.</w:t>
+      </w:r>
+      <w:r>
+        <w:rPr>
+          <w:sz w:val="20"/>
+          <w:szCs w:val="20"/>
+          <w:color w:val="000000"/>
+        </w:rPr>
+        <w:t xml:space="preserve">, vol. 22, no. 11, pp. 1391–1396, Nov. 2011, doi: 10.1177/0956797611418350.</w:t>
       </w:r>
     </w:p>
     <w:p>
@@ -12092,7 +12401,7 @@
           <w:szCs w:val="20"/>
           <w:color w:val="000000"/>
         </w:rPr>
-        <w:t xml:space="preserve">J. Amann, A. Blasimme, E. Vayena, D. Frey, and V. I. Madai, “Explainability for artificial intelligence in healthcare: A multidisciplinary perspective,” </w:t>
+        <w:t xml:space="preserve">S. J. Haines et al., “The wisdom to know the difference: Strategy-situation fit in emotion regulation in daily life is associated with well-being,” </w:t>
       </w:r>
       <w:r>
         <w:rPr>
@@ -12102,15 +12411,15 @@
           <w:szCs w:val="20"/>
           <w:color w:val="000000"/>
         </w:rPr>
-        <w:t xml:space="preserve">BMC Med. Inform. Decis. Mak.</w:t>
-      </w:r>
-      <w:r>
-        <w:rPr>
-          <w:sz w:val="20"/>
-          <w:szCs w:val="20"/>
-          <w:color w:val="000000"/>
-        </w:rPr>
-        <w:t xml:space="preserve">, vol. 20, no. 1, Art. no. 310, Nov. 2020, doi: 10.1186/s12911-020-01332-6.</w:t>
+        <w:t xml:space="preserve">Psychol. Sci.</w:t>
+      </w:r>
+      <w:r>
+        <w:rPr>
+          <w:sz w:val="20"/>
+          <w:szCs w:val="20"/>
+          <w:color w:val="000000"/>
+        </w:rPr>
+        <w:t xml:space="preserve">, vol. 27, no. 12, pp. 1651–1659, Dec. 2016, doi: 10.1177/0956797616669086.</w:t>
       </w:r>
     </w:p>
     <w:p>
@@ -12129,7 +12438,7 @@
           <w:szCs w:val="20"/>
           <w:color w:val="000000"/>
         </w:rPr>
-        <w:t xml:space="preserve">European Parliament and Council of the European Union, “Regulation (EU) 2024/1689 laying down harmonised rules on artificial intelligence,” </w:t>
+        <w:t xml:space="preserve">N. C. Jacobson and B. Bhattacharya, “Digital biomarkers of anxiety disorder symptom changes: Personalized deep learning models using smartphone sensors accurately predict anxiety symptoms from ecological momentary assessments,” </w:t>
       </w:r>
       <w:r>
         <w:rPr>
@@ -12139,15 +12448,15 @@
           <w:szCs w:val="20"/>
           <w:color w:val="000000"/>
         </w:rPr>
-        <w:t xml:space="preserve">Off. J. Eur. Union</w:t>
-      </w:r>
-      <w:r>
-        <w:rPr>
-          <w:sz w:val="20"/>
-          <w:szCs w:val="20"/>
-          <w:color w:val="000000"/>
-        </w:rPr>
-        <w:t xml:space="preserve">, L 2024/1689, Jul. 2024.</w:t>
+        <w:t xml:space="preserve">Behav. Res. Ther.</w:t>
+      </w:r>
+      <w:r>
+        <w:rPr>
+          <w:sz w:val="20"/>
+          <w:szCs w:val="20"/>
+          <w:color w:val="000000"/>
+        </w:rPr>
+        <w:t xml:space="preserve">, vol. 149, Art. no. 104013, Feb. 2022, doi: 10.1016/j.brat.2021.104013.</w:t>
       </w:r>
     </w:p>
     <w:p>
@@ -12166,7 +12475,7 @@
           <w:szCs w:val="20"/>
           <w:color w:val="000000"/>
         </w:rPr>
-        <w:t xml:space="preserve">L. Zhao et al., “T-GCN: A temporal graph convolutional network for traffic prediction,” </w:t>
+        <w:t xml:space="preserve">A. B. R. Shatte, D. M. Hutchinson, and S. J. Teague, “Machine learning in mental health: A scoping review of methods and applications,” </w:t>
       </w:r>
       <w:r>
         <w:rPr>
@@ -12176,15 +12485,15 @@
           <w:szCs w:val="20"/>
           <w:color w:val="000000"/>
         </w:rPr>
-        <w:t xml:space="preserve">IEEE Trans. Intell. Transp. Syst.</w:t>
-      </w:r>
-      <w:r>
-        <w:rPr>
-          <w:sz w:val="20"/>
-          <w:szCs w:val="20"/>
-          <w:color w:val="000000"/>
-        </w:rPr>
-        <w:t xml:space="preserve">, vol. 21, no. 9, pp. 3848–3858, Sep. 2020, doi: 10.1109/TITS.2019.2935152.</w:t>
+        <w:t xml:space="preserve">Psychol. Med.</w:t>
+      </w:r>
+      <w:r>
+        <w:rPr>
+          <w:sz w:val="20"/>
+          <w:szCs w:val="20"/>
+          <w:color w:val="000000"/>
+        </w:rPr>
+        <w:t xml:space="preserve">, vol. 49, no. 9, pp. 1426–1448, Jul. 2019, doi: 10.1017/S0033291719000151.</w:t>
       </w:r>
     </w:p>
     <w:p>
@@ -12203,7 +12512,7 @@
           <w:szCs w:val="20"/>
           <w:color w:val="000000"/>
         </w:rPr>
-        <w:t xml:space="preserve">K. Cho et al., “Learning phrase representations using RNN encoder–decoder for statistical machine translation,” in </w:t>
+        <w:t xml:space="preserve">M. T. Ribeiro, S. Singh, and C. Guestrin, “‘Why should I trust you?’: Explaining the predictions of any classifier,” in </w:t>
       </w:r>
       <w:r>
         <w:rPr>
@@ -12213,15 +12522,15 @@
           <w:szCs w:val="20"/>
           <w:color w:val="000000"/>
         </w:rPr>
-        <w:t xml:space="preserve">Proc. Conf. Empir. Methods Natural Lang. Process. (EMNLP)</w:t>
-      </w:r>
-      <w:r>
-        <w:rPr>
-          <w:sz w:val="20"/>
-          <w:szCs w:val="20"/>
-          <w:color w:val="000000"/>
-        </w:rPr>
-        <w:t xml:space="preserve">, Doha, Qatar, 2014, pp. 1724–1734, doi: 10.3115/v1/D14-1179.</w:t>
+        <w:t xml:space="preserve">Proc. 22nd ACM SIGKDD Int. Conf. Knowl. Discovery Data Mining</w:t>
+      </w:r>
+      <w:r>
+        <w:rPr>
+          <w:sz w:val="20"/>
+          <w:szCs w:val="20"/>
+          <w:color w:val="000000"/>
+        </w:rPr>
+        <w:t xml:space="preserve">, San Francisco, CA, USA, 2016, pp. 1135–1144, doi: 10.1145/2939672.2939778.</w:t>
       </w:r>
     </w:p>
     <w:p>
@@ -12240,7 +12549,7 @@
           <w:szCs w:val="20"/>
           <w:color w:val="000000"/>
         </w:rPr>
-        <w:t xml:space="preserve">J. J. Gross, “The emerging field of emotion regulation: An integrative review,” </w:t>
+        <w:t xml:space="preserve">S. M. Lundberg and S.-I. Lee, “A unified approach to interpreting model predictions,” in </w:t>
       </w:r>
       <w:r>
         <w:rPr>
@@ -12250,15 +12559,15 @@
           <w:szCs w:val="20"/>
           <w:color w:val="000000"/>
         </w:rPr>
-        <w:t xml:space="preserve">Rev. Gen. Psychol.</w:t>
-      </w:r>
-      <w:r>
-        <w:rPr>
-          <w:sz w:val="20"/>
-          <w:szCs w:val="20"/>
-          <w:color w:val="000000"/>
-        </w:rPr>
-        <w:t xml:space="preserve">, vol. 2, no. 3, pp. 271–299, Sep. 1998, doi: 10.1037/1089-2680.2.3.271.</w:t>
+        <w:t xml:space="preserve">Proc. Adv. Neural Inf. Process. Syst. (NeurIPS)</w:t>
+      </w:r>
+      <w:r>
+        <w:rPr>
+          <w:sz w:val="20"/>
+          <w:szCs w:val="20"/>
+          <w:color w:val="000000"/>
+        </w:rPr>
+        <w:t xml:space="preserve">, Long Beach, CA, USA, 2017, pp. 4765–4774.</w:t>
       </w:r>
     </w:p>
     <w:p>
@@ -12277,7 +12586,7 @@
           <w:szCs w:val="20"/>
           <w:color w:val="000000"/>
         </w:rPr>
-        <w:t xml:space="preserve">J. J. Gross, “Emotion regulation: Current status and future prospects,” </w:t>
+        <w:t xml:space="preserve">C. Rudin, “Stop explaining black box machine learning models for high stakes decisions and use interpretable models instead,” </w:t>
       </w:r>
       <w:r>
         <w:rPr>
@@ -12287,15 +12596,15 @@
           <w:szCs w:val="20"/>
           <w:color w:val="000000"/>
         </w:rPr>
-        <w:t xml:space="preserve">Psychol. Inq.</w:t>
-      </w:r>
-      <w:r>
-        <w:rPr>
-          <w:sz w:val="20"/>
-          <w:szCs w:val="20"/>
-          <w:color w:val="000000"/>
-        </w:rPr>
-        <w:t xml:space="preserve">, vol. 26, no. 1, pp. 1–26, Jan. 2015, doi: 10.1080/1047840X.2014.940781.</w:t>
+        <w:t xml:space="preserve">Nat. Mach. Intell.</w:t>
+      </w:r>
+      <w:r>
+        <w:rPr>
+          <w:sz w:val="20"/>
+          <w:szCs w:val="20"/>
+          <w:color w:val="000000"/>
+        </w:rPr>
+        <w:t xml:space="preserve">, vol. 1, no. 5, pp. 206–215, May 2019, doi: 10.1038/s42256-019-0048-x.</w:t>
       </w:r>
     </w:p>
     <w:p>
@@ -12314,7 +12623,7 @@
           <w:szCs w:val="20"/>
           <w:color w:val="000000"/>
         </w:rPr>
-        <w:t xml:space="preserve">P. Veličković, G. Cucurull, A. Casanova, A. Romero, P. Liò, and Y. Bengio, “Graph attention networks,” in </w:t>
+        <w:t xml:space="preserve">J. Amann, A. Blasimme, E. Vayena, D. Frey, and V. I. Madai, “Explainability for artificial intelligence in healthcare: A multidisciplinary perspective,” </w:t>
       </w:r>
       <w:r>
         <w:rPr>
@@ -12324,15 +12633,15 @@
           <w:szCs w:val="20"/>
           <w:color w:val="000000"/>
         </w:rPr>
-        <w:t xml:space="preserve">Proc. Int. Conf. Learn. Representations (ICLR)</w:t>
-      </w:r>
-      <w:r>
-        <w:rPr>
-          <w:sz w:val="20"/>
-          <w:szCs w:val="20"/>
-          <w:color w:val="000000"/>
-        </w:rPr>
-        <w:t xml:space="preserve">, Vancouver, BC, Canada, 2018.</w:t>
+        <w:t xml:space="preserve">BMC Med. Inform. Decis. Mak.</w:t>
+      </w:r>
+      <w:r>
+        <w:rPr>
+          <w:sz w:val="20"/>
+          <w:szCs w:val="20"/>
+          <w:color w:val="000000"/>
+        </w:rPr>
+        <w:t xml:space="preserve">, vol. 20, no. 1, Art. no. 310, Nov. 2020, doi: 10.1186/s12911-020-01332-6.</w:t>
       </w:r>
     </w:p>
     <w:p>
@@ -12351,7 +12660,7 @@
           <w:szCs w:val="20"/>
           <w:color w:val="000000"/>
         </w:rPr>
-        <w:t xml:space="preserve">A. Vaswani et al., “Attention is all you need,” in </w:t>
+        <w:t xml:space="preserve">European Parliament and Council of the European Union, “Regulation (EU) 2024/1689 laying down harmonised rules on artificial intelligence,” </w:t>
       </w:r>
       <w:r>
         <w:rPr>
@@ -12361,15 +12670,15 @@
           <w:szCs w:val="20"/>
           <w:color w:val="000000"/>
         </w:rPr>
-        <w:t xml:space="preserve">Proc. Adv. Neural Inf. Process. Syst. (NeurIPS)</w:t>
-      </w:r>
-      <w:r>
-        <w:rPr>
-          <w:sz w:val="20"/>
-          <w:szCs w:val="20"/>
-          <w:color w:val="000000"/>
-        </w:rPr>
-        <w:t xml:space="preserve">, Long Beach, CA, USA, 2017, pp. 5998–6008.</w:t>
+        <w:t xml:space="preserve">Off. J. Eur. Union</w:t>
+      </w:r>
+      <w:r>
+        <w:rPr>
+          <w:sz w:val="20"/>
+          <w:szCs w:val="20"/>
+          <w:color w:val="000000"/>
+        </w:rPr>
+        <w:t xml:space="preserve">, L 2024/1689, Jul. 2024.</w:t>
       </w:r>
     </w:p>
     <w:p>
@@ -12388,7 +12697,7 @@
           <w:szCs w:val="20"/>
           <w:color w:val="000000"/>
         </w:rPr>
-        <w:t xml:space="preserve">S. Jain and B. C. Wallace, “Attention is not explanation,” in </w:t>
+        <w:t xml:space="preserve">L. Zhao et al., “T-GCN: A temporal graph convolutional network for traffic prediction,” </w:t>
       </w:r>
       <w:r>
         <w:rPr>
@@ -12398,15 +12707,15 @@
           <w:szCs w:val="20"/>
           <w:color w:val="000000"/>
         </w:rPr>
-        <w:t xml:space="preserve">Proc. Conf. North Amer. Chapter Assoc. Comput. Linguistics (NAACL-HLT)</w:t>
-      </w:r>
-      <w:r>
-        <w:rPr>
-          <w:sz w:val="20"/>
-          <w:szCs w:val="20"/>
-          <w:color w:val="000000"/>
-        </w:rPr>
-        <w:t xml:space="preserve">, Minneapolis, MN, USA, 2019, pp. 3543–3556, doi: 10.18653/v1/N19-1357.</w:t>
+        <w:t xml:space="preserve">IEEE Trans. Intell. Transp. Syst.</w:t>
+      </w:r>
+      <w:r>
+        <w:rPr>
+          <w:sz w:val="20"/>
+          <w:szCs w:val="20"/>
+          <w:color w:val="000000"/>
+        </w:rPr>
+        <w:t xml:space="preserve">, vol. 21, no. 9, pp. 3848–3858, Sep. 2020, doi: 10.1109/TITS.2019.2935152.</w:t>
       </w:r>
     </w:p>
     <w:p>
@@ -12425,7 +12734,7 @@
           <w:szCs w:val="20"/>
           <w:color w:val="000000"/>
         </w:rPr>
-        <w:t xml:space="preserve">S. Wiegreffe and Y. Pinter, “Attention is not not explanation,” in </w:t>
+        <w:t xml:space="preserve">K. Cho et al., “Learning phrase representations using RNN encoder–decoder for statistical machine translation,” in </w:t>
       </w:r>
       <w:r>
         <w:rPr>
@@ -12435,15 +12744,15 @@
           <w:szCs w:val="20"/>
           <w:color w:val="000000"/>
         </w:rPr>
-        <w:t xml:space="preserve">Proc. Conf. Empir. Methods Natural Lang. Process. (EMNLP-IJCNLP)</w:t>
-      </w:r>
-      <w:r>
-        <w:rPr>
-          <w:sz w:val="20"/>
-          <w:szCs w:val="20"/>
-          <w:color w:val="000000"/>
-        </w:rPr>
-        <w:t xml:space="preserve">, Hong Kong, China, 2019, pp. 11–20, doi: 10.18653/v1/D19-1002.</w:t>
+        <w:t xml:space="preserve">Proc. Conf. Empir. Methods Natural Lang. Process. (EMNLP)</w:t>
+      </w:r>
+      <w:r>
+        <w:rPr>
+          <w:sz w:val="20"/>
+          <w:szCs w:val="20"/>
+          <w:color w:val="000000"/>
+        </w:rPr>
+        <w:t xml:space="preserve">, Doha, Qatar, 2014, pp. 1724–1734, doi: 10.3115/v1/D14-1179.</w:t>
       </w:r>
     </w:p>
     <w:p>
@@ -12462,7 +12771,7 @@
           <w:szCs w:val="20"/>
           <w:color w:val="000000"/>
         </w:rPr>
-        <w:t xml:space="preserve">J. DeYoung, S. Jain, N. F. Rajani, E. Lehman, C. Xiong, R. Socher, and B. C. Wallace, “ERASER: A benchmark to evaluate rationalized NLP models,” in </w:t>
+        <w:t xml:space="preserve">J. J. Gross, “The emerging field of emotion regulation: An integrative review,” </w:t>
       </w:r>
       <w:r>
         <w:rPr>
@@ -12472,15 +12781,15 @@
           <w:szCs w:val="20"/>
           <w:color w:val="000000"/>
         </w:rPr>
-        <w:t xml:space="preserve">Proc. 58th Annu. Meeting Assoc. Comput. Linguistics (ACL)</w:t>
-      </w:r>
-      <w:r>
-        <w:rPr>
-          <w:sz w:val="20"/>
-          <w:szCs w:val="20"/>
-          <w:color w:val="000000"/>
-        </w:rPr>
-        <w:t xml:space="preserve">, 2020, pp. 4443–4458, doi: 10.18653/v1/2020.acl-main.408.</w:t>
+        <w:t xml:space="preserve">Rev. Gen. Psychol.</w:t>
+      </w:r>
+      <w:r>
+        <w:rPr>
+          <w:sz w:val="20"/>
+          <w:szCs w:val="20"/>
+          <w:color w:val="000000"/>
+        </w:rPr>
+        <w:t xml:space="preserve">, vol. 2, no. 3, pp. 271–299, Sep. 1998, doi: 10.1037/1089-2680.2.3.271.</w:t>
       </w:r>
     </w:p>
     <w:p>
@@ -12499,7 +12808,7 @@
           <w:szCs w:val="20"/>
           <w:color w:val="000000"/>
         </w:rPr>
-        <w:t xml:space="preserve">T. L. Webb, E. Miles, and P. Sheeran, “Dealing with feeling: A meta-analysis of the effectiveness of strategies derived from the process model of emotion regulation,” </w:t>
+        <w:t xml:space="preserve">J. J. Gross, “Emotion regulation: Current status and future prospects,” </w:t>
       </w:r>
       <w:r>
         <w:rPr>
@@ -12509,15 +12818,15 @@
           <w:szCs w:val="20"/>
           <w:color w:val="000000"/>
         </w:rPr>
-        <w:t xml:space="preserve">Psychol. Bull.</w:t>
-      </w:r>
-      <w:r>
-        <w:rPr>
-          <w:sz w:val="20"/>
-          <w:szCs w:val="20"/>
-          <w:color w:val="000000"/>
-        </w:rPr>
-        <w:t xml:space="preserve">, vol. 138, no. 4, pp. 775–808, Jul. 2012, doi: 10.1037/a0027600.</w:t>
+        <w:t xml:space="preserve">Psychol. Inq.</w:t>
+      </w:r>
+      <w:r>
+        <w:rPr>
+          <w:sz w:val="20"/>
+          <w:szCs w:val="20"/>
+          <w:color w:val="000000"/>
+        </w:rPr>
+        <w:t xml:space="preserve">, vol. 26, no. 1, pp. 1–26, Jan. 2015, doi: 10.1080/1047840X.2014.940781.</w:t>
       </w:r>
     </w:p>
     <w:p>
@@ -12536,7 +12845,7 @@
           <w:szCs w:val="20"/>
           <w:color w:val="000000"/>
         </w:rPr>
-        <w:t xml:space="preserve">A. Aldao, S. Nolen-Hoeksema, and S. Schweizer, “Emotion-regulation strategies across psychopathology: A meta-analytic review,” </w:t>
+        <w:t xml:space="preserve">P. Veličković, G. Cucurull, A. Casanova, A. Romero, P. Liò, and Y. Bengio, “Graph attention networks,” in </w:t>
       </w:r>
       <w:r>
         <w:rPr>
@@ -12546,15 +12855,15 @@
           <w:szCs w:val="20"/>
           <w:color w:val="000000"/>
         </w:rPr>
-        <w:t xml:space="preserve">Clin. Psychol. Rev.</w:t>
-      </w:r>
-      <w:r>
-        <w:rPr>
-          <w:sz w:val="20"/>
-          <w:szCs w:val="20"/>
-          <w:color w:val="000000"/>
-        </w:rPr>
-        <w:t xml:space="preserve">, vol. 30, no. 2, pp. 217–237, Mar. 2010, doi: 10.1016/j.cpr.2009.11.004.</w:t>
+        <w:t xml:space="preserve">Proc. Int. Conf. Learn. Representations (ICLR)</w:t>
+      </w:r>
+      <w:r>
+        <w:rPr>
+          <w:sz w:val="20"/>
+          <w:szCs w:val="20"/>
+          <w:color w:val="000000"/>
+        </w:rPr>
+        <w:t xml:space="preserve">, Vancouver, BC, Canada, 2018.</w:t>
       </w:r>
     </w:p>
     <w:p>
@@ -12573,7 +12882,7 @@
           <w:szCs w:val="20"/>
           <w:color w:val="000000"/>
         </w:rPr>
-        <w:t xml:space="preserve">G. A. Bonanno and C. L. Burton, “Regulatory flexibility: An individual differences perspective on coping and emotion regulation,” </w:t>
+        <w:t xml:space="preserve">A. Vaswani et al., “Attention is all you need,” in </w:t>
       </w:r>
       <w:r>
         <w:rPr>
@@ -12583,15 +12892,15 @@
           <w:szCs w:val="20"/>
           <w:color w:val="000000"/>
         </w:rPr>
-        <w:t xml:space="preserve">Perspect. Psychol. Sci.</w:t>
-      </w:r>
-      <w:r>
-        <w:rPr>
-          <w:sz w:val="20"/>
-          <w:szCs w:val="20"/>
-          <w:color w:val="000000"/>
-        </w:rPr>
-        <w:t xml:space="preserve">, vol. 8, no. 6, pp. 591–612, Nov. 2013, doi: 10.1177/1745691613504116.</w:t>
+        <w:t xml:space="preserve">Proc. Adv. Neural Inf. Process. Syst. (NeurIPS)</w:t>
+      </w:r>
+      <w:r>
+        <w:rPr>
+          <w:sz w:val="20"/>
+          <w:szCs w:val="20"/>
+          <w:color w:val="000000"/>
+        </w:rPr>
+        <w:t xml:space="preserve">, Long Beach, CA, USA, 2017, pp. 5998–6008.</w:t>
       </w:r>
     </w:p>
     <w:p>
@@ -12610,7 +12919,7 @@
           <w:szCs w:val="20"/>
           <w:color w:val="000000"/>
         </w:rPr>
-        <w:t xml:space="preserve">A. Aldao, “The future of emotion regulation research: Capturing context,” </w:t>
+        <w:t xml:space="preserve">S. Jain and B. C. Wallace, “Attention is not explanation,” in </w:t>
       </w:r>
       <w:r>
         <w:rPr>
@@ -12620,15 +12929,15 @@
           <w:szCs w:val="20"/>
           <w:color w:val="000000"/>
         </w:rPr>
-        <w:t xml:space="preserve">Perspect. Psychol. Sci.</w:t>
-      </w:r>
-      <w:r>
-        <w:rPr>
-          <w:sz w:val="20"/>
-          <w:szCs w:val="20"/>
-          <w:color w:val="000000"/>
-        </w:rPr>
-        <w:t xml:space="preserve">, vol. 8, no. 2, pp. 155–172, Mar. 2013, doi: 10.1177/1745691612459518.</w:t>
+        <w:t xml:space="preserve">Proc. Conf. North Amer. Chapter Assoc. Comput. Linguistics (NAACL-HLT)</w:t>
+      </w:r>
+      <w:r>
+        <w:rPr>
+          <w:sz w:val="20"/>
+          <w:szCs w:val="20"/>
+          <w:color w:val="000000"/>
+        </w:rPr>
+        <w:t xml:space="preserve">, Minneapolis, MN, USA, 2019, pp. 3543–3556, doi: 10.18653/v1/N19-1357.</w:t>
       </w:r>
     </w:p>
     <w:p>
@@ -12647,7 +12956,7 @@
           <w:szCs w:val="20"/>
           <w:color w:val="000000"/>
         </w:rPr>
-        <w:t xml:space="preserve">J. J. Gross and O. P. John, “Individual differences in two emotion regulation processes: Implications for affect, relationships, and well-being,” </w:t>
+        <w:t xml:space="preserve">S. Wiegreffe and Y. Pinter, “Attention is not not explanation,” in </w:t>
       </w:r>
       <w:r>
         <w:rPr>
@@ -12657,15 +12966,15 @@
           <w:szCs w:val="20"/>
           <w:color w:val="000000"/>
         </w:rPr>
-        <w:t xml:space="preserve">J. Pers. Soc. Psychol.</w:t>
-      </w:r>
-      <w:r>
-        <w:rPr>
-          <w:sz w:val="20"/>
-          <w:szCs w:val="20"/>
-          <w:color w:val="000000"/>
-        </w:rPr>
-        <w:t xml:space="preserve">, vol. 85, no. 2, pp. 348–362, Aug. 2003, doi: 10.1037/0022-3514.85.2.348.</w:t>
+        <w:t xml:space="preserve">Proc. Conf. Empir. Methods Natural Lang. Process. (EMNLP-IJCNLP)</w:t>
+      </w:r>
+      <w:r>
+        <w:rPr>
+          <w:sz w:val="20"/>
+          <w:szCs w:val="20"/>
+          <w:color w:val="000000"/>
+        </w:rPr>
+        <w:t xml:space="preserve">, Hong Kong, China, 2019, pp. 11–20, doi: 10.18653/v1/D19-1002.</w:t>
       </w:r>
     </w:p>
     <w:p>
@@ -12684,7 +12993,7 @@
           <w:szCs w:val="20"/>
           <w:color w:val="000000"/>
         </w:rPr>
-        <w:t xml:space="preserve">K. L. Gratz and L. Roemer, “Multidimensional assessment of emotion regulation and dysregulation: Development, factor structure, and initial validation of the Difficulties in Emotion Regulation Scale,” </w:t>
+        <w:t xml:space="preserve">J. DeYoung, S. Jain, N. F. Rajani, E. Lehman, C. Xiong, R. Socher, and B. C. Wallace, “ERASER: A benchmark to evaluate rationalized NLP models,” in </w:t>
       </w:r>
       <w:r>
         <w:rPr>
@@ -12694,15 +13003,15 @@
           <w:szCs w:val="20"/>
           <w:color w:val="000000"/>
         </w:rPr>
-        <w:t xml:space="preserve">J. Psychopathol. Behav. Assess.</w:t>
-      </w:r>
-      <w:r>
-        <w:rPr>
-          <w:sz w:val="20"/>
-          <w:szCs w:val="20"/>
-          <w:color w:val="000000"/>
-        </w:rPr>
-        <w:t xml:space="preserve">, vol. 26, no. 1, pp. 41–54, Mar. 2004, doi: 10.1023/B:JOBA.0000007455.08539.94.</w:t>
+        <w:t xml:space="preserve">Proc. 58th Annu. Meeting Assoc. Comput. Linguistics (ACL)</w:t>
+      </w:r>
+      <w:r>
+        <w:rPr>
+          <w:sz w:val="20"/>
+          <w:szCs w:val="20"/>
+          <w:color w:val="000000"/>
+        </w:rPr>
+        <w:t xml:space="preserve">, 2020, pp. 4443–4458, doi: 10.18653/v1/2020.acl-main.408.</w:t>
       </w:r>
     </w:p>
     <w:p>
@@ -12721,7 +13030,7 @@
           <w:szCs w:val="20"/>
           <w:color w:val="000000"/>
         </w:rPr>
-        <w:t xml:space="preserve">C. Wrzus and M. R. Mehl, “Lab and/or field? Measuring personality processes and their social consequences,” </w:t>
+        <w:t xml:space="preserve">T. L. Webb, E. Miles, and P. Sheeran, “Dealing with feeling: A meta-analysis of the effectiveness of strategies derived from the process model of emotion regulation,” </w:t>
       </w:r>
       <w:r>
         <w:rPr>
@@ -12731,15 +13040,15 @@
           <w:szCs w:val="20"/>
           <w:color w:val="000000"/>
         </w:rPr>
-        <w:t xml:space="preserve">Eur. J. Pers.</w:t>
-      </w:r>
-      <w:r>
-        <w:rPr>
-          <w:sz w:val="20"/>
-          <w:szCs w:val="20"/>
-          <w:color w:val="000000"/>
-        </w:rPr>
-        <w:t xml:space="preserve">, vol. 29, no. 2, pp. 250–271, Mar. 2015, doi: 10.1002/per.1986.</w:t>
+        <w:t xml:space="preserve">Psychol. Bull.</w:t>
+      </w:r>
+      <w:r>
+        <w:rPr>
+          <w:sz w:val="20"/>
+          <w:szCs w:val="20"/>
+          <w:color w:val="000000"/>
+        </w:rPr>
+        <w:t xml:space="preserve">, vol. 138, no. 4, pp. 775–808, Jul. 2012, doi: 10.1037/a0027600.</w:t>
       </w:r>
     </w:p>
     <w:p>
@@ -12758,7 +13067,7 @@
           <w:szCs w:val="20"/>
           <w:color w:val="000000"/>
         </w:rPr>
-        <w:t xml:space="preserve">P. Kuppens and P. Verduyn, “Emotion dynamics,” </w:t>
+        <w:t xml:space="preserve">A. Aldao, S. Nolen-Hoeksema, and S. Schweizer, “Emotion-regulation strategies across psychopathology: A meta-analytic review,” </w:t>
       </w:r>
       <w:r>
         <w:rPr>
@@ -12768,15 +13077,15 @@
           <w:szCs w:val="20"/>
           <w:color w:val="000000"/>
         </w:rPr>
-        <w:t xml:space="preserve">Curr. Opin. Psychol.</w:t>
-      </w:r>
-      <w:r>
-        <w:rPr>
-          <w:sz w:val="20"/>
-          <w:szCs w:val="20"/>
-          <w:color w:val="000000"/>
-        </w:rPr>
-        <w:t xml:space="preserve">, vol. 17, pp. 22–26, Oct. 2017, doi: 10.1016/j.copsyc.2017.06.004.</w:t>
+        <w:t xml:space="preserve">Clin. Psychol. Rev.</w:t>
+      </w:r>
+      <w:r>
+        <w:rPr>
+          <w:sz w:val="20"/>
+          <w:szCs w:val="20"/>
+          <w:color w:val="000000"/>
+        </w:rPr>
+        <w:t xml:space="preserve">, vol. 30, no. 2, pp. 217–237, Mar. 2010, doi: 10.1016/j.cpr.2009.11.004.</w:t>
       </w:r>
     </w:p>
     <w:p>
@@ -12795,7 +13104,7 @@
           <w:szCs w:val="20"/>
           <w:color w:val="000000"/>
         </w:rPr>
-        <w:t xml:space="preserve">E. L. Hamaker and M. Wichers, “No time like the present: Discovering the hidden dynamics in intensive longitudinal data,” </w:t>
+        <w:t xml:space="preserve">G. A. Bonanno and C. L. Burton, “Regulatory flexibility: An individual differences perspective on coping and emotion regulation,” </w:t>
       </w:r>
       <w:r>
         <w:rPr>
@@ -12805,15 +13114,15 @@
           <w:szCs w:val="20"/>
           <w:color w:val="000000"/>
         </w:rPr>
-        <w:t xml:space="preserve">Curr. Dir. Psychol. Sci.</w:t>
-      </w:r>
-      <w:r>
-        <w:rPr>
-          <w:sz w:val="20"/>
-          <w:szCs w:val="20"/>
-          <w:color w:val="000000"/>
-        </w:rPr>
-        <w:t xml:space="preserve">, vol. 26, no. 1, pp. 10–15, Feb. 2017, doi: 10.1177/0963721416666518.</w:t>
+        <w:t xml:space="preserve">Perspect. Psychol. Sci.</w:t>
+      </w:r>
+      <w:r>
+        <w:rPr>
+          <w:sz w:val="20"/>
+          <w:szCs w:val="20"/>
+          <w:color w:val="000000"/>
+        </w:rPr>
+        <w:t xml:space="preserve">, vol. 8, no. 6, pp. 591–612, Nov. 2013, doi: 10.1177/1745691613504116.</w:t>
       </w:r>
     </w:p>
     <w:p>
@@ -12832,7 +13141,7 @@
           <w:szCs w:val="20"/>
           <w:color w:val="000000"/>
         </w:rPr>
-        <w:t xml:space="preserve">L. F. Bringmann, E. Ferrer, E. L. Hamaker, D. Borsboom, and F. Tuerlinckx, “Modeling nonstationary emotion dynamics in dyads using a time-varying vector-autoregressive model,” </w:t>
+        <w:t xml:space="preserve">A. Aldao, “The future of emotion regulation research: Capturing context,” </w:t>
       </w:r>
       <w:r>
         <w:rPr>
@@ -12842,15 +13151,15 @@
           <w:szCs w:val="20"/>
           <w:color w:val="000000"/>
         </w:rPr>
-        <w:t xml:space="preserve">Multivariate Behav. Res.</w:t>
-      </w:r>
-      <w:r>
-        <w:rPr>
-          <w:sz w:val="20"/>
-          <w:szCs w:val="20"/>
-          <w:color w:val="000000"/>
-        </w:rPr>
-        <w:t xml:space="preserve">, vol. 53, no. 3, pp. 293–314, May 2018, doi: 10.1080/00273171.2018.1439722.</w:t>
+        <w:t xml:space="preserve">Perspect. Psychol. Sci.</w:t>
+      </w:r>
+      <w:r>
+        <w:rPr>
+          <w:sz w:val="20"/>
+          <w:szCs w:val="20"/>
+          <w:color w:val="000000"/>
+        </w:rPr>
+        <w:t xml:space="preserve">, vol. 8, no. 2, pp. 155–172, Mar. 2013, doi: 10.1177/1745691612459518.</w:t>
       </w:r>
     </w:p>
     <w:p>
@@ -12869,7 +13178,7 @@
           <w:szCs w:val="20"/>
           <w:color w:val="000000"/>
         </w:rPr>
-        <w:t xml:space="preserve">A. Brose, P. Voelkle, M. Lövdén, U. Lindenberger, and F. Schmiedek, “Differences in the between-person and within-person structures of affect are a matter of degree,” </w:t>
+        <w:t xml:space="preserve">E. Gullone and J. Taffe, “The Emotion Regulation Questionnaire for Children and Adolescents (ERQ-CA): A psychometric evaluation,” </w:t>
       </w:r>
       <w:r>
         <w:rPr>
@@ -12879,15 +13188,15 @@
           <w:szCs w:val="20"/>
           <w:color w:val="000000"/>
         </w:rPr>
-        <w:t xml:space="preserve">Eur. J. Pers.</w:t>
-      </w:r>
-      <w:r>
-        <w:rPr>
-          <w:sz w:val="20"/>
-          <w:szCs w:val="20"/>
-          <w:color w:val="000000"/>
-        </w:rPr>
-        <w:t xml:space="preserve">, vol. 29, no. 1, pp. 55–71, Jan. 2015, doi: 10.1002/per.1961.</w:t>
+        <w:t xml:space="preserve">Psychol. Assess.</w:t>
+      </w:r>
+      <w:r>
+        <w:rPr>
+          <w:sz w:val="20"/>
+          <w:szCs w:val="20"/>
+          <w:color w:val="000000"/>
+        </w:rPr>
+        <w:t xml:space="preserve">, vol. 24, no. 2, pp. 409–417, Jun. 2012, doi: 10.1037/a0025777.</w:t>
       </w:r>
     </w:p>
     <w:p>
@@ -12906,7 +13215,7 @@
           <w:szCs w:val="20"/>
           <w:color w:val="000000"/>
         </w:rPr>
-        <w:t xml:space="preserve">T. R. Insel, “Digital phenotyping: Technology for a new science of behavior,” </w:t>
+        <w:t xml:space="preserve">A. Shields and D. Cicchetti, “Emotion regulation among school-age children: The development and validation of a new criterion Q-sort scale,” </w:t>
       </w:r>
       <w:r>
         <w:rPr>
@@ -12916,15 +13225,15 @@
           <w:szCs w:val="20"/>
           <w:color w:val="000000"/>
         </w:rPr>
-        <w:t xml:space="preserve">JAMA</w:t>
-      </w:r>
-      <w:r>
-        <w:rPr>
-          <w:sz w:val="20"/>
-          <w:szCs w:val="20"/>
-          <w:color w:val="000000"/>
-        </w:rPr>
-        <w:t xml:space="preserve">, vol. 318, no. 13, pp. 1215–1216, Oct. 2017, doi: 10.1001/jama.2017.11295.</w:t>
+        <w:t xml:space="preserve">Dev. Psychol.</w:t>
+      </w:r>
+      <w:r>
+        <w:rPr>
+          <w:sz w:val="20"/>
+          <w:szCs w:val="20"/>
+          <w:color w:val="000000"/>
+        </w:rPr>
+        <w:t xml:space="preserve">, vol. 33, no. 6, pp. 906–916, Nov. 1997, doi: 10.1037/0012-1649.33.6.906.</w:t>
       </w:r>
     </w:p>
     <w:p>
@@ -12943,7 +13252,7 @@
           <w:szCs w:val="20"/>
           <w:color w:val="000000"/>
         </w:rPr>
-        <w:t xml:space="preserve">D. C. Mohr, M. Zhang, and S. M. Schueller, “Personal sensing: Understanding mental health using ubiquitous sensors and machine learning,” </w:t>
+        <w:t xml:space="preserve">C. Wrzus and M. R. Mehl, “Lab and/or field? Measuring personality processes and their social consequences,” </w:t>
       </w:r>
       <w:r>
         <w:rPr>
@@ -12953,15 +13262,15 @@
           <w:szCs w:val="20"/>
           <w:color w:val="000000"/>
         </w:rPr>
-        <w:t xml:space="preserve">Annu. Rev. Clin. Psychol.</w:t>
-      </w:r>
-      <w:r>
-        <w:rPr>
-          <w:sz w:val="20"/>
-          <w:szCs w:val="20"/>
-          <w:color w:val="000000"/>
-        </w:rPr>
-        <w:t xml:space="preserve">, vol. 13, pp. 23–47, May 2017, doi: 10.1146/annurev-clinpsy-032816-044949.</w:t>
+        <w:t xml:space="preserve">Eur. J. Pers.</w:t>
+      </w:r>
+      <w:r>
+        <w:rPr>
+          <w:sz w:val="20"/>
+          <w:szCs w:val="20"/>
+          <w:color w:val="000000"/>
+        </w:rPr>
+        <w:t xml:space="preserve">, vol. 29, no. 2, pp. 250–271, Mar. 2015, doi: 10.1002/per.1986.</w:t>
       </w:r>
     </w:p>
     <w:p>
@@ -12980,7 +13289,7 @@
           <w:szCs w:val="20"/>
           <w:color w:val="000000"/>
         </w:rPr>
-        <w:t xml:space="preserve">D. B. Dwyer, P. Falkai, and N. Koutsouleris, “Machine learning approaches for clinical psychology and psychiatry,” </w:t>
+        <w:t xml:space="preserve">P. Kuppens and P. Verduyn, “Emotion dynamics,” </w:t>
       </w:r>
       <w:r>
         <w:rPr>
@@ -12990,15 +13299,15 @@
           <w:szCs w:val="20"/>
           <w:color w:val="000000"/>
         </w:rPr>
-        <w:t xml:space="preserve">Annu. Rev. Clin. Psychol.</w:t>
-      </w:r>
-      <w:r>
-        <w:rPr>
-          <w:sz w:val="20"/>
-          <w:szCs w:val="20"/>
-          <w:color w:val="000000"/>
-        </w:rPr>
-        <w:t xml:space="preserve">, vol. 14, pp. 91–118, May 2018, doi: 10.1146/annurev-clinpsy-032816-045037.</w:t>
+        <w:t xml:space="preserve">Curr. Opin. Psychol.</w:t>
+      </w:r>
+      <w:r>
+        <w:rPr>
+          <w:sz w:val="20"/>
+          <w:szCs w:val="20"/>
+          <w:color w:val="000000"/>
+        </w:rPr>
+        <w:t xml:space="preserve">, vol. 17, pp. 22–26, Oct. 2017, doi: 10.1016/j.copsyc.2017.06.004.</w:t>
       </w:r>
     </w:p>
     <w:p>
@@ -13017,7 +13326,7 @@
           <w:szCs w:val="20"/>
           <w:color w:val="000000"/>
         </w:rPr>
-        <w:t xml:space="preserve">J. Torous, S. Bucci, I. H. Bell, L. V. Kessing, M. Faurholt-Jepsen, P. Whelan, A. F. Carvalho, M. Keshavan, J. Linardon, and J. Firth, “The growing field of digital psychiatry: Current evidence and the future of apps, social media, chatbots, and virtual reality,” </w:t>
+        <w:t xml:space="preserve">E. L. Hamaker and M. Wichers, “No time like the present: Discovering the hidden dynamics in intensive longitudinal data,” </w:t>
       </w:r>
       <w:r>
         <w:rPr>
@@ -13027,15 +13336,15 @@
           <w:szCs w:val="20"/>
           <w:color w:val="000000"/>
         </w:rPr>
-        <w:t xml:space="preserve">World Psychiatry</w:t>
-      </w:r>
-      <w:r>
-        <w:rPr>
-          <w:sz w:val="20"/>
-          <w:szCs w:val="20"/>
-          <w:color w:val="000000"/>
-        </w:rPr>
-        <w:t xml:space="preserve">, vol. 20, no. 3, pp. 318–335, Oct. 2021, doi: 10.1002/wps.20883.</w:t>
+        <w:t xml:space="preserve">Curr. Dir. Psychol. Sci.</w:t>
+      </w:r>
+      <w:r>
+        <w:rPr>
+          <w:sz w:val="20"/>
+          <w:szCs w:val="20"/>
+          <w:color w:val="000000"/>
+        </w:rPr>
+        <w:t xml:space="preserve">, vol. 26, no. 1, pp. 10–15, Feb. 2017, doi: 10.1177/0963721416666518.</w:t>
       </w:r>
     </w:p>
     <w:p>
@@ -13054,7 +13363,7 @@
           <w:szCs w:val="20"/>
           <w:color w:val="000000"/>
         </w:rPr>
-        <w:t xml:space="preserve">T. Yarkoni and J. Westfall, “Choosing prediction over explanation in psychology: Lessons from machine learning,” </w:t>
+        <w:t xml:space="preserve">L. F. Bringmann, E. Ferrer, E. L. Hamaker, D. Borsboom, and F. Tuerlinckx, “Modeling nonstationary emotion dynamics in dyads using a time-varying vector-autoregressive model,” </w:t>
       </w:r>
       <w:r>
         <w:rPr>
@@ -13064,15 +13373,15 @@
           <w:szCs w:val="20"/>
           <w:color w:val="000000"/>
         </w:rPr>
-        <w:t xml:space="preserve">Perspect. Psychol. Sci.</w:t>
-      </w:r>
-      <w:r>
-        <w:rPr>
-          <w:sz w:val="20"/>
-          <w:szCs w:val="20"/>
-          <w:color w:val="000000"/>
-        </w:rPr>
-        <w:t xml:space="preserve">, vol. 12, no. 6, pp. 1100–1122, Nov. 2017, doi: 10.1177/1745691617693393.</w:t>
+        <w:t xml:space="preserve">Multivariate Behav. Res.</w:t>
+      </w:r>
+      <w:r>
+        <w:rPr>
+          <w:sz w:val="20"/>
+          <w:szCs w:val="20"/>
+          <w:color w:val="000000"/>
+        </w:rPr>
+        <w:t xml:space="preserve">, vol. 53, no. 3, pp. 293–314, May 2018, doi: 10.1080/00273171.2018.1439722.</w:t>
       </w:r>
     </w:p>
     <w:p>
@@ -13091,7 +13400,7 @@
           <w:szCs w:val="20"/>
           <w:color w:val="000000"/>
         </w:rPr>
-        <w:t xml:space="preserve">P. F. Hitchcock, E. Fried, and M. J. Frank, “Computational psychiatry needs time and context,” </w:t>
+        <w:t xml:space="preserve">A. Brose, P. Voelkle, M. Lövdén, U. Lindenberger, and F. Schmiedek, “Differences in the between-person and within-person structures of affect are a matter of degree,” </w:t>
       </w:r>
       <w:r>
         <w:rPr>
@@ -13101,15 +13410,15 @@
           <w:szCs w:val="20"/>
           <w:color w:val="000000"/>
         </w:rPr>
-        <w:t xml:space="preserve">Annu. Rev. Psychol.</w:t>
-      </w:r>
-      <w:r>
-        <w:rPr>
-          <w:sz w:val="20"/>
-          <w:szCs w:val="20"/>
-          <w:color w:val="000000"/>
-        </w:rPr>
-        <w:t xml:space="preserve">, vol. 73, pp. 243–270, Jan. 2022, doi: 10.1146/annurev-psych-021621-124910.</w:t>
+        <w:t xml:space="preserve">Eur. J. Pers.</w:t>
+      </w:r>
+      <w:r>
+        <w:rPr>
+          <w:sz w:val="20"/>
+          <w:szCs w:val="20"/>
+          <w:color w:val="000000"/>
+        </w:rPr>
+        <w:t xml:space="preserve">, vol. 29, no. 1, pp. 55–71, Jan. 2015, doi: 10.1002/per.1961.</w:t>
       </w:r>
     </w:p>
     <w:p>
@@ -13128,7 +13437,7 @@
           <w:szCs w:val="20"/>
           <w:color w:val="000000"/>
         </w:rPr>
-        <w:t xml:space="preserve">E. I. Fried and A. O. J. Cramer, “Moving forward: Challenges and directions for psychopathological network theory and methodology,” </w:t>
+        <w:t xml:space="preserve">T. R. Insel, “Digital phenotyping: Technology for a new science of behavior,” </w:t>
       </w:r>
       <w:r>
         <w:rPr>
@@ -13138,15 +13447,15 @@
           <w:szCs w:val="20"/>
           <w:color w:val="000000"/>
         </w:rPr>
-        <w:t xml:space="preserve">Perspect. Psychol. Sci.</w:t>
-      </w:r>
-      <w:r>
-        <w:rPr>
-          <w:sz w:val="20"/>
-          <w:szCs w:val="20"/>
-          <w:color w:val="000000"/>
-        </w:rPr>
-        <w:t xml:space="preserve">, vol. 12, no. 6, pp. 999–1020, Nov. 2017, doi: 10.1177/1745691617705892.</w:t>
+        <w:t xml:space="preserve">JAMA</w:t>
+      </w:r>
+      <w:r>
+        <w:rPr>
+          <w:sz w:val="20"/>
+          <w:szCs w:val="20"/>
+          <w:color w:val="000000"/>
+        </w:rPr>
+        <w:t xml:space="preserve">, vol. 318, no. 13, pp. 1215–1216, Oct. 2017, doi: 10.1001/jama.2017.11295.</w:t>
       </w:r>
     </w:p>
     <w:p>
@@ -13165,7 +13474,7 @@
           <w:szCs w:val="20"/>
           <w:color w:val="000000"/>
         </w:rPr>
-        <w:t xml:space="preserve">M. Sundararajan, A. Taly, and Q. Yan, “Axiomatic attribution for deep networks,” in </w:t>
+        <w:t xml:space="preserve">D. C. Mohr, M. Zhang, and S. M. Schueller, “Personal sensing: Understanding mental health using ubiquitous sensors and machine learning,” </w:t>
       </w:r>
       <w:r>
         <w:rPr>
@@ -13175,15 +13484,15 @@
           <w:szCs w:val="20"/>
           <w:color w:val="000000"/>
         </w:rPr>
-        <w:t xml:space="preserve">Proc. 34th Int. Conf. Mach. Learn. (ICML)</w:t>
-      </w:r>
-      <w:r>
-        <w:rPr>
-          <w:sz w:val="20"/>
-          <w:szCs w:val="20"/>
-          <w:color w:val="000000"/>
-        </w:rPr>
-        <w:t xml:space="preserve">, Sydney, NSW, Australia, 2017, pp. 3319–3328.</w:t>
+        <w:t xml:space="preserve">Annu. Rev. Clin. Psychol.</w:t>
+      </w:r>
+      <w:r>
+        <w:rPr>
+          <w:sz w:val="20"/>
+          <w:szCs w:val="20"/>
+          <w:color w:val="000000"/>
+        </w:rPr>
+        <w:t xml:space="preserve">, vol. 13, pp. 23–47, May 2017, doi: 10.1146/annurev-clinpsy-032816-044949.</w:t>
       </w:r>
     </w:p>
     <w:p>
@@ -13202,7 +13511,7 @@
           <w:szCs w:val="20"/>
           <w:color w:val="000000"/>
         </w:rPr>
-        <w:t xml:space="preserve">F. Doshi-Velez and B. Kim, “Towards a rigorous science of interpretable machine learning,” 2017, </w:t>
+        <w:t xml:space="preserve">D. B. Dwyer, P. Falkai, and N. Koutsouleris, “Machine learning approaches for clinical psychology and psychiatry,” </w:t>
       </w:r>
       <w:r>
         <w:rPr>
@@ -13212,15 +13521,15 @@
           <w:szCs w:val="20"/>
           <w:color w:val="000000"/>
         </w:rPr>
-        <w:t xml:space="preserve">arXiv:1702.08608</w:t>
-      </w:r>
-      <w:r>
-        <w:rPr>
-          <w:sz w:val="20"/>
-          <w:szCs w:val="20"/>
-          <w:color w:val="000000"/>
-        </w:rPr>
-        <w:t xml:space="preserve">, doi: 10.48550/arXiv.1702.08608.</w:t>
+        <w:t xml:space="preserve">Annu. Rev. Clin. Psychol.</w:t>
+      </w:r>
+      <w:r>
+        <w:rPr>
+          <w:sz w:val="20"/>
+          <w:szCs w:val="20"/>
+          <w:color w:val="000000"/>
+        </w:rPr>
+        <w:t xml:space="preserve">, vol. 14, pp. 91–118, May 2018, doi: 10.1146/annurev-clinpsy-032816-045037.</w:t>
       </w:r>
     </w:p>
     <w:p>
@@ -13239,7 +13548,7 @@
           <w:szCs w:val="20"/>
           <w:color w:val="000000"/>
         </w:rPr>
-        <w:t xml:space="preserve">P. W. Koh, T. Nguyen, Y. S. Tang, S. Mussmann, E. Pierson, B. Kim, and P. Liang, “Concept bottleneck models,” in </w:t>
+        <w:t xml:space="preserve">J. Torous, S. Bucci, I. H. Bell, L. V. Kessing, M. Faurholt-Jepsen, P. Whelan, A. F. Carvalho, M. Keshavan, J. Linardon, and J. Firth, “The growing field of digital psychiatry: Current evidence and the future of apps, social media, chatbots, and virtual reality,” </w:t>
       </w:r>
       <w:r>
         <w:rPr>
@@ -13249,15 +13558,15 @@
           <w:szCs w:val="20"/>
           <w:color w:val="000000"/>
         </w:rPr>
-        <w:t xml:space="preserve">Proc. 37th Int. Conf. Mach. Learn. (ICML)</w:t>
-      </w:r>
-      <w:r>
-        <w:rPr>
-          <w:sz w:val="20"/>
-          <w:szCs w:val="20"/>
-          <w:color w:val="000000"/>
-        </w:rPr>
-        <w:t xml:space="preserve">, 2020, pp. 5338–5348.</w:t>
+        <w:t xml:space="preserve">World Psychiatry</w:t>
+      </w:r>
+      <w:r>
+        <w:rPr>
+          <w:sz w:val="20"/>
+          <w:szCs w:val="20"/>
+          <w:color w:val="000000"/>
+        </w:rPr>
+        <w:t xml:space="preserve">, vol. 20, no. 3, pp. 318–335, Oct. 2021, doi: 10.1002/wps.20883.</w:t>
       </w:r>
     </w:p>
     <w:p>
@@ -13276,7 +13585,7 @@
           <w:szCs w:val="20"/>
           <w:color w:val="000000"/>
         </w:rPr>
-        <w:t xml:space="preserve">C. Chen, O. Li, D. Tao, A. Barnett, C. Rudin, and J. Su, “This looks like that: Deep learning for interpretable image recognition,” in </w:t>
+        <w:t xml:space="preserve">T. Yarkoni and J. Westfall, “Choosing prediction over explanation in psychology: Lessons from machine learning,” </w:t>
       </w:r>
       <w:r>
         <w:rPr>
@@ -13286,15 +13595,15 @@
           <w:szCs w:val="20"/>
           <w:color w:val="000000"/>
         </w:rPr>
-        <w:t xml:space="preserve">Proc. Adv. Neural Inf. Process. Syst. (NeurIPS)</w:t>
-      </w:r>
-      <w:r>
-        <w:rPr>
-          <w:sz w:val="20"/>
-          <w:szCs w:val="20"/>
-          <w:color w:val="000000"/>
-        </w:rPr>
-        <w:t xml:space="preserve">, Vancouver, BC, Canada, 2019, pp. 8930–8941.</w:t>
+        <w:t xml:space="preserve">Perspect. Psychol. Sci.</w:t>
+      </w:r>
+      <w:r>
+        <w:rPr>
+          <w:sz w:val="20"/>
+          <w:szCs w:val="20"/>
+          <w:color w:val="000000"/>
+        </w:rPr>
+        <w:t xml:space="preserve">, vol. 12, no. 6, pp. 1100–1122, Nov. 2017, doi: 10.1177/1745691617693393.</w:t>
       </w:r>
     </w:p>
     <w:p>
@@ -13313,7 +13622,7 @@
           <w:szCs w:val="20"/>
           <w:color w:val="000000"/>
         </w:rPr>
-        <w:t xml:space="preserve">M. K. Sarker, L. Zhou, A. Eberhart, and P. Hitzler, “Neuro-symbolic artificial intelligence: Current trends,” </w:t>
+        <w:t xml:space="preserve">P. F. Hitchcock, E. Fried, and M. J. Frank, “Computational psychiatry needs time and context,” </w:t>
       </w:r>
       <w:r>
         <w:rPr>
@@ -13323,15 +13632,15 @@
           <w:szCs w:val="20"/>
           <w:color w:val="000000"/>
         </w:rPr>
-        <w:t xml:space="preserve">AI Commun.</w:t>
-      </w:r>
-      <w:r>
-        <w:rPr>
-          <w:sz w:val="20"/>
-          <w:szCs w:val="20"/>
-          <w:color w:val="000000"/>
-        </w:rPr>
-        <w:t xml:space="preserve">, vol. 34, no. 3, pp. 197–209, 2021, doi: 10.3233/AIC-210084.</w:t>
+        <w:t xml:space="preserve">Annu. Rev. Psychol.</w:t>
+      </w:r>
+      <w:r>
+        <w:rPr>
+          <w:sz w:val="20"/>
+          <w:szCs w:val="20"/>
+          <w:color w:val="000000"/>
+        </w:rPr>
+        <w:t xml:space="preserve">, vol. 73, pp. 243–270, Jan. 2022, doi: 10.1146/annurev-psych-021621-124910.</w:t>
       </w:r>
     </w:p>
     <w:p>
@@ -13350,7 +13659,7 @@
           <w:szCs w:val="20"/>
           <w:color w:val="000000"/>
         </w:rPr>
-        <w:t xml:space="preserve">A. d’Avila Garcez and L. C. Lamb, “Neurosymbolic AI: The 3rd wave,” </w:t>
+        <w:t xml:space="preserve">E. I. Fried and A. O. J. Cramer, “Moving forward: Challenges and directions for psychopathological network theory and methodology,” </w:t>
       </w:r>
       <w:r>
         <w:rPr>
@@ -13360,15 +13669,15 @@
           <w:szCs w:val="20"/>
           <w:color w:val="000000"/>
         </w:rPr>
-        <w:t xml:space="preserve">Artif. Intell. Rev.</w:t>
-      </w:r>
-      <w:r>
-        <w:rPr>
-          <w:sz w:val="20"/>
-          <w:szCs w:val="20"/>
-          <w:color w:val="000000"/>
-        </w:rPr>
-        <w:t xml:space="preserve">, vol. 56, no. 11, pp. 12387–12406, Nov. 2023, doi: 10.1007/s10462-023-10448-w.</w:t>
+        <w:t xml:space="preserve">Perspect. Psychol. Sci.</w:t>
+      </w:r>
+      <w:r>
+        <w:rPr>
+          <w:sz w:val="20"/>
+          <w:szCs w:val="20"/>
+          <w:color w:val="000000"/>
+        </w:rPr>
+        <w:t xml:space="preserve">, vol. 12, no. 6, pp. 999–1020, Nov. 2017, doi: 10.1177/1745691617705892.</w:t>
       </w:r>
     </w:p>
     <w:p>
@@ -13387,7 +13696,7 @@
           <w:szCs w:val="20"/>
           <w:color w:val="000000"/>
         </w:rPr>
-        <w:t xml:space="preserve">J. Hastings, W. Ceusters, B. Smith, and K. Mulligan, “The emotion ontology: Enabling interdisciplinary research in the affective sciences,” in </w:t>
+        <w:t xml:space="preserve">M. Sundararajan, A. Taly, and Q. Yan, “Axiomatic attribution for deep networks,” in </w:t>
       </w:r>
       <w:r>
         <w:rPr>
@@ -13397,15 +13706,15 @@
           <w:szCs w:val="20"/>
           <w:color w:val="000000"/>
         </w:rPr>
-        <w:t xml:space="preserve">Modeling and Using Context (Lecture Notes in Computer Science)</w:t>
-      </w:r>
-      <w:r>
-        <w:rPr>
-          <w:sz w:val="20"/>
-          <w:szCs w:val="20"/>
-          <w:color w:val="000000"/>
-        </w:rPr>
-        <w:t xml:space="preserve">, vol. 6967, Berlin, Germany: Springer, 2011, pp. 119–123, doi: 10.1007/978-3-642-24279-3_14.</w:t>
+        <w:t xml:space="preserve">Proc. 34th Int. Conf. Mach. Learn. (ICML)</w:t>
+      </w:r>
+      <w:r>
+        <w:rPr>
+          <w:sz w:val="20"/>
+          <w:szCs w:val="20"/>
+          <w:color w:val="000000"/>
+        </w:rPr>
+        <w:t xml:space="preserve">, Sydney, NSW, Australia, 2017, pp. 3319–3328.</w:t>
       </w:r>
     </w:p>
     <w:p>
@@ -13424,7 +13733,7 @@
           <w:szCs w:val="20"/>
           <w:color w:val="000000"/>
         </w:rPr>
-        <w:t xml:space="preserve">B. C. Grau, I. Horrocks, B. Motik, B. Parsia, P. Patel-Schneider, and U. Sattler, “OWL 2: The next step for OWL,” </w:t>
+        <w:t xml:space="preserve">F. Doshi-Velez and B. Kim, “Towards a rigorous science of interpretable machine learning,” 2017, </w:t>
       </w:r>
       <w:r>
         <w:rPr>
@@ -13434,15 +13743,15 @@
           <w:szCs w:val="20"/>
           <w:color w:val="000000"/>
         </w:rPr>
-        <w:t xml:space="preserve">J. Web Semant.</w:t>
-      </w:r>
-      <w:r>
-        <w:rPr>
-          <w:sz w:val="20"/>
-          <w:szCs w:val="20"/>
-          <w:color w:val="000000"/>
-        </w:rPr>
-        <w:t xml:space="preserve">, vol. 6, no. 4, pp. 309–322, Nov. 2008, doi: 10.1016/j.websem.2008.05.001.</w:t>
+        <w:t xml:space="preserve">arXiv:1702.08608</w:t>
+      </w:r>
+      <w:r>
+        <w:rPr>
+          <w:sz w:val="20"/>
+          <w:szCs w:val="20"/>
+          <w:color w:val="000000"/>
+        </w:rPr>
+        <w:t xml:space="preserve">, doi: 10.48550/arXiv.1702.08608.</w:t>
       </w:r>
     </w:p>
     <w:p>
@@ -13461,7 +13770,7 @@
           <w:szCs w:val="20"/>
           <w:color w:val="000000"/>
         </w:rPr>
-        <w:t xml:space="preserve">T. N. Kipf and M. Welling, “Semi-supervised classification with graph convolutional networks,” in </w:t>
+        <w:t xml:space="preserve">P. W. Koh, T. Nguyen, Y. S. Tang, S. Mussmann, E. Pierson, B. Kim, and P. Liang, “Concept bottleneck models,” in </w:t>
       </w:r>
       <w:r>
         <w:rPr>
@@ -13471,15 +13780,15 @@
           <w:szCs w:val="20"/>
           <w:color w:val="000000"/>
         </w:rPr>
-        <w:t xml:space="preserve">Proc. Int. Conf. Learn. Representations (ICLR)</w:t>
-      </w:r>
-      <w:r>
-        <w:rPr>
-          <w:sz w:val="20"/>
-          <w:szCs w:val="20"/>
-          <w:color w:val="000000"/>
-        </w:rPr>
-        <w:t xml:space="preserve">, Toulon, France, 2017.</w:t>
+        <w:t xml:space="preserve">Proc. 37th Int. Conf. Mach. Learn. (ICML)</w:t>
+      </w:r>
+      <w:r>
+        <w:rPr>
+          <w:sz w:val="20"/>
+          <w:szCs w:val="20"/>
+          <w:color w:val="000000"/>
+        </w:rPr>
+        <w:t xml:space="preserve">, 2020, pp. 5338–5348.</w:t>
       </w:r>
     </w:p>
     <w:p>
@@ -13498,7 +13807,7 @@
           <w:szCs w:val="20"/>
           <w:color w:val="000000"/>
         </w:rPr>
-        <w:t xml:space="preserve">D. P. Kingma and J. Ba, “Adam: A method for stochastic optimization,” in </w:t>
+        <w:t xml:space="preserve">C. Chen, O. Li, D. Tao, A. Barnett, C. Rudin, and J. Su, “This looks like that: Deep learning for interpretable image recognition,” in </w:t>
       </w:r>
       <w:r>
         <w:rPr>
@@ -13508,15 +13817,15 @@
           <w:szCs w:val="20"/>
           <w:color w:val="000000"/>
         </w:rPr>
-        <w:t xml:space="preserve">Proc. Int. Conf. Learn. Representations (ICLR)</w:t>
-      </w:r>
-      <w:r>
-        <w:rPr>
-          <w:sz w:val="20"/>
-          <w:szCs w:val="20"/>
-          <w:color w:val="000000"/>
-        </w:rPr>
-        <w:t xml:space="preserve">, San Diego, CA, USA, 2015.</w:t>
+        <w:t xml:space="preserve">Proc. Adv. Neural Inf. Process. Syst. (NeurIPS)</w:t>
+      </w:r>
+      <w:r>
+        <w:rPr>
+          <w:sz w:val="20"/>
+          <w:szCs w:val="20"/>
+          <w:color w:val="000000"/>
+        </w:rPr>
+        <w:t xml:space="preserve">, Vancouver, BC, Canada, 2019, pp. 8930–8941.</w:t>
       </w:r>
     </w:p>
     <w:p>
@@ -13535,7 +13844,7 @@
           <w:szCs w:val="20"/>
           <w:color w:val="000000"/>
         </w:rPr>
-        <w:t xml:space="preserve">H. Moshontz et al., “The Psychological Science Accelerator: Advancing psychology through a distributed collaborative network,” </w:t>
+        <w:t xml:space="preserve">M. K. Sarker, L. Zhou, A. Eberhart, and P. Hitzler, “Neuro-symbolic artificial intelligence: Current trends,” </w:t>
       </w:r>
       <w:r>
         <w:rPr>
@@ -13545,15 +13854,15 @@
           <w:szCs w:val="20"/>
           <w:color w:val="000000"/>
         </w:rPr>
-        <w:t xml:space="preserve">Adv. Methods Pract. Psychol. Sci.</w:t>
-      </w:r>
-      <w:r>
-        <w:rPr>
-          <w:sz w:val="20"/>
-          <w:szCs w:val="20"/>
-          <w:color w:val="000000"/>
-        </w:rPr>
-        <w:t xml:space="preserve">, vol. 1, no. 4, pp. 501–515, Dec. 2018, doi: 10.1177/2515245918797607.</w:t>
+        <w:t xml:space="preserve">AI Commun.</w:t>
+      </w:r>
+      <w:r>
+        <w:rPr>
+          <w:sz w:val="20"/>
+          <w:szCs w:val="20"/>
+          <w:color w:val="000000"/>
+        </w:rPr>
+        <w:t xml:space="preserve">, vol. 34, no. 3, pp. 197–209, 2021, doi: 10.3233/AIC-210084.</w:t>
       </w:r>
     </w:p>
     <w:p>
@@ -13572,7 +13881,7 @@
           <w:szCs w:val="20"/>
           <w:color w:val="000000"/>
         </w:rPr>
-        <w:t xml:space="preserve">A. Fiske, P. Henningsen, and A. Buyx, “Your robot therapist will see you now: Ethical implications of embodied artificial intelligence in psychiatry, psychology, and psychotherapy,” </w:t>
+        <w:t xml:space="preserve">A. d’Avila Garcez and L. C. Lamb, “Neurosymbolic AI: The 3rd wave,” </w:t>
       </w:r>
       <w:r>
         <w:rPr>
@@ -13582,6 +13891,191 @@
           <w:szCs w:val="20"/>
           <w:color w:val="000000"/>
         </w:rPr>
+        <w:t xml:space="preserve">Artif. Intell. Rev.</w:t>
+      </w:r>
+      <w:r>
+        <w:rPr>
+          <w:sz w:val="20"/>
+          <w:szCs w:val="20"/>
+          <w:color w:val="000000"/>
+        </w:rPr>
+        <w:t xml:space="preserve">, vol. 56, no. 11, pp. 12387–12406, Nov. 2023, doi: 10.1007/s10462-023-10448-w.</w:t>
+      </w:r>
+    </w:p>
+    <w:p>
+      <w:pPr>
+        <w:pStyle w:val="24"/>
+        <w:numPr>
+          <w:ilvl w:val="0"/>
+          <w:numId w:val="4"/>
+        </w:numPr>
+        <w:spacing w:before="0" w:after="0"/>
+        <w:jc w:val="both"/>
+      </w:pPr>
+      <w:r>
+        <w:rPr>
+          <w:sz w:val="20"/>
+          <w:szCs w:val="20"/>
+          <w:color w:val="000000"/>
+        </w:rPr>
+        <w:t xml:space="preserve">J. Hastings, W. Ceusters, B. Smith, and K. Mulligan, “The emotion ontology: Enabling interdisciplinary research in the affective sciences,” in </w:t>
+      </w:r>
+      <w:r>
+        <w:rPr>
+          <w:i/>
+          <w:iCs/>
+          <w:sz w:val="20"/>
+          <w:szCs w:val="20"/>
+          <w:color w:val="000000"/>
+        </w:rPr>
+        <w:t xml:space="preserve">Modeling and Using Context (Lecture Notes in Computer Science)</w:t>
+      </w:r>
+      <w:r>
+        <w:rPr>
+          <w:sz w:val="20"/>
+          <w:szCs w:val="20"/>
+          <w:color w:val="000000"/>
+        </w:rPr>
+        <w:t xml:space="preserve">, vol. 6967, Berlin, Germany: Springer, 2011, pp. 119–123, doi: 10.1007/978-3-642-24279-3_14.</w:t>
+      </w:r>
+    </w:p>
+    <w:p>
+      <w:pPr>
+        <w:pStyle w:val="24"/>
+        <w:numPr>
+          <w:ilvl w:val="0"/>
+          <w:numId w:val="4"/>
+        </w:numPr>
+        <w:spacing w:before="0" w:after="0"/>
+        <w:jc w:val="both"/>
+      </w:pPr>
+      <w:r>
+        <w:rPr>
+          <w:sz w:val="20"/>
+          <w:szCs w:val="20"/>
+          <w:color w:val="000000"/>
+        </w:rPr>
+        <w:t xml:space="preserve">B. C. Grau, I. Horrocks, B. Motik, B. Parsia, P. Patel-Schneider, and U. Sattler, “OWL 2: The next step for OWL,” </w:t>
+      </w:r>
+      <w:r>
+        <w:rPr>
+          <w:i/>
+          <w:iCs/>
+          <w:sz w:val="20"/>
+          <w:szCs w:val="20"/>
+          <w:color w:val="000000"/>
+        </w:rPr>
+        <w:t xml:space="preserve">J. Web Semant.</w:t>
+      </w:r>
+      <w:r>
+        <w:rPr>
+          <w:sz w:val="20"/>
+          <w:szCs w:val="20"/>
+          <w:color w:val="000000"/>
+        </w:rPr>
+        <w:t xml:space="preserve">, vol. 6, no. 4, pp. 309–322, Nov. 2008, doi: 10.1016/j.websem.2008.05.001.</w:t>
+      </w:r>
+    </w:p>
+    <w:p>
+      <w:pPr>
+        <w:pStyle w:val="24"/>
+        <w:numPr>
+          <w:ilvl w:val="0"/>
+          <w:numId w:val="4"/>
+        </w:numPr>
+        <w:spacing w:before="0" w:after="0"/>
+        <w:jc w:val="both"/>
+      </w:pPr>
+      <w:r>
+        <w:rPr>
+          <w:sz w:val="20"/>
+          <w:szCs w:val="20"/>
+          <w:color w:val="000000"/>
+        </w:rPr>
+        <w:t xml:space="preserve">T. N. Kipf and M. Welling, “Semi-supervised classification with graph convolutional networks,” in </w:t>
+      </w:r>
+      <w:r>
+        <w:rPr>
+          <w:i/>
+          <w:iCs/>
+          <w:sz w:val="20"/>
+          <w:szCs w:val="20"/>
+          <w:color w:val="000000"/>
+        </w:rPr>
+        <w:t xml:space="preserve">Proc. Int. Conf. Learn. Representations (ICLR)</w:t>
+      </w:r>
+      <w:r>
+        <w:rPr>
+          <w:sz w:val="20"/>
+          <w:szCs w:val="20"/>
+          <w:color w:val="000000"/>
+        </w:rPr>
+        <w:t xml:space="preserve">, Toulon, France, 2017.</w:t>
+      </w:r>
+    </w:p>
+    <w:p>
+      <w:pPr>
+        <w:pStyle w:val="24"/>
+        <w:numPr>
+          <w:ilvl w:val="0"/>
+          <w:numId w:val="4"/>
+        </w:numPr>
+        <w:spacing w:before="0" w:after="0"/>
+        <w:jc w:val="both"/>
+      </w:pPr>
+      <w:r>
+        <w:rPr>
+          <w:sz w:val="20"/>
+          <w:szCs w:val="20"/>
+          <w:color w:val="000000"/>
+        </w:rPr>
+        <w:t xml:space="preserve">D. P. Kingma and J. Ba, “Adam: A method for stochastic optimization,” in </w:t>
+      </w:r>
+      <w:r>
+        <w:rPr>
+          <w:i/>
+          <w:iCs/>
+          <w:sz w:val="20"/>
+          <w:szCs w:val="20"/>
+          <w:color w:val="000000"/>
+        </w:rPr>
+        <w:t xml:space="preserve">Proc. Int. Conf. Learn. Representations (ICLR)</w:t>
+      </w:r>
+      <w:r>
+        <w:rPr>
+          <w:sz w:val="20"/>
+          <w:szCs w:val="20"/>
+          <w:color w:val="000000"/>
+        </w:rPr>
+        <w:t xml:space="preserve">, San Diego, CA, USA, 2015.</w:t>
+      </w:r>
+    </w:p>
+    <w:p>
+      <w:pPr>
+        <w:pStyle w:val="24"/>
+        <w:numPr>
+          <w:ilvl w:val="0"/>
+          <w:numId w:val="4"/>
+        </w:numPr>
+        <w:spacing w:before="0" w:after="0"/>
+        <w:jc w:val="both"/>
+      </w:pPr>
+      <w:r>
+        <w:rPr>
+          <w:sz w:val="20"/>
+          <w:szCs w:val="20"/>
+          <w:color w:val="000000"/>
+        </w:rPr>
+        <w:t xml:space="preserve">A. Fiske, P. Henningsen, and A. Buyx, “Your robot therapist will see you now: Ethical implications of embodied artificial intelligence in psychiatry, psychology, and psychotherapy,” </w:t>
+      </w:r>
+      <w:r>
+        <w:rPr>
+          <w:i/>
+          <w:iCs/>
+          <w:sz w:val="20"/>
+          <w:szCs w:val="20"/>
+          <w:color w:val="000000"/>
+        </w:rPr>
         <w:t xml:space="preserve">J. Med. Internet Res.</w:t>
       </w:r>
       <w:r>
@@ -13591,6 +14085,43 @@
           <w:color w:val="000000"/>
         </w:rPr>
         <w:t xml:space="preserve">, vol. 21, no. 5, Art. no. e13216, May 2019, doi: 10.2196/13216.</w:t>
+      </w:r>
+    </w:p>
+    <w:p>
+      <w:pPr>
+        <w:pStyle w:val="24"/>
+        <w:numPr>
+          <w:ilvl w:val="0"/>
+          <w:numId w:val="4"/>
+        </w:numPr>
+        <w:spacing w:before="0" w:after="0"/>
+        <w:jc w:val="both"/>
+      </w:pPr>
+      <w:r>
+        <w:rPr>
+          <w:sz w:val="20"/>
+          <w:szCs w:val="20"/>
+          <w:color w:val="000000"/>
+        </w:rPr>
+        <w:t xml:space="preserve">H. Moshontz et al., “The Psychological Science Accelerator: Advancing psychology through a distributed collaborative network,” </w:t>
+      </w:r>
+      <w:r>
+        <w:rPr>
+          <w:i/>
+          <w:iCs/>
+          <w:sz w:val="20"/>
+          <w:szCs w:val="20"/>
+          <w:color w:val="000000"/>
+        </w:rPr>
+        <w:t xml:space="preserve">Adv. Methods Pract. Psychol. Sci.</w:t>
+      </w:r>
+      <w:r>
+        <w:rPr>
+          <w:sz w:val="20"/>
+          <w:szCs w:val="20"/>
+          <w:color w:val="000000"/>
+        </w:rPr>
+        <w:t xml:space="preserve">, vol. 1, no. 4, pp. 501–515, Dec. 2018, doi: 10.1177/2515245918797607.</w:t>
       </w:r>
     </w:p>
     <w:sectPr>
